--- a/REPORT.docx
+++ b/REPORT.docx
@@ -268,7 +268,7 @@
           <w:bCs/>
           <w:b/>
         </w:rPr>
-        <w:t xml:space="preserve">Problem 1: accuracy is reported without a meaningful benchmark.</w:t>
+        <w:t xml:space="preserve">Problem 1: accuracy is reported in the wrong units, and without a meaningful benchmark.</w:t>
       </w:r>
     </w:p>
     <w:p>
@@ -280,7 +280,23 @@
         <w:pStyle w:val="Compact"/>
       </w:pPr>
       <w:r>
-        <w:t xml:space="preserve">Price forecasts are often judged by price-level accuracy (R²,</w:t>
+        <w:t xml:space="preserve">Price forecasts are usually judged on the</w:t>
+      </w:r>
+      <w:r>
+        <w:t xml:space="preserve"> </w:t>
+      </w:r>
+      <w:r>
+        <w:rPr>
+          <w:bCs/>
+          <w:b/>
+        </w:rPr>
+        <w:t xml:space="preserve">price level</w:t>
+      </w:r>
+      <w:r>
+        <w:t xml:space="preserve"> </w:t>
+      </w:r>
+      <w:r>
+        <w:t xml:space="preserve">(R², MAPE,</w:t>
       </w:r>
       <w:r>
         <w:t xml:space="preserve"> </w:t>
@@ -295,19 +311,43 @@
         <w:t xml:space="preserve">”</w:t>
       </w:r>
       <w:r>
-        <w:t xml:space="preserve">). When returns</w:t>
-      </w:r>
-      <w:r>
-        <w:t xml:space="preserve"> </w:t>
-      </w:r>
-      <w:r>
-        <w:t xml:space="preserve">are evaluated properly, the signal is weak: Indra et al. (2025) found near-zero R² and 49–54%</w:t>
-      </w:r>
-      <w:r>
-        <w:t xml:space="preserve"> </w:t>
-      </w:r>
-      <w:r>
-        <w:t xml:space="preserve">directional accuracy.</w:t>
+        <w:t xml:space="preserve">). But a</w:t>
+      </w:r>
+      <w:r>
+        <w:t xml:space="preserve"> </w:t>
+      </w:r>
+      <w:r>
+        <w:t xml:space="preserve">stock’s price tomorrow is almost the same as today, so the naive forecast</w:t>
+      </w:r>
+      <w:r>
+        <w:t xml:space="preserve"> </w:t>
+      </w:r>
+      <w:r>
+        <w:t xml:space="preserve">“</w:t>
+      </w:r>
+      <w:r>
+        <w:t xml:space="preserve">tomorrow’s price</w:t>
+      </w:r>
+      <w:r>
+        <w:t xml:space="preserve"> </w:t>
+      </w:r>
+      <w:r>
+        <w:t xml:space="preserve">= today’s price</w:t>
+      </w:r>
+      <w:r>
+        <w:t xml:space="preserve">”</w:t>
+      </w:r>
+      <w:r>
+        <w:t xml:space="preserve"> </w:t>
+      </w:r>
+      <w:r>
+        <w:t xml:space="preserve">already scores R² ≈ 0.999 and MAPE ≈ 1.5%. Those figures describe the</w:t>
+      </w:r>
+      <w:r>
+        <w:t xml:space="preserve"> </w:t>
+      </w:r>
+      <w:r>
+        <w:t xml:space="preserve">behaviour of daily stock prices, not the quality of a model.</w:t>
       </w:r>
     </w:p>
     <w:p>
@@ -319,31 +359,51 @@
         <w:pStyle w:val="Compact"/>
       </w:pPr>
       <w:r>
-        <w:t xml:space="preserve">But a stock’s price tomorrow is almost the same as today. The naive forecast</w:t>
-      </w:r>
-      <w:r>
-        <w:t xml:space="preserve"> </w:t>
-      </w:r>
-      <w:r>
-        <w:t xml:space="preserve">“</w:t>
-      </w:r>
-      <w:r>
-        <w:t xml:space="preserve">tomorrow’s</w:t>
-      </w:r>
-      <w:r>
-        <w:t xml:space="preserve"> </w:t>
-      </w:r>
-      <w:r>
-        <w:t xml:space="preserve">price = today’s price</w:t>
-      </w:r>
-      <w:r>
-        <w:t xml:space="preserve">”</w:t>
-      </w:r>
-      <w:r>
-        <w:t xml:space="preserve"> </w:t>
-      </w:r>
-      <w:r>
-        <w:t xml:space="preserve">already scores R² ≈ 0.999.</w:t>
+        <w:t xml:space="preserve">The quantity a forecaster actually has to get right is the</w:t>
+      </w:r>
+      <w:r>
+        <w:t xml:space="preserve"> </w:t>
+      </w:r>
+      <w:r>
+        <w:rPr>
+          <w:bCs/>
+          <w:b/>
+        </w:rPr>
+        <w:t xml:space="preserve">return</w:t>
+      </w:r>
+      <w:r>
+        <w:t xml:space="preserve"> </w:t>
+      </w:r>
+      <w:r>
+        <w:t xml:space="preserve">— the change. Scored</w:t>
+      </w:r>
+      <w:r>
+        <w:t xml:space="preserve"> </w:t>
+      </w:r>
+      <w:r>
+        <w:t xml:space="preserve">on returns, the same forecasts that look near-perfect routinely explain</w:t>
+      </w:r>
+      <w:r>
+        <w:t xml:space="preserve"> </w:t>
+      </w:r>
+      <w:r>
+        <w:rPr>
+          <w:bCs/>
+          <w:b/>
+        </w:rPr>
+        <w:t xml:space="preserve">less than 0.1%</w:t>
+      </w:r>
+      <w:r>
+        <w:t xml:space="preserve"> </w:t>
+      </w:r>
+      <w:r>
+        <w:t xml:space="preserve">of the variance; Indra et al. (2025) found near-zero R² and 49–54% directional accuracy once</w:t>
+      </w:r>
+      <w:r>
+        <w:t xml:space="preserve"> </w:t>
+      </w:r>
+      <w:r>
+        <w:t xml:space="preserve">they looked there.</w:t>
       </w:r>
     </w:p>
     <w:p>
@@ -355,13 +415,13 @@
         <w:pStyle w:val="Compact"/>
       </w:pPr>
       <w:r>
-        <w:t xml:space="preserve">Without comparing against that naive forecast and testing the difference, a reader can’t</w:t>
-      </w:r>
-      <w:r>
-        <w:t xml:space="preserve"> </w:t>
-      </w:r>
-      <w:r>
-        <w:t xml:space="preserve">tell whether a model has any real predictive skill.</w:t>
+        <w:t xml:space="preserve">Without reporting return-space skill and testing it against a naive forecast, a reader</w:t>
+      </w:r>
+      <w:r>
+        <w:t xml:space="preserve"> </w:t>
+      </w:r>
+      <w:r>
+        <w:t xml:space="preserve">cannot tell whether a model has any predictive value at all.</w:t>
       </w:r>
     </w:p>
     <w:p>
@@ -1565,7 +1625,7 @@
                 <w:rFonts w:ascii="Calibri" w:hAnsi="Calibri"/>
                 <w:sz w:val="18"/>
               </w:rPr>
-              <w:t xml:space="preserve">Accuracy vs naive persistence (Diebold–Mariano test), plus a reliability audit of</w:t>
+              <w:t xml:space="preserve">Primary: return-space skill (R² against a zero-return and a drift forecast, IC, direction accuracy, decile portfolio) tested against naive persistence with a Diebold–Mariano test. Secondary: price-space accuracy, reported for comparability with the literature. Plus a reliability audit of</w:t>
             </w:r>
             <w:r>
               <w:rPr>
@@ -1855,7 +1915,37 @@
                 <w:rFonts w:ascii="Calibri" w:hAnsi="Calibri"/>
                 <w:sz w:val="18"/>
               </w:rPr>
-              <w:t xml:space="preserve">How accurate is the Random Forest’s next-day closing-price forecast (Jan 2019 – May 2022), and how much of that accuracy exceeds naive persistence?</w:t>
+              <w:t xml:space="preserve">How much skill does the Random Forest have on the quantity it predicts — the next-day</w:t>
+            </w:r>
+            <w:r>
+              <w:rPr>
+                <w:rFonts w:ascii="Calibri" w:hAnsi="Calibri"/>
+                <w:sz w:val="18"/>
+              </w:rPr>
+              <w:t xml:space="preserve"> </w:t>
+            </w:r>
+            <w:r>
+              <w:rPr>
+                <w:bCs/>
+                <w:rFonts w:ascii="Calibri" w:hAnsi="Calibri"/>
+                <w:b/>
+                <w:sz w:val="18"/>
+              </w:rPr>
+              <w:t xml:space="preserve">return</w:t>
+            </w:r>
+            <w:r>
+              <w:rPr>
+                <w:rFonts w:ascii="Calibri" w:hAnsi="Calibri"/>
+                <w:sz w:val="18"/>
+              </w:rPr>
+              <w:t xml:space="preserve"> </w:t>
+            </w:r>
+            <w:r>
+              <w:rPr>
+                <w:rFonts w:ascii="Calibri" w:hAnsi="Calibri"/>
+                <w:sz w:val="18"/>
+              </w:rPr>
+              <w:t xml:space="preserve">(Jan 2019 – May 2022) — and how much of its apparent price-level accuracy survives once it is scored in return space against naive persistence?</w:t>
             </w:r>
           </w:p>
         </w:tc>
@@ -2128,13 +2218,47 @@
         <w:t xml:space="preserve"> </w:t>
       </w:r>
       <w:r>
-        <w:t xml:space="preserve">Benchmark it against naive persistence, historical drift, Ridge</w:t>
-      </w:r>
-      <w:r>
-        <w:t xml:space="preserve"> </w:t>
-      </w:r>
-      <w:r>
-        <w:t xml:space="preserve">regression and a price-level Random Forest, with Diebold–Mariano and binomial tests.</w:t>
+        <w:t xml:space="preserve">Score it in</w:t>
+      </w:r>
+      <w:r>
+        <w:t xml:space="preserve"> </w:t>
+      </w:r>
+      <w:r>
+        <w:rPr>
+          <w:bCs/>
+          <w:b/>
+        </w:rPr>
+        <w:t xml:space="preserve">return space</w:t>
+      </w:r>
+      <w:r>
+        <w:t xml:space="preserve"> </w:t>
+      </w:r>
+      <w:r>
+        <w:t xml:space="preserve">first — out-of-sample R² against a</w:t>
+      </w:r>
+      <w:r>
+        <w:t xml:space="preserve"> </w:t>
+      </w:r>
+      <w:r>
+        <w:t xml:space="preserve">zero-return and a drift forecast, information coefficient, direction accuracy and a decile</w:t>
+      </w:r>
+      <w:r>
+        <w:t xml:space="preserve"> </w:t>
+      </w:r>
+      <w:r>
+        <w:t xml:space="preserve">portfolio — and benchmark it against naive persistence, historical drift, Ridge regression</w:t>
+      </w:r>
+      <w:r>
+        <w:t xml:space="preserve"> </w:t>
+      </w:r>
+      <w:r>
+        <w:t xml:space="preserve">and a price-level Random Forest with Diebold–Mariano and binomial tests. Report</w:t>
+      </w:r>
+      <w:r>
+        <w:t xml:space="preserve"> </w:t>
+      </w:r>
+      <w:r>
+        <w:t xml:space="preserve">price-space accuracy second, for comparability with the literature.</w:t>
       </w:r>
     </w:p>
     <w:p>
@@ -2368,7 +2492,19 @@
         <w:pStyle w:val="Compact"/>
       </w:pPr>
       <w:r>
-        <w:t xml:space="preserve">trading costs;</w:t>
+        <w:t xml:space="preserve">realistic execution modelling (a single flat 10 bp round-trip cost is applied to the</w:t>
+      </w:r>
+      <w:r>
+        <w:t xml:space="preserve"> </w:t>
+      </w:r>
+      <w:r>
+        <w:t xml:space="preserve">decile portfolio as a sanity check, but slippage, market impact and borrow costs are not</w:t>
+      </w:r>
+      <w:r>
+        <w:t xml:space="preserve"> </w:t>
+      </w:r>
+      <w:r>
+        <w:t xml:space="preserve">modelled);</w:t>
       </w:r>
     </w:p>
     <w:p>
@@ -2418,19 +2554,43 @@
           <w:bCs/>
           <w:b/>
         </w:rPr>
-        <w:t xml:space="preserve">Benchmarked accuracy.</w:t>
-      </w:r>
-      <w:r>
-        <w:t xml:space="preserve"> </w:t>
-      </w:r>
-      <w:r>
-        <w:t xml:space="preserve">Shows that a Random Forest’s 98.4% price accuracy equals naive</w:t>
-      </w:r>
-      <w:r>
-        <w:t xml:space="preserve"> </w:t>
-      </w:r>
-      <w:r>
-        <w:t xml:space="preserve">persistence, and that a price-level Random Forest is significantly</w:t>
+        <w:t xml:space="preserve">Benchmarked accuracy, in the right units.</w:t>
+      </w:r>
+      <w:r>
+        <w:t xml:space="preserve"> </w:t>
+      </w:r>
+      <w:r>
+        <w:t xml:space="preserve">Shows that one set of Random Forest</w:t>
+      </w:r>
+      <w:r>
+        <w:t xml:space="preserve"> </w:t>
+      </w:r>
+      <w:r>
+        <w:t xml:space="preserve">forecasts scores R² 0.9994 on the price level and +0.00013 on the return, that its 98.4%</w:t>
+      </w:r>
+      <w:r>
+        <w:t xml:space="preserve"> </w:t>
+      </w:r>
+      <w:r>
+        <w:t xml:space="preserve">“</w:t>
+      </w:r>
+      <w:r>
+        <w:t xml:space="preserve">price accuracy</w:t>
+      </w:r>
+      <w:r>
+        <w:t xml:space="preserve">”</w:t>
+      </w:r>
+      <w:r>
+        <w:t xml:space="preserve"> </w:t>
+      </w:r>
+      <w:r>
+        <w:t xml:space="preserve">is matched exactly by naive persistence, and that a price-level Random</w:t>
+      </w:r>
+      <w:r>
+        <w:t xml:space="preserve"> </w:t>
+      </w:r>
+      <w:r>
+        <w:t xml:space="preserve">Forest is significantly</w:t>
       </w:r>
       <w:r>
         <w:t xml:space="preserve"> </w:t>
@@ -2446,13 +2606,7 @@
         <w:t xml:space="preserve"> </w:t>
       </w:r>
       <w:r>
-        <w:t xml:space="preserve">than naive</w:t>
-      </w:r>
-      <w:r>
-        <w:t xml:space="preserve"> </w:t>
-      </w:r>
-      <w:r>
-        <w:t xml:space="preserve">despite R² = 0.993.</w:t>
+        <w:t xml:space="preserve">than naive despite R² = 0.993.</w:t>
       </w:r>
     </w:p>
     <w:p>
@@ -7224,7 +7378,13 @@
           <w:bCs/>
           <w:b/>
         </w:rPr>
-        <w:t xml:space="preserve">Metrics:</w:t>
+        <w:t xml:space="preserve">Metrics.</w:t>
+      </w:r>
+      <w:r>
+        <w:t xml:space="preserve"> </w:t>
+      </w:r>
+      <w:r>
+        <w:t xml:space="preserve">Every model produces one forecast, which is then scored twice:</w:t>
       </w:r>
     </w:p>
     <w:p>
@@ -7236,7 +7396,51 @@
         <w:pStyle w:val="Compact"/>
       </w:pPr>
       <w:r>
-        <w:t xml:space="preserve">price: MAE, RMSE, MAPE, R², share within 1% and 2%;</w:t>
+        <w:rPr>
+          <w:bCs/>
+          <w:b/>
+        </w:rPr>
+        <w:t xml:space="preserve">return skill (primary)</w:t>
+      </w:r>
+      <w:r>
+        <w:t xml:space="preserve"> </w:t>
+      </w:r>
+      <w:r>
+        <w:t xml:space="preserve">— MAE and RMSE in basis points, out-of-sample R² against a</w:t>
+      </w:r>
+      <w:r>
+        <w:t xml:space="preserve"> </w:t>
+      </w:r>
+      <w:r>
+        <w:t xml:space="preserve">zero-return forecast</w:t>
+      </w:r>
+      <w:r>
+        <w:t xml:space="preserve"> </w:t>
+      </w:r>
+      <w:r>
+        <w:rPr>
+          <w:iCs/>
+          <w:i/>
+        </w:rPr>
+        <w:t xml:space="preserve">and</w:t>
+      </w:r>
+      <w:r>
+        <w:t xml:space="preserve"> </w:t>
+      </w:r>
+      <w:r>
+        <w:t xml:space="preserve">against the historical drift, daily IC, Rank IC, ICIR,</w:t>
+      </w:r>
+      <w:r>
+        <w:t xml:space="preserve"> </w:t>
+      </w:r>
+      <w:r>
+        <w:t xml:space="preserve">directional accuracy, AUC (classifier), and the standard deviation of the forecasts</w:t>
+      </w:r>
+      <w:r>
+        <w:t xml:space="preserve"> </w:t>
+      </w:r>
+      <w:r>
+        <w:t xml:space="preserve">themselves against the realised 245 bp;</w:t>
       </w:r>
     </w:p>
     <w:p>
@@ -7248,13 +7452,23 @@
         <w:pStyle w:val="Compact"/>
       </w:pPr>
       <w:r>
-        <w:t xml:space="preserve">return skill: out-of-sample R² vs a zero forecast, daily IC and Rank IC, directional</w:t>
-      </w:r>
-      <w:r>
-        <w:t xml:space="preserve"> </w:t>
-      </w:r>
-      <w:r>
-        <w:t xml:space="preserve">accuracy, AUC;</w:t>
+        <w:rPr>
+          <w:bCs/>
+          <w:b/>
+        </w:rPr>
+        <w:t xml:space="preserve">price accuracy (secondary, for comparability)</w:t>
+      </w:r>
+      <w:r>
+        <w:t xml:space="preserve"> </w:t>
+      </w:r>
+      <w:r>
+        <w:t xml:space="preserve">— MAE, RMSE, MAPE, R², share within</w:t>
+      </w:r>
+      <w:r>
+        <w:t xml:space="preserve"> </w:t>
+      </w:r>
+      <w:r>
+        <w:t xml:space="preserve">1% and 2%;</w:t>
       </w:r>
     </w:p>
     <w:p>
@@ -7266,7 +7480,29 @@
         <w:pStyle w:val="Compact"/>
       </w:pPr>
       <w:r>
-        <w:t xml:space="preserve">economic: top-minus-bottom decile next-day return.</w:t>
+        <w:rPr>
+          <w:bCs/>
+          <w:b/>
+        </w:rPr>
+        <w:t xml:space="preserve">economic</w:t>
+      </w:r>
+      <w:r>
+        <w:t xml:space="preserve"> </w:t>
+      </w:r>
+      <w:r>
+        <w:t xml:space="preserve">— mean next-day return of each decile of the predicted return, the</w:t>
+      </w:r>
+      <w:r>
+        <w:t xml:space="preserve"> </w:t>
+      </w:r>
+      <w:r>
+        <w:t xml:space="preserve">long-short decile spread, its t-statistic and annualised Sharpe ratio, and its value net</w:t>
+      </w:r>
+      <w:r>
+        <w:t xml:space="preserve"> </w:t>
+      </w:r>
+      <w:r>
+        <w:t xml:space="preserve">of an assumed 10 bp round-trip transaction cost.</w:t>
       </w:r>
     </w:p>
     <w:p>
@@ -7294,13 +7530,51 @@
         <w:pStyle w:val="Compact"/>
       </w:pPr>
       <w:r>
-        <w:t xml:space="preserve">Diebold–Mariano test (Newey–West, 5 lags) on daily mean squared percentage error vs</w:t>
-      </w:r>
-      <w:r>
-        <w:t xml:space="preserve"> </w:t>
-      </w:r>
-      <w:r>
-        <w:t xml:space="preserve">naive;</w:t>
+        <w:t xml:space="preserve">Diebold–Mariano test (Newey–West, 5 lags) on the daily mean squared</w:t>
+      </w:r>
+      <w:r>
+        <w:t xml:space="preserve"> </w:t>
+      </w:r>
+      <w:r>
+        <w:rPr>
+          <w:bCs/>
+          <w:b/>
+        </w:rPr>
+        <w:t xml:space="preserve">return</w:t>
+      </w:r>
+      <w:r>
+        <w:t xml:space="preserve"> </w:t>
+      </w:r>
+      <w:r>
+        <w:t xml:space="preserve">error vs a</w:t>
+      </w:r>
+      <w:r>
+        <w:t xml:space="preserve"> </w:t>
+      </w:r>
+      <w:r>
+        <w:t xml:space="preserve">zero-return forecast, and on the daily mean squared percentage</w:t>
+      </w:r>
+      <w:r>
+        <w:t xml:space="preserve"> </w:t>
+      </w:r>
+      <w:r>
+        <w:rPr>
+          <w:bCs/>
+          <w:b/>
+        </w:rPr>
+        <w:t xml:space="preserve">price</w:t>
+      </w:r>
+      <w:r>
+        <w:t xml:space="preserve"> </w:t>
+      </w:r>
+      <w:r>
+        <w:t xml:space="preserve">error vs naive</w:t>
+      </w:r>
+      <w:r>
+        <w:t xml:space="preserve"> </w:t>
+      </w:r>
+      <w:r>
+        <w:t xml:space="preserve">persistence;</w:t>
       </w:r>
     </w:p>
     <w:p>
@@ -7705,19 +7979,25 @@
           <w:bCs/>
           <w:b/>
         </w:rPr>
-        <w:t xml:space="preserve">Local, in dollars:</w:t>
-      </w:r>
-      <w:r>
-        <w:t xml:space="preserve"> </w:t>
-      </w:r>
-      <w:r>
-        <w:t xml:space="preserve">attribution × close price ≈ each feature’s dollar contribution to</w:t>
-      </w:r>
-      <w:r>
-        <w:t xml:space="preserve"> </w:t>
-      </w:r>
-      <w:r>
-        <w:t xml:space="preserve">the next-day price forecast.</w:t>
+        <w:t xml:space="preserve">Local, in basis points:</w:t>
+      </w:r>
+      <w:r>
+        <w:t xml:space="preserve"> </w:t>
+      </w:r>
+      <w:r>
+        <w:t xml:space="preserve">each feature’s contribution to the forecast next-day return,</w:t>
+      </w:r>
+      <w:r>
+        <w:t xml:space="preserve"> </w:t>
+      </w:r>
+      <w:r>
+        <w:t xml:space="preserve">in the model’s own unit (the dollar equivalent, attribution × close price, is reported</w:t>
+      </w:r>
+      <w:r>
+        <w:t xml:space="preserve"> </w:t>
+      </w:r>
+      <w:r>
+        <w:t xml:space="preserve">alongside).</w:t>
       </w:r>
     </w:p>
     <w:bookmarkEnd w:id="38"/>
@@ -8351,7 +8631,7 @@
     </w:p>
     <w:bookmarkEnd w:id="39"/>
     <w:bookmarkEnd w:id="40"/>
-    <w:bookmarkStart w:id="59" w:name="results"/>
+    <w:bookmarkStart w:id="66" w:name="results"/>
     <w:p>
       <w:pPr>
         <w:pStyle w:val="Heading1"/>
@@ -8360,31 +8640,91 @@
         <w:t xml:space="preserve">7. Results</w:t>
       </w:r>
     </w:p>
-    <w:bookmarkStart w:id="43" w:name="rq1-price-accuracy"/>
+    <w:bookmarkStart w:id="50" w:name="rq1-forecast-skill"/>
     <w:p>
       <w:pPr>
         <w:pStyle w:val="Heading2"/>
       </w:pPr>
       <w:r>
-        <w:t xml:space="preserve">7.1 RQ1: price accuracy</w:t>
+        <w:t xml:space="preserve">7.1 RQ1: forecast skill</w:t>
       </w:r>
     </w:p>
     <w:p>
       <w:pPr>
         <w:pStyle w:val="FirstParagraph"/>
       </w:pPr>
+      <w:r>
+        <w:t xml:space="preserve">The model predicts a</w:t>
+      </w:r>
+      <w:r>
+        <w:t xml:space="preserve"> </w:t>
+      </w:r>
       <w:r>
         <w:rPr>
           <w:bCs/>
           <w:b/>
         </w:rPr>
-        <w:t xml:space="preserve">Overall test performance</w:t>
-      </w:r>
-      <w:r>
-        <w:t xml:space="preserve"> </w:t>
-      </w:r>
-      <w:r>
-        <w:t xml:space="preserve">(405,545 stock-days, Jan 2019 – May 2022):</w:t>
+        <w:t xml:space="preserve">next-day log return</w:t>
+      </w:r>
+      <w:r>
+        <w:t xml:space="preserve">; the price forecast is only that return applied</w:t>
+      </w:r>
+      <w:r>
+        <w:t xml:space="preserve"> </w:t>
+      </w:r>
+      <w:r>
+        <w:t xml:space="preserve">to today’s close. Skill is therefore measured on returns first. Price-space accuracy follows,</w:t>
+      </w:r>
+      <w:r>
+        <w:t xml:space="preserve"> </w:t>
+      </w:r>
+      <w:r>
+        <w:t xml:space="preserve">because that is what the literature quotes — and the distance between the two verdicts is</w:t>
+      </w:r>
+      <w:r>
+        <w:t xml:space="preserve"> </w:t>
+      </w:r>
+      <w:r>
+        <w:t xml:space="preserve">itself the first result of this project.</w:t>
+      </w:r>
+    </w:p>
+    <w:bookmarkStart w:id="41" w:name="Xbe8f4243438c59e31ad69780972833b53405109"/>
+    <w:p>
+      <w:pPr>
+        <w:pStyle w:val="Heading3"/>
+      </w:pPr>
+      <w:r>
+        <w:t xml:space="preserve">7.1.1 Return space (the quantity the model predicts)</w:t>
+      </w:r>
+    </w:p>
+    <w:p>
+      <w:pPr>
+        <w:pStyle w:val="FirstParagraph"/>
+      </w:pPr>
+      <w:r>
+        <w:t xml:space="preserve">405,545 stock-days, Jan 2019 – May 2022. The realised next-day return has a standard</w:t>
+      </w:r>
+      <w:r>
+        <w:t xml:space="preserve"> </w:t>
+      </w:r>
+      <w:r>
+        <w:t xml:space="preserve">deviation of</w:t>
+      </w:r>
+      <w:r>
+        <w:t xml:space="preserve"> </w:t>
+      </w:r>
+      <w:r>
+        <w:rPr>
+          <w:bCs/>
+          <w:b/>
+        </w:rPr>
+        <w:t xml:space="preserve">245 bp</w:t>
+      </w:r>
+      <w:r>
+        <w:t xml:space="preserve"> </w:t>
+      </w:r>
+      <w:r>
+        <w:t xml:space="preserve">(1 bp = 0.01%).</w:t>
       </w:r>
     </w:p>
     <w:tbl>
@@ -8404,19 +8744,18 @@
         <w:tblLayout w:type="fixed"/>
       </w:tblPr>
       <w:tblGrid>
-        <w:gridCol w:w="1585"/>
-        <w:gridCol w:w="1014"/>
-        <w:gridCol w:w="1838"/>
-        <w:gridCol w:w="1014"/>
-        <w:gridCol w:w="1014"/>
-        <w:gridCol w:w="1014"/>
-        <w:gridCol w:w="1141"/>
-        <w:gridCol w:w="1014"/>
+        <w:gridCol w:w="2565"/>
+        <w:gridCol w:w="1109"/>
+        <w:gridCol w:w="1178"/>
+        <w:gridCol w:w="1109"/>
+        <w:gridCol w:w="1109"/>
+        <w:gridCol w:w="1109"/>
+        <w:gridCol w:w="1456"/>
       </w:tblGrid>
       <w:tr>
         <w:tc>
           <w:tcPr>
-            <w:tcW w:type="dxa" w:w="1585"/>
+            <w:tcW w:type="dxa" w:w="2565"/>
             <w:shd w:val="clear" w:color="auto" w:fill="DCE6F1"/>
           </w:tcPr>
           <w:p>
@@ -8437,7 +8776,7 @@
         </w:tc>
         <w:tc>
           <w:tcPr>
-            <w:tcW w:type="dxa" w:w="1015"/>
+            <w:tcW w:type="dxa" w:w="1109"/>
             <w:shd w:val="clear" w:color="auto" w:fill="DCE6F1"/>
           </w:tcPr>
           <w:p>
@@ -8452,13 +8791,13 @@
                 <w:b/>
                 <w:sz w:val="18"/>
               </w:rPr>
-              <w:t xml:space="preserve">MAPE</w:t>
-            </w:r>
-          </w:p>
-        </w:tc>
-        <w:tc>
-          <w:tcPr>
-            <w:tcW w:type="dxa" w:w="1839"/>
+              <w:t xml:space="preserve">RMSE (bp)</w:t>
+            </w:r>
+          </w:p>
+        </w:tc>
+        <w:tc>
+          <w:tcPr>
+            <w:tcW w:type="dxa" w:w="1179"/>
             <w:shd w:val="clear" w:color="auto" w:fill="DCE6F1"/>
           </w:tcPr>
           <w:p>
@@ -8473,144 +8812,91 @@
                 <w:b/>
                 <w:sz w:val="18"/>
               </w:rPr>
-              <w:t xml:space="preserve">“</w:t>
-            </w:r>
+              <w:t xml:space="preserve">R² vs zero-return</w:t>
+            </w:r>
+          </w:p>
+        </w:tc>
+        <w:tc>
+          <w:tcPr>
+            <w:tcW w:type="dxa" w:w="1109"/>
+            <w:shd w:val="clear" w:color="auto" w:fill="DCE6F1"/>
+          </w:tcPr>
+          <w:p>
+            <w:pPr>
+              <w:pStyle w:val="Compact"/>
+              <w:spacing w:after="40"/>
+              <w:jc w:val="left"/>
+            </w:pPr>
             <w:r>
               <w:rPr>
                 <w:rFonts w:ascii="Calibri" w:hAnsi="Calibri"/>
                 <w:b/>
                 <w:sz w:val="18"/>
               </w:rPr>
-              <w:t xml:space="preserve">Price accuracy</w:t>
-            </w:r>
+              <w:t xml:space="preserve">R² vs drift</w:t>
+            </w:r>
+          </w:p>
+        </w:tc>
+        <w:tc>
+          <w:tcPr>
+            <w:tcW w:type="dxa" w:w="1109"/>
+            <w:shd w:val="clear" w:color="auto" w:fill="DCE6F1"/>
+          </w:tcPr>
+          <w:p>
+            <w:pPr>
+              <w:pStyle w:val="Compact"/>
+              <w:spacing w:after="40"/>
+              <w:jc w:val="left"/>
+            </w:pPr>
             <w:r>
               <w:rPr>
                 <w:rFonts w:ascii="Calibri" w:hAnsi="Calibri"/>
                 <w:b/>
                 <w:sz w:val="18"/>
               </w:rPr>
-              <w:t xml:space="preserve">”</w:t>
-            </w:r>
+              <w:t xml:space="preserve">Daily IC (t)</w:t>
+            </w:r>
+          </w:p>
+        </w:tc>
+        <w:tc>
+          <w:tcPr>
+            <w:tcW w:type="dxa" w:w="1109"/>
+            <w:shd w:val="clear" w:color="auto" w:fill="DCE6F1"/>
+          </w:tcPr>
+          <w:p>
+            <w:pPr>
+              <w:pStyle w:val="Compact"/>
+              <w:spacing w:after="40"/>
+              <w:jc w:val="left"/>
+            </w:pPr>
             <w:r>
               <w:rPr>
                 <w:rFonts w:ascii="Calibri" w:hAnsi="Calibri"/>
                 <w:b/>
                 <w:sz w:val="18"/>
               </w:rPr>
-              <w:t xml:space="preserve"> </w:t>
-            </w:r>
+              <w:t xml:space="preserve">Direction</w:t>
+            </w:r>
+          </w:p>
+        </w:tc>
+        <w:tc>
+          <w:tcPr>
+            <w:tcW w:type="dxa" w:w="1456"/>
+            <w:shd w:val="clear" w:color="auto" w:fill="DCE6F1"/>
+          </w:tcPr>
+          <w:p>
+            <w:pPr>
+              <w:pStyle w:val="Compact"/>
+              <w:spacing w:after="40"/>
+              <w:jc w:val="left"/>
+            </w:pPr>
             <w:r>
               <w:rPr>
                 <w:rFonts w:ascii="Calibri" w:hAnsi="Calibri"/>
                 <w:b/>
                 <w:sz w:val="18"/>
               </w:rPr>
-              <w:t xml:space="preserve">(100 − MAPE)</w:t>
-            </w:r>
-          </w:p>
-        </w:tc>
-        <w:tc>
-          <w:tcPr>
-            <w:tcW w:type="dxa" w:w="1015"/>
-            <w:shd w:val="clear" w:color="auto" w:fill="DCE6F1"/>
-          </w:tcPr>
-          <w:p>
-            <w:pPr>
-              <w:pStyle w:val="Compact"/>
-              <w:spacing w:after="40"/>
-              <w:jc w:val="left"/>
-            </w:pPr>
-            <w:r>
-              <w:rPr>
-                <w:rFonts w:ascii="Calibri" w:hAnsi="Calibri"/>
-                <w:b/>
-                <w:sz w:val="18"/>
-              </w:rPr>
-              <w:t xml:space="preserve">RMSE</w:t>
-            </w:r>
-          </w:p>
-        </w:tc>
-        <w:tc>
-          <w:tcPr>
-            <w:tcW w:type="dxa" w:w="1015"/>
-            <w:shd w:val="clear" w:color="auto" w:fill="DCE6F1"/>
-          </w:tcPr>
-          <w:p>
-            <w:pPr>
-              <w:pStyle w:val="Compact"/>
-              <w:spacing w:after="40"/>
-              <w:jc w:val="left"/>
-            </w:pPr>
-            <w:r>
-              <w:rPr>
-                <w:rFonts w:ascii="Calibri" w:hAnsi="Calibri"/>
-                <w:b/>
-                <w:sz w:val="18"/>
-              </w:rPr>
-              <w:t xml:space="preserve">R² (price)</w:t>
-            </w:r>
-          </w:p>
-        </w:tc>
-        <w:tc>
-          <w:tcPr>
-            <w:tcW w:type="dxa" w:w="1015"/>
-            <w:shd w:val="clear" w:color="auto" w:fill="DCE6F1"/>
-          </w:tcPr>
-          <w:p>
-            <w:pPr>
-              <w:pStyle w:val="Compact"/>
-              <w:spacing w:after="40"/>
-              <w:jc w:val="left"/>
-            </w:pPr>
-            <w:r>
-              <w:rPr>
-                <w:rFonts w:ascii="Calibri" w:hAnsi="Calibri"/>
-                <w:b/>
-                <w:sz w:val="18"/>
-              </w:rPr>
-              <w:t xml:space="preserve">Within 2%</w:t>
-            </w:r>
-          </w:p>
-        </w:tc>
-        <w:tc>
-          <w:tcPr>
-            <w:tcW w:type="dxa" w:w="1141"/>
-            <w:shd w:val="clear" w:color="auto" w:fill="DCE6F1"/>
-          </w:tcPr>
-          <w:p>
-            <w:pPr>
-              <w:pStyle w:val="Compact"/>
-              <w:spacing w:after="40"/>
-              <w:jc w:val="left"/>
-            </w:pPr>
-            <w:r>
-              <w:rPr>
-                <w:rFonts w:ascii="Calibri" w:hAnsi="Calibri"/>
-                <w:b/>
-                <w:sz w:val="18"/>
-              </w:rPr>
-              <w:t xml:space="preserve">Direction accuracy</w:t>
-            </w:r>
-          </w:p>
-        </w:tc>
-        <w:tc>
-          <w:tcPr>
-            <w:tcW w:type="dxa" w:w="1015"/>
-            <w:shd w:val="clear" w:color="auto" w:fill="DCE6F1"/>
-          </w:tcPr>
-          <w:p>
-            <w:pPr>
-              <w:pStyle w:val="Compact"/>
-              <w:spacing w:after="40"/>
-              <w:jc w:val="left"/>
-            </w:pPr>
-            <w:r>
-              <w:rPr>
-                <w:rFonts w:ascii="Calibri" w:hAnsi="Calibri"/>
-                <w:b/>
-                <w:sz w:val="18"/>
-              </w:rPr>
-              <w:t xml:space="preserve">DM vs naive (p)</w:t>
+              <w:t xml:space="preserve">DM vs zero-return (p)</w:t>
             </w:r>
           </w:p>
         </w:tc>
@@ -8618,121 +8904,106 @@
       <w:tr>
         <w:tc>
           <w:tcPr>
-            <w:tcW w:type="dxa" w:w="1585"/>
-          </w:tcPr>
-          <w:p>
-            <w:pPr>
-              <w:pStyle w:val="Compact"/>
-              <w:spacing w:after="40"/>
-              <w:jc w:val="left"/>
-            </w:pPr>
-            <w:r>
-              <w:rPr>
-                <w:rFonts w:ascii="Calibri" w:hAnsi="Calibri"/>
-                <w:sz w:val="18"/>
-              </w:rPr>
-              <w:t xml:space="preserve">Naive (tomorrow = today)</w:t>
-            </w:r>
-          </w:p>
-        </w:tc>
-        <w:tc>
-          <w:tcPr>
-            <w:tcW w:type="dxa" w:w="1015"/>
-          </w:tcPr>
-          <w:p>
-            <w:pPr>
-              <w:pStyle w:val="Compact"/>
-              <w:spacing w:after="40"/>
-              <w:jc w:val="left"/>
-            </w:pPr>
-            <w:r>
-              <w:rPr>
-                <w:rFonts w:ascii="Calibri" w:hAnsi="Calibri"/>
-                <w:sz w:val="18"/>
-              </w:rPr>
-              <w:t xml:space="preserve">1.561%</w:t>
-            </w:r>
-          </w:p>
-        </w:tc>
-        <w:tc>
-          <w:tcPr>
-            <w:tcW w:type="dxa" w:w="1839"/>
-          </w:tcPr>
-          <w:p>
-            <w:pPr>
-              <w:pStyle w:val="Compact"/>
-              <w:spacing w:after="40"/>
-              <w:jc w:val="left"/>
-            </w:pPr>
-            <w:r>
-              <w:rPr>
-                <w:rFonts w:ascii="Calibri" w:hAnsi="Calibri"/>
-                <w:sz w:val="18"/>
-              </w:rPr>
-              <w:t xml:space="preserve">98.44%</w:t>
-            </w:r>
-          </w:p>
-        </w:tc>
-        <w:tc>
-          <w:tcPr>
-            <w:tcW w:type="dxa" w:w="1015"/>
-          </w:tcPr>
-          <w:p>
-            <w:pPr>
-              <w:pStyle w:val="Compact"/>
-              <w:spacing w:after="40"/>
-              <w:jc w:val="left"/>
-            </w:pPr>
-            <w:r>
-              <w:rPr>
-                <w:rFonts w:ascii="Calibri" w:hAnsi="Calibri"/>
-                <w:sz w:val="18"/>
-              </w:rPr>
-              <w:t xml:space="preserve">$6.25</w:t>
-            </w:r>
-          </w:p>
-        </w:tc>
-        <w:tc>
-          <w:tcPr>
-            <w:tcW w:type="dxa" w:w="1015"/>
-          </w:tcPr>
-          <w:p>
-            <w:pPr>
-              <w:pStyle w:val="Compact"/>
-              <w:spacing w:after="40"/>
-              <w:jc w:val="left"/>
-            </w:pPr>
-            <w:r>
-              <w:rPr>
-                <w:rFonts w:ascii="Calibri" w:hAnsi="Calibri"/>
-                <w:sz w:val="18"/>
-              </w:rPr>
-              <w:t xml:space="preserve">0.99938</w:t>
-            </w:r>
-          </w:p>
-        </w:tc>
-        <w:tc>
-          <w:tcPr>
-            <w:tcW w:type="dxa" w:w="1015"/>
-          </w:tcPr>
-          <w:p>
-            <w:pPr>
-              <w:pStyle w:val="Compact"/>
-              <w:spacing w:after="40"/>
-              <w:jc w:val="left"/>
-            </w:pPr>
-            <w:r>
-              <w:rPr>
-                <w:rFonts w:ascii="Calibri" w:hAnsi="Calibri"/>
-                <w:sz w:val="18"/>
-              </w:rPr>
-              <w:t xml:space="preserve">75.3%</w:t>
-            </w:r>
-          </w:p>
-        </w:tc>
-        <w:tc>
-          <w:tcPr>
-            <w:tcW w:type="dxa" w:w="1141"/>
+            <w:tcW w:type="dxa" w:w="2565"/>
+          </w:tcPr>
+          <w:p>
+            <w:pPr>
+              <w:pStyle w:val="Compact"/>
+              <w:spacing w:after="40"/>
+              <w:jc w:val="left"/>
+            </w:pPr>
+            <w:r>
+              <w:rPr>
+                <w:rFonts w:ascii="Calibri" w:hAnsi="Calibri"/>
+                <w:sz w:val="18"/>
+              </w:rPr>
+              <w:t xml:space="preserve">Naive (tomorrow = today, i.e. </w:t>
+            </w:r>
+            <w:r>
+              <w:rPr>
+                <w:iCs/>
+                <w:rFonts w:ascii="Calibri" w:hAnsi="Calibri"/>
+                <w:i/>
+                <w:sz w:val="18"/>
+              </w:rPr>
+              <w:t xml:space="preserve">r̂</w:t>
+            </w:r>
+            <w:r>
+              <w:rPr>
+                <w:rFonts w:ascii="Calibri" w:hAnsi="Calibri"/>
+                <w:sz w:val="18"/>
+              </w:rPr>
+              <w:t xml:space="preserve"> </w:t>
+            </w:r>
+            <w:r>
+              <w:rPr>
+                <w:rFonts w:ascii="Calibri" w:hAnsi="Calibri"/>
+                <w:sz w:val="18"/>
+              </w:rPr>
+              <w:t xml:space="preserve">= 0)</w:t>
+            </w:r>
+          </w:p>
+        </w:tc>
+        <w:tc>
+          <w:tcPr>
+            <w:tcW w:type="dxa" w:w="1109"/>
+          </w:tcPr>
+          <w:p>
+            <w:pPr>
+              <w:pStyle w:val="Compact"/>
+              <w:spacing w:after="40"/>
+              <w:jc w:val="left"/>
+            </w:pPr>
+            <w:r>
+              <w:rPr>
+                <w:rFonts w:ascii="Calibri" w:hAnsi="Calibri"/>
+                <w:sz w:val="18"/>
+              </w:rPr>
+              <w:t xml:space="preserve">245.5</w:t>
+            </w:r>
+          </w:p>
+        </w:tc>
+        <w:tc>
+          <w:tcPr>
+            <w:tcW w:type="dxa" w:w="1179"/>
+          </w:tcPr>
+          <w:p>
+            <w:pPr>
+              <w:pStyle w:val="Compact"/>
+              <w:spacing w:after="40"/>
+              <w:jc w:val="left"/>
+            </w:pPr>
+            <w:r>
+              <w:rPr>
+                <w:rFonts w:ascii="Calibri" w:hAnsi="Calibri"/>
+                <w:sz w:val="18"/>
+              </w:rPr>
+              <w:t xml:space="preserve">0.00000</w:t>
+            </w:r>
+          </w:p>
+        </w:tc>
+        <w:tc>
+          <w:tcPr>
+            <w:tcW w:type="dxa" w:w="1109"/>
+          </w:tcPr>
+          <w:p>
+            <w:pPr>
+              <w:pStyle w:val="Compact"/>
+              <w:spacing w:after="40"/>
+              <w:jc w:val="left"/>
+            </w:pPr>
+            <w:r>
+              <w:rPr>
+                <w:rFonts w:ascii="Calibri" w:hAnsi="Calibri"/>
+                <w:sz w:val="18"/>
+              </w:rPr>
+              <w:t xml:space="preserve">−0.00043</w:t>
+            </w:r>
+          </w:p>
+        </w:tc>
+        <w:tc>
+          <w:tcPr>
+            <w:tcW w:type="dxa" w:w="1109"/>
           </w:tcPr>
           <w:p>
             <w:pPr>
@@ -8751,7 +9022,26 @@
         </w:tc>
         <w:tc>
           <w:tcPr>
-            <w:tcW w:type="dxa" w:w="1015"/>
+            <w:tcW w:type="dxa" w:w="1109"/>
+          </w:tcPr>
+          <w:p>
+            <w:pPr>
+              <w:pStyle w:val="Compact"/>
+              <w:spacing w:after="40"/>
+              <w:jc w:val="left"/>
+            </w:pPr>
+            <w:r>
+              <w:rPr>
+                <w:rFonts w:ascii="Calibri" w:hAnsi="Calibri"/>
+                <w:sz w:val="18"/>
+              </w:rPr>
+              <w:t xml:space="preserve">47.2%</w:t>
+            </w:r>
+          </w:p>
+        </w:tc>
+        <w:tc>
+          <w:tcPr>
+            <w:tcW w:type="dxa" w:w="1456"/>
           </w:tcPr>
           <w:p>
             <w:pPr>
@@ -8772,7 +9062,7 @@
       <w:tr>
         <w:tc>
           <w:tcPr>
-            <w:tcW w:type="dxa" w:w="1585"/>
+            <w:tcW w:type="dxa" w:w="2565"/>
           </w:tcPr>
           <w:p>
             <w:pPr>
@@ -8791,102 +9081,83 @@
         </w:tc>
         <w:tc>
           <w:tcPr>
-            <w:tcW w:type="dxa" w:w="1015"/>
-          </w:tcPr>
-          <w:p>
-            <w:pPr>
-              <w:pStyle w:val="Compact"/>
-              <w:spacing w:after="40"/>
-              <w:jc w:val="left"/>
-            </w:pPr>
-            <w:r>
-              <w:rPr>
-                <w:rFonts w:ascii="Calibri" w:hAnsi="Calibri"/>
-                <w:sz w:val="18"/>
-              </w:rPr>
-              <w:t xml:space="preserve">1.560%</w:t>
-            </w:r>
-          </w:p>
-        </w:tc>
-        <w:tc>
-          <w:tcPr>
-            <w:tcW w:type="dxa" w:w="1839"/>
-          </w:tcPr>
-          <w:p>
-            <w:pPr>
-              <w:pStyle w:val="Compact"/>
-              <w:spacing w:after="40"/>
-              <w:jc w:val="left"/>
-            </w:pPr>
-            <w:r>
-              <w:rPr>
-                <w:rFonts w:ascii="Calibri" w:hAnsi="Calibri"/>
-                <w:sz w:val="18"/>
-              </w:rPr>
-              <w:t xml:space="preserve">98.44%</w:t>
-            </w:r>
-          </w:p>
-        </w:tc>
-        <w:tc>
-          <w:tcPr>
-            <w:tcW w:type="dxa" w:w="1015"/>
-          </w:tcPr>
-          <w:p>
-            <w:pPr>
-              <w:pStyle w:val="Compact"/>
-              <w:spacing w:after="40"/>
-              <w:jc w:val="left"/>
-            </w:pPr>
-            <w:r>
-              <w:rPr>
-                <w:rFonts w:ascii="Calibri" w:hAnsi="Calibri"/>
-                <w:sz w:val="18"/>
-              </w:rPr>
-              <w:t xml:space="preserve">$6.25</w:t>
-            </w:r>
-          </w:p>
-        </w:tc>
-        <w:tc>
-          <w:tcPr>
-            <w:tcW w:type="dxa" w:w="1015"/>
-          </w:tcPr>
-          <w:p>
-            <w:pPr>
-              <w:pStyle w:val="Compact"/>
-              <w:spacing w:after="40"/>
-              <w:jc w:val="left"/>
-            </w:pPr>
-            <w:r>
-              <w:rPr>
-                <w:rFonts w:ascii="Calibri" w:hAnsi="Calibri"/>
-                <w:sz w:val="18"/>
-              </w:rPr>
-              <w:t xml:space="preserve">0.99938</w:t>
-            </w:r>
-          </w:p>
-        </w:tc>
-        <w:tc>
-          <w:tcPr>
-            <w:tcW w:type="dxa" w:w="1015"/>
-          </w:tcPr>
-          <w:p>
-            <w:pPr>
-              <w:pStyle w:val="Compact"/>
-              <w:spacing w:after="40"/>
-              <w:jc w:val="left"/>
-            </w:pPr>
-            <w:r>
-              <w:rPr>
-                <w:rFonts w:ascii="Calibri" w:hAnsi="Calibri"/>
-                <w:sz w:val="18"/>
-              </w:rPr>
-              <w:t xml:space="preserve">75.4%</w:t>
-            </w:r>
-          </w:p>
-        </w:tc>
-        <w:tc>
-          <w:tcPr>
-            <w:tcW w:type="dxa" w:w="1141"/>
+            <w:tcW w:type="dxa" w:w="1109"/>
+          </w:tcPr>
+          <w:p>
+            <w:pPr>
+              <w:pStyle w:val="Compact"/>
+              <w:spacing w:after="40"/>
+              <w:jc w:val="left"/>
+            </w:pPr>
+            <w:r>
+              <w:rPr>
+                <w:rFonts w:ascii="Calibri" w:hAnsi="Calibri"/>
+                <w:sz w:val="18"/>
+              </w:rPr>
+              <w:t xml:space="preserve">245.5</w:t>
+            </w:r>
+          </w:p>
+        </w:tc>
+        <w:tc>
+          <w:tcPr>
+            <w:tcW w:type="dxa" w:w="1179"/>
+          </w:tcPr>
+          <w:p>
+            <w:pPr>
+              <w:pStyle w:val="Compact"/>
+              <w:spacing w:after="40"/>
+              <w:jc w:val="left"/>
+            </w:pPr>
+            <w:r>
+              <w:rPr>
+                <w:rFonts w:ascii="Calibri" w:hAnsi="Calibri"/>
+                <w:sz w:val="18"/>
+              </w:rPr>
+              <w:t xml:space="preserve">+0.00043</w:t>
+            </w:r>
+          </w:p>
+        </w:tc>
+        <w:tc>
+          <w:tcPr>
+            <w:tcW w:type="dxa" w:w="1109"/>
+          </w:tcPr>
+          <w:p>
+            <w:pPr>
+              <w:pStyle w:val="Compact"/>
+              <w:spacing w:after="40"/>
+              <w:jc w:val="left"/>
+            </w:pPr>
+            <w:r>
+              <w:rPr>
+                <w:rFonts w:ascii="Calibri" w:hAnsi="Calibri"/>
+                <w:sz w:val="18"/>
+              </w:rPr>
+              <w:t xml:space="preserve">0.00000</w:t>
+            </w:r>
+          </w:p>
+        </w:tc>
+        <w:tc>
+          <w:tcPr>
+            <w:tcW w:type="dxa" w:w="1109"/>
+          </w:tcPr>
+          <w:p>
+            <w:pPr>
+              <w:pStyle w:val="Compact"/>
+              <w:spacing w:after="40"/>
+              <w:jc w:val="left"/>
+            </w:pPr>
+            <w:r>
+              <w:rPr>
+                <w:rFonts w:ascii="Calibri" w:hAnsi="Calibri"/>
+                <w:sz w:val="18"/>
+              </w:rPr>
+              <w:t xml:space="preserve">–</w:t>
+            </w:r>
+          </w:p>
+        </w:tc>
+        <w:tc>
+          <w:tcPr>
+            <w:tcW w:type="dxa" w:w="1109"/>
           </w:tcPr>
           <w:p>
             <w:pPr>
@@ -8905,20 +9176,20 @@
         </w:tc>
         <w:tc>
           <w:tcPr>
-            <w:tcW w:type="dxa" w:w="1015"/>
-          </w:tcPr>
-          <w:p>
-            <w:pPr>
-              <w:pStyle w:val="Compact"/>
-              <w:spacing w:after="40"/>
-              <w:jc w:val="left"/>
-            </w:pPr>
-            <w:r>
-              <w:rPr>
-                <w:rFonts w:ascii="Calibri" w:hAnsi="Calibri"/>
-                <w:sz w:val="18"/>
-              </w:rPr>
-              <w:t xml:space="preserve">0.25</w:t>
+            <w:tcW w:type="dxa" w:w="1456"/>
+          </w:tcPr>
+          <w:p>
+            <w:pPr>
+              <w:pStyle w:val="Compact"/>
+              <w:spacing w:after="40"/>
+              <w:jc w:val="left"/>
+            </w:pPr>
+            <w:r>
+              <w:rPr>
+                <w:rFonts w:ascii="Calibri" w:hAnsi="Calibri"/>
+                <w:sz w:val="18"/>
+              </w:rPr>
+              <w:t xml:space="preserve">0.64</w:t>
             </w:r>
           </w:p>
         </w:tc>
@@ -8926,7 +9197,7 @@
       <w:tr>
         <w:tc>
           <w:tcPr>
-            <w:tcW w:type="dxa" w:w="1585"/>
+            <w:tcW w:type="dxa" w:w="2565"/>
           </w:tcPr>
           <w:p>
             <w:pPr>
@@ -8945,102 +9216,83 @@
         </w:tc>
         <w:tc>
           <w:tcPr>
-            <w:tcW w:type="dxa" w:w="1015"/>
-          </w:tcPr>
-          <w:p>
-            <w:pPr>
-              <w:pStyle w:val="Compact"/>
-              <w:spacing w:after="40"/>
-              <w:jc w:val="left"/>
-            </w:pPr>
-            <w:r>
-              <w:rPr>
-                <w:rFonts w:ascii="Calibri" w:hAnsi="Calibri"/>
-                <w:sz w:val="18"/>
-              </w:rPr>
-              <w:t xml:space="preserve">1.567%</w:t>
-            </w:r>
-          </w:p>
-        </w:tc>
-        <w:tc>
-          <w:tcPr>
-            <w:tcW w:type="dxa" w:w="1839"/>
-          </w:tcPr>
-          <w:p>
-            <w:pPr>
-              <w:pStyle w:val="Compact"/>
-              <w:spacing w:after="40"/>
-              <w:jc w:val="left"/>
-            </w:pPr>
-            <w:r>
-              <w:rPr>
-                <w:rFonts w:ascii="Calibri" w:hAnsi="Calibri"/>
-                <w:sz w:val="18"/>
-              </w:rPr>
-              <w:t xml:space="preserve">98.43%</w:t>
-            </w:r>
-          </w:p>
-        </w:tc>
-        <w:tc>
-          <w:tcPr>
-            <w:tcW w:type="dxa" w:w="1015"/>
-          </w:tcPr>
-          <w:p>
-            <w:pPr>
-              <w:pStyle w:val="Compact"/>
-              <w:spacing w:after="40"/>
-              <w:jc w:val="left"/>
-            </w:pPr>
-            <w:r>
-              <w:rPr>
-                <w:rFonts w:ascii="Calibri" w:hAnsi="Calibri"/>
-                <w:sz w:val="18"/>
-              </w:rPr>
-              <w:t xml:space="preserve">$6.27</w:t>
-            </w:r>
-          </w:p>
-        </w:tc>
-        <w:tc>
-          <w:tcPr>
-            <w:tcW w:type="dxa" w:w="1015"/>
-          </w:tcPr>
-          <w:p>
-            <w:pPr>
-              <w:pStyle w:val="Compact"/>
-              <w:spacing w:after="40"/>
-              <w:jc w:val="left"/>
-            </w:pPr>
-            <w:r>
-              <w:rPr>
-                <w:rFonts w:ascii="Calibri" w:hAnsi="Calibri"/>
-                <w:sz w:val="18"/>
-              </w:rPr>
-              <w:t xml:space="preserve">0.99937</w:t>
-            </w:r>
-          </w:p>
-        </w:tc>
-        <w:tc>
-          <w:tcPr>
-            <w:tcW w:type="dxa" w:w="1015"/>
-          </w:tcPr>
-          <w:p>
-            <w:pPr>
-              <w:pStyle w:val="Compact"/>
-              <w:spacing w:after="40"/>
-              <w:jc w:val="left"/>
-            </w:pPr>
-            <w:r>
-              <w:rPr>
-                <w:rFonts w:ascii="Calibri" w:hAnsi="Calibri"/>
-                <w:sz w:val="18"/>
-              </w:rPr>
-              <w:t xml:space="preserve">75.3%</w:t>
-            </w:r>
-          </w:p>
-        </w:tc>
-        <w:tc>
-          <w:tcPr>
-            <w:tcW w:type="dxa" w:w="1141"/>
+            <w:tcW w:type="dxa" w:w="1109"/>
+          </w:tcPr>
+          <w:p>
+            <w:pPr>
+              <w:pStyle w:val="Compact"/>
+              <w:spacing w:after="40"/>
+              <w:jc w:val="left"/>
+            </w:pPr>
+            <w:r>
+              <w:rPr>
+                <w:rFonts w:ascii="Calibri" w:hAnsi="Calibri"/>
+                <w:sz w:val="18"/>
+              </w:rPr>
+              <w:t xml:space="preserve">246.9</w:t>
+            </w:r>
+          </w:p>
+        </w:tc>
+        <w:tc>
+          <w:tcPr>
+            <w:tcW w:type="dxa" w:w="1179"/>
+          </w:tcPr>
+          <w:p>
+            <w:pPr>
+              <w:pStyle w:val="Compact"/>
+              <w:spacing w:after="40"/>
+              <w:jc w:val="left"/>
+            </w:pPr>
+            <w:r>
+              <w:rPr>
+                <w:rFonts w:ascii="Calibri" w:hAnsi="Calibri"/>
+                <w:sz w:val="18"/>
+              </w:rPr>
+              <w:t xml:space="preserve">−0.01076</w:t>
+            </w:r>
+          </w:p>
+        </w:tc>
+        <w:tc>
+          <w:tcPr>
+            <w:tcW w:type="dxa" w:w="1109"/>
+          </w:tcPr>
+          <w:p>
+            <w:pPr>
+              <w:pStyle w:val="Compact"/>
+              <w:spacing w:after="40"/>
+              <w:jc w:val="left"/>
+            </w:pPr>
+            <w:r>
+              <w:rPr>
+                <w:rFonts w:ascii="Calibri" w:hAnsi="Calibri"/>
+                <w:sz w:val="18"/>
+              </w:rPr>
+              <w:t xml:space="preserve">−0.01120</w:t>
+            </w:r>
+          </w:p>
+        </w:tc>
+        <w:tc>
+          <w:tcPr>
+            <w:tcW w:type="dxa" w:w="1109"/>
+          </w:tcPr>
+          <w:p>
+            <w:pPr>
+              <w:pStyle w:val="Compact"/>
+              <w:spacing w:after="40"/>
+              <w:jc w:val="left"/>
+            </w:pPr>
+            <w:r>
+              <w:rPr>
+                <w:rFonts w:ascii="Calibri" w:hAnsi="Calibri"/>
+                <w:sz w:val="18"/>
+              </w:rPr>
+              <w:t xml:space="preserve">+0.0019 (0.30)</w:t>
+            </w:r>
+          </w:p>
+        </w:tc>
+        <w:tc>
+          <w:tcPr>
+            <w:tcW w:type="dxa" w:w="1109"/>
           </w:tcPr>
           <w:p>
             <w:pPr>
@@ -9059,20 +9311,20 @@
         </w:tc>
         <w:tc>
           <w:tcPr>
-            <w:tcW w:type="dxa" w:w="1015"/>
-          </w:tcPr>
-          <w:p>
-            <w:pPr>
-              <w:pStyle w:val="Compact"/>
-              <w:spacing w:after="40"/>
-              <w:jc w:val="left"/>
-            </w:pPr>
-            <w:r>
-              <w:rPr>
-                <w:rFonts w:ascii="Calibri" w:hAnsi="Calibri"/>
-                <w:sz w:val="18"/>
-              </w:rPr>
-              <w:t xml:space="preserve">0.17</w:t>
+            <w:tcW w:type="dxa" w:w="1456"/>
+          </w:tcPr>
+          <w:p>
+            <w:pPr>
+              <w:pStyle w:val="Compact"/>
+              <w:spacing w:after="40"/>
+              <w:jc w:val="left"/>
+            </w:pPr>
+            <w:r>
+              <w:rPr>
+                <w:rFonts w:ascii="Calibri" w:hAnsi="Calibri"/>
+                <w:sz w:val="18"/>
+              </w:rPr>
+              <w:t xml:space="preserve">0.39</w:t>
             </w:r>
           </w:p>
         </w:tc>
@@ -9080,7 +9332,7 @@
       <w:tr>
         <w:tc>
           <w:tcPr>
-            <w:tcW w:type="dxa" w:w="1585"/>
+            <w:tcW w:type="dxa" w:w="2565"/>
           </w:tcPr>
           <w:p>
             <w:pPr>
@@ -9099,45 +9351,26 @@
         </w:tc>
         <w:tc>
           <w:tcPr>
-            <w:tcW w:type="dxa" w:w="1015"/>
-          </w:tcPr>
-          <w:p>
-            <w:pPr>
-              <w:pStyle w:val="Compact"/>
-              <w:spacing w:after="40"/>
-              <w:jc w:val="left"/>
-            </w:pPr>
-            <w:r>
-              <w:rPr>
-                <w:rFonts w:ascii="Calibri" w:hAnsi="Calibri"/>
-                <w:sz w:val="18"/>
-              </w:rPr>
-              <w:t xml:space="preserve">1.583%</w:t>
-            </w:r>
-          </w:p>
-        </w:tc>
-        <w:tc>
-          <w:tcPr>
-            <w:tcW w:type="dxa" w:w="1839"/>
-          </w:tcPr>
-          <w:p>
-            <w:pPr>
-              <w:pStyle w:val="Compact"/>
-              <w:spacing w:after="40"/>
-              <w:jc w:val="left"/>
-            </w:pPr>
-            <w:r>
-              <w:rPr>
-                <w:rFonts w:ascii="Calibri" w:hAnsi="Calibri"/>
-                <w:sz w:val="18"/>
-              </w:rPr>
-              <w:t xml:space="preserve">98.42%</w:t>
-            </w:r>
-          </w:p>
-        </w:tc>
-        <w:tc>
-          <w:tcPr>
-            <w:tcW w:type="dxa" w:w="1015"/>
+            <w:tcW w:type="dxa" w:w="1109"/>
+          </w:tcPr>
+          <w:p>
+            <w:pPr>
+              <w:pStyle w:val="Compact"/>
+              <w:spacing w:after="40"/>
+              <w:jc w:val="left"/>
+            </w:pPr>
+            <w:r>
+              <w:rPr>
+                <w:rFonts w:ascii="Calibri" w:hAnsi="Calibri"/>
+                <w:sz w:val="18"/>
+              </w:rPr>
+              <w:t xml:space="preserve">250.4</w:t>
+            </w:r>
+          </w:p>
+        </w:tc>
+        <w:tc>
+          <w:tcPr>
+            <w:tcW w:type="dxa" w:w="1179"/>
           </w:tcPr>
           <w:p>
             <w:pPr>
@@ -9152,51 +9385,51 @@
                 <w:b/>
                 <w:sz w:val="18"/>
               </w:rPr>
-              <w:t xml:space="preserve">$21.56</w:t>
-            </w:r>
-          </w:p>
-        </w:tc>
-        <w:tc>
-          <w:tcPr>
-            <w:tcW w:type="dxa" w:w="1015"/>
-          </w:tcPr>
-          <w:p>
-            <w:pPr>
-              <w:pStyle w:val="Compact"/>
-              <w:spacing w:after="40"/>
-              <w:jc w:val="left"/>
-            </w:pPr>
-            <w:r>
-              <w:rPr>
-                <w:rFonts w:ascii="Calibri" w:hAnsi="Calibri"/>
-                <w:sz w:val="18"/>
-              </w:rPr>
-              <w:t xml:space="preserve">0.99261</w:t>
-            </w:r>
-          </w:p>
-        </w:tc>
-        <w:tc>
-          <w:tcPr>
-            <w:tcW w:type="dxa" w:w="1015"/>
-          </w:tcPr>
-          <w:p>
-            <w:pPr>
-              <w:pStyle w:val="Compact"/>
-              <w:spacing w:after="40"/>
-              <w:jc w:val="left"/>
-            </w:pPr>
-            <w:r>
-              <w:rPr>
-                <w:rFonts w:ascii="Calibri" w:hAnsi="Calibri"/>
-                <w:sz w:val="18"/>
-              </w:rPr>
-              <w:t xml:space="preserve">75.0%</w:t>
-            </w:r>
-          </w:p>
-        </w:tc>
-        <w:tc>
-          <w:tcPr>
-            <w:tcW w:type="dxa" w:w="1141"/>
+              <w:t xml:space="preserve">−0.03972</w:t>
+            </w:r>
+          </w:p>
+        </w:tc>
+        <w:tc>
+          <w:tcPr>
+            <w:tcW w:type="dxa" w:w="1109"/>
+          </w:tcPr>
+          <w:p>
+            <w:pPr>
+              <w:pStyle w:val="Compact"/>
+              <w:spacing w:after="40"/>
+              <w:jc w:val="left"/>
+            </w:pPr>
+            <w:r>
+              <w:rPr>
+                <w:rFonts w:ascii="Calibri" w:hAnsi="Calibri"/>
+                <w:sz w:val="18"/>
+              </w:rPr>
+              <w:t xml:space="preserve">−0.04016</w:t>
+            </w:r>
+          </w:p>
+        </w:tc>
+        <w:tc>
+          <w:tcPr>
+            <w:tcW w:type="dxa" w:w="1109"/>
+          </w:tcPr>
+          <w:p>
+            <w:pPr>
+              <w:pStyle w:val="Compact"/>
+              <w:spacing w:after="40"/>
+              <w:jc w:val="left"/>
+            </w:pPr>
+            <w:r>
+              <w:rPr>
+                <w:rFonts w:ascii="Calibri" w:hAnsi="Calibri"/>
+                <w:sz w:val="18"/>
+              </w:rPr>
+              <w:t xml:space="preserve">+0.0063 (2.24)</w:t>
+            </w:r>
+          </w:p>
+        </w:tc>
+        <w:tc>
+          <w:tcPr>
+            <w:tcW w:type="dxa" w:w="1109"/>
           </w:tcPr>
           <w:p>
             <w:pPr>
@@ -9215,7 +9448,7 @@
         </w:tc>
         <w:tc>
           <w:tcPr>
-            <w:tcW w:type="dxa" w:w="1015"/>
+            <w:tcW w:type="dxa" w:w="1456"/>
           </w:tcPr>
           <w:p>
             <w:pPr>
@@ -9238,7 +9471,7 @@
       <w:tr>
         <w:tc>
           <w:tcPr>
-            <w:tcW w:type="dxa" w:w="1585"/>
+            <w:tcW w:type="dxa" w:w="2565"/>
           </w:tcPr>
           <w:p>
             <w:pPr>
@@ -9259,7 +9492,7 @@
         </w:tc>
         <w:tc>
           <w:tcPr>
-            <w:tcW w:type="dxa" w:w="1015"/>
+            <w:tcW w:type="dxa" w:w="1109"/>
           </w:tcPr>
           <w:p>
             <w:pPr>
@@ -9274,13 +9507,13 @@
                 <w:b/>
                 <w:sz w:val="18"/>
               </w:rPr>
-              <w:t xml:space="preserve">1.560%</w:t>
-            </w:r>
-          </w:p>
-        </w:tc>
-        <w:tc>
-          <w:tcPr>
-            <w:tcW w:type="dxa" w:w="1839"/>
+              <w:t xml:space="preserve">245.5</w:t>
+            </w:r>
+          </w:p>
+        </w:tc>
+        <w:tc>
+          <w:tcPr>
+            <w:tcW w:type="dxa" w:w="1179"/>
           </w:tcPr>
           <w:p>
             <w:pPr>
@@ -9295,13 +9528,32 @@
                 <w:b/>
                 <w:sz w:val="18"/>
               </w:rPr>
-              <w:t xml:space="preserve">98.44%</w:t>
-            </w:r>
-          </w:p>
-        </w:tc>
-        <w:tc>
-          <w:tcPr>
-            <w:tcW w:type="dxa" w:w="1015"/>
+              <w:t xml:space="preserve">+0.00013</w:t>
+            </w:r>
+          </w:p>
+        </w:tc>
+        <w:tc>
+          <w:tcPr>
+            <w:tcW w:type="dxa" w:w="1109"/>
+          </w:tcPr>
+          <w:p>
+            <w:pPr>
+              <w:pStyle w:val="Compact"/>
+              <w:spacing w:after="40"/>
+              <w:jc w:val="left"/>
+            </w:pPr>
+            <w:r>
+              <w:rPr>
+                <w:rFonts w:ascii="Calibri" w:hAnsi="Calibri"/>
+                <w:sz w:val="18"/>
+              </w:rPr>
+              <w:t xml:space="preserve">−0.00030</w:t>
+            </w:r>
+          </w:p>
+        </w:tc>
+        <w:tc>
+          <w:tcPr>
+            <w:tcW w:type="dxa" w:w="1109"/>
           </w:tcPr>
           <w:p>
             <w:pPr>
@@ -9316,67 +9568,23 @@
                 <w:b/>
                 <w:sz w:val="18"/>
               </w:rPr>
-              <w:t xml:space="preserve">$6.25</w:t>
-            </w:r>
-          </w:p>
-        </w:tc>
-        <w:tc>
-          <w:tcPr>
-            <w:tcW w:type="dxa" w:w="1015"/>
-          </w:tcPr>
-          <w:p>
-            <w:pPr>
-              <w:pStyle w:val="Compact"/>
-              <w:spacing w:after="40"/>
-              <w:jc w:val="left"/>
-            </w:pPr>
-            <w:r>
-              <w:rPr>
-                <w:bCs/>
-                <w:rFonts w:ascii="Calibri" w:hAnsi="Calibri"/>
-                <w:b/>
-                <w:sz w:val="18"/>
-              </w:rPr>
-              <w:t xml:space="preserve">0.99938</w:t>
-            </w:r>
-          </w:p>
-        </w:tc>
-        <w:tc>
-          <w:tcPr>
-            <w:tcW w:type="dxa" w:w="1015"/>
-          </w:tcPr>
-          <w:p>
-            <w:pPr>
-              <w:pStyle w:val="Compact"/>
-              <w:spacing w:after="40"/>
-              <w:jc w:val="left"/>
-            </w:pPr>
-            <w:r>
-              <w:rPr>
-                <w:bCs/>
-                <w:rFonts w:ascii="Calibri" w:hAnsi="Calibri"/>
-                <w:b/>
-                <w:sz w:val="18"/>
-              </w:rPr>
-              <w:t xml:space="preserve">75.4%</w:t>
-            </w:r>
-          </w:p>
-        </w:tc>
-        <w:tc>
-          <w:tcPr>
-            <w:tcW w:type="dxa" w:w="1141"/>
-          </w:tcPr>
-          <w:p>
-            <w:pPr>
-              <w:pStyle w:val="Compact"/>
-              <w:spacing w:after="40"/>
-              <w:jc w:val="left"/>
-            </w:pPr>
-            <w:r>
-              <w:rPr>
-                <w:bCs/>
-                <w:rFonts w:ascii="Calibri" w:hAnsi="Calibri"/>
-                <w:b/>
+              <w:t xml:space="preserve">+0.0090 (1.39)</w:t>
+            </w:r>
+          </w:p>
+        </w:tc>
+        <w:tc>
+          <w:tcPr>
+            <w:tcW w:type="dxa" w:w="1109"/>
+          </w:tcPr>
+          <w:p>
+            <w:pPr>
+              <w:pStyle w:val="Compact"/>
+              <w:spacing w:after="40"/>
+              <w:jc w:val="left"/>
+            </w:pPr>
+            <w:r>
+              <w:rPr>
+                <w:rFonts w:ascii="Calibri" w:hAnsi="Calibri"/>
                 <w:sz w:val="18"/>
               </w:rPr>
               <w:t xml:space="preserve">51.8%</w:t>
@@ -9385,20 +9593,20 @@
         </w:tc>
         <w:tc>
           <w:tcPr>
-            <w:tcW w:type="dxa" w:w="1015"/>
-          </w:tcPr>
-          <w:p>
-            <w:pPr>
-              <w:pStyle w:val="Compact"/>
-              <w:spacing w:after="40"/>
-              <w:jc w:val="left"/>
-            </w:pPr>
-            <w:r>
-              <w:rPr>
-                <w:rFonts w:ascii="Calibri" w:hAnsi="Calibri"/>
-                <w:sz w:val="18"/>
-              </w:rPr>
-              <w:t xml:space="preserve">0.30</w:t>
+            <w:tcW w:type="dxa" w:w="1456"/>
+          </w:tcPr>
+          <w:p>
+            <w:pPr>
+              <w:pStyle w:val="Compact"/>
+              <w:spacing w:after="40"/>
+              <w:jc w:val="left"/>
+            </w:pPr>
+            <w:r>
+              <w:rPr>
+                <w:rFonts w:ascii="Calibri" w:hAnsi="Calibri"/>
+                <w:sz w:val="18"/>
+              </w:rPr>
+              <w:t xml:space="preserve">0.97</w:t>
             </w:r>
           </w:p>
         </w:tc>
@@ -9406,26 +9614,26 @@
       <w:tr>
         <w:tc>
           <w:tcPr>
-            <w:tcW w:type="dxa" w:w="1585"/>
-          </w:tcPr>
-          <w:p>
-            <w:pPr>
-              <w:pStyle w:val="Compact"/>
-              <w:spacing w:after="40"/>
-              <w:jc w:val="left"/>
-            </w:pPr>
-            <w:r>
-              <w:rPr>
-                <w:rFonts w:ascii="Calibri" w:hAnsi="Calibri"/>
-                <w:sz w:val="18"/>
-              </w:rPr>
-              <w:t xml:space="preserve">RF classifier (direction)</w:t>
-            </w:r>
-          </w:p>
-        </w:tc>
-        <w:tc>
-          <w:tcPr>
-            <w:tcW w:type="dxa" w:w="1015"/>
+            <w:tcW w:type="dxa" w:w="2565"/>
+          </w:tcPr>
+          <w:p>
+            <w:pPr>
+              <w:pStyle w:val="Compact"/>
+              <w:spacing w:after="40"/>
+              <w:jc w:val="left"/>
+            </w:pPr>
+            <w:r>
+              <w:rPr>
+                <w:rFonts w:ascii="Calibri" w:hAnsi="Calibri"/>
+                <w:sz w:val="18"/>
+              </w:rPr>
+              <w:t xml:space="preserve">Majority-direction rule</w:t>
+            </w:r>
+          </w:p>
+        </w:tc>
+        <w:tc>
+          <w:tcPr>
+            <w:tcW w:type="dxa" w:w="1109"/>
           </w:tcPr>
           <w:p>
             <w:pPr>
@@ -9444,7 +9652,7 @@
         </w:tc>
         <w:tc>
           <w:tcPr>
-            <w:tcW w:type="dxa" w:w="1839"/>
+            <w:tcW w:type="dxa" w:w="1179"/>
           </w:tcPr>
           <w:p>
             <w:pPr>
@@ -9463,7 +9671,7 @@
         </w:tc>
         <w:tc>
           <w:tcPr>
-            <w:tcW w:type="dxa" w:w="1015"/>
+            <w:tcW w:type="dxa" w:w="1109"/>
           </w:tcPr>
           <w:p>
             <w:pPr>
@@ -9482,7 +9690,7 @@
         </w:tc>
         <w:tc>
           <w:tcPr>
-            <w:tcW w:type="dxa" w:w="1015"/>
+            <w:tcW w:type="dxa" w:w="1109"/>
           </w:tcPr>
           <w:p>
             <w:pPr>
@@ -9501,45 +9709,28 @@
         </w:tc>
         <w:tc>
           <w:tcPr>
-            <w:tcW w:type="dxa" w:w="1015"/>
-          </w:tcPr>
-          <w:p>
-            <w:pPr>
-              <w:pStyle w:val="Compact"/>
-              <w:spacing w:after="40"/>
-              <w:jc w:val="left"/>
-            </w:pPr>
-            <w:r>
-              <w:rPr>
-                <w:rFonts w:ascii="Calibri" w:hAnsi="Calibri"/>
-                <w:sz w:val="18"/>
-              </w:rPr>
-              <w:t xml:space="preserve">–</w:t>
-            </w:r>
-          </w:p>
-        </w:tc>
-        <w:tc>
-          <w:tcPr>
-            <w:tcW w:type="dxa" w:w="1141"/>
-          </w:tcPr>
-          <w:p>
-            <w:pPr>
-              <w:pStyle w:val="Compact"/>
-              <w:spacing w:after="40"/>
-              <w:jc w:val="left"/>
-            </w:pPr>
-            <w:r>
-              <w:rPr>
-                <w:rFonts w:ascii="Calibri" w:hAnsi="Calibri"/>
-                <w:sz w:val="18"/>
-              </w:rPr>
-              <w:t xml:space="preserve">51.9% (AUC 0.505)</w:t>
-            </w:r>
-          </w:p>
-        </w:tc>
-        <w:tc>
-          <w:tcPr>
-            <w:tcW w:type="dxa" w:w="1015"/>
+            <w:tcW w:type="dxa" w:w="1109"/>
+          </w:tcPr>
+          <w:p>
+            <w:pPr>
+              <w:pStyle w:val="Compact"/>
+              <w:spacing w:after="40"/>
+              <w:jc w:val="left"/>
+            </w:pPr>
+            <w:r>
+              <w:rPr>
+                <w:bCs/>
+                <w:rFonts w:ascii="Calibri" w:hAnsi="Calibri"/>
+                <w:b/>
+                <w:sz w:val="18"/>
+              </w:rPr>
+              <w:t xml:space="preserve">52.8%</w:t>
+            </w:r>
+          </w:p>
+        </w:tc>
+        <w:tc>
+          <w:tcPr>
+            <w:tcW w:type="dxa" w:w="1456"/>
           </w:tcPr>
           <w:p>
             <w:pPr>
@@ -9583,19 +9774,41 @@
           <w:bCs/>
           <w:b/>
         </w:rPr>
-        <w:t xml:space="preserve">Accurate as a price forecast.</w:t>
-      </w:r>
-      <w:r>
-        <w:t xml:space="preserve"> </w:t>
-      </w:r>
-      <w:r>
-        <w:t xml:space="preserve">The Random Forest is within 1.56% of the actual next-day</w:t>
-      </w:r>
-      <w:r>
-        <w:t xml:space="preserve"> </w:t>
-      </w:r>
-      <w:r>
-        <w:t xml:space="preserve">close on average (98.44% price accuracy, R² 0.9994), and within 2% on 75% of stock-days.</w:t>
+        <w:t xml:space="preserve">Essentially no return skill.</w:t>
+      </w:r>
+      <w:r>
+        <w:t xml:space="preserve"> </w:t>
+      </w:r>
+      <w:r>
+        <w:t xml:space="preserve">The proposed model explains</w:t>
+      </w:r>
+      <w:r>
+        <w:t xml:space="preserve"> </w:t>
+      </w:r>
+      <w:r>
+        <w:rPr>
+          <w:bCs/>
+          <w:b/>
+        </w:rPr>
+        <w:t xml:space="preserve">0.013%</w:t>
+      </w:r>
+      <w:r>
+        <w:t xml:space="preserve"> </w:t>
+      </w:r>
+      <w:r>
+        <w:t xml:space="preserve">of next-day return</w:t>
+      </w:r>
+      <w:r>
+        <w:t xml:space="preserve"> </w:t>
+      </w:r>
+      <w:r>
+        <w:t xml:space="preserve">variance, and the Diebold–Mariano test cannot distinguish it from simply predicting zero</w:t>
+      </w:r>
+      <w:r>
+        <w:t xml:space="preserve"> </w:t>
+      </w:r>
+      <w:r>
+        <w:t xml:space="preserve">(p = 0.97). Against the slightly stronger drift benchmark the sign flips (R² = −0.0003).</w:t>
       </w:r>
     </w:p>
     <w:p>
@@ -9611,19 +9824,70 @@
           <w:bCs/>
           <w:b/>
         </w:rPr>
-        <w:t xml:space="preserve">But no better than naive.</w:t>
-      </w:r>
-      <w:r>
-        <w:t xml:space="preserve"> </w:t>
-      </w:r>
-      <w:r>
-        <w:t xml:space="preserve">Naive persistence scores the same; the difference is not</w:t>
-      </w:r>
-      <w:r>
-        <w:t xml:space="preserve"> </w:t>
-      </w:r>
-      <w:r>
-        <w:t xml:space="preserve">significant (Diebold–Mariano p = 0.30).</w:t>
+        <w:t xml:space="preserve">The model hedges to near-zero.</w:t>
+      </w:r>
+      <w:r>
+        <w:t xml:space="preserve"> </w:t>
+      </w:r>
+      <w:r>
+        <w:t xml:space="preserve">Its forecasts have a standard deviation of</w:t>
+      </w:r>
+      <w:r>
+        <w:t xml:space="preserve"> </w:t>
+      </w:r>
+      <w:r>
+        <w:rPr>
+          <w:bCs/>
+          <w:b/>
+        </w:rPr>
+        <w:t xml:space="preserve">10.8 bp</w:t>
+      </w:r>
+      <w:r>
+        <w:t xml:space="preserve"> </w:t>
+      </w:r>
+      <w:r>
+        <w:t xml:space="preserve">against the realised</w:t>
+      </w:r>
+      <w:r>
+        <w:t xml:space="preserve"> </w:t>
+      </w:r>
+      <w:r>
+        <w:rPr>
+          <w:bCs/>
+          <w:b/>
+        </w:rPr>
+        <w:t xml:space="preserve">245 bp</w:t>
+      </w:r>
+      <w:r>
+        <w:t xml:space="preserve"> </w:t>
+      </w:r>
+      <w:r>
+        <w:t xml:space="preserve">— a range</w:t>
+      </w:r>
+      <w:r>
+        <w:t xml:space="preserve"> </w:t>
+      </w:r>
+      <w:r>
+        <w:rPr>
+          <w:bCs/>
+          <w:b/>
+        </w:rPr>
+        <w:t xml:space="preserve">23× narrower than reality</w:t>
+      </w:r>
+      <w:r>
+        <w:t xml:space="preserve">. That is the</w:t>
+      </w:r>
+      <w:r>
+        <w:t xml:space="preserve"> </w:t>
+      </w:r>
+      <w:r>
+        <w:t xml:space="preserve">statistically correct response to a near-unpredictable target, and it is precisely why the</w:t>
+      </w:r>
+      <w:r>
+        <w:t xml:space="preserve"> </w:t>
+      </w:r>
+      <w:r>
+        <w:t xml:space="preserve">price forecasts in §7.1.2 look so good.</w:t>
       </w:r>
     </w:p>
     <w:p>
@@ -9639,61 +9903,16 @@
           <w:bCs/>
           <w:b/>
         </w:rPr>
-        <w:t xml:space="preserve">Almost no skill beyond persistence:</w:t>
-      </w:r>
-    </w:p>
-    <w:p>
-      <w:pPr>
-        <w:numPr>
-          <w:ilvl w:val="1"/>
-          <w:numId w:val="1021"/>
-        </w:numPr>
-        <w:pStyle w:val="Compact"/>
-      </w:pPr>
-      <w:r>
-        <w:t xml:space="preserve">out-of-sample return R² = +0.0001;</w:t>
-      </w:r>
-    </w:p>
-    <w:p>
-      <w:pPr>
-        <w:numPr>
-          <w:ilvl w:val="1"/>
-          <w:numId w:val="1021"/>
-        </w:numPr>
-        <w:pStyle w:val="Compact"/>
-      </w:pPr>
-      <w:r>
-        <w:t xml:space="preserve">daily IC = +0.009 (t = 1.39, not significant);</w:t>
-      </w:r>
-    </w:p>
-    <w:p>
-      <w:pPr>
-        <w:numPr>
-          <w:ilvl w:val="1"/>
-          <w:numId w:val="1021"/>
-        </w:numPr>
-        <w:pStyle w:val="Compact"/>
-      </w:pPr>
-      <w:r>
-        <w:t xml:space="preserve">direction accuracy 51.8%, below</w:t>
-      </w:r>
-      <w:r>
-        <w:t xml:space="preserve"> </w:t>
-      </w:r>
-      <w:r>
-        <w:t xml:space="preserve">“</w:t>
-      </w:r>
-      <w:r>
-        <w:t xml:space="preserve">always predict the majority direction</w:t>
-      </w:r>
-      <w:r>
-        <w:t xml:space="preserve">”</w:t>
-      </w:r>
-      <w:r>
-        <w:t xml:space="preserve"> </w:t>
-      </w:r>
-      <w:r>
-        <w:t xml:space="preserve">(52.8%).</w:t>
+        <w:t xml:space="preserve">Mean absolute return error 156 bp</w:t>
+      </w:r>
+      <w:r>
+        <w:t xml:space="preserve">, against a realised mean absolute move of the same</w:t>
+      </w:r>
+      <w:r>
+        <w:t xml:space="preserve"> </w:t>
+      </w:r>
+      <w:r>
+        <w:t xml:space="preserve">order: the error is as large as the thing being predicted.</w:t>
       </w:r>
     </w:p>
     <w:p>
@@ -9709,116 +9928,113 @@
           <w:bCs/>
           <w:b/>
         </w:rPr>
-        <w:t xml:space="preserve">A small, non-significant economic signal:</w:t>
-      </w:r>
-      <w:r>
-        <w:t xml:space="preserve"> </w:t>
-      </w:r>
-      <w:r>
-        <w:t xml:space="preserve">the top-minus-bottom decile of predicted</w:t>
-      </w:r>
-      <w:r>
-        <w:t xml:space="preserve"> </w:t>
-      </w:r>
-      <w:r>
-        <w:t xml:space="preserve">returns earned +8.0 bp/day (t = 1.50).</w:t>
-      </w:r>
-    </w:p>
-    <w:p>
-      <w:pPr>
-        <w:pStyle w:val="FirstParagraph"/>
+        <w:t xml:space="preserve">Direction accuracy 51.8%</w:t>
+      </w:r>
+      <w:r>
+        <w:t xml:space="preserve"> </w:t>
+      </w:r>
+      <w:r>
+        <w:t xml:space="preserve">is</w:t>
+      </w:r>
+      <w:r>
+        <w:t xml:space="preserve"> </w:t>
+      </w:r>
+      <w:r>
+        <w:rPr>
+          <w:iCs/>
+          <w:i/>
+        </w:rPr>
+        <w:t xml:space="preserve">below</w:t>
+      </w:r>
+      <w:r>
+        <w:t xml:space="preserve"> </w:t>
+      </w:r>
+      <w:r>
+        <w:t xml:space="preserve">the</w:t>
+      </w:r>
+      <w:r>
+        <w:t xml:space="preserve"> </w:t>
+      </w:r>
+      <w:r>
+        <w:t xml:space="preserve">“</w:t>
+      </w:r>
+      <w:r>
+        <w:t xml:space="preserve">always predict the majority direction</w:t>
+      </w:r>
+      <w:r>
+        <w:t xml:space="preserve">”</w:t>
+      </w:r>
+      <w:r>
+        <w:t xml:space="preserve"> </w:t>
+      </w:r>
+      <w:r>
+        <w:t xml:space="preserve">rule</w:t>
+      </w:r>
+      <w:r>
+        <w:t xml:space="preserve"> </w:t>
+      </w:r>
+      <w:r>
+        <w:t xml:space="preserve">(52.8%); the binomial test gives p = 1.00.</w:t>
+      </w:r>
+    </w:p>
+    <w:p>
+      <w:pPr>
+        <w:numPr>
+          <w:ilvl w:val="0"/>
+          <w:numId w:val="1020"/>
+        </w:numPr>
+        <w:pStyle w:val="Compact"/>
       </w:pPr>
       <w:r>
         <w:rPr>
           <w:bCs/>
           <w:b/>
         </w:rPr>
-        <w:t xml:space="preserve">The price-level Random Forest shows why unbenchmarked accuracy misleads.</w:t>
-      </w:r>
-    </w:p>
-    <w:p>
-      <w:pPr>
-        <w:numPr>
-          <w:ilvl w:val="0"/>
-          <w:numId w:val="1022"/>
-        </w:numPr>
-        <w:pStyle w:val="Compact"/>
-      </w:pPr>
-      <w:r>
-        <w:t xml:space="preserve">It reports R² 0.993 and 98.4%</w:t>
-      </w:r>
-      <w:r>
-        <w:t xml:space="preserve"> </w:t>
-      </w:r>
-      <w:r>
-        <w:t xml:space="preserve">“</w:t>
-      </w:r>
-      <w:r>
-        <w:t xml:space="preserve">accuracy</w:t>
-      </w:r>
-      <w:r>
-        <w:t xml:space="preserve">”</w:t>
-      </w:r>
-      <w:r>
-        <w:t xml:space="preserve">.</w:t>
-      </w:r>
-    </w:p>
-    <w:p>
-      <w:pPr>
-        <w:numPr>
-          <w:ilvl w:val="0"/>
-          <w:numId w:val="1022"/>
-        </w:numPr>
-        <w:pStyle w:val="Compact"/>
-      </w:pPr>
-      <w:r>
-        <w:t xml:space="preserve">Yet its RMSE is 3.4× naive, and it is significantly</w:t>
-      </w:r>
-      <w:r>
-        <w:t xml:space="preserve"> </w:t>
-      </w:r>
-      <w:r>
-        <w:rPr>
-          <w:iCs/>
-          <w:i/>
-        </w:rPr>
-        <w:t xml:space="preserve">worse</w:t>
-      </w:r>
-      <w:r>
-        <w:t xml:space="preserve"> </w:t>
-      </w:r>
-      <w:r>
-        <w:t xml:space="preserve">than naive (DM p &lt; 0.001).</w:t>
-      </w:r>
-    </w:p>
-    <w:p>
-      <w:pPr>
-        <w:numPr>
-          <w:ilvl w:val="0"/>
-          <w:numId w:val="1022"/>
-        </w:numPr>
-        <w:pStyle w:val="Compact"/>
-      </w:pPr>
-      <w:r>
-        <w:t xml:space="preserve">Its RMSE grows from $6 (2019) to $36 (2021) as prices trend to new highs, because trees</w:t>
-      </w:r>
-      <w:r>
-        <w:t xml:space="preserve"> </w:t>
-      </w:r>
-      <w:r>
-        <w:t xml:space="preserve">can’t predict above the training range.</w:t>
-      </w:r>
-    </w:p>
-    <w:p>
-      <w:pPr>
-        <w:pStyle w:val="FirstParagraph"/>
-      </w:pPr>
+        <w:t xml:space="preserve">The price-level Random Forest is the only model significantly different from the</w:t>
+      </w:r>
       <w:r>
         <w:rPr>
           <w:bCs/>
           <w:b/>
         </w:rPr>
-        <w:t xml:space="preserve">By year and regime.</w:t>
+        <w:t xml:space="preserve"> </w:t>
+      </w:r>
+      <w:r>
+        <w:rPr>
+          <w:bCs/>
+          <w:b/>
+        </w:rPr>
+        <w:t xml:space="preserve">benchmark — in the wrong direction</w:t>
+      </w:r>
+      <w:r>
+        <w:t xml:space="preserve"> </w:t>
+      </w:r>
+      <w:r>
+        <w:t xml:space="preserve">(R² = −0.040, DM p &lt; 0.001). Training a tree on raw</w:t>
+      </w:r>
+      <w:r>
+        <w:t xml:space="preserve"> </w:t>
+      </w:r>
+      <w:r>
+        <w:t xml:space="preserve">price levels actively destroys return information.</w:t>
+      </w:r>
+    </w:p>
+    <w:bookmarkEnd w:id="41"/>
+    <w:bookmarkStart w:id="42" w:name="price-space-what-the-literature-reports"/>
+    <w:p>
+      <w:pPr>
+        <w:pStyle w:val="Heading3"/>
+      </w:pPr>
+      <w:r>
+        <w:t xml:space="preserve">7.1.2 Price space (what the literature reports)</w:t>
+      </w:r>
+    </w:p>
+    <w:p>
+      <w:pPr>
+        <w:pStyle w:val="FirstParagraph"/>
+      </w:pPr>
+      <w:r>
+        <w:t xml:space="preserve">The same forecasts, scored on the next-day closing price:</w:t>
       </w:r>
     </w:p>
     <w:tbl>
@@ -9838,17 +10054,18 @@
         <w:tblLayout w:type="fixed"/>
       </w:tblPr>
       <w:tblGrid>
-        <w:gridCol w:w="1427"/>
-        <w:gridCol w:w="1427"/>
-        <w:gridCol w:w="1427"/>
-        <w:gridCol w:w="1874"/>
-        <w:gridCol w:w="2052"/>
-        <w:gridCol w:w="1427"/>
+        <w:gridCol w:w="1673"/>
+        <w:gridCol w:w="1070"/>
+        <w:gridCol w:w="1940"/>
+        <w:gridCol w:w="1070"/>
+        <w:gridCol w:w="1070"/>
+        <w:gridCol w:w="1070"/>
+        <w:gridCol w:w="1740"/>
       </w:tblGrid>
       <w:tr>
         <w:tc>
           <w:tcPr>
-            <w:tcW w:type="dxa" w:w="1428"/>
+            <w:tcW w:type="dxa" w:w="1673"/>
             <w:shd w:val="clear" w:color="auto" w:fill="DCE6F1"/>
           </w:tcPr>
           <w:p>
@@ -9863,13 +10080,13 @@
                 <w:b/>
                 <w:sz w:val="18"/>
               </w:rPr>
-              <w:t xml:space="preserve">Period</w:t>
-            </w:r>
-          </w:p>
-        </w:tc>
-        <w:tc>
-          <w:tcPr>
-            <w:tcW w:type="dxa" w:w="1428"/>
+              <w:t xml:space="preserve">Model</w:t>
+            </w:r>
+          </w:p>
+        </w:tc>
+        <w:tc>
+          <w:tcPr>
+            <w:tcW w:type="dxa" w:w="1071"/>
             <w:shd w:val="clear" w:color="auto" w:fill="DCE6F1"/>
           </w:tcPr>
           <w:p>
@@ -9884,13 +10101,13 @@
                 <w:b/>
                 <w:sz w:val="18"/>
               </w:rPr>
-              <w:t xml:space="preserve">RF MAPE</w:t>
-            </w:r>
-          </w:p>
-        </w:tc>
-        <w:tc>
-          <w:tcPr>
-            <w:tcW w:type="dxa" w:w="1428"/>
+              <w:t xml:space="preserve">MAPE</w:t>
+            </w:r>
+          </w:p>
+        </w:tc>
+        <w:tc>
+          <w:tcPr>
+            <w:tcW w:type="dxa" w:w="1941"/>
             <w:shd w:val="clear" w:color="auto" w:fill="DCE6F1"/>
           </w:tcPr>
           <w:p>
@@ -9905,13 +10122,45 @@
                 <w:b/>
                 <w:sz w:val="18"/>
               </w:rPr>
-              <w:t xml:space="preserve">Naive MAPE</w:t>
-            </w:r>
-          </w:p>
-        </w:tc>
-        <w:tc>
-          <w:tcPr>
-            <w:tcW w:type="dxa" w:w="1874"/>
+              <w:t xml:space="preserve">“</w:t>
+            </w:r>
+            <w:r>
+              <w:rPr>
+                <w:rFonts w:ascii="Calibri" w:hAnsi="Calibri"/>
+                <w:b/>
+                <w:sz w:val="18"/>
+              </w:rPr>
+              <w:t xml:space="preserve">Price accuracy</w:t>
+            </w:r>
+            <w:r>
+              <w:rPr>
+                <w:rFonts w:ascii="Calibri" w:hAnsi="Calibri"/>
+                <w:b/>
+                <w:sz w:val="18"/>
+              </w:rPr>
+              <w:t xml:space="preserve">”</w:t>
+            </w:r>
+            <w:r>
+              <w:rPr>
+                <w:rFonts w:ascii="Calibri" w:hAnsi="Calibri"/>
+                <w:b/>
+                <w:sz w:val="18"/>
+              </w:rPr>
+              <w:t xml:space="preserve"> </w:t>
+            </w:r>
+            <w:r>
+              <w:rPr>
+                <w:rFonts w:ascii="Calibri" w:hAnsi="Calibri"/>
+                <w:b/>
+                <w:sz w:val="18"/>
+              </w:rPr>
+              <w:t xml:space="preserve">(100 − MAPE)</w:t>
+            </w:r>
+          </w:p>
+        </w:tc>
+        <w:tc>
+          <w:tcPr>
+            <w:tcW w:type="dxa" w:w="1071"/>
             <w:shd w:val="clear" w:color="auto" w:fill="DCE6F1"/>
           </w:tcPr>
           <w:p>
@@ -9926,13 +10175,13 @@
                 <w:b/>
                 <w:sz w:val="18"/>
               </w:rPr>
-              <w:t xml:space="preserve">RF direction accuracy</w:t>
-            </w:r>
-          </w:p>
-        </w:tc>
-        <w:tc>
-          <w:tcPr>
-            <w:tcW w:type="dxa" w:w="2052"/>
+              <w:t xml:space="preserve">RMSE</w:t>
+            </w:r>
+          </w:p>
+        </w:tc>
+        <w:tc>
+          <w:tcPr>
+            <w:tcW w:type="dxa" w:w="1071"/>
             <w:shd w:val="clear" w:color="auto" w:fill="DCE6F1"/>
           </w:tcPr>
           <w:p>
@@ -9947,13 +10196,13 @@
                 <w:b/>
                 <w:sz w:val="18"/>
               </w:rPr>
-              <w:t xml:space="preserve">Majority-direction rule</w:t>
-            </w:r>
-          </w:p>
-        </w:tc>
-        <w:tc>
-          <w:tcPr>
-            <w:tcW w:type="dxa" w:w="1428"/>
+              <w:t xml:space="preserve">R² (price)</w:t>
+            </w:r>
+          </w:p>
+        </w:tc>
+        <w:tc>
+          <w:tcPr>
+            <w:tcW w:type="dxa" w:w="1071"/>
             <w:shd w:val="clear" w:color="auto" w:fill="DCE6F1"/>
           </w:tcPr>
           <w:p>
@@ -9968,7 +10217,28 @@
                 <w:b/>
                 <w:sz w:val="18"/>
               </w:rPr>
-              <w:t xml:space="preserve">RF daily IC</w:t>
+              <w:t xml:space="preserve">Within 2%</w:t>
+            </w:r>
+          </w:p>
+        </w:tc>
+        <w:tc>
+          <w:tcPr>
+            <w:tcW w:type="dxa" w:w="1740"/>
+            <w:shd w:val="clear" w:color="auto" w:fill="DCE6F1"/>
+          </w:tcPr>
+          <w:p>
+            <w:pPr>
+              <w:pStyle w:val="Compact"/>
+              <w:spacing w:after="40"/>
+              <w:jc w:val="left"/>
+            </w:pPr>
+            <w:r>
+              <w:rPr>
+                <w:rFonts w:ascii="Calibri" w:hAnsi="Calibri"/>
+                <w:b/>
+                <w:sz w:val="18"/>
+              </w:rPr>
+              <w:t xml:space="preserve">DM vs naive (p)</w:t>
             </w:r>
           </w:p>
         </w:tc>
@@ -9976,115 +10246,134 @@
       <w:tr>
         <w:tc>
           <w:tcPr>
-            <w:tcW w:type="dxa" w:w="1428"/>
-          </w:tcPr>
-          <w:p>
-            <w:pPr>
-              <w:pStyle w:val="Compact"/>
-              <w:spacing w:after="40"/>
-              <w:jc w:val="left"/>
-            </w:pPr>
-            <w:r>
-              <w:rPr>
-                <w:rFonts w:ascii="Calibri" w:hAnsi="Calibri"/>
-                <w:sz w:val="18"/>
-              </w:rPr>
-              <w:t xml:space="preserve">2019</w:t>
-            </w:r>
-          </w:p>
-        </w:tc>
-        <w:tc>
-          <w:tcPr>
-            <w:tcW w:type="dxa" w:w="1428"/>
-          </w:tcPr>
-          <w:p>
-            <w:pPr>
-              <w:pStyle w:val="Compact"/>
-              <w:spacing w:after="40"/>
-              <w:jc w:val="left"/>
-            </w:pPr>
-            <w:r>
-              <w:rPr>
-                <w:rFonts w:ascii="Calibri" w:hAnsi="Calibri"/>
-                <w:sz w:val="18"/>
-              </w:rPr>
-              <w:t xml:space="preserve">1.11%</w:t>
-            </w:r>
-          </w:p>
-        </w:tc>
-        <w:tc>
-          <w:tcPr>
-            <w:tcW w:type="dxa" w:w="1428"/>
-          </w:tcPr>
-          <w:p>
-            <w:pPr>
-              <w:pStyle w:val="Compact"/>
-              <w:spacing w:after="40"/>
-              <w:jc w:val="left"/>
-            </w:pPr>
-            <w:r>
-              <w:rPr>
-                <w:rFonts w:ascii="Calibri" w:hAnsi="Calibri"/>
-                <w:sz w:val="18"/>
-              </w:rPr>
-              <w:t xml:space="preserve">1.12%</w:t>
-            </w:r>
-          </w:p>
-        </w:tc>
-        <w:tc>
-          <w:tcPr>
-            <w:tcW w:type="dxa" w:w="1874"/>
-          </w:tcPr>
-          <w:p>
-            <w:pPr>
-              <w:pStyle w:val="Compact"/>
-              <w:spacing w:after="40"/>
-              <w:jc w:val="left"/>
-            </w:pPr>
-            <w:r>
-              <w:rPr>
-                <w:rFonts w:ascii="Calibri" w:hAnsi="Calibri"/>
-                <w:sz w:val="18"/>
-              </w:rPr>
-              <w:t xml:space="preserve">53.5%</w:t>
-            </w:r>
-          </w:p>
-        </w:tc>
-        <w:tc>
-          <w:tcPr>
-            <w:tcW w:type="dxa" w:w="2052"/>
-          </w:tcPr>
-          <w:p>
-            <w:pPr>
-              <w:pStyle w:val="Compact"/>
-              <w:spacing w:after="40"/>
-              <w:jc w:val="left"/>
-            </w:pPr>
-            <w:r>
-              <w:rPr>
-                <w:rFonts w:ascii="Calibri" w:hAnsi="Calibri"/>
-                <w:sz w:val="18"/>
-              </w:rPr>
-              <w:t xml:space="preserve">55.3%</w:t>
-            </w:r>
-          </w:p>
-        </w:tc>
-        <w:tc>
-          <w:tcPr>
-            <w:tcW w:type="dxa" w:w="1428"/>
-          </w:tcPr>
-          <w:p>
-            <w:pPr>
-              <w:pStyle w:val="Compact"/>
-              <w:spacing w:after="40"/>
-              <w:jc w:val="left"/>
-            </w:pPr>
-            <w:r>
-              <w:rPr>
-                <w:rFonts w:ascii="Calibri" w:hAnsi="Calibri"/>
-                <w:sz w:val="18"/>
-              </w:rPr>
-              <w:t xml:space="preserve">+0.014</w:t>
+            <w:tcW w:type="dxa" w:w="1673"/>
+          </w:tcPr>
+          <w:p>
+            <w:pPr>
+              <w:pStyle w:val="Compact"/>
+              <w:spacing w:after="40"/>
+              <w:jc w:val="left"/>
+            </w:pPr>
+            <w:r>
+              <w:rPr>
+                <w:rFonts w:ascii="Calibri" w:hAnsi="Calibri"/>
+                <w:sz w:val="18"/>
+              </w:rPr>
+              <w:t xml:space="preserve">Naive (tomorrow = today)</w:t>
+            </w:r>
+          </w:p>
+        </w:tc>
+        <w:tc>
+          <w:tcPr>
+            <w:tcW w:type="dxa" w:w="1071"/>
+          </w:tcPr>
+          <w:p>
+            <w:pPr>
+              <w:pStyle w:val="Compact"/>
+              <w:spacing w:after="40"/>
+              <w:jc w:val="left"/>
+            </w:pPr>
+            <w:r>
+              <w:rPr>
+                <w:rFonts w:ascii="Calibri" w:hAnsi="Calibri"/>
+                <w:sz w:val="18"/>
+              </w:rPr>
+              <w:t xml:space="preserve">1.561%</w:t>
+            </w:r>
+          </w:p>
+        </w:tc>
+        <w:tc>
+          <w:tcPr>
+            <w:tcW w:type="dxa" w:w="1941"/>
+          </w:tcPr>
+          <w:p>
+            <w:pPr>
+              <w:pStyle w:val="Compact"/>
+              <w:spacing w:after="40"/>
+              <w:jc w:val="left"/>
+            </w:pPr>
+            <w:r>
+              <w:rPr>
+                <w:rFonts w:ascii="Calibri" w:hAnsi="Calibri"/>
+                <w:sz w:val="18"/>
+              </w:rPr>
+              <w:t xml:space="preserve">98.44%</w:t>
+            </w:r>
+          </w:p>
+        </w:tc>
+        <w:tc>
+          <w:tcPr>
+            <w:tcW w:type="dxa" w:w="1071"/>
+          </w:tcPr>
+          <w:p>
+            <w:pPr>
+              <w:pStyle w:val="Compact"/>
+              <w:spacing w:after="40"/>
+              <w:jc w:val="left"/>
+            </w:pPr>
+            <w:r>
+              <w:rPr>
+                <w:rFonts w:ascii="Calibri" w:hAnsi="Calibri"/>
+                <w:sz w:val="18"/>
+              </w:rPr>
+              <w:t xml:space="preserve">$6.25</w:t>
+            </w:r>
+          </w:p>
+        </w:tc>
+        <w:tc>
+          <w:tcPr>
+            <w:tcW w:type="dxa" w:w="1071"/>
+          </w:tcPr>
+          <w:p>
+            <w:pPr>
+              <w:pStyle w:val="Compact"/>
+              <w:spacing w:after="40"/>
+              <w:jc w:val="left"/>
+            </w:pPr>
+            <w:r>
+              <w:rPr>
+                <w:rFonts w:ascii="Calibri" w:hAnsi="Calibri"/>
+                <w:sz w:val="18"/>
+              </w:rPr>
+              <w:t xml:space="preserve">0.99938</w:t>
+            </w:r>
+          </w:p>
+        </w:tc>
+        <w:tc>
+          <w:tcPr>
+            <w:tcW w:type="dxa" w:w="1071"/>
+          </w:tcPr>
+          <w:p>
+            <w:pPr>
+              <w:pStyle w:val="Compact"/>
+              <w:spacing w:after="40"/>
+              <w:jc w:val="left"/>
+            </w:pPr>
+            <w:r>
+              <w:rPr>
+                <w:rFonts w:ascii="Calibri" w:hAnsi="Calibri"/>
+                <w:sz w:val="18"/>
+              </w:rPr>
+              <w:t xml:space="preserve">75.3%</w:t>
+            </w:r>
+          </w:p>
+        </w:tc>
+        <w:tc>
+          <w:tcPr>
+            <w:tcW w:type="dxa" w:w="1740"/>
+          </w:tcPr>
+          <w:p>
+            <w:pPr>
+              <w:pStyle w:val="Compact"/>
+              <w:spacing w:after="40"/>
+              <w:jc w:val="left"/>
+            </w:pPr>
+            <w:r>
+              <w:rPr>
+                <w:rFonts w:ascii="Calibri" w:hAnsi="Calibri"/>
+                <w:sz w:val="18"/>
+              </w:rPr>
+              <w:t xml:space="preserve">–</w:t>
             </w:r>
           </w:p>
         </w:tc>
@@ -10092,115 +10381,134 @@
       <w:tr>
         <w:tc>
           <w:tcPr>
-            <w:tcW w:type="dxa" w:w="1428"/>
-          </w:tcPr>
-          <w:p>
-            <w:pPr>
-              <w:pStyle w:val="Compact"/>
-              <w:spacing w:after="40"/>
-              <w:jc w:val="left"/>
-            </w:pPr>
-            <w:r>
-              <w:rPr>
-                <w:rFonts w:ascii="Calibri" w:hAnsi="Calibri"/>
-                <w:sz w:val="18"/>
-              </w:rPr>
-              <w:t xml:space="preserve">2020</w:t>
-            </w:r>
-          </w:p>
-        </w:tc>
-        <w:tc>
-          <w:tcPr>
-            <w:tcW w:type="dxa" w:w="1428"/>
-          </w:tcPr>
-          <w:p>
-            <w:pPr>
-              <w:pStyle w:val="Compact"/>
-              <w:spacing w:after="40"/>
-              <w:jc w:val="left"/>
-            </w:pPr>
-            <w:r>
-              <w:rPr>
-                <w:rFonts w:ascii="Calibri" w:hAnsi="Calibri"/>
-                <w:sz w:val="18"/>
-              </w:rPr>
-              <w:t xml:space="preserve">2.20%</w:t>
-            </w:r>
-          </w:p>
-        </w:tc>
-        <w:tc>
-          <w:tcPr>
-            <w:tcW w:type="dxa" w:w="1428"/>
-          </w:tcPr>
-          <w:p>
-            <w:pPr>
-              <w:pStyle w:val="Compact"/>
-              <w:spacing w:after="40"/>
-              <w:jc w:val="left"/>
-            </w:pPr>
-            <w:r>
-              <w:rPr>
-                <w:rFonts w:ascii="Calibri" w:hAnsi="Calibri"/>
-                <w:sz w:val="18"/>
-              </w:rPr>
-              <w:t xml:space="preserve">2.20%</w:t>
-            </w:r>
-          </w:p>
-        </w:tc>
-        <w:tc>
-          <w:tcPr>
-            <w:tcW w:type="dxa" w:w="1874"/>
-          </w:tcPr>
-          <w:p>
-            <w:pPr>
-              <w:pStyle w:val="Compact"/>
-              <w:spacing w:after="40"/>
-              <w:jc w:val="left"/>
-            </w:pPr>
-            <w:r>
-              <w:rPr>
-                <w:rFonts w:ascii="Calibri" w:hAnsi="Calibri"/>
-                <w:sz w:val="18"/>
-              </w:rPr>
-              <w:t xml:space="preserve">51.0%</w:t>
-            </w:r>
-          </w:p>
-        </w:tc>
-        <w:tc>
-          <w:tcPr>
-            <w:tcW w:type="dxa" w:w="2052"/>
-          </w:tcPr>
-          <w:p>
-            <w:pPr>
-              <w:pStyle w:val="Compact"/>
-              <w:spacing w:after="40"/>
-              <w:jc w:val="left"/>
-            </w:pPr>
-            <w:r>
-              <w:rPr>
-                <w:rFonts w:ascii="Calibri" w:hAnsi="Calibri"/>
-                <w:sz w:val="18"/>
-              </w:rPr>
-              <w:t xml:space="preserve">51.8%</w:t>
-            </w:r>
-          </w:p>
-        </w:tc>
-        <w:tc>
-          <w:tcPr>
-            <w:tcW w:type="dxa" w:w="1428"/>
-          </w:tcPr>
-          <w:p>
-            <w:pPr>
-              <w:pStyle w:val="Compact"/>
-              <w:spacing w:after="40"/>
-              <w:jc w:val="left"/>
-            </w:pPr>
-            <w:r>
-              <w:rPr>
-                <w:rFonts w:ascii="Calibri" w:hAnsi="Calibri"/>
-                <w:sz w:val="18"/>
-              </w:rPr>
-              <w:t xml:space="preserve">+0.018</w:t>
+            <w:tcW w:type="dxa" w:w="1673"/>
+          </w:tcPr>
+          <w:p>
+            <w:pPr>
+              <w:pStyle w:val="Compact"/>
+              <w:spacing w:after="40"/>
+              <w:jc w:val="left"/>
+            </w:pPr>
+            <w:r>
+              <w:rPr>
+                <w:rFonts w:ascii="Calibri" w:hAnsi="Calibri"/>
+                <w:sz w:val="18"/>
+              </w:rPr>
+              <w:t xml:space="preserve">Historical drift</w:t>
+            </w:r>
+          </w:p>
+        </w:tc>
+        <w:tc>
+          <w:tcPr>
+            <w:tcW w:type="dxa" w:w="1071"/>
+          </w:tcPr>
+          <w:p>
+            <w:pPr>
+              <w:pStyle w:val="Compact"/>
+              <w:spacing w:after="40"/>
+              <w:jc w:val="left"/>
+            </w:pPr>
+            <w:r>
+              <w:rPr>
+                <w:rFonts w:ascii="Calibri" w:hAnsi="Calibri"/>
+                <w:sz w:val="18"/>
+              </w:rPr>
+              <w:t xml:space="preserve">1.560%</w:t>
+            </w:r>
+          </w:p>
+        </w:tc>
+        <w:tc>
+          <w:tcPr>
+            <w:tcW w:type="dxa" w:w="1941"/>
+          </w:tcPr>
+          <w:p>
+            <w:pPr>
+              <w:pStyle w:val="Compact"/>
+              <w:spacing w:after="40"/>
+              <w:jc w:val="left"/>
+            </w:pPr>
+            <w:r>
+              <w:rPr>
+                <w:rFonts w:ascii="Calibri" w:hAnsi="Calibri"/>
+                <w:sz w:val="18"/>
+              </w:rPr>
+              <w:t xml:space="preserve">98.44%</w:t>
+            </w:r>
+          </w:p>
+        </w:tc>
+        <w:tc>
+          <w:tcPr>
+            <w:tcW w:type="dxa" w:w="1071"/>
+          </w:tcPr>
+          <w:p>
+            <w:pPr>
+              <w:pStyle w:val="Compact"/>
+              <w:spacing w:after="40"/>
+              <w:jc w:val="left"/>
+            </w:pPr>
+            <w:r>
+              <w:rPr>
+                <w:rFonts w:ascii="Calibri" w:hAnsi="Calibri"/>
+                <w:sz w:val="18"/>
+              </w:rPr>
+              <w:t xml:space="preserve">$6.25</w:t>
+            </w:r>
+          </w:p>
+        </w:tc>
+        <w:tc>
+          <w:tcPr>
+            <w:tcW w:type="dxa" w:w="1071"/>
+          </w:tcPr>
+          <w:p>
+            <w:pPr>
+              <w:pStyle w:val="Compact"/>
+              <w:spacing w:after="40"/>
+              <w:jc w:val="left"/>
+            </w:pPr>
+            <w:r>
+              <w:rPr>
+                <w:rFonts w:ascii="Calibri" w:hAnsi="Calibri"/>
+                <w:sz w:val="18"/>
+              </w:rPr>
+              <w:t xml:space="preserve">0.99938</w:t>
+            </w:r>
+          </w:p>
+        </w:tc>
+        <w:tc>
+          <w:tcPr>
+            <w:tcW w:type="dxa" w:w="1071"/>
+          </w:tcPr>
+          <w:p>
+            <w:pPr>
+              <w:pStyle w:val="Compact"/>
+              <w:spacing w:after="40"/>
+              <w:jc w:val="left"/>
+            </w:pPr>
+            <w:r>
+              <w:rPr>
+                <w:rFonts w:ascii="Calibri" w:hAnsi="Calibri"/>
+                <w:sz w:val="18"/>
+              </w:rPr>
+              <w:t xml:space="preserve">75.4%</w:t>
+            </w:r>
+          </w:p>
+        </w:tc>
+        <w:tc>
+          <w:tcPr>
+            <w:tcW w:type="dxa" w:w="1740"/>
+          </w:tcPr>
+          <w:p>
+            <w:pPr>
+              <w:pStyle w:val="Compact"/>
+              <w:spacing w:after="40"/>
+              <w:jc w:val="left"/>
+            </w:pPr>
+            <w:r>
+              <w:rPr>
+                <w:rFonts w:ascii="Calibri" w:hAnsi="Calibri"/>
+                <w:sz w:val="18"/>
+              </w:rPr>
+              <w:t xml:space="preserve">0.25</w:t>
             </w:r>
           </w:p>
         </w:tc>
@@ -10208,115 +10516,134 @@
       <w:tr>
         <w:tc>
           <w:tcPr>
-            <w:tcW w:type="dxa" w:w="1428"/>
-          </w:tcPr>
-          <w:p>
-            <w:pPr>
-              <w:pStyle w:val="Compact"/>
-              <w:spacing w:after="40"/>
-              <w:jc w:val="left"/>
-            </w:pPr>
-            <w:r>
-              <w:rPr>
-                <w:rFonts w:ascii="Calibri" w:hAnsi="Calibri"/>
-                <w:sz w:val="18"/>
-              </w:rPr>
-              <w:t xml:space="preserve">2021</w:t>
-            </w:r>
-          </w:p>
-        </w:tc>
-        <w:tc>
-          <w:tcPr>
-            <w:tcW w:type="dxa" w:w="1428"/>
-          </w:tcPr>
-          <w:p>
-            <w:pPr>
-              <w:pStyle w:val="Compact"/>
-              <w:spacing w:after="40"/>
-              <w:jc w:val="left"/>
-            </w:pPr>
-            <w:r>
-              <w:rPr>
-                <w:rFonts w:ascii="Calibri" w:hAnsi="Calibri"/>
-                <w:sz w:val="18"/>
-              </w:rPr>
-              <w:t xml:space="preserve">1.29%</w:t>
-            </w:r>
-          </w:p>
-        </w:tc>
-        <w:tc>
-          <w:tcPr>
-            <w:tcW w:type="dxa" w:w="1428"/>
-          </w:tcPr>
-          <w:p>
-            <w:pPr>
-              <w:pStyle w:val="Compact"/>
-              <w:spacing w:after="40"/>
-              <w:jc w:val="left"/>
-            </w:pPr>
-            <w:r>
-              <w:rPr>
-                <w:rFonts w:ascii="Calibri" w:hAnsi="Calibri"/>
-                <w:sz w:val="18"/>
-              </w:rPr>
-              <w:t xml:space="preserve">1.29%</w:t>
-            </w:r>
-          </w:p>
-        </w:tc>
-        <w:tc>
-          <w:tcPr>
-            <w:tcW w:type="dxa" w:w="1874"/>
-          </w:tcPr>
-          <w:p>
-            <w:pPr>
-              <w:pStyle w:val="Compact"/>
-              <w:spacing w:after="40"/>
-              <w:jc w:val="left"/>
-            </w:pPr>
-            <w:r>
-              <w:rPr>
-                <w:rFonts w:ascii="Calibri" w:hAnsi="Calibri"/>
-                <w:sz w:val="18"/>
-              </w:rPr>
-              <w:t xml:space="preserve">50.4%</w:t>
-            </w:r>
-          </w:p>
-        </w:tc>
-        <w:tc>
-          <w:tcPr>
-            <w:tcW w:type="dxa" w:w="2052"/>
-          </w:tcPr>
-          <w:p>
-            <w:pPr>
-              <w:pStyle w:val="Compact"/>
-              <w:spacing w:after="40"/>
-              <w:jc w:val="left"/>
-            </w:pPr>
-            <w:r>
-              <w:rPr>
-                <w:rFonts w:ascii="Calibri" w:hAnsi="Calibri"/>
-                <w:sz w:val="18"/>
-              </w:rPr>
-              <w:t xml:space="preserve">53.2%</w:t>
-            </w:r>
-          </w:p>
-        </w:tc>
-        <w:tc>
-          <w:tcPr>
-            <w:tcW w:type="dxa" w:w="1428"/>
-          </w:tcPr>
-          <w:p>
-            <w:pPr>
-              <w:pStyle w:val="Compact"/>
-              <w:spacing w:after="40"/>
-              <w:jc w:val="left"/>
-            </w:pPr>
-            <w:r>
-              <w:rPr>
-                <w:rFonts w:ascii="Calibri" w:hAnsi="Calibri"/>
-                <w:sz w:val="18"/>
-              </w:rPr>
-              <w:t xml:space="preserve">−0.008</w:t>
+            <w:tcW w:type="dxa" w:w="1673"/>
+          </w:tcPr>
+          <w:p>
+            <w:pPr>
+              <w:pStyle w:val="Compact"/>
+              <w:spacing w:after="40"/>
+              <w:jc w:val="left"/>
+            </w:pPr>
+            <w:r>
+              <w:rPr>
+                <w:rFonts w:ascii="Calibri" w:hAnsi="Calibri"/>
+                <w:sz w:val="18"/>
+              </w:rPr>
+              <w:t xml:space="preserve">Ridge regression</w:t>
+            </w:r>
+          </w:p>
+        </w:tc>
+        <w:tc>
+          <w:tcPr>
+            <w:tcW w:type="dxa" w:w="1071"/>
+          </w:tcPr>
+          <w:p>
+            <w:pPr>
+              <w:pStyle w:val="Compact"/>
+              <w:spacing w:after="40"/>
+              <w:jc w:val="left"/>
+            </w:pPr>
+            <w:r>
+              <w:rPr>
+                <w:rFonts w:ascii="Calibri" w:hAnsi="Calibri"/>
+                <w:sz w:val="18"/>
+              </w:rPr>
+              <w:t xml:space="preserve">1.567%</w:t>
+            </w:r>
+          </w:p>
+        </w:tc>
+        <w:tc>
+          <w:tcPr>
+            <w:tcW w:type="dxa" w:w="1941"/>
+          </w:tcPr>
+          <w:p>
+            <w:pPr>
+              <w:pStyle w:val="Compact"/>
+              <w:spacing w:after="40"/>
+              <w:jc w:val="left"/>
+            </w:pPr>
+            <w:r>
+              <w:rPr>
+                <w:rFonts w:ascii="Calibri" w:hAnsi="Calibri"/>
+                <w:sz w:val="18"/>
+              </w:rPr>
+              <w:t xml:space="preserve">98.43%</w:t>
+            </w:r>
+          </w:p>
+        </w:tc>
+        <w:tc>
+          <w:tcPr>
+            <w:tcW w:type="dxa" w:w="1071"/>
+          </w:tcPr>
+          <w:p>
+            <w:pPr>
+              <w:pStyle w:val="Compact"/>
+              <w:spacing w:after="40"/>
+              <w:jc w:val="left"/>
+            </w:pPr>
+            <w:r>
+              <w:rPr>
+                <w:rFonts w:ascii="Calibri" w:hAnsi="Calibri"/>
+                <w:sz w:val="18"/>
+              </w:rPr>
+              <w:t xml:space="preserve">$6.27</w:t>
+            </w:r>
+          </w:p>
+        </w:tc>
+        <w:tc>
+          <w:tcPr>
+            <w:tcW w:type="dxa" w:w="1071"/>
+          </w:tcPr>
+          <w:p>
+            <w:pPr>
+              <w:pStyle w:val="Compact"/>
+              <w:spacing w:after="40"/>
+              <w:jc w:val="left"/>
+            </w:pPr>
+            <w:r>
+              <w:rPr>
+                <w:rFonts w:ascii="Calibri" w:hAnsi="Calibri"/>
+                <w:sz w:val="18"/>
+              </w:rPr>
+              <w:t xml:space="preserve">0.99937</w:t>
+            </w:r>
+          </w:p>
+        </w:tc>
+        <w:tc>
+          <w:tcPr>
+            <w:tcW w:type="dxa" w:w="1071"/>
+          </w:tcPr>
+          <w:p>
+            <w:pPr>
+              <w:pStyle w:val="Compact"/>
+              <w:spacing w:after="40"/>
+              <w:jc w:val="left"/>
+            </w:pPr>
+            <w:r>
+              <w:rPr>
+                <w:rFonts w:ascii="Calibri" w:hAnsi="Calibri"/>
+                <w:sz w:val="18"/>
+              </w:rPr>
+              <w:t xml:space="preserve">75.3%</w:t>
+            </w:r>
+          </w:p>
+        </w:tc>
+        <w:tc>
+          <w:tcPr>
+            <w:tcW w:type="dxa" w:w="1740"/>
+          </w:tcPr>
+          <w:p>
+            <w:pPr>
+              <w:pStyle w:val="Compact"/>
+              <w:spacing w:after="40"/>
+              <w:jc w:val="left"/>
+            </w:pPr>
+            <w:r>
+              <w:rPr>
+                <w:rFonts w:ascii="Calibri" w:hAnsi="Calibri"/>
+                <w:sz w:val="18"/>
+              </w:rPr>
+              <w:t xml:space="preserve">0.17</w:t>
             </w:r>
           </w:p>
         </w:tc>
@@ -10324,115 +10651,138 @@
       <w:tr>
         <w:tc>
           <w:tcPr>
-            <w:tcW w:type="dxa" w:w="1428"/>
-          </w:tcPr>
-          <w:p>
-            <w:pPr>
-              <w:pStyle w:val="Compact"/>
-              <w:spacing w:after="40"/>
-              <w:jc w:val="left"/>
-            </w:pPr>
-            <w:r>
-              <w:rPr>
-                <w:rFonts w:ascii="Calibri" w:hAnsi="Calibri"/>
-                <w:sz w:val="18"/>
-              </w:rPr>
-              <w:t xml:space="preserve">2022 (Jan–May)</w:t>
-            </w:r>
-          </w:p>
-        </w:tc>
-        <w:tc>
-          <w:tcPr>
-            <w:tcW w:type="dxa" w:w="1428"/>
-          </w:tcPr>
-          <w:p>
-            <w:pPr>
-              <w:pStyle w:val="Compact"/>
-              <w:spacing w:after="40"/>
-              <w:jc w:val="left"/>
-            </w:pPr>
-            <w:r>
-              <w:rPr>
-                <w:rFonts w:ascii="Calibri" w:hAnsi="Calibri"/>
-                <w:sz w:val="18"/>
-              </w:rPr>
-              <w:t xml:space="preserve">1.74%</w:t>
-            </w:r>
-          </w:p>
-        </w:tc>
-        <w:tc>
-          <w:tcPr>
-            <w:tcW w:type="dxa" w:w="1428"/>
-          </w:tcPr>
-          <w:p>
-            <w:pPr>
-              <w:pStyle w:val="Compact"/>
-              <w:spacing w:after="40"/>
-              <w:jc w:val="left"/>
-            </w:pPr>
-            <w:r>
-              <w:rPr>
-                <w:rFonts w:ascii="Calibri" w:hAnsi="Calibri"/>
-                <w:sz w:val="18"/>
-              </w:rPr>
-              <w:t xml:space="preserve">1.74%</w:t>
-            </w:r>
-          </w:p>
-        </w:tc>
-        <w:tc>
-          <w:tcPr>
-            <w:tcW w:type="dxa" w:w="1874"/>
-          </w:tcPr>
-          <w:p>
-            <w:pPr>
-              <w:pStyle w:val="Compact"/>
-              <w:spacing w:after="40"/>
-              <w:jc w:val="left"/>
-            </w:pPr>
-            <w:r>
-              <w:rPr>
-                <w:rFonts w:ascii="Calibri" w:hAnsi="Calibri"/>
-                <w:sz w:val="18"/>
-              </w:rPr>
-              <w:t xml:space="preserve">52.7%</w:t>
-            </w:r>
-          </w:p>
-        </w:tc>
-        <w:tc>
-          <w:tcPr>
-            <w:tcW w:type="dxa" w:w="2052"/>
-          </w:tcPr>
-          <w:p>
-            <w:pPr>
-              <w:pStyle w:val="Compact"/>
-              <w:spacing w:after="40"/>
-              <w:jc w:val="left"/>
-            </w:pPr>
-            <w:r>
-              <w:rPr>
-                <w:rFonts w:ascii="Calibri" w:hAnsi="Calibri"/>
-                <w:sz w:val="18"/>
-              </w:rPr>
-              <w:t xml:space="preserve">51.5%</w:t>
-            </w:r>
-          </w:p>
-        </w:tc>
-        <w:tc>
-          <w:tcPr>
-            <w:tcW w:type="dxa" w:w="1428"/>
-          </w:tcPr>
-          <w:p>
-            <w:pPr>
-              <w:pStyle w:val="Compact"/>
-              <w:spacing w:after="40"/>
-              <w:jc w:val="left"/>
-            </w:pPr>
-            <w:r>
-              <w:rPr>
-                <w:rFonts w:ascii="Calibri" w:hAnsi="Calibri"/>
-                <w:sz w:val="18"/>
-              </w:rPr>
-              <w:t xml:space="preserve">+0.018</w:t>
+            <w:tcW w:type="dxa" w:w="1673"/>
+          </w:tcPr>
+          <w:p>
+            <w:pPr>
+              <w:pStyle w:val="Compact"/>
+              <w:spacing w:after="40"/>
+              <w:jc w:val="left"/>
+            </w:pPr>
+            <w:r>
+              <w:rPr>
+                <w:rFonts w:ascii="Calibri" w:hAnsi="Calibri"/>
+                <w:sz w:val="18"/>
+              </w:rPr>
+              <w:t xml:space="preserve">RF on price levels</w:t>
+            </w:r>
+          </w:p>
+        </w:tc>
+        <w:tc>
+          <w:tcPr>
+            <w:tcW w:type="dxa" w:w="1071"/>
+          </w:tcPr>
+          <w:p>
+            <w:pPr>
+              <w:pStyle w:val="Compact"/>
+              <w:spacing w:after="40"/>
+              <w:jc w:val="left"/>
+            </w:pPr>
+            <w:r>
+              <w:rPr>
+                <w:rFonts w:ascii="Calibri" w:hAnsi="Calibri"/>
+                <w:sz w:val="18"/>
+              </w:rPr>
+              <w:t xml:space="preserve">1.583%</w:t>
+            </w:r>
+          </w:p>
+        </w:tc>
+        <w:tc>
+          <w:tcPr>
+            <w:tcW w:type="dxa" w:w="1941"/>
+          </w:tcPr>
+          <w:p>
+            <w:pPr>
+              <w:pStyle w:val="Compact"/>
+              <w:spacing w:after="40"/>
+              <w:jc w:val="left"/>
+            </w:pPr>
+            <w:r>
+              <w:rPr>
+                <w:rFonts w:ascii="Calibri" w:hAnsi="Calibri"/>
+                <w:sz w:val="18"/>
+              </w:rPr>
+              <w:t xml:space="preserve">98.42%</w:t>
+            </w:r>
+          </w:p>
+        </w:tc>
+        <w:tc>
+          <w:tcPr>
+            <w:tcW w:type="dxa" w:w="1071"/>
+          </w:tcPr>
+          <w:p>
+            <w:pPr>
+              <w:pStyle w:val="Compact"/>
+              <w:spacing w:after="40"/>
+              <w:jc w:val="left"/>
+            </w:pPr>
+            <w:r>
+              <w:rPr>
+                <w:bCs/>
+                <w:rFonts w:ascii="Calibri" w:hAnsi="Calibri"/>
+                <w:b/>
+                <w:sz w:val="18"/>
+              </w:rPr>
+              <w:t xml:space="preserve">$21.56</w:t>
+            </w:r>
+          </w:p>
+        </w:tc>
+        <w:tc>
+          <w:tcPr>
+            <w:tcW w:type="dxa" w:w="1071"/>
+          </w:tcPr>
+          <w:p>
+            <w:pPr>
+              <w:pStyle w:val="Compact"/>
+              <w:spacing w:after="40"/>
+              <w:jc w:val="left"/>
+            </w:pPr>
+            <w:r>
+              <w:rPr>
+                <w:rFonts w:ascii="Calibri" w:hAnsi="Calibri"/>
+                <w:sz w:val="18"/>
+              </w:rPr>
+              <w:t xml:space="preserve">0.99261</w:t>
+            </w:r>
+          </w:p>
+        </w:tc>
+        <w:tc>
+          <w:tcPr>
+            <w:tcW w:type="dxa" w:w="1071"/>
+          </w:tcPr>
+          <w:p>
+            <w:pPr>
+              <w:pStyle w:val="Compact"/>
+              <w:spacing w:after="40"/>
+              <w:jc w:val="left"/>
+            </w:pPr>
+            <w:r>
+              <w:rPr>
+                <w:rFonts w:ascii="Calibri" w:hAnsi="Calibri"/>
+                <w:sz w:val="18"/>
+              </w:rPr>
+              <w:t xml:space="preserve">75.0%</w:t>
+            </w:r>
+          </w:p>
+        </w:tc>
+        <w:tc>
+          <w:tcPr>
+            <w:tcW w:type="dxa" w:w="1740"/>
+          </w:tcPr>
+          <w:p>
+            <w:pPr>
+              <w:pStyle w:val="Compact"/>
+              <w:spacing w:after="40"/>
+              <w:jc w:val="left"/>
+            </w:pPr>
+            <w:r>
+              <w:rPr>
+                <w:bCs/>
+                <w:rFonts w:ascii="Calibri" w:hAnsi="Calibri"/>
+                <w:b/>
+                <w:sz w:val="18"/>
+              </w:rPr>
+              <w:t xml:space="preserve">&lt; 0.001 (worse)</w:t>
             </w:r>
           </w:p>
         </w:tc>
@@ -10440,120 +10790,2664 @@
       <w:tr>
         <w:tc>
           <w:tcPr>
-            <w:tcW w:type="dxa" w:w="1428"/>
-          </w:tcPr>
-          <w:p>
-            <w:pPr>
-              <w:pStyle w:val="Compact"/>
-              <w:spacing w:after="40"/>
-              <w:jc w:val="left"/>
-            </w:pPr>
-            <w:r>
-              <w:rPr>
-                <w:rFonts w:ascii="Calibri" w:hAnsi="Calibri"/>
-                <w:sz w:val="18"/>
-              </w:rPr>
-              <w:t xml:space="preserve">COVID crash</w:t>
-            </w:r>
-          </w:p>
-        </w:tc>
-        <w:tc>
-          <w:tcPr>
-            <w:tcW w:type="dxa" w:w="1428"/>
-          </w:tcPr>
-          <w:p>
-            <w:pPr>
-              <w:pStyle w:val="Compact"/>
-              <w:spacing w:after="40"/>
-              <w:jc w:val="left"/>
-            </w:pPr>
-            <w:r>
-              <w:rPr>
-                <w:rFonts w:ascii="Calibri" w:hAnsi="Calibri"/>
-                <w:sz w:val="18"/>
-              </w:rPr>
-              <w:t xml:space="preserve">5.78%</w:t>
-            </w:r>
-          </w:p>
-        </w:tc>
-        <w:tc>
-          <w:tcPr>
-            <w:tcW w:type="dxa" w:w="1428"/>
-          </w:tcPr>
-          <w:p>
-            <w:pPr>
-              <w:pStyle w:val="Compact"/>
-              <w:spacing w:after="40"/>
-              <w:jc w:val="left"/>
-            </w:pPr>
-            <w:r>
-              <w:rPr>
-                <w:rFonts w:ascii="Calibri" w:hAnsi="Calibri"/>
-                <w:sz w:val="18"/>
-              </w:rPr>
-              <w:t xml:space="preserve">5.72%</w:t>
-            </w:r>
-          </w:p>
-        </w:tc>
-        <w:tc>
-          <w:tcPr>
-            <w:tcW w:type="dxa" w:w="1874"/>
-          </w:tcPr>
-          <w:p>
-            <w:pPr>
-              <w:pStyle w:val="Compact"/>
-              <w:spacing w:after="40"/>
-              <w:jc w:val="left"/>
-            </w:pPr>
-            <w:r>
-              <w:rPr>
-                <w:rFonts w:ascii="Calibri" w:hAnsi="Calibri"/>
-                <w:sz w:val="18"/>
-              </w:rPr>
-              <w:t xml:space="preserve">34.7%</w:t>
-            </w:r>
-          </w:p>
-        </w:tc>
-        <w:tc>
-          <w:tcPr>
-            <w:tcW w:type="dxa" w:w="2052"/>
-          </w:tcPr>
-          <w:p>
-            <w:pPr>
-              <w:pStyle w:val="Compact"/>
-              <w:spacing w:after="40"/>
-              <w:jc w:val="left"/>
-            </w:pPr>
-            <w:r>
-              <w:rPr>
-                <w:rFonts w:ascii="Calibri" w:hAnsi="Calibri"/>
-                <w:sz w:val="18"/>
-              </w:rPr>
-              <w:t xml:space="preserve">65.8% (down)</w:t>
-            </w:r>
-          </w:p>
-        </w:tc>
-        <w:tc>
-          <w:tcPr>
-            <w:tcW w:type="dxa" w:w="1428"/>
-          </w:tcPr>
-          <w:p>
-            <w:pPr>
-              <w:pStyle w:val="Compact"/>
-              <w:spacing w:after="40"/>
-              <w:jc w:val="left"/>
-            </w:pPr>
-            <w:r>
-              <w:rPr>
-                <w:rFonts w:ascii="Calibri" w:hAnsi="Calibri"/>
-                <w:sz w:val="18"/>
-              </w:rPr>
-              <w:t xml:space="preserve">−0.073</w:t>
+            <w:tcW w:type="dxa" w:w="1673"/>
+          </w:tcPr>
+          <w:p>
+            <w:pPr>
+              <w:pStyle w:val="Compact"/>
+              <w:spacing w:after="40"/>
+              <w:jc w:val="left"/>
+            </w:pPr>
+            <w:r>
+              <w:rPr>
+                <w:bCs/>
+                <w:rFonts w:ascii="Calibri" w:hAnsi="Calibri"/>
+                <w:b/>
+                <w:sz w:val="18"/>
+              </w:rPr>
+              <w:t xml:space="preserve">Random Forest (proposed)</w:t>
+            </w:r>
+          </w:p>
+        </w:tc>
+        <w:tc>
+          <w:tcPr>
+            <w:tcW w:type="dxa" w:w="1071"/>
+          </w:tcPr>
+          <w:p>
+            <w:pPr>
+              <w:pStyle w:val="Compact"/>
+              <w:spacing w:after="40"/>
+              <w:jc w:val="left"/>
+            </w:pPr>
+            <w:r>
+              <w:rPr>
+                <w:bCs/>
+                <w:rFonts w:ascii="Calibri" w:hAnsi="Calibri"/>
+                <w:b/>
+                <w:sz w:val="18"/>
+              </w:rPr>
+              <w:t xml:space="preserve">1.560%</w:t>
+            </w:r>
+          </w:p>
+        </w:tc>
+        <w:tc>
+          <w:tcPr>
+            <w:tcW w:type="dxa" w:w="1941"/>
+          </w:tcPr>
+          <w:p>
+            <w:pPr>
+              <w:pStyle w:val="Compact"/>
+              <w:spacing w:after="40"/>
+              <w:jc w:val="left"/>
+            </w:pPr>
+            <w:r>
+              <w:rPr>
+                <w:bCs/>
+                <w:rFonts w:ascii="Calibri" w:hAnsi="Calibri"/>
+                <w:b/>
+                <w:sz w:val="18"/>
+              </w:rPr>
+              <w:t xml:space="preserve">98.44%</w:t>
+            </w:r>
+          </w:p>
+        </w:tc>
+        <w:tc>
+          <w:tcPr>
+            <w:tcW w:type="dxa" w:w="1071"/>
+          </w:tcPr>
+          <w:p>
+            <w:pPr>
+              <w:pStyle w:val="Compact"/>
+              <w:spacing w:after="40"/>
+              <w:jc w:val="left"/>
+            </w:pPr>
+            <w:r>
+              <w:rPr>
+                <w:bCs/>
+                <w:rFonts w:ascii="Calibri" w:hAnsi="Calibri"/>
+                <w:b/>
+                <w:sz w:val="18"/>
+              </w:rPr>
+              <w:t xml:space="preserve">$6.25</w:t>
+            </w:r>
+          </w:p>
+        </w:tc>
+        <w:tc>
+          <w:tcPr>
+            <w:tcW w:type="dxa" w:w="1071"/>
+          </w:tcPr>
+          <w:p>
+            <w:pPr>
+              <w:pStyle w:val="Compact"/>
+              <w:spacing w:after="40"/>
+              <w:jc w:val="left"/>
+            </w:pPr>
+            <w:r>
+              <w:rPr>
+                <w:bCs/>
+                <w:rFonts w:ascii="Calibri" w:hAnsi="Calibri"/>
+                <w:b/>
+                <w:sz w:val="18"/>
+              </w:rPr>
+              <w:t xml:space="preserve">0.99938</w:t>
+            </w:r>
+          </w:p>
+        </w:tc>
+        <w:tc>
+          <w:tcPr>
+            <w:tcW w:type="dxa" w:w="1071"/>
+          </w:tcPr>
+          <w:p>
+            <w:pPr>
+              <w:pStyle w:val="Compact"/>
+              <w:spacing w:after="40"/>
+              <w:jc w:val="left"/>
+            </w:pPr>
+            <w:r>
+              <w:rPr>
+                <w:bCs/>
+                <w:rFonts w:ascii="Calibri" w:hAnsi="Calibri"/>
+                <w:b/>
+                <w:sz w:val="18"/>
+              </w:rPr>
+              <w:t xml:space="preserve">75.4%</w:t>
+            </w:r>
+          </w:p>
+        </w:tc>
+        <w:tc>
+          <w:tcPr>
+            <w:tcW w:type="dxa" w:w="1740"/>
+          </w:tcPr>
+          <w:p>
+            <w:pPr>
+              <w:pStyle w:val="Compact"/>
+              <w:spacing w:after="40"/>
+              <w:jc w:val="left"/>
+            </w:pPr>
+            <w:r>
+              <w:rPr>
+                <w:rFonts w:ascii="Calibri" w:hAnsi="Calibri"/>
+                <w:sz w:val="18"/>
+              </w:rPr>
+              <w:t xml:space="preserve">0.30</w:t>
+            </w:r>
+          </w:p>
+        </w:tc>
+      </w:tr>
+      <w:tr>
+        <w:tc>
+          <w:tcPr>
+            <w:tcW w:type="dxa" w:w="1673"/>
+          </w:tcPr>
+          <w:p>
+            <w:pPr>
+              <w:pStyle w:val="Compact"/>
+              <w:spacing w:after="40"/>
+              <w:jc w:val="left"/>
+            </w:pPr>
+            <w:r>
+              <w:rPr>
+                <w:rFonts w:ascii="Calibri" w:hAnsi="Calibri"/>
+                <w:sz w:val="18"/>
+              </w:rPr>
+              <w:t xml:space="preserve">RF classifier (direction)</w:t>
+            </w:r>
+          </w:p>
+        </w:tc>
+        <w:tc>
+          <w:tcPr>
+            <w:tcW w:type="dxa" w:w="1071"/>
+          </w:tcPr>
+          <w:p>
+            <w:pPr>
+              <w:pStyle w:val="Compact"/>
+              <w:spacing w:after="40"/>
+              <w:jc w:val="left"/>
+            </w:pPr>
+            <w:r>
+              <w:rPr>
+                <w:rFonts w:ascii="Calibri" w:hAnsi="Calibri"/>
+                <w:sz w:val="18"/>
+              </w:rPr>
+              <w:t xml:space="preserve">–</w:t>
+            </w:r>
+          </w:p>
+        </w:tc>
+        <w:tc>
+          <w:tcPr>
+            <w:tcW w:type="dxa" w:w="1941"/>
+          </w:tcPr>
+          <w:p>
+            <w:pPr>
+              <w:pStyle w:val="Compact"/>
+              <w:spacing w:after="40"/>
+              <w:jc w:val="left"/>
+            </w:pPr>
+            <w:r>
+              <w:rPr>
+                <w:rFonts w:ascii="Calibri" w:hAnsi="Calibri"/>
+                <w:sz w:val="18"/>
+              </w:rPr>
+              <w:t xml:space="preserve">–</w:t>
+            </w:r>
+          </w:p>
+        </w:tc>
+        <w:tc>
+          <w:tcPr>
+            <w:tcW w:type="dxa" w:w="1071"/>
+          </w:tcPr>
+          <w:p>
+            <w:pPr>
+              <w:pStyle w:val="Compact"/>
+              <w:spacing w:after="40"/>
+              <w:jc w:val="left"/>
+            </w:pPr>
+            <w:r>
+              <w:rPr>
+                <w:rFonts w:ascii="Calibri" w:hAnsi="Calibri"/>
+                <w:sz w:val="18"/>
+              </w:rPr>
+              <w:t xml:space="preserve">–</w:t>
+            </w:r>
+          </w:p>
+        </w:tc>
+        <w:tc>
+          <w:tcPr>
+            <w:tcW w:type="dxa" w:w="1071"/>
+          </w:tcPr>
+          <w:p>
+            <w:pPr>
+              <w:pStyle w:val="Compact"/>
+              <w:spacing w:after="40"/>
+              <w:jc w:val="left"/>
+            </w:pPr>
+            <w:r>
+              <w:rPr>
+                <w:rFonts w:ascii="Calibri" w:hAnsi="Calibri"/>
+                <w:sz w:val="18"/>
+              </w:rPr>
+              <w:t xml:space="preserve">–</w:t>
+            </w:r>
+          </w:p>
+        </w:tc>
+        <w:tc>
+          <w:tcPr>
+            <w:tcW w:type="dxa" w:w="1071"/>
+          </w:tcPr>
+          <w:p>
+            <w:pPr>
+              <w:pStyle w:val="Compact"/>
+              <w:spacing w:after="40"/>
+              <w:jc w:val="left"/>
+            </w:pPr>
+            <w:r>
+              <w:rPr>
+                <w:rFonts w:ascii="Calibri" w:hAnsi="Calibri"/>
+                <w:sz w:val="18"/>
+              </w:rPr>
+              <w:t xml:space="preserve">–</w:t>
+            </w:r>
+          </w:p>
+        </w:tc>
+        <w:tc>
+          <w:tcPr>
+            <w:tcW w:type="dxa" w:w="1740"/>
+          </w:tcPr>
+          <w:p>
+            <w:pPr>
+              <w:pStyle w:val="Compact"/>
+              <w:spacing w:after="40"/>
+              <w:jc w:val="left"/>
+            </w:pPr>
+            <w:r>
+              <w:rPr>
+                <w:rFonts w:ascii="Calibri" w:hAnsi="Calibri"/>
+                <w:sz w:val="18"/>
+              </w:rPr>
+              <w:t xml:space="preserve">51.9% accuracy (AUC 0.505)</w:t>
             </w:r>
           </w:p>
         </w:tc>
       </w:tr>
     </w:tbl>
+    <w:p>
+      <w:pPr>
+        <w:pStyle w:val="BodyText"/>
+      </w:pPr>
+      <w:r>
+        <w:rPr>
+          <w:bCs/>
+          <w:b/>
+        </w:rPr>
+        <w:t xml:space="preserve">The same model, two verdicts.</w:t>
+      </w:r>
+    </w:p>
+    <w:tbl>
+      <w:tblPr>
+        <w:tblStyle w:val="Table"/>
+        <w:jc w:val="center"/>
+        <w:tblLook w:firstRow="1" w:lastRow="0" w:firstColumn="0" w:lastColumn="0" w:noHBand="0" w:noVBand="0" w:val="0020"/>
+        <w:tblBorders>
+          <w:top w:val="single" w:sz="4" w:space="0" w:color="A6B1BF"/>
+          <w:left w:val="single" w:sz="4" w:space="0" w:color="A6B1BF"/>
+          <w:bottom w:val="single" w:sz="4" w:space="0" w:color="A6B1BF"/>
+          <w:right w:val="single" w:sz="4" w:space="0" w:color="A6B1BF"/>
+          <w:insideH w:val="single" w:sz="4" w:space="0" w:color="A6B1BF"/>
+          <w:insideV w:val="single" w:sz="4" w:space="0" w:color="A6B1BF"/>
+        </w:tblBorders>
+        <w:tblW w:w="9638" w:type="dxa"/>
+        <w:tblLayout w:type="fixed"/>
+      </w:tblPr>
+      <w:tblGrid/>
+      <w:tr>
+        <w:tc>
+          <w:tcPr>
+            <w:shd w:val="clear" w:color="auto" w:fill="DCE6F1"/>
+          </w:tcPr>
+          <w:p>
+            <w:pPr>
+              <w:pStyle w:val="Compact"/>
+              <w:spacing w:after="40"/>
+              <w:jc w:val="left"/>
+            </w:pPr>
+            <w:r>
+              <w:rPr>
+                <w:rFonts w:ascii="Calibri" w:hAnsi="Calibri"/>
+                <w:b/>
+                <w:sz w:val="18"/>
+              </w:rPr>
+              <w:t xml:space="preserve">Scored on</w:t>
+            </w:r>
+          </w:p>
+        </w:tc>
+        <w:tc>
+          <w:tcPr>
+            <w:shd w:val="clear" w:color="auto" w:fill="DCE6F1"/>
+          </w:tcPr>
+          <w:p>
+            <w:pPr>
+              <w:pStyle w:val="Compact"/>
+              <w:spacing w:after="40"/>
+              <w:jc w:val="left"/>
+            </w:pPr>
+            <w:r>
+              <w:rPr>
+                <w:rFonts w:ascii="Calibri" w:hAnsi="Calibri"/>
+                <w:b/>
+                <w:sz w:val="18"/>
+              </w:rPr>
+              <w:t xml:space="preserve">R²</w:t>
+            </w:r>
+          </w:p>
+        </w:tc>
+        <w:tc>
+          <w:tcPr>
+            <w:shd w:val="clear" w:color="auto" w:fill="DCE6F1"/>
+          </w:tcPr>
+          <w:p>
+            <w:pPr>
+              <w:pStyle w:val="Compact"/>
+              <w:spacing w:after="40"/>
+              <w:jc w:val="left"/>
+            </w:pPr>
+            <w:r>
+              <w:rPr>
+                <w:rFonts w:ascii="Calibri" w:hAnsi="Calibri"/>
+                <w:b/>
+                <w:sz w:val="18"/>
+              </w:rPr>
+              <w:t xml:space="preserve">Reading</w:t>
+            </w:r>
+          </w:p>
+        </w:tc>
+      </w:tr>
+      <w:tr>
+        <w:tc>
+          <w:p>
+            <w:pPr>
+              <w:pStyle w:val="Compact"/>
+              <w:spacing w:after="40"/>
+              <w:jc w:val="left"/>
+            </w:pPr>
+            <w:r>
+              <w:rPr>
+                <w:rFonts w:ascii="Calibri" w:hAnsi="Calibri"/>
+                <w:sz w:val="18"/>
+              </w:rPr>
+              <w:t xml:space="preserve">The price level</w:t>
+            </w:r>
+          </w:p>
+        </w:tc>
+        <w:tc>
+          <w:p>
+            <w:pPr>
+              <w:pStyle w:val="Compact"/>
+              <w:spacing w:after="40"/>
+              <w:jc w:val="left"/>
+            </w:pPr>
+            <w:r>
+              <w:rPr>
+                <w:bCs/>
+                <w:rFonts w:ascii="Calibri" w:hAnsi="Calibri"/>
+                <w:b/>
+                <w:sz w:val="18"/>
+              </w:rPr>
+              <w:t xml:space="preserve">0.9994</w:t>
+            </w:r>
+          </w:p>
+        </w:tc>
+        <w:tc>
+          <w:p>
+            <w:pPr>
+              <w:pStyle w:val="Compact"/>
+              <w:spacing w:after="40"/>
+              <w:jc w:val="left"/>
+            </w:pPr>
+            <w:r>
+              <w:rPr>
+                <w:rFonts w:ascii="Calibri" w:hAnsi="Calibri"/>
+                <w:sz w:val="18"/>
+              </w:rPr>
+              <w:t xml:space="preserve">“</w:t>
+            </w:r>
+            <w:r>
+              <w:rPr>
+                <w:rFonts w:ascii="Calibri" w:hAnsi="Calibri"/>
+                <w:sz w:val="18"/>
+              </w:rPr>
+              <w:t xml:space="preserve">Near-perfect forecaster</w:t>
+            </w:r>
+            <w:r>
+              <w:rPr>
+                <w:rFonts w:ascii="Calibri" w:hAnsi="Calibri"/>
+                <w:sz w:val="18"/>
+              </w:rPr>
+              <w:t xml:space="preserve">”</w:t>
+            </w:r>
+          </w:p>
+        </w:tc>
+      </w:tr>
+      <w:tr>
+        <w:tc>
+          <w:p>
+            <w:pPr>
+              <w:pStyle w:val="Compact"/>
+              <w:spacing w:after="40"/>
+              <w:jc w:val="left"/>
+            </w:pPr>
+            <w:r>
+              <w:rPr>
+                <w:rFonts w:ascii="Calibri" w:hAnsi="Calibri"/>
+                <w:sz w:val="18"/>
+              </w:rPr>
+              <w:t xml:space="preserve">The next-day return</w:t>
+            </w:r>
+          </w:p>
+        </w:tc>
+        <w:tc>
+          <w:p>
+            <w:pPr>
+              <w:pStyle w:val="Compact"/>
+              <w:spacing w:after="40"/>
+              <w:jc w:val="left"/>
+            </w:pPr>
+            <w:r>
+              <w:rPr>
+                <w:bCs/>
+                <w:rFonts w:ascii="Calibri" w:hAnsi="Calibri"/>
+                <w:b/>
+                <w:sz w:val="18"/>
+              </w:rPr>
+              <w:t xml:space="preserve">+0.00013</w:t>
+            </w:r>
+          </w:p>
+        </w:tc>
+        <w:tc>
+          <w:p>
+            <w:pPr>
+              <w:pStyle w:val="Compact"/>
+              <w:spacing w:after="40"/>
+              <w:jc w:val="left"/>
+            </w:pPr>
+            <w:r>
+              <w:rPr>
+                <w:rFonts w:ascii="Calibri" w:hAnsi="Calibri"/>
+                <w:sz w:val="18"/>
+              </w:rPr>
+              <w:t xml:space="preserve">“</w:t>
+            </w:r>
+            <w:r>
+              <w:rPr>
+                <w:rFonts w:ascii="Calibri" w:hAnsi="Calibri"/>
+                <w:sz w:val="18"/>
+              </w:rPr>
+              <w:t xml:space="preserve">Indistinguishable from predicting no change</w:t>
+            </w:r>
+            <w:r>
+              <w:rPr>
+                <w:rFonts w:ascii="Calibri" w:hAnsi="Calibri"/>
+                <w:sz w:val="18"/>
+              </w:rPr>
+              <w:t xml:space="preserve">”</w:t>
+            </w:r>
+          </w:p>
+        </w:tc>
+      </w:tr>
+    </w:tbl>
+    <w:p>
+      <w:pPr>
+        <w:pStyle w:val="BodyText"/>
+      </w:pPr>
+      <w:r>
+        <w:t xml:space="preserve">Both numbers come from one set of forecasts. Price-space R² is high because tomorrow’s price</w:t>
+      </w:r>
+      <w:r>
+        <w:t xml:space="preserve"> </w:t>
+      </w:r>
+      <w:r>
+        <w:t xml:space="preserve">is almost today’s price, so the denominator (the variance of the price level across stocks</w:t>
+      </w:r>
+      <w:r>
+        <w:t xml:space="preserve"> </w:t>
+      </w:r>
+      <w:r>
+        <w:t xml:space="preserve">and months) is enormous compared with the one-day error.</w:t>
+      </w:r>
+      <w:r>
+        <w:t xml:space="preserve"> </w:t>
+      </w:r>
+      <w:r>
+        <w:rPr>
+          <w:bCs/>
+          <w:b/>
+        </w:rPr>
+        <w:t xml:space="preserve">It measures the price level, not</w:t>
+      </w:r>
+      <w:r>
+        <w:rPr>
+          <w:bCs/>
+          <w:b/>
+        </w:rPr>
+        <w:t xml:space="preserve"> </w:t>
+      </w:r>
+      <w:r>
+        <w:rPr>
+          <w:bCs/>
+          <w:b/>
+        </w:rPr>
+        <w:t xml:space="preserve">the forecast.</w:t>
+      </w:r>
+      <w:r>
+        <w:t xml:space="preserve"> </w:t>
+      </w:r>
+      <w:r>
+        <w:t xml:space="preserve">“</w:t>
+      </w:r>
+      <w:r>
+        <w:t xml:space="preserve">98.44% accuracy</w:t>
+      </w:r>
+      <w:r>
+        <w:t xml:space="preserve">”</w:t>
+      </w:r>
+      <w:r>
+        <w:t xml:space="preserve"> </w:t>
+      </w:r>
+      <w:r>
+        <w:t xml:space="preserve">is a property of daily stock prices, not an achievement of</w:t>
+      </w:r>
+      <w:r>
+        <w:t xml:space="preserve"> </w:t>
+      </w:r>
+      <w:r>
+        <w:t xml:space="preserve">the model — naive persistence scores the same figure to three decimal places.</w:t>
+      </w:r>
+    </w:p>
+    <w:p>
+      <w:pPr>
+        <w:pStyle w:val="BodyText"/>
+      </w:pPr>
+      <w:r>
+        <w:rPr>
+          <w:bCs/>
+          <w:b/>
+        </w:rPr>
+        <w:t xml:space="preserve">The price-level Random Forest shows the second failure mode.</w:t>
+      </w:r>
+    </w:p>
+    <w:p>
+      <w:pPr>
+        <w:numPr>
+          <w:ilvl w:val="0"/>
+          <w:numId w:val="1021"/>
+        </w:numPr>
+        <w:pStyle w:val="Compact"/>
+      </w:pPr>
+      <w:r>
+        <w:t xml:space="preserve">It reports R² 0.993 and 98.4%</w:t>
+      </w:r>
+      <w:r>
+        <w:t xml:space="preserve"> </w:t>
+      </w:r>
+      <w:r>
+        <w:t xml:space="preserve">“</w:t>
+      </w:r>
+      <w:r>
+        <w:t xml:space="preserve">accuracy</w:t>
+      </w:r>
+      <w:r>
+        <w:t xml:space="preserve">”</w:t>
+      </w:r>
+      <w:r>
+        <w:t xml:space="preserve">.</w:t>
+      </w:r>
+    </w:p>
+    <w:p>
+      <w:pPr>
+        <w:numPr>
+          <w:ilvl w:val="0"/>
+          <w:numId w:val="1021"/>
+        </w:numPr>
+        <w:pStyle w:val="Compact"/>
+      </w:pPr>
+      <w:r>
+        <w:t xml:space="preserve">Yet its RMSE is 3.4× naive and it is significantly</w:t>
+      </w:r>
+      <w:r>
+        <w:t xml:space="preserve"> </w:t>
+      </w:r>
+      <w:r>
+        <w:rPr>
+          <w:iCs/>
+          <w:i/>
+        </w:rPr>
+        <w:t xml:space="preserve">worse</w:t>
+      </w:r>
+      <w:r>
+        <w:t xml:space="preserve"> </w:t>
+      </w:r>
+      <w:r>
+        <w:t xml:space="preserve">than naive (DM p &lt; 0.001).</w:t>
+      </w:r>
+    </w:p>
+    <w:p>
+      <w:pPr>
+        <w:numPr>
+          <w:ilvl w:val="0"/>
+          <w:numId w:val="1021"/>
+        </w:numPr>
+        <w:pStyle w:val="Compact"/>
+      </w:pPr>
+      <w:r>
+        <w:t xml:space="preserve">Its RMSE grows from $6 (2019) to $36 (2021) as prices trend to new highs, because a tree</w:t>
+      </w:r>
+      <w:r>
+        <w:t xml:space="preserve"> </w:t>
+      </w:r>
+      <w:r>
+        <w:t xml:space="preserve">cannot predict above the price range it was trained on.</w:t>
+      </w:r>
+    </w:p>
+    <w:bookmarkEnd w:id="42"/>
+    <w:bookmarkStart w:id="43" w:name="economic-view"/>
+    <w:p>
+      <w:pPr>
+        <w:pStyle w:val="Heading3"/>
+      </w:pPr>
+      <w:r>
+        <w:t xml:space="preserve">7.1.3 Economic view</w:t>
+      </w:r>
+    </w:p>
+    <w:p>
+      <w:pPr>
+        <w:pStyle w:val="FirstParagraph"/>
+      </w:pPr>
+      <w:r>
+        <w:t xml:space="preserve">Sorting each day’s 474 stocks by predicted return and measuring what each decile actually</w:t>
+      </w:r>
+      <w:r>
+        <w:t xml:space="preserve"> </w:t>
+      </w:r>
+      <w:r>
+        <w:t xml:space="preserve">returned:</w:t>
+      </w:r>
+    </w:p>
+    <w:tbl>
+      <w:tblPr>
+        <w:tblStyle w:val="Table"/>
+        <w:jc w:val="center"/>
+        <w:tblLook w:firstRow="1" w:lastRow="0" w:firstColumn="0" w:lastColumn="0" w:noHBand="0" w:noVBand="0" w:val="0020"/>
+        <w:tblBorders>
+          <w:top w:val="single" w:sz="4" w:space="0" w:color="A6B1BF"/>
+          <w:left w:val="single" w:sz="4" w:space="0" w:color="A6B1BF"/>
+          <w:bottom w:val="single" w:sz="4" w:space="0" w:color="A6B1BF"/>
+          <w:right w:val="single" w:sz="4" w:space="0" w:color="A6B1BF"/>
+          <w:insideH w:val="single" w:sz="4" w:space="0" w:color="A6B1BF"/>
+          <w:insideV w:val="single" w:sz="4" w:space="0" w:color="A6B1BF"/>
+        </w:tblBorders>
+        <w:tblW w:w="9638" w:type="dxa"/>
+        <w:tblLayout w:type="fixed"/>
+      </w:tblPr>
+      <w:tblGrid/>
+      <w:tr>
+        <w:tc>
+          <w:tcPr>
+            <w:shd w:val="clear" w:color="auto" w:fill="DCE6F1"/>
+          </w:tcPr>
+          <w:p>
+            <w:pPr>
+              <w:pStyle w:val="Compact"/>
+              <w:spacing w:after="40"/>
+              <w:jc w:val="left"/>
+            </w:pPr>
+            <w:r>
+              <w:rPr>
+                <w:rFonts w:ascii="Calibri" w:hAnsi="Calibri"/>
+                <w:b/>
+                <w:sz w:val="18"/>
+              </w:rPr>
+              <w:t xml:space="preserve">Decile of predicted return</w:t>
+            </w:r>
+          </w:p>
+        </w:tc>
+        <w:tc>
+          <w:tcPr>
+            <w:shd w:val="clear" w:color="auto" w:fill="DCE6F1"/>
+          </w:tcPr>
+          <w:p>
+            <w:pPr>
+              <w:pStyle w:val="Compact"/>
+              <w:spacing w:after="40"/>
+              <w:jc w:val="left"/>
+            </w:pPr>
+            <w:r>
+              <w:rPr>
+                <w:rFonts w:ascii="Calibri" w:hAnsi="Calibri"/>
+                <w:b/>
+                <w:sz w:val="18"/>
+              </w:rPr>
+              <w:t xml:space="preserve">1 (lowest)</w:t>
+            </w:r>
+          </w:p>
+        </w:tc>
+        <w:tc>
+          <w:tcPr>
+            <w:shd w:val="clear" w:color="auto" w:fill="DCE6F1"/>
+          </w:tcPr>
+          <w:p>
+            <w:pPr>
+              <w:pStyle w:val="Compact"/>
+              <w:spacing w:after="40"/>
+              <w:jc w:val="left"/>
+            </w:pPr>
+            <w:r>
+              <w:rPr>
+                <w:rFonts w:ascii="Calibri" w:hAnsi="Calibri"/>
+                <w:b/>
+                <w:sz w:val="18"/>
+              </w:rPr>
+              <w:t xml:space="preserve">2</w:t>
+            </w:r>
+          </w:p>
+        </w:tc>
+        <w:tc>
+          <w:tcPr>
+            <w:shd w:val="clear" w:color="auto" w:fill="DCE6F1"/>
+          </w:tcPr>
+          <w:p>
+            <w:pPr>
+              <w:pStyle w:val="Compact"/>
+              <w:spacing w:after="40"/>
+              <w:jc w:val="left"/>
+            </w:pPr>
+            <w:r>
+              <w:rPr>
+                <w:rFonts w:ascii="Calibri" w:hAnsi="Calibri"/>
+                <w:b/>
+                <w:sz w:val="18"/>
+              </w:rPr>
+              <w:t xml:space="preserve">3</w:t>
+            </w:r>
+          </w:p>
+        </w:tc>
+        <w:tc>
+          <w:tcPr>
+            <w:shd w:val="clear" w:color="auto" w:fill="DCE6F1"/>
+          </w:tcPr>
+          <w:p>
+            <w:pPr>
+              <w:pStyle w:val="Compact"/>
+              <w:spacing w:after="40"/>
+              <w:jc w:val="left"/>
+            </w:pPr>
+            <w:r>
+              <w:rPr>
+                <w:rFonts w:ascii="Calibri" w:hAnsi="Calibri"/>
+                <w:b/>
+                <w:sz w:val="18"/>
+              </w:rPr>
+              <w:t xml:space="preserve">4</w:t>
+            </w:r>
+          </w:p>
+        </w:tc>
+        <w:tc>
+          <w:tcPr>
+            <w:shd w:val="clear" w:color="auto" w:fill="DCE6F1"/>
+          </w:tcPr>
+          <w:p>
+            <w:pPr>
+              <w:pStyle w:val="Compact"/>
+              <w:spacing w:after="40"/>
+              <w:jc w:val="left"/>
+            </w:pPr>
+            <w:r>
+              <w:rPr>
+                <w:rFonts w:ascii="Calibri" w:hAnsi="Calibri"/>
+                <w:b/>
+                <w:sz w:val="18"/>
+              </w:rPr>
+              <w:t xml:space="preserve">5</w:t>
+            </w:r>
+          </w:p>
+        </w:tc>
+        <w:tc>
+          <w:tcPr>
+            <w:shd w:val="clear" w:color="auto" w:fill="DCE6F1"/>
+          </w:tcPr>
+          <w:p>
+            <w:pPr>
+              <w:pStyle w:val="Compact"/>
+              <w:spacing w:after="40"/>
+              <w:jc w:val="left"/>
+            </w:pPr>
+            <w:r>
+              <w:rPr>
+                <w:rFonts w:ascii="Calibri" w:hAnsi="Calibri"/>
+                <w:b/>
+                <w:sz w:val="18"/>
+              </w:rPr>
+              <w:t xml:space="preserve">6</w:t>
+            </w:r>
+          </w:p>
+        </w:tc>
+        <w:tc>
+          <w:tcPr>
+            <w:shd w:val="clear" w:color="auto" w:fill="DCE6F1"/>
+          </w:tcPr>
+          <w:p>
+            <w:pPr>
+              <w:pStyle w:val="Compact"/>
+              <w:spacing w:after="40"/>
+              <w:jc w:val="left"/>
+            </w:pPr>
+            <w:r>
+              <w:rPr>
+                <w:rFonts w:ascii="Calibri" w:hAnsi="Calibri"/>
+                <w:b/>
+                <w:sz w:val="18"/>
+              </w:rPr>
+              <w:t xml:space="preserve">7</w:t>
+            </w:r>
+          </w:p>
+        </w:tc>
+        <w:tc>
+          <w:tcPr>
+            <w:shd w:val="clear" w:color="auto" w:fill="DCE6F1"/>
+          </w:tcPr>
+          <w:p>
+            <w:pPr>
+              <w:pStyle w:val="Compact"/>
+              <w:spacing w:after="40"/>
+              <w:jc w:val="left"/>
+            </w:pPr>
+            <w:r>
+              <w:rPr>
+                <w:rFonts w:ascii="Calibri" w:hAnsi="Calibri"/>
+                <w:b/>
+                <w:sz w:val="18"/>
+              </w:rPr>
+              <w:t xml:space="preserve">8</w:t>
+            </w:r>
+          </w:p>
+        </w:tc>
+        <w:tc>
+          <w:tcPr>
+            <w:shd w:val="clear" w:color="auto" w:fill="DCE6F1"/>
+          </w:tcPr>
+          <w:p>
+            <w:pPr>
+              <w:pStyle w:val="Compact"/>
+              <w:spacing w:after="40"/>
+              <w:jc w:val="left"/>
+            </w:pPr>
+            <w:r>
+              <w:rPr>
+                <w:rFonts w:ascii="Calibri" w:hAnsi="Calibri"/>
+                <w:b/>
+                <w:sz w:val="18"/>
+              </w:rPr>
+              <w:t xml:space="preserve">9</w:t>
+            </w:r>
+          </w:p>
+        </w:tc>
+        <w:tc>
+          <w:tcPr>
+            <w:shd w:val="clear" w:color="auto" w:fill="DCE6F1"/>
+          </w:tcPr>
+          <w:p>
+            <w:pPr>
+              <w:pStyle w:val="Compact"/>
+              <w:spacing w:after="40"/>
+              <w:jc w:val="left"/>
+            </w:pPr>
+            <w:r>
+              <w:rPr>
+                <w:rFonts w:ascii="Calibri" w:hAnsi="Calibri"/>
+                <w:b/>
+                <w:sz w:val="18"/>
+              </w:rPr>
+              <w:t xml:space="preserve">10 (highest)</w:t>
+            </w:r>
+          </w:p>
+        </w:tc>
+      </w:tr>
+      <w:tr>
+        <w:tc>
+          <w:p>
+            <w:pPr>
+              <w:pStyle w:val="Compact"/>
+              <w:spacing w:after="40"/>
+              <w:jc w:val="left"/>
+            </w:pPr>
+            <w:r>
+              <w:rPr>
+                <w:rFonts w:ascii="Calibri" w:hAnsi="Calibri"/>
+                <w:sz w:val="18"/>
+              </w:rPr>
+              <w:t xml:space="preserve">Mean actual next-day return (bp)</w:t>
+            </w:r>
+          </w:p>
+        </w:tc>
+        <w:tc>
+          <w:p>
+            <w:pPr>
+              <w:pStyle w:val="Compact"/>
+              <w:spacing w:after="40"/>
+              <w:jc w:val="left"/>
+            </w:pPr>
+            <w:r>
+              <w:rPr>
+                <w:rFonts w:ascii="Calibri" w:hAnsi="Calibri"/>
+                <w:sz w:val="18"/>
+              </w:rPr>
+              <w:t xml:space="preserve">+1.3</w:t>
+            </w:r>
+          </w:p>
+        </w:tc>
+        <w:tc>
+          <w:p>
+            <w:pPr>
+              <w:pStyle w:val="Compact"/>
+              <w:spacing w:after="40"/>
+              <w:jc w:val="left"/>
+            </w:pPr>
+            <w:r>
+              <w:rPr>
+                <w:rFonts w:ascii="Calibri" w:hAnsi="Calibri"/>
+                <w:sz w:val="18"/>
+              </w:rPr>
+              <w:t xml:space="preserve">+6.2</w:t>
+            </w:r>
+          </w:p>
+        </w:tc>
+        <w:tc>
+          <w:p>
+            <w:pPr>
+              <w:pStyle w:val="Compact"/>
+              <w:spacing w:after="40"/>
+              <w:jc w:val="left"/>
+            </w:pPr>
+            <w:r>
+              <w:rPr>
+                <w:rFonts w:ascii="Calibri" w:hAnsi="Calibri"/>
+                <w:sz w:val="18"/>
+              </w:rPr>
+              <w:t xml:space="preserve">+3.8</w:t>
+            </w:r>
+          </w:p>
+        </w:tc>
+        <w:tc>
+          <w:p>
+            <w:pPr>
+              <w:pStyle w:val="Compact"/>
+              <w:spacing w:after="40"/>
+              <w:jc w:val="left"/>
+            </w:pPr>
+            <w:r>
+              <w:rPr>
+                <w:rFonts w:ascii="Calibri" w:hAnsi="Calibri"/>
+                <w:sz w:val="18"/>
+              </w:rPr>
+              <w:t xml:space="preserve">+5.2</w:t>
+            </w:r>
+          </w:p>
+        </w:tc>
+        <w:tc>
+          <w:p>
+            <w:pPr>
+              <w:pStyle w:val="Compact"/>
+              <w:spacing w:after="40"/>
+              <w:jc w:val="left"/>
+            </w:pPr>
+            <w:r>
+              <w:rPr>
+                <w:rFonts w:ascii="Calibri" w:hAnsi="Calibri"/>
+                <w:sz w:val="18"/>
+              </w:rPr>
+              <w:t xml:space="preserve">+6.2</w:t>
+            </w:r>
+          </w:p>
+        </w:tc>
+        <w:tc>
+          <w:p>
+            <w:pPr>
+              <w:pStyle w:val="Compact"/>
+              <w:spacing w:after="40"/>
+              <w:jc w:val="left"/>
+            </w:pPr>
+            <w:r>
+              <w:rPr>
+                <w:rFonts w:ascii="Calibri" w:hAnsi="Calibri"/>
+                <w:sz w:val="18"/>
+              </w:rPr>
+              <w:t xml:space="preserve">+4.6</w:t>
+            </w:r>
+          </w:p>
+        </w:tc>
+        <w:tc>
+          <w:p>
+            <w:pPr>
+              <w:pStyle w:val="Compact"/>
+              <w:spacing w:after="40"/>
+              <w:jc w:val="left"/>
+            </w:pPr>
+            <w:r>
+              <w:rPr>
+                <w:rFonts w:ascii="Calibri" w:hAnsi="Calibri"/>
+                <w:sz w:val="18"/>
+              </w:rPr>
+              <w:t xml:space="preserve">+5.8</w:t>
+            </w:r>
+          </w:p>
+        </w:tc>
+        <w:tc>
+          <w:p>
+            <w:pPr>
+              <w:pStyle w:val="Compact"/>
+              <w:spacing w:after="40"/>
+              <w:jc w:val="left"/>
+            </w:pPr>
+            <w:r>
+              <w:rPr>
+                <w:rFonts w:ascii="Calibri" w:hAnsi="Calibri"/>
+                <w:sz w:val="18"/>
+              </w:rPr>
+              <w:t xml:space="preserve">+6.4</w:t>
+            </w:r>
+          </w:p>
+        </w:tc>
+        <w:tc>
+          <w:p>
+            <w:pPr>
+              <w:pStyle w:val="Compact"/>
+              <w:spacing w:after="40"/>
+              <w:jc w:val="left"/>
+            </w:pPr>
+            <w:r>
+              <w:rPr>
+                <w:rFonts w:ascii="Calibri" w:hAnsi="Calibri"/>
+                <w:sz w:val="18"/>
+              </w:rPr>
+              <w:t xml:space="preserve">+6.4</w:t>
+            </w:r>
+          </w:p>
+        </w:tc>
+        <w:tc>
+          <w:p>
+            <w:pPr>
+              <w:pStyle w:val="Compact"/>
+              <w:spacing w:after="40"/>
+              <w:jc w:val="left"/>
+            </w:pPr>
+            <w:r>
+              <w:rPr>
+                <w:bCs/>
+                <w:rFonts w:ascii="Calibri" w:hAnsi="Calibri"/>
+                <w:b/>
+                <w:sz w:val="18"/>
+              </w:rPr>
+              <w:t xml:space="preserve">+9.5</w:t>
+            </w:r>
+          </w:p>
+        </w:tc>
+      </w:tr>
+    </w:tbl>
+    <w:p>
+      <w:pPr>
+        <w:numPr>
+          <w:ilvl w:val="0"/>
+          <w:numId w:val="1022"/>
+        </w:numPr>
+        <w:pStyle w:val="Compact"/>
+      </w:pPr>
+      <w:r>
+        <w:t xml:space="preserve">The ranking is</w:t>
+      </w:r>
+      <w:r>
+        <w:t xml:space="preserve"> </w:t>
+      </w:r>
+      <w:r>
+        <w:rPr>
+          <w:bCs/>
+          <w:b/>
+        </w:rPr>
+        <w:t xml:space="preserve">weakly monotone</w:t>
+      </w:r>
+      <w:r>
+        <w:t xml:space="preserve"> </w:t>
+      </w:r>
+      <w:r>
+        <w:t xml:space="preserve">(Spearman ρ = 0.75 across deciles), so the forecasts do</w:t>
+      </w:r>
+      <w:r>
+        <w:t xml:space="preserve"> </w:t>
+      </w:r>
+      <w:r>
+        <w:t xml:space="preserve">carry a little cross-sectional information even though their level is uninformative.</w:t>
+      </w:r>
+    </w:p>
+    <w:p>
+      <w:pPr>
+        <w:numPr>
+          <w:ilvl w:val="0"/>
+          <w:numId w:val="1022"/>
+        </w:numPr>
+        <w:pStyle w:val="Compact"/>
+      </w:pPr>
+      <w:r>
+        <w:rPr>
+          <w:bCs/>
+          <w:b/>
+        </w:rPr>
+        <w:t xml:space="preserve">Long-short (decile 10 − decile 1): +8.2 bp/day</w:t>
+      </w:r>
+      <w:r>
+        <w:t xml:space="preserve">, t = 1.53, annualised Sharpe 0.83 — not</w:t>
+      </w:r>
+      <w:r>
+        <w:t xml:space="preserve"> </w:t>
+      </w:r>
+      <w:r>
+        <w:t xml:space="preserve">statistically significant.</w:t>
+      </w:r>
+    </w:p>
+    <w:p>
+      <w:pPr>
+        <w:numPr>
+          <w:ilvl w:val="0"/>
+          <w:numId w:val="1022"/>
+        </w:numPr>
+        <w:pStyle w:val="Compact"/>
+      </w:pPr>
+      <w:r>
+        <w:t xml:space="preserve">At an assumed 10 bp round-trip cost the strategy returns</w:t>
+      </w:r>
+      <w:r>
+        <w:t xml:space="preserve"> </w:t>
+      </w:r>
+      <w:r>
+        <w:rPr>
+          <w:bCs/>
+          <w:b/>
+        </w:rPr>
+        <w:t xml:space="preserve">−1.8 bp/day</w:t>
+      </w:r>
+      <w:r>
+        <w:t xml:space="preserve">, i.e. it loses</w:t>
+      </w:r>
+      <w:r>
+        <w:t xml:space="preserve"> </w:t>
+      </w:r>
+      <w:r>
+        <w:t xml:space="preserve">money. This is the honest economic conclusion.</w:t>
+      </w:r>
+    </w:p>
+    <w:bookmarkEnd w:id="43"/>
+    <w:bookmarkStart w:id="49" w:name="Xa06514c3e9bace8dafaa28cd30fb814509c4402"/>
+    <w:p>
+      <w:pPr>
+        <w:pStyle w:val="Heading3"/>
+      </w:pPr>
+      <w:r>
+        <w:t xml:space="preserve">7.1.4 Where the little skill there is actually lives</w:t>
+      </w:r>
+    </w:p>
+    <w:tbl>
+      <w:tblPr>
+        <w:tblStyle w:val="Table"/>
+        <w:jc w:val="center"/>
+        <w:tblLook w:firstRow="1" w:lastRow="0" w:firstColumn="0" w:lastColumn="0" w:noHBand="0" w:noVBand="0" w:val="0020"/>
+        <w:tblBorders>
+          <w:top w:val="single" w:sz="4" w:space="0" w:color="A6B1BF"/>
+          <w:left w:val="single" w:sz="4" w:space="0" w:color="A6B1BF"/>
+          <w:bottom w:val="single" w:sz="4" w:space="0" w:color="A6B1BF"/>
+          <w:right w:val="single" w:sz="4" w:space="0" w:color="A6B1BF"/>
+          <w:insideH w:val="single" w:sz="4" w:space="0" w:color="A6B1BF"/>
+          <w:insideV w:val="single" w:sz="4" w:space="0" w:color="A6B1BF"/>
+        </w:tblBorders>
+        <w:tblW w:w="9638" w:type="dxa"/>
+        <w:tblLayout w:type="fixed"/>
+      </w:tblPr>
+      <w:tblGrid>
+        <w:gridCol w:w="1177"/>
+        <w:gridCol w:w="1177"/>
+        <w:gridCol w:w="1177"/>
+        <w:gridCol w:w="1177"/>
+        <w:gridCol w:w="1177"/>
+        <w:gridCol w:w="1177"/>
+        <w:gridCol w:w="1177"/>
+        <w:gridCol w:w="1397"/>
+      </w:tblGrid>
+      <w:tr>
+        <w:tc>
+          <w:tcPr>
+            <w:tcW w:type="dxa" w:w="1177"/>
+            <w:shd w:val="clear" w:color="auto" w:fill="DCE6F1"/>
+          </w:tcPr>
+          <w:p>
+            <w:pPr>
+              <w:pStyle w:val="Compact"/>
+              <w:spacing w:after="40"/>
+              <w:jc w:val="left"/>
+            </w:pPr>
+            <w:r>
+              <w:rPr>
+                <w:rFonts w:ascii="Calibri" w:hAnsi="Calibri"/>
+                <w:b/>
+                <w:sz w:val="18"/>
+              </w:rPr>
+              <w:t xml:space="preserve">Period</w:t>
+            </w:r>
+          </w:p>
+        </w:tc>
+        <w:tc>
+          <w:tcPr>
+            <w:tcW w:type="dxa" w:w="1177"/>
+            <w:shd w:val="clear" w:color="auto" w:fill="DCE6F1"/>
+          </w:tcPr>
+          <w:p>
+            <w:pPr>
+              <w:pStyle w:val="Compact"/>
+              <w:spacing w:after="40"/>
+              <w:jc w:val="left"/>
+            </w:pPr>
+            <w:r>
+              <w:rPr>
+                <w:rFonts w:ascii="Calibri" w:hAnsi="Calibri"/>
+                <w:b/>
+                <w:sz w:val="18"/>
+              </w:rPr>
+              <w:t xml:space="preserve">RMSE (bp)</w:t>
+            </w:r>
+          </w:p>
+        </w:tc>
+        <w:tc>
+          <w:tcPr>
+            <w:tcW w:type="dxa" w:w="1177"/>
+            <w:shd w:val="clear" w:color="auto" w:fill="DCE6F1"/>
+          </w:tcPr>
+          <w:p>
+            <w:pPr>
+              <w:pStyle w:val="Compact"/>
+              <w:spacing w:after="40"/>
+              <w:jc w:val="left"/>
+            </w:pPr>
+            <w:r>
+              <w:rPr>
+                <w:rFonts w:ascii="Calibri" w:hAnsi="Calibri"/>
+                <w:b/>
+                <w:sz w:val="18"/>
+              </w:rPr>
+              <w:t xml:space="preserve">R² vs zero</w:t>
+            </w:r>
+          </w:p>
+        </w:tc>
+        <w:tc>
+          <w:tcPr>
+            <w:tcW w:type="dxa" w:w="1177"/>
+            <w:shd w:val="clear" w:color="auto" w:fill="DCE6F1"/>
+          </w:tcPr>
+          <w:p>
+            <w:pPr>
+              <w:pStyle w:val="Compact"/>
+              <w:spacing w:after="40"/>
+              <w:jc w:val="left"/>
+            </w:pPr>
+            <w:r>
+              <w:rPr>
+                <w:rFonts w:ascii="Calibri" w:hAnsi="Calibri"/>
+                <w:b/>
+                <w:sz w:val="18"/>
+              </w:rPr>
+              <w:t xml:space="preserve">DM p</w:t>
+            </w:r>
+          </w:p>
+        </w:tc>
+        <w:tc>
+          <w:tcPr>
+            <w:tcW w:type="dxa" w:w="1177"/>
+            <w:shd w:val="clear" w:color="auto" w:fill="DCE6F1"/>
+          </w:tcPr>
+          <w:p>
+            <w:pPr>
+              <w:pStyle w:val="Compact"/>
+              <w:spacing w:after="40"/>
+              <w:jc w:val="left"/>
+            </w:pPr>
+            <w:r>
+              <w:rPr>
+                <w:rFonts w:ascii="Calibri" w:hAnsi="Calibri"/>
+                <w:b/>
+                <w:sz w:val="18"/>
+              </w:rPr>
+              <w:t xml:space="preserve">Daily IC</w:t>
+            </w:r>
+          </w:p>
+        </w:tc>
+        <w:tc>
+          <w:tcPr>
+            <w:tcW w:type="dxa" w:w="1177"/>
+            <w:shd w:val="clear" w:color="auto" w:fill="DCE6F1"/>
+          </w:tcPr>
+          <w:p>
+            <w:pPr>
+              <w:pStyle w:val="Compact"/>
+              <w:spacing w:after="40"/>
+              <w:jc w:val="left"/>
+            </w:pPr>
+            <w:r>
+              <w:rPr>
+                <w:rFonts w:ascii="Calibri" w:hAnsi="Calibri"/>
+                <w:b/>
+                <w:sz w:val="18"/>
+              </w:rPr>
+              <w:t xml:space="preserve">Direction</w:t>
+            </w:r>
+          </w:p>
+        </w:tc>
+        <w:tc>
+          <w:tcPr>
+            <w:tcW w:type="dxa" w:w="1177"/>
+            <w:shd w:val="clear" w:color="auto" w:fill="DCE6F1"/>
+          </w:tcPr>
+          <w:p>
+            <w:pPr>
+              <w:pStyle w:val="Compact"/>
+              <w:spacing w:after="40"/>
+              <w:jc w:val="left"/>
+            </w:pPr>
+            <w:r>
+              <w:rPr>
+                <w:rFonts w:ascii="Calibri" w:hAnsi="Calibri"/>
+                <w:b/>
+                <w:sz w:val="18"/>
+              </w:rPr>
+              <w:t xml:space="preserve">Majority rule</w:t>
+            </w:r>
+          </w:p>
+        </w:tc>
+        <w:tc>
+          <w:tcPr>
+            <w:tcW w:type="dxa" w:w="1398"/>
+            <w:shd w:val="clear" w:color="auto" w:fill="DCE6F1"/>
+          </w:tcPr>
+          <w:p>
+            <w:pPr>
+              <w:pStyle w:val="Compact"/>
+              <w:spacing w:after="40"/>
+              <w:jc w:val="left"/>
+            </w:pPr>
+            <w:r>
+              <w:rPr>
+                <w:rFonts w:ascii="Calibri" w:hAnsi="Calibri"/>
+                <w:b/>
+                <w:sz w:val="18"/>
+              </w:rPr>
+              <w:t xml:space="preserve">Long-short (bp/day)</w:t>
+            </w:r>
+          </w:p>
+        </w:tc>
+      </w:tr>
+      <w:tr>
+        <w:tc>
+          <w:tcPr>
+            <w:tcW w:type="dxa" w:w="1177"/>
+          </w:tcPr>
+          <w:p>
+            <w:pPr>
+              <w:pStyle w:val="Compact"/>
+              <w:spacing w:after="40"/>
+              <w:jc w:val="left"/>
+            </w:pPr>
+            <w:r>
+              <w:rPr>
+                <w:rFonts w:ascii="Calibri" w:hAnsi="Calibri"/>
+                <w:sz w:val="18"/>
+              </w:rPr>
+              <w:t xml:space="preserve">2019</w:t>
+            </w:r>
+          </w:p>
+        </w:tc>
+        <w:tc>
+          <w:tcPr>
+            <w:tcW w:type="dxa" w:w="1177"/>
+          </w:tcPr>
+          <w:p>
+            <w:pPr>
+              <w:pStyle w:val="Compact"/>
+              <w:spacing w:after="40"/>
+              <w:jc w:val="left"/>
+            </w:pPr>
+            <w:r>
+              <w:rPr>
+                <w:rFonts w:ascii="Calibri" w:hAnsi="Calibri"/>
+                <w:sz w:val="18"/>
+              </w:rPr>
+              <w:t xml:space="preserve">164.0</w:t>
+            </w:r>
+          </w:p>
+        </w:tc>
+        <w:tc>
+          <w:tcPr>
+            <w:tcW w:type="dxa" w:w="1177"/>
+          </w:tcPr>
+          <w:p>
+            <w:pPr>
+              <w:pStyle w:val="Compact"/>
+              <w:spacing w:after="40"/>
+              <w:jc w:val="left"/>
+            </w:pPr>
+            <w:r>
+              <w:rPr>
+                <w:rFonts w:ascii="Calibri" w:hAnsi="Calibri"/>
+                <w:sz w:val="18"/>
+              </w:rPr>
+              <w:t xml:space="preserve">+0.00212</w:t>
+            </w:r>
+          </w:p>
+        </w:tc>
+        <w:tc>
+          <w:tcPr>
+            <w:tcW w:type="dxa" w:w="1177"/>
+          </w:tcPr>
+          <w:p>
+            <w:pPr>
+              <w:pStyle w:val="Compact"/>
+              <w:spacing w:after="40"/>
+              <w:jc w:val="left"/>
+            </w:pPr>
+            <w:r>
+              <w:rPr>
+                <w:rFonts w:ascii="Calibri" w:hAnsi="Calibri"/>
+                <w:sz w:val="18"/>
+              </w:rPr>
+              <w:t xml:space="preserve">0.63</w:t>
+            </w:r>
+          </w:p>
+        </w:tc>
+        <w:tc>
+          <w:tcPr>
+            <w:tcW w:type="dxa" w:w="1177"/>
+          </w:tcPr>
+          <w:p>
+            <w:pPr>
+              <w:pStyle w:val="Compact"/>
+              <w:spacing w:after="40"/>
+              <w:jc w:val="left"/>
+            </w:pPr>
+            <w:r>
+              <w:rPr>
+                <w:rFonts w:ascii="Calibri" w:hAnsi="Calibri"/>
+                <w:sz w:val="18"/>
+              </w:rPr>
+              <w:t xml:space="preserve">+0.014</w:t>
+            </w:r>
+          </w:p>
+        </w:tc>
+        <w:tc>
+          <w:tcPr>
+            <w:tcW w:type="dxa" w:w="1177"/>
+          </w:tcPr>
+          <w:p>
+            <w:pPr>
+              <w:pStyle w:val="Compact"/>
+              <w:spacing w:after="40"/>
+              <w:jc w:val="left"/>
+            </w:pPr>
+            <w:r>
+              <w:rPr>
+                <w:rFonts w:ascii="Calibri" w:hAnsi="Calibri"/>
+                <w:sz w:val="18"/>
+              </w:rPr>
+              <w:t xml:space="preserve">53.5%</w:t>
+            </w:r>
+          </w:p>
+        </w:tc>
+        <w:tc>
+          <w:tcPr>
+            <w:tcW w:type="dxa" w:w="1177"/>
+          </w:tcPr>
+          <w:p>
+            <w:pPr>
+              <w:pStyle w:val="Compact"/>
+              <w:spacing w:after="40"/>
+              <w:jc w:val="left"/>
+            </w:pPr>
+            <w:r>
+              <w:rPr>
+                <w:rFonts w:ascii="Calibri" w:hAnsi="Calibri"/>
+                <w:sz w:val="18"/>
+              </w:rPr>
+              <w:t xml:space="preserve">55.3%</w:t>
+            </w:r>
+          </w:p>
+        </w:tc>
+        <w:tc>
+          <w:tcPr>
+            <w:tcW w:type="dxa" w:w="1398"/>
+          </w:tcPr>
+          <w:p>
+            <w:pPr>
+              <w:pStyle w:val="Compact"/>
+              <w:spacing w:after="40"/>
+              <w:jc w:val="left"/>
+            </w:pPr>
+            <w:r>
+              <w:rPr>
+                <w:rFonts w:ascii="Calibri" w:hAnsi="Calibri"/>
+                <w:sz w:val="18"/>
+              </w:rPr>
+              <w:t xml:space="preserve">–</w:t>
+            </w:r>
+          </w:p>
+        </w:tc>
+      </w:tr>
+      <w:tr>
+        <w:tc>
+          <w:tcPr>
+            <w:tcW w:type="dxa" w:w="1177"/>
+          </w:tcPr>
+          <w:p>
+            <w:pPr>
+              <w:pStyle w:val="Compact"/>
+              <w:spacing w:after="40"/>
+              <w:jc w:val="left"/>
+            </w:pPr>
+            <w:r>
+              <w:rPr>
+                <w:rFonts w:ascii="Calibri" w:hAnsi="Calibri"/>
+                <w:sz w:val="18"/>
+              </w:rPr>
+              <w:t xml:space="preserve">2020</w:t>
+            </w:r>
+          </w:p>
+        </w:tc>
+        <w:tc>
+          <w:tcPr>
+            <w:tcW w:type="dxa" w:w="1177"/>
+          </w:tcPr>
+          <w:p>
+            <w:pPr>
+              <w:pStyle w:val="Compact"/>
+              <w:spacing w:after="40"/>
+              <w:jc w:val="left"/>
+            </w:pPr>
+            <w:r>
+              <w:rPr>
+                <w:rFonts w:ascii="Calibri" w:hAnsi="Calibri"/>
+                <w:sz w:val="18"/>
+              </w:rPr>
+              <w:t xml:space="preserve">348.0</w:t>
+            </w:r>
+          </w:p>
+        </w:tc>
+        <w:tc>
+          <w:tcPr>
+            <w:tcW w:type="dxa" w:w="1177"/>
+          </w:tcPr>
+          <w:p>
+            <w:pPr>
+              <w:pStyle w:val="Compact"/>
+              <w:spacing w:after="40"/>
+              <w:jc w:val="left"/>
+            </w:pPr>
+            <w:r>
+              <w:rPr>
+                <w:rFonts w:ascii="Calibri" w:hAnsi="Calibri"/>
+                <w:sz w:val="18"/>
+              </w:rPr>
+              <w:t xml:space="preserve">−0.00016</w:t>
+            </w:r>
+          </w:p>
+        </w:tc>
+        <w:tc>
+          <w:tcPr>
+            <w:tcW w:type="dxa" w:w="1177"/>
+          </w:tcPr>
+          <w:p>
+            <w:pPr>
+              <w:pStyle w:val="Compact"/>
+              <w:spacing w:after="40"/>
+              <w:jc w:val="left"/>
+            </w:pPr>
+            <w:r>
+              <w:rPr>
+                <w:rFonts w:ascii="Calibri" w:hAnsi="Calibri"/>
+                <w:sz w:val="18"/>
+              </w:rPr>
+              <w:t xml:space="preserve">0.98</w:t>
+            </w:r>
+          </w:p>
+        </w:tc>
+        <w:tc>
+          <w:tcPr>
+            <w:tcW w:type="dxa" w:w="1177"/>
+          </w:tcPr>
+          <w:p>
+            <w:pPr>
+              <w:pStyle w:val="Compact"/>
+              <w:spacing w:after="40"/>
+              <w:jc w:val="left"/>
+            </w:pPr>
+            <w:r>
+              <w:rPr>
+                <w:rFonts w:ascii="Calibri" w:hAnsi="Calibri"/>
+                <w:sz w:val="18"/>
+              </w:rPr>
+              <w:t xml:space="preserve">+0.018</w:t>
+            </w:r>
+          </w:p>
+        </w:tc>
+        <w:tc>
+          <w:tcPr>
+            <w:tcW w:type="dxa" w:w="1177"/>
+          </w:tcPr>
+          <w:p>
+            <w:pPr>
+              <w:pStyle w:val="Compact"/>
+              <w:spacing w:after="40"/>
+              <w:jc w:val="left"/>
+            </w:pPr>
+            <w:r>
+              <w:rPr>
+                <w:rFonts w:ascii="Calibri" w:hAnsi="Calibri"/>
+                <w:sz w:val="18"/>
+              </w:rPr>
+              <w:t xml:space="preserve">51.0%</w:t>
+            </w:r>
+          </w:p>
+        </w:tc>
+        <w:tc>
+          <w:tcPr>
+            <w:tcW w:type="dxa" w:w="1177"/>
+          </w:tcPr>
+          <w:p>
+            <w:pPr>
+              <w:pStyle w:val="Compact"/>
+              <w:spacing w:after="40"/>
+              <w:jc w:val="left"/>
+            </w:pPr>
+            <w:r>
+              <w:rPr>
+                <w:rFonts w:ascii="Calibri" w:hAnsi="Calibri"/>
+                <w:sz w:val="18"/>
+              </w:rPr>
+              <w:t xml:space="preserve">51.8%</w:t>
+            </w:r>
+          </w:p>
+        </w:tc>
+        <w:tc>
+          <w:tcPr>
+            <w:tcW w:type="dxa" w:w="1398"/>
+          </w:tcPr>
+          <w:p>
+            <w:pPr>
+              <w:pStyle w:val="Compact"/>
+              <w:spacing w:after="40"/>
+              <w:jc w:val="left"/>
+            </w:pPr>
+            <w:r>
+              <w:rPr>
+                <w:rFonts w:ascii="Calibri" w:hAnsi="Calibri"/>
+                <w:sz w:val="18"/>
+              </w:rPr>
+              <w:t xml:space="preserve">–</w:t>
+            </w:r>
+          </w:p>
+        </w:tc>
+      </w:tr>
+      <w:tr>
+        <w:tc>
+          <w:tcPr>
+            <w:tcW w:type="dxa" w:w="1177"/>
+          </w:tcPr>
+          <w:p>
+            <w:pPr>
+              <w:pStyle w:val="Compact"/>
+              <w:spacing w:after="40"/>
+              <w:jc w:val="left"/>
+            </w:pPr>
+            <w:r>
+              <w:rPr>
+                <w:rFonts w:ascii="Calibri" w:hAnsi="Calibri"/>
+                <w:sz w:val="18"/>
+              </w:rPr>
+              <w:t xml:space="preserve">2021</w:t>
+            </w:r>
+          </w:p>
+        </w:tc>
+        <w:tc>
+          <w:tcPr>
+            <w:tcW w:type="dxa" w:w="1177"/>
+          </w:tcPr>
+          <w:p>
+            <w:pPr>
+              <w:pStyle w:val="Compact"/>
+              <w:spacing w:after="40"/>
+              <w:jc w:val="left"/>
+            </w:pPr>
+            <w:r>
+              <w:rPr>
+                <w:rFonts w:ascii="Calibri" w:hAnsi="Calibri"/>
+                <w:sz w:val="18"/>
+              </w:rPr>
+              <w:t xml:space="preserve">182.0</w:t>
+            </w:r>
+          </w:p>
+        </w:tc>
+        <w:tc>
+          <w:tcPr>
+            <w:tcW w:type="dxa" w:w="1177"/>
+          </w:tcPr>
+          <w:p>
+            <w:pPr>
+              <w:pStyle w:val="Compact"/>
+              <w:spacing w:after="40"/>
+              <w:jc w:val="left"/>
+            </w:pPr>
+            <w:r>
+              <w:rPr>
+                <w:rFonts w:ascii="Calibri" w:hAnsi="Calibri"/>
+                <w:sz w:val="18"/>
+              </w:rPr>
+              <w:t xml:space="preserve">+0.00046</w:t>
+            </w:r>
+          </w:p>
+        </w:tc>
+        <w:tc>
+          <w:tcPr>
+            <w:tcW w:type="dxa" w:w="1177"/>
+          </w:tcPr>
+          <w:p>
+            <w:pPr>
+              <w:pStyle w:val="Compact"/>
+              <w:spacing w:after="40"/>
+              <w:jc w:val="left"/>
+            </w:pPr>
+            <w:r>
+              <w:rPr>
+                <w:rFonts w:ascii="Calibri" w:hAnsi="Calibri"/>
+                <w:sz w:val="18"/>
+              </w:rPr>
+              <w:t xml:space="preserve">0.87</w:t>
+            </w:r>
+          </w:p>
+        </w:tc>
+        <w:tc>
+          <w:tcPr>
+            <w:tcW w:type="dxa" w:w="1177"/>
+          </w:tcPr>
+          <w:p>
+            <w:pPr>
+              <w:pStyle w:val="Compact"/>
+              <w:spacing w:after="40"/>
+              <w:jc w:val="left"/>
+            </w:pPr>
+            <w:r>
+              <w:rPr>
+                <w:rFonts w:ascii="Calibri" w:hAnsi="Calibri"/>
+                <w:sz w:val="18"/>
+              </w:rPr>
+              <w:t xml:space="preserve">−0.008</w:t>
+            </w:r>
+          </w:p>
+        </w:tc>
+        <w:tc>
+          <w:tcPr>
+            <w:tcW w:type="dxa" w:w="1177"/>
+          </w:tcPr>
+          <w:p>
+            <w:pPr>
+              <w:pStyle w:val="Compact"/>
+              <w:spacing w:after="40"/>
+              <w:jc w:val="left"/>
+            </w:pPr>
+            <w:r>
+              <w:rPr>
+                <w:rFonts w:ascii="Calibri" w:hAnsi="Calibri"/>
+                <w:sz w:val="18"/>
+              </w:rPr>
+              <w:t xml:space="preserve">50.4%</w:t>
+            </w:r>
+          </w:p>
+        </w:tc>
+        <w:tc>
+          <w:tcPr>
+            <w:tcW w:type="dxa" w:w="1177"/>
+          </w:tcPr>
+          <w:p>
+            <w:pPr>
+              <w:pStyle w:val="Compact"/>
+              <w:spacing w:after="40"/>
+              <w:jc w:val="left"/>
+            </w:pPr>
+            <w:r>
+              <w:rPr>
+                <w:rFonts w:ascii="Calibri" w:hAnsi="Calibri"/>
+                <w:sz w:val="18"/>
+              </w:rPr>
+              <w:t xml:space="preserve">53.2%</w:t>
+            </w:r>
+          </w:p>
+        </w:tc>
+        <w:tc>
+          <w:tcPr>
+            <w:tcW w:type="dxa" w:w="1398"/>
+          </w:tcPr>
+          <w:p>
+            <w:pPr>
+              <w:pStyle w:val="Compact"/>
+              <w:spacing w:after="40"/>
+              <w:jc w:val="left"/>
+            </w:pPr>
+            <w:r>
+              <w:rPr>
+                <w:rFonts w:ascii="Calibri" w:hAnsi="Calibri"/>
+                <w:sz w:val="18"/>
+              </w:rPr>
+              <w:t xml:space="preserve">–</w:t>
+            </w:r>
+          </w:p>
+        </w:tc>
+      </w:tr>
+      <w:tr>
+        <w:tc>
+          <w:tcPr>
+            <w:tcW w:type="dxa" w:w="1177"/>
+          </w:tcPr>
+          <w:p>
+            <w:pPr>
+              <w:pStyle w:val="Compact"/>
+              <w:spacing w:after="40"/>
+              <w:jc w:val="left"/>
+            </w:pPr>
+            <w:r>
+              <w:rPr>
+                <w:rFonts w:ascii="Calibri" w:hAnsi="Calibri"/>
+                <w:sz w:val="18"/>
+              </w:rPr>
+              <w:t xml:space="preserve">2022 (Jan–May)</w:t>
+            </w:r>
+          </w:p>
+        </w:tc>
+        <w:tc>
+          <w:tcPr>
+            <w:tcW w:type="dxa" w:w="1177"/>
+          </w:tcPr>
+          <w:p>
+            <w:pPr>
+              <w:pStyle w:val="Compact"/>
+              <w:spacing w:after="40"/>
+              <w:jc w:val="left"/>
+            </w:pPr>
+            <w:r>
+              <w:rPr>
+                <w:rFonts w:ascii="Calibri" w:hAnsi="Calibri"/>
+                <w:sz w:val="18"/>
+              </w:rPr>
+              <w:t xml:space="preserve">242.5</w:t>
+            </w:r>
+          </w:p>
+        </w:tc>
+        <w:tc>
+          <w:tcPr>
+            <w:tcW w:type="dxa" w:w="1177"/>
+          </w:tcPr>
+          <w:p>
+            <w:pPr>
+              <w:pStyle w:val="Compact"/>
+              <w:spacing w:after="40"/>
+              <w:jc w:val="left"/>
+            </w:pPr>
+            <w:r>
+              <w:rPr>
+                <w:rFonts w:ascii="Calibri" w:hAnsi="Calibri"/>
+                <w:sz w:val="18"/>
+              </w:rPr>
+              <w:t xml:space="preserve">−0.00113</w:t>
+            </w:r>
+          </w:p>
+        </w:tc>
+        <w:tc>
+          <w:tcPr>
+            <w:tcW w:type="dxa" w:w="1177"/>
+          </w:tcPr>
+          <w:p>
+            <w:pPr>
+              <w:pStyle w:val="Compact"/>
+              <w:spacing w:after="40"/>
+              <w:jc w:val="left"/>
+            </w:pPr>
+            <w:r>
+              <w:rPr>
+                <w:rFonts w:ascii="Calibri" w:hAnsi="Calibri"/>
+                <w:sz w:val="18"/>
+              </w:rPr>
+              <w:t xml:space="preserve">0.91</w:t>
+            </w:r>
+          </w:p>
+        </w:tc>
+        <w:tc>
+          <w:tcPr>
+            <w:tcW w:type="dxa" w:w="1177"/>
+          </w:tcPr>
+          <w:p>
+            <w:pPr>
+              <w:pStyle w:val="Compact"/>
+              <w:spacing w:after="40"/>
+              <w:jc w:val="left"/>
+            </w:pPr>
+            <w:r>
+              <w:rPr>
+                <w:rFonts w:ascii="Calibri" w:hAnsi="Calibri"/>
+                <w:sz w:val="18"/>
+              </w:rPr>
+              <w:t xml:space="preserve">+0.018</w:t>
+            </w:r>
+          </w:p>
+        </w:tc>
+        <w:tc>
+          <w:tcPr>
+            <w:tcW w:type="dxa" w:w="1177"/>
+          </w:tcPr>
+          <w:p>
+            <w:pPr>
+              <w:pStyle w:val="Compact"/>
+              <w:spacing w:after="40"/>
+              <w:jc w:val="left"/>
+            </w:pPr>
+            <w:r>
+              <w:rPr>
+                <w:rFonts w:ascii="Calibri" w:hAnsi="Calibri"/>
+                <w:sz w:val="18"/>
+              </w:rPr>
+              <w:t xml:space="preserve">52.7%</w:t>
+            </w:r>
+          </w:p>
+        </w:tc>
+        <w:tc>
+          <w:tcPr>
+            <w:tcW w:type="dxa" w:w="1177"/>
+          </w:tcPr>
+          <w:p>
+            <w:pPr>
+              <w:pStyle w:val="Compact"/>
+              <w:spacing w:after="40"/>
+              <w:jc w:val="left"/>
+            </w:pPr>
+            <w:r>
+              <w:rPr>
+                <w:rFonts w:ascii="Calibri" w:hAnsi="Calibri"/>
+                <w:sz w:val="18"/>
+              </w:rPr>
+              <w:t xml:space="preserve">51.5%</w:t>
+            </w:r>
+          </w:p>
+        </w:tc>
+        <w:tc>
+          <w:tcPr>
+            <w:tcW w:type="dxa" w:w="1398"/>
+          </w:tcPr>
+          <w:p>
+            <w:pPr>
+              <w:pStyle w:val="Compact"/>
+              <w:spacing w:after="40"/>
+              <w:jc w:val="left"/>
+            </w:pPr>
+            <w:r>
+              <w:rPr>
+                <w:rFonts w:ascii="Calibri" w:hAnsi="Calibri"/>
+                <w:sz w:val="18"/>
+              </w:rPr>
+              <w:t xml:space="preserve">–</w:t>
+            </w:r>
+          </w:p>
+        </w:tc>
+      </w:tr>
+      <w:tr>
+        <w:tc>
+          <w:tcPr>
+            <w:tcW w:type="dxa" w:w="1177"/>
+          </w:tcPr>
+          <w:p>
+            <w:pPr>
+              <w:pStyle w:val="Compact"/>
+              <w:spacing w:after="40"/>
+              <w:jc w:val="left"/>
+            </w:pPr>
+            <w:r>
+              <w:rPr>
+                <w:rFonts w:ascii="Calibri" w:hAnsi="Calibri"/>
+                <w:sz w:val="18"/>
+              </w:rPr>
+              <w:t xml:space="preserve">Pre-COVID bull</w:t>
+            </w:r>
+          </w:p>
+        </w:tc>
+        <w:tc>
+          <w:tcPr>
+            <w:tcW w:type="dxa" w:w="1177"/>
+          </w:tcPr>
+          <w:p>
+            <w:pPr>
+              <w:pStyle w:val="Compact"/>
+              <w:spacing w:after="40"/>
+              <w:jc w:val="left"/>
+            </w:pPr>
+            <w:r>
+              <w:rPr>
+                <w:rFonts w:ascii="Calibri" w:hAnsi="Calibri"/>
+                <w:sz w:val="18"/>
+              </w:rPr>
+              <w:t xml:space="preserve">164.4</w:t>
+            </w:r>
+          </w:p>
+        </w:tc>
+        <w:tc>
+          <w:tcPr>
+            <w:tcW w:type="dxa" w:w="1177"/>
+          </w:tcPr>
+          <w:p>
+            <w:pPr>
+              <w:pStyle w:val="Compact"/>
+              <w:spacing w:after="40"/>
+              <w:jc w:val="left"/>
+            </w:pPr>
+            <w:r>
+              <w:rPr>
+                <w:rFonts w:ascii="Calibri" w:hAnsi="Calibri"/>
+                <w:sz w:val="18"/>
+              </w:rPr>
+              <w:t xml:space="preserve">+0.00069</w:t>
+            </w:r>
+          </w:p>
+        </w:tc>
+        <w:tc>
+          <w:tcPr>
+            <w:tcW w:type="dxa" w:w="1177"/>
+          </w:tcPr>
+          <w:p>
+            <w:pPr>
+              <w:pStyle w:val="Compact"/>
+              <w:spacing w:after="40"/>
+              <w:jc w:val="left"/>
+            </w:pPr>
+            <w:r>
+              <w:rPr>
+                <w:rFonts w:ascii="Calibri" w:hAnsi="Calibri"/>
+                <w:sz w:val="18"/>
+              </w:rPr>
+              <w:t xml:space="preserve">0.87</w:t>
+            </w:r>
+          </w:p>
+        </w:tc>
+        <w:tc>
+          <w:tcPr>
+            <w:tcW w:type="dxa" w:w="1177"/>
+          </w:tcPr>
+          <w:p>
+            <w:pPr>
+              <w:pStyle w:val="Compact"/>
+              <w:spacing w:after="40"/>
+              <w:jc w:val="left"/>
+            </w:pPr>
+            <w:r>
+              <w:rPr>
+                <w:rFonts w:ascii="Calibri" w:hAnsi="Calibri"/>
+                <w:sz w:val="18"/>
+              </w:rPr>
+              <w:t xml:space="preserve">+0.015</w:t>
+            </w:r>
+          </w:p>
+        </w:tc>
+        <w:tc>
+          <w:tcPr>
+            <w:tcW w:type="dxa" w:w="1177"/>
+          </w:tcPr>
+          <w:p>
+            <w:pPr>
+              <w:pStyle w:val="Compact"/>
+              <w:spacing w:after="40"/>
+              <w:jc w:val="left"/>
+            </w:pPr>
+            <w:r>
+              <w:rPr>
+                <w:rFonts w:ascii="Calibri" w:hAnsi="Calibri"/>
+                <w:sz w:val="18"/>
+              </w:rPr>
+              <w:t xml:space="preserve">53.0%</w:t>
+            </w:r>
+          </w:p>
+        </w:tc>
+        <w:tc>
+          <w:tcPr>
+            <w:tcW w:type="dxa" w:w="1177"/>
+          </w:tcPr>
+          <w:p>
+            <w:pPr>
+              <w:pStyle w:val="Compact"/>
+              <w:spacing w:after="40"/>
+              <w:jc w:val="left"/>
+            </w:pPr>
+            <w:r>
+              <w:rPr>
+                <w:rFonts w:ascii="Calibri" w:hAnsi="Calibri"/>
+                <w:sz w:val="18"/>
+              </w:rPr>
+              <w:t xml:space="preserve">55.2%</w:t>
+            </w:r>
+          </w:p>
+        </w:tc>
+        <w:tc>
+          <w:tcPr>
+            <w:tcW w:type="dxa" w:w="1398"/>
+          </w:tcPr>
+          <w:p>
+            <w:pPr>
+              <w:pStyle w:val="Compact"/>
+              <w:spacing w:after="40"/>
+              <w:jc w:val="left"/>
+            </w:pPr>
+            <w:r>
+              <w:rPr>
+                <w:rFonts w:ascii="Calibri" w:hAnsi="Calibri"/>
+                <w:sz w:val="18"/>
+              </w:rPr>
+              <w:t xml:space="preserve">+6.9</w:t>
+            </w:r>
+          </w:p>
+        </w:tc>
+      </w:tr>
+      <w:tr>
+        <w:tc>
+          <w:tcPr>
+            <w:tcW w:type="dxa" w:w="1177"/>
+          </w:tcPr>
+          <w:p>
+            <w:pPr>
+              <w:pStyle w:val="Compact"/>
+              <w:spacing w:after="40"/>
+              <w:jc w:val="left"/>
+            </w:pPr>
+            <w:r>
+              <w:rPr>
+                <w:bCs/>
+                <w:rFonts w:ascii="Calibri" w:hAnsi="Calibri"/>
+                <w:b/>
+                <w:sz w:val="18"/>
+              </w:rPr>
+              <w:t xml:space="preserve">COVID crash</w:t>
+            </w:r>
+          </w:p>
+        </w:tc>
+        <w:tc>
+          <w:tcPr>
+            <w:tcW w:type="dxa" w:w="1177"/>
+          </w:tcPr>
+          <w:p>
+            <w:pPr>
+              <w:pStyle w:val="Compact"/>
+              <w:spacing w:after="40"/>
+              <w:jc w:val="left"/>
+            </w:pPr>
+            <w:r>
+              <w:rPr>
+                <w:bCs/>
+                <w:rFonts w:ascii="Calibri" w:hAnsi="Calibri"/>
+                <w:b/>
+                <w:sz w:val="18"/>
+              </w:rPr>
+              <w:t xml:space="preserve">766.3</w:t>
+            </w:r>
+          </w:p>
+        </w:tc>
+        <w:tc>
+          <w:tcPr>
+            <w:tcW w:type="dxa" w:w="1177"/>
+          </w:tcPr>
+          <w:p>
+            <w:pPr>
+              <w:pStyle w:val="Compact"/>
+              <w:spacing w:after="40"/>
+              <w:jc w:val="left"/>
+            </w:pPr>
+            <w:r>
+              <w:rPr>
+                <w:bCs/>
+                <w:rFonts w:ascii="Calibri" w:hAnsi="Calibri"/>
+                <w:b/>
+                <w:sz w:val="18"/>
+              </w:rPr>
+              <w:t xml:space="preserve">−0.01171</w:t>
+            </w:r>
+          </w:p>
+        </w:tc>
+        <w:tc>
+          <w:tcPr>
+            <w:tcW w:type="dxa" w:w="1177"/>
+          </w:tcPr>
+          <w:p>
+            <w:pPr>
+              <w:pStyle w:val="Compact"/>
+              <w:spacing w:after="40"/>
+              <w:jc w:val="left"/>
+            </w:pPr>
+            <w:r>
+              <w:rPr>
+                <w:rFonts w:ascii="Calibri" w:hAnsi="Calibri"/>
+                <w:sz w:val="18"/>
+              </w:rPr>
+              <w:t xml:space="preserve">0.13</w:t>
+            </w:r>
+          </w:p>
+        </w:tc>
+        <w:tc>
+          <w:tcPr>
+            <w:tcW w:type="dxa" w:w="1177"/>
+          </w:tcPr>
+          <w:p>
+            <w:pPr>
+              <w:pStyle w:val="Compact"/>
+              <w:spacing w:after="40"/>
+              <w:jc w:val="left"/>
+            </w:pPr>
+            <w:r>
+              <w:rPr>
+                <w:bCs/>
+                <w:rFonts w:ascii="Calibri" w:hAnsi="Calibri"/>
+                <w:b/>
+                <w:sz w:val="18"/>
+              </w:rPr>
+              <w:t xml:space="preserve">−0.073</w:t>
+            </w:r>
+          </w:p>
+        </w:tc>
+        <w:tc>
+          <w:tcPr>
+            <w:tcW w:type="dxa" w:w="1177"/>
+          </w:tcPr>
+          <w:p>
+            <w:pPr>
+              <w:pStyle w:val="Compact"/>
+              <w:spacing w:after="40"/>
+              <w:jc w:val="left"/>
+            </w:pPr>
+            <w:r>
+              <w:rPr>
+                <w:bCs/>
+                <w:rFonts w:ascii="Calibri" w:hAnsi="Calibri"/>
+                <w:b/>
+                <w:sz w:val="18"/>
+              </w:rPr>
+              <w:t xml:space="preserve">34.7%</w:t>
+            </w:r>
+          </w:p>
+        </w:tc>
+        <w:tc>
+          <w:tcPr>
+            <w:tcW w:type="dxa" w:w="1177"/>
+          </w:tcPr>
+          <w:p>
+            <w:pPr>
+              <w:pStyle w:val="Compact"/>
+              <w:spacing w:after="40"/>
+              <w:jc w:val="left"/>
+            </w:pPr>
+            <w:r>
+              <w:rPr>
+                <w:rFonts w:ascii="Calibri" w:hAnsi="Calibri"/>
+                <w:sz w:val="18"/>
+              </w:rPr>
+              <w:t xml:space="preserve">65.8% (down)</w:t>
+            </w:r>
+          </w:p>
+        </w:tc>
+        <w:tc>
+          <w:tcPr>
+            <w:tcW w:type="dxa" w:w="1398"/>
+          </w:tcPr>
+          <w:p>
+            <w:pPr>
+              <w:pStyle w:val="Compact"/>
+              <w:spacing w:after="40"/>
+              <w:jc w:val="left"/>
+            </w:pPr>
+            <w:r>
+              <w:rPr>
+                <w:bCs/>
+                <w:rFonts w:ascii="Calibri" w:hAnsi="Calibri"/>
+                <w:b/>
+                <w:sz w:val="18"/>
+              </w:rPr>
+              <w:t xml:space="preserve">−119.0</w:t>
+            </w:r>
+          </w:p>
+        </w:tc>
+      </w:tr>
+      <w:tr>
+        <w:tc>
+          <w:tcPr>
+            <w:tcW w:type="dxa" w:w="1177"/>
+          </w:tcPr>
+          <w:p>
+            <w:pPr>
+              <w:pStyle w:val="Compact"/>
+              <w:spacing w:after="40"/>
+              <w:jc w:val="left"/>
+            </w:pPr>
+            <w:r>
+              <w:rPr>
+                <w:bCs/>
+                <w:rFonts w:ascii="Calibri" w:hAnsi="Calibri"/>
+                <w:b/>
+                <w:sz w:val="18"/>
+              </w:rPr>
+              <w:t xml:space="preserve">Recovery</w:t>
+            </w:r>
+          </w:p>
+        </w:tc>
+        <w:tc>
+          <w:tcPr>
+            <w:tcW w:type="dxa" w:w="1177"/>
+          </w:tcPr>
+          <w:p>
+            <w:pPr>
+              <w:pStyle w:val="Compact"/>
+              <w:spacing w:after="40"/>
+              <w:jc w:val="left"/>
+            </w:pPr>
+            <w:r>
+              <w:rPr>
+                <w:rFonts w:ascii="Calibri" w:hAnsi="Calibri"/>
+                <w:sz w:val="18"/>
+              </w:rPr>
+              <w:t xml:space="preserve">233.9</w:t>
+            </w:r>
+          </w:p>
+        </w:tc>
+        <w:tc>
+          <w:tcPr>
+            <w:tcW w:type="dxa" w:w="1177"/>
+          </w:tcPr>
+          <w:p>
+            <w:pPr>
+              <w:pStyle w:val="Compact"/>
+              <w:spacing w:after="40"/>
+              <w:jc w:val="left"/>
+            </w:pPr>
+            <w:r>
+              <w:rPr>
+                <w:bCs/>
+                <w:rFonts w:ascii="Calibri" w:hAnsi="Calibri"/>
+                <w:b/>
+                <w:sz w:val="18"/>
+              </w:rPr>
+              <w:t xml:space="preserve">+0.00665</w:t>
+            </w:r>
+          </w:p>
+        </w:tc>
+        <w:tc>
+          <w:tcPr>
+            <w:tcW w:type="dxa" w:w="1177"/>
+          </w:tcPr>
+          <w:p>
+            <w:pPr>
+              <w:pStyle w:val="Compact"/>
+              <w:spacing w:after="40"/>
+              <w:jc w:val="left"/>
+            </w:pPr>
+            <w:r>
+              <w:rPr>
+                <w:bCs/>
+                <w:rFonts w:ascii="Calibri" w:hAnsi="Calibri"/>
+                <w:b/>
+                <w:sz w:val="18"/>
+              </w:rPr>
+              <w:t xml:space="preserve">0.043</w:t>
+            </w:r>
+          </w:p>
+        </w:tc>
+        <w:tc>
+          <w:tcPr>
+            <w:tcW w:type="dxa" w:w="1177"/>
+          </w:tcPr>
+          <w:p>
+            <w:pPr>
+              <w:pStyle w:val="Compact"/>
+              <w:spacing w:after="40"/>
+              <w:jc w:val="left"/>
+            </w:pPr>
+            <w:r>
+              <w:rPr>
+                <w:rFonts w:ascii="Calibri" w:hAnsi="Calibri"/>
+                <w:sz w:val="18"/>
+              </w:rPr>
+              <w:t xml:space="preserve">+0.008</w:t>
+            </w:r>
+          </w:p>
+        </w:tc>
+        <w:tc>
+          <w:tcPr>
+            <w:tcW w:type="dxa" w:w="1177"/>
+          </w:tcPr>
+          <w:p>
+            <w:pPr>
+              <w:pStyle w:val="Compact"/>
+              <w:spacing w:after="40"/>
+              <w:jc w:val="left"/>
+            </w:pPr>
+            <w:r>
+              <w:rPr>
+                <w:rFonts w:ascii="Calibri" w:hAnsi="Calibri"/>
+                <w:sz w:val="18"/>
+              </w:rPr>
+              <w:t xml:space="preserve">51.6%</w:t>
+            </w:r>
+          </w:p>
+        </w:tc>
+        <w:tc>
+          <w:tcPr>
+            <w:tcW w:type="dxa" w:w="1177"/>
+          </w:tcPr>
+          <w:p>
+            <w:pPr>
+              <w:pStyle w:val="Compact"/>
+              <w:spacing w:after="40"/>
+              <w:jc w:val="left"/>
+            </w:pPr>
+            <w:r>
+              <w:rPr>
+                <w:rFonts w:ascii="Calibri" w:hAnsi="Calibri"/>
+                <w:sz w:val="18"/>
+              </w:rPr>
+              <w:t xml:space="preserve">53.3%</w:t>
+            </w:r>
+          </w:p>
+        </w:tc>
+        <w:tc>
+          <w:tcPr>
+            <w:tcW w:type="dxa" w:w="1398"/>
+          </w:tcPr>
+          <w:p>
+            <w:pPr>
+              <w:pStyle w:val="Compact"/>
+              <w:spacing w:after="40"/>
+              <w:jc w:val="left"/>
+            </w:pPr>
+            <w:r>
+              <w:rPr>
+                <w:bCs/>
+                <w:rFonts w:ascii="Calibri" w:hAnsi="Calibri"/>
+                <w:b/>
+                <w:sz w:val="18"/>
+              </w:rPr>
+              <w:t xml:space="preserve">+16.1</w:t>
+            </w:r>
+          </w:p>
+        </w:tc>
+      </w:tr>
+      <w:tr>
+        <w:tc>
+          <w:tcPr>
+            <w:tcW w:type="dxa" w:w="1177"/>
+          </w:tcPr>
+          <w:p>
+            <w:pPr>
+              <w:pStyle w:val="Compact"/>
+              <w:spacing w:after="40"/>
+              <w:jc w:val="left"/>
+            </w:pPr>
+            <w:r>
+              <w:rPr>
+                <w:rFonts w:ascii="Calibri" w:hAnsi="Calibri"/>
+                <w:sz w:val="18"/>
+              </w:rPr>
+              <w:t xml:space="preserve">2022 bear</w:t>
+            </w:r>
+          </w:p>
+        </w:tc>
+        <w:tc>
+          <w:tcPr>
+            <w:tcW w:type="dxa" w:w="1177"/>
+          </w:tcPr>
+          <w:p>
+            <w:pPr>
+              <w:pStyle w:val="Compact"/>
+              <w:spacing w:after="40"/>
+              <w:jc w:val="left"/>
+            </w:pPr>
+            <w:r>
+              <w:rPr>
+                <w:rFonts w:ascii="Calibri" w:hAnsi="Calibri"/>
+                <w:sz w:val="18"/>
+              </w:rPr>
+              <w:t xml:space="preserve">242.5</w:t>
+            </w:r>
+          </w:p>
+        </w:tc>
+        <w:tc>
+          <w:tcPr>
+            <w:tcW w:type="dxa" w:w="1177"/>
+          </w:tcPr>
+          <w:p>
+            <w:pPr>
+              <w:pStyle w:val="Compact"/>
+              <w:spacing w:after="40"/>
+              <w:jc w:val="left"/>
+            </w:pPr>
+            <w:r>
+              <w:rPr>
+                <w:rFonts w:ascii="Calibri" w:hAnsi="Calibri"/>
+                <w:sz w:val="18"/>
+              </w:rPr>
+              <w:t xml:space="preserve">−0.00113</w:t>
+            </w:r>
+          </w:p>
+        </w:tc>
+        <w:tc>
+          <w:tcPr>
+            <w:tcW w:type="dxa" w:w="1177"/>
+          </w:tcPr>
+          <w:p>
+            <w:pPr>
+              <w:pStyle w:val="Compact"/>
+              <w:spacing w:after="40"/>
+              <w:jc w:val="left"/>
+            </w:pPr>
+            <w:r>
+              <w:rPr>
+                <w:rFonts w:ascii="Calibri" w:hAnsi="Calibri"/>
+                <w:sz w:val="18"/>
+              </w:rPr>
+              <w:t xml:space="preserve">0.91</w:t>
+            </w:r>
+          </w:p>
+        </w:tc>
+        <w:tc>
+          <w:tcPr>
+            <w:tcW w:type="dxa" w:w="1177"/>
+          </w:tcPr>
+          <w:p>
+            <w:pPr>
+              <w:pStyle w:val="Compact"/>
+              <w:spacing w:after="40"/>
+              <w:jc w:val="left"/>
+            </w:pPr>
+            <w:r>
+              <w:rPr>
+                <w:rFonts w:ascii="Calibri" w:hAnsi="Calibri"/>
+                <w:sz w:val="18"/>
+              </w:rPr>
+              <w:t xml:space="preserve">+0.018</w:t>
+            </w:r>
+          </w:p>
+        </w:tc>
+        <w:tc>
+          <w:tcPr>
+            <w:tcW w:type="dxa" w:w="1177"/>
+          </w:tcPr>
+          <w:p>
+            <w:pPr>
+              <w:pStyle w:val="Compact"/>
+              <w:spacing w:after="40"/>
+              <w:jc w:val="left"/>
+            </w:pPr>
+            <w:r>
+              <w:rPr>
+                <w:rFonts w:ascii="Calibri" w:hAnsi="Calibri"/>
+                <w:sz w:val="18"/>
+              </w:rPr>
+              <w:t xml:space="preserve">52.7%</w:t>
+            </w:r>
+          </w:p>
+        </w:tc>
+        <w:tc>
+          <w:tcPr>
+            <w:tcW w:type="dxa" w:w="1177"/>
+          </w:tcPr>
+          <w:p>
+            <w:pPr>
+              <w:pStyle w:val="Compact"/>
+              <w:spacing w:after="40"/>
+              <w:jc w:val="left"/>
+            </w:pPr>
+            <w:r>
+              <w:rPr>
+                <w:rFonts w:ascii="Calibri" w:hAnsi="Calibri"/>
+                <w:sz w:val="18"/>
+              </w:rPr>
+              <w:t xml:space="preserve">51.5%</w:t>
+            </w:r>
+          </w:p>
+        </w:tc>
+        <w:tc>
+          <w:tcPr>
+            <w:tcW w:type="dxa" w:w="1398"/>
+          </w:tcPr>
+          <w:p>
+            <w:pPr>
+              <w:pStyle w:val="Compact"/>
+              <w:spacing w:after="40"/>
+              <w:jc w:val="left"/>
+            </w:pPr>
+            <w:r>
+              <w:rPr>
+                <w:rFonts w:ascii="Calibri" w:hAnsi="Calibri"/>
+                <w:sz w:val="18"/>
+              </w:rPr>
+              <w:t xml:space="preserve">+5.6</w:t>
+            </w:r>
+          </w:p>
+        </w:tc>
+      </w:tr>
+    </w:tbl>
+    <w:p>
+      <w:pPr>
+        <w:pStyle w:val="BodyText"/>
+      </w:pPr>
+      <w:r>
+        <w:t xml:space="preserve">Two findings here are visible only in return space:</w:t>
+      </w:r>
+    </w:p>
     <w:p>
       <w:pPr>
         <w:numPr>
@@ -10567,19 +13461,31 @@
           <w:bCs/>
           <w:b/>
         </w:rPr>
-        <w:t xml:space="preserve">COVID crash:</w:t>
-      </w:r>
-      <w:r>
-        <w:t xml:space="preserve"> </w:t>
-      </w:r>
-      <w:r>
-        <w:t xml:space="preserve">the RF was significantly worse than naive (DM p = 0.04), because it kept</w:t>
-      </w:r>
-      <w:r>
-        <w:t xml:space="preserve"> </w:t>
-      </w:r>
-      <w:r>
-        <w:t xml:space="preserve">forecasting small rebounds while 66% of stock-days fell.</w:t>
+        <w:t xml:space="preserve">The recovery is the one period with detectable skill.</w:t>
+      </w:r>
+      <w:r>
+        <w:t xml:space="preserve"> </w:t>
+      </w:r>
+      <w:r>
+        <w:t xml:space="preserve">From March 2020 to December 2021</w:t>
+      </w:r>
+      <w:r>
+        <w:t xml:space="preserve"> </w:t>
+      </w:r>
+      <w:r>
+        <w:t xml:space="preserve">the model beat a zero-return forecast significantly (R² +0.0067, DM p = 0.043) and its</w:t>
+      </w:r>
+      <w:r>
+        <w:t xml:space="preserve"> </w:t>
+      </w:r>
+      <w:r>
+        <w:t xml:space="preserve">long-short spread earned +16.1 bp/day. In price space this period looks no different from</w:t>
+      </w:r>
+      <w:r>
+        <w:t xml:space="preserve"> </w:t>
+      </w:r>
+      <w:r>
+        <w:t xml:space="preserve">any other (MAPE 1.585% vs naive 1.589%).</w:t>
       </w:r>
     </w:p>
     <w:p>
@@ -10595,19 +13501,245 @@
           <w:bCs/>
           <w:b/>
         </w:rPr>
-        <w:t xml:space="preserve">By sector:</w:t>
-      </w:r>
-      <w:r>
-        <w:t xml:space="preserve"> </w:t>
-      </w:r>
-      <w:r>
-        <w:t xml:space="preserve">MAPE ranges from 1.13% (Utilities) to 2.24% (Energy), and the RF equals</w:t>
-      </w:r>
-      <w:r>
-        <w:t xml:space="preserve"> </w:t>
-      </w:r>
-      <w:r>
-        <w:t xml:space="preserve">naive within 0.004 percentage points in every sector.</w:t>
+        <w:t xml:space="preserve">The crash is where it was actively wrong.</w:t>
+      </w:r>
+      <w:r>
+        <w:t xml:space="preserve"> </w:t>
+      </w:r>
+      <w:r>
+        <w:t xml:space="preserve">During the COVID crash direction accuracy fell</w:t>
+      </w:r>
+      <w:r>
+        <w:t xml:space="preserve"> </w:t>
+      </w:r>
+      <w:r>
+        <w:t xml:space="preserve">to 34.7%, the daily IC turned</w:t>
+      </w:r>
+      <w:r>
+        <w:t xml:space="preserve"> </w:t>
+      </w:r>
+      <w:r>
+        <w:rPr>
+          <w:bCs/>
+          <w:b/>
+        </w:rPr>
+        <w:t xml:space="preserve">negative</w:t>
+      </w:r>
+      <w:r>
+        <w:t xml:space="preserve"> </w:t>
+      </w:r>
+      <w:r>
+        <w:t xml:space="preserve">(−0.073) and the long-short spread lost 119</w:t>
+      </w:r>
+      <w:r>
+        <w:t xml:space="preserve"> </w:t>
+      </w:r>
+      <w:r>
+        <w:t xml:space="preserve">bp/day, because the model kept forecasting small rebounds while 66% of stock-days fell.</w:t>
+      </w:r>
+      <w:r>
+        <w:t xml:space="preserve"> </w:t>
+      </w:r>
+      <w:r>
+        <w:t xml:space="preserve">A user would have relied on it most at exactly the moment it inverted.</w:t>
+      </w:r>
+    </w:p>
+    <w:p>
+      <w:pPr>
+        <w:pStyle w:val="FirstParagraph"/>
+      </w:pPr>
+      <w:r>
+        <w:rPr>
+          <w:bCs/>
+          <w:b/>
+        </w:rPr>
+        <w:t xml:space="preserve">By sector</w:t>
+      </w:r>
+      <w:r>
+        <w:t xml:space="preserve">, return R² runs from +0.0028 (Information Technology) to −0.0009 (Consumer</w:t>
+      </w:r>
+      <w:r>
+        <w:t xml:space="preserve"> </w:t>
+      </w:r>
+      <w:r>
+        <w:t xml:space="preserve">Discretionary) and daily IC from +0.025 (Energy) to −0.016 (Real Estate) — all within noise,</w:t>
+      </w:r>
+      <w:r>
+        <w:t xml:space="preserve"> </w:t>
+      </w:r>
+      <w:r>
+        <w:t xml:space="preserve">but none of this variation is visible in price space, where MAPE differs by less than 0.004</w:t>
+      </w:r>
+      <w:r>
+        <w:t xml:space="preserve"> </w:t>
+      </w:r>
+      <w:r>
+        <w:t xml:space="preserve">percentage points between the RF and naive in every sector.</w:t>
+      </w:r>
+    </w:p>
+    <w:p>
+      <w:pPr>
+        <w:pStyle w:val="CaptionedFigure"/>
+      </w:pPr>
+      <w:r>
+        <w:drawing>
+          <wp:inline>
+            <wp:extent cx="6120000" cy="1991054"/>
+            <wp:effectExtent b="0" l="0" r="0" t="0"/>
+            <wp:docPr descr="Figure 1. Return-space skill: out-of-sample R² on the next-day return and direction accuracy, by model" title="" id="1" name="Picture"/>
+            <a:graphic>
+              <a:graphicData uri="http://schemas.openxmlformats.org/drawingml/2006/picture">
+                <pic:pic>
+                  <pic:nvPicPr>
+                    <pic:cNvPr descr="/Users/abish/Downloads/StockRF-XAI/results/figures/return_skill.png" id="0" name="Picture"/>
+                    <pic:cNvPicPr>
+                      <a:picLocks noChangeArrowheads="1" noChangeAspect="1"/>
+                    </pic:cNvPicPr>
+                  </pic:nvPicPr>
+                  <pic:blipFill>
+                    <a:blip r:embed="rId44"/>
+                    <a:stretch>
+                      <a:fillRect/>
+                    </a:stretch>
+                  </pic:blipFill>
+                  <pic:spPr bwMode="auto">
+                    <a:xfrm>
+                      <a:off x="0" y="0"/>
+                      <a:ext cx="6120000" cy="1991054"/>
+                    </a:xfrm>
+                    <a:prstGeom prst="rect">
+                      <a:avLst/>
+                    </a:prstGeom>
+                    <a:noFill/>
+                    <a:ln w="9525">
+                      <a:noFill/>
+                      <a:headEnd/>
+                      <a:tailEnd/>
+                    </a:ln>
+                  </pic:spPr>
+                </pic:pic>
+              </a:graphicData>
+            </a:graphic>
+          </wp:inline>
+        </w:drawing>
+      </w:r>
+    </w:p>
+    <w:p>
+      <w:pPr>
+        <w:pStyle w:val="ImageCaption"/>
+      </w:pPr>
+      <w:r>
+        <w:t xml:space="preserve">Figure 1. Return-space skill: out-of-sample R² on the next-day return and direction accuracy, by model</w:t>
+      </w:r>
+    </w:p>
+    <w:p>
+      <w:pPr>
+        <w:pStyle w:val="CaptionedFigure"/>
+      </w:pPr>
+      <w:r>
+        <w:drawing>
+          <wp:inline>
+            <wp:extent cx="6120000" cy="2288135"/>
+            <wp:effectExtent b="0" l="0" r="0" t="0"/>
+            <wp:docPr descr="Figure 2. The same forecasts scored on the price level and on the return, and how narrowly the forecasts move" title="" id="1" name="Picture"/>
+            <a:graphic>
+              <a:graphicData uri="http://schemas.openxmlformats.org/drawingml/2006/picture">
+                <pic:pic>
+                  <pic:nvPicPr>
+                    <pic:cNvPr descr="/Users/abish/Downloads/StockRF-XAI/results/figures/price_vs_return.png" id="0" name="Picture"/>
+                    <pic:cNvPicPr>
+                      <a:picLocks noChangeArrowheads="1" noChangeAspect="1"/>
+                    </pic:cNvPicPr>
+                  </pic:nvPicPr>
+                  <pic:blipFill>
+                    <a:blip r:embed="rId45"/>
+                    <a:stretch>
+                      <a:fillRect/>
+                    </a:stretch>
+                  </pic:blipFill>
+                  <pic:spPr bwMode="auto">
+                    <a:xfrm>
+                      <a:off x="0" y="0"/>
+                      <a:ext cx="6120000" cy="2288135"/>
+                    </a:xfrm>
+                    <a:prstGeom prst="rect">
+                      <a:avLst/>
+                    </a:prstGeom>
+                    <a:noFill/>
+                    <a:ln w="9525">
+                      <a:noFill/>
+                      <a:headEnd/>
+                      <a:tailEnd/>
+                    </a:ln>
+                  </pic:spPr>
+                </pic:pic>
+              </a:graphicData>
+            </a:graphic>
+          </wp:inline>
+        </w:drawing>
+      </w:r>
+    </w:p>
+    <w:p>
+      <w:pPr>
+        <w:pStyle w:val="ImageCaption"/>
+      </w:pPr>
+      <w:r>
+        <w:t xml:space="preserve">Figure 2. The same forecasts scored on the price level and on the return, and how narrowly the forecasts move</w:t>
+      </w:r>
+    </w:p>
+    <w:p>
+      <w:pPr>
+        <w:pStyle w:val="CaptionedFigure"/>
+      </w:pPr>
+      <w:r>
+        <w:drawing>
+          <wp:inline>
+            <wp:extent cx="6120000" cy="3687048"/>
+            <wp:effectExtent b="0" l="0" r="0" t="0"/>
+            <wp:docPr descr="Figure 3. Actual next-day return of each decile of predicted return, with the long-short spread gross and net of cost" title="" id="1" name="Picture"/>
+            <a:graphic>
+              <a:graphicData uri="http://schemas.openxmlformats.org/drawingml/2006/picture">
+                <pic:pic>
+                  <pic:nvPicPr>
+                    <pic:cNvPr descr="/Users/abish/Downloads/StockRF-XAI/results/figures/decile_portfolio.png" id="0" name="Picture"/>
+                    <pic:cNvPicPr>
+                      <a:picLocks noChangeArrowheads="1" noChangeAspect="1"/>
+                    </pic:cNvPicPr>
+                  </pic:nvPicPr>
+                  <pic:blipFill>
+                    <a:blip r:embed="rId46"/>
+                    <a:stretch>
+                      <a:fillRect/>
+                    </a:stretch>
+                  </pic:blipFill>
+                  <pic:spPr bwMode="auto">
+                    <a:xfrm>
+                      <a:off x="0" y="0"/>
+                      <a:ext cx="6120000" cy="3687048"/>
+                    </a:xfrm>
+                    <a:prstGeom prst="rect">
+                      <a:avLst/>
+                    </a:prstGeom>
+                    <a:noFill/>
+                    <a:ln w="9525">
+                      <a:noFill/>
+                      <a:headEnd/>
+                      <a:tailEnd/>
+                    </a:ln>
+                  </pic:spPr>
+                </pic:pic>
+              </a:graphicData>
+            </a:graphic>
+          </wp:inline>
+        </w:drawing>
+      </w:r>
+    </w:p>
+    <w:p>
+      <w:pPr>
+        <w:pStyle w:val="ImageCaption"/>
+      </w:pPr>
+      <w:r>
+        <w:t xml:space="preserve">Figure 3. Actual next-day return of each decile of predicted return, with the long-short spread gross and net of cost</w:t>
       </w:r>
     </w:p>
     <w:p>
@@ -10619,7 +13751,7 @@
           <wp:inline>
             <wp:extent cx="6120000" cy="1850507"/>
             <wp:effectExtent b="0" l="0" r="0" t="0"/>
-            <wp:docPr descr="Figure 1. Next-day price error and share of forecasts within 2%, by model" title="" id="1" name="Picture"/>
+            <wp:docPr descr="Figure 4. Next-day price error and share of forecasts within 2%, by model" title="" id="1" name="Picture"/>
             <a:graphic>
               <a:graphicData uri="http://schemas.openxmlformats.org/drawingml/2006/picture">
                 <pic:pic>
@@ -10630,7 +13762,7 @@
                     </pic:cNvPicPr>
                   </pic:nvPicPr>
                   <pic:blipFill>
-                    <a:blip r:embed="rId41"/>
+                    <a:blip r:embed="rId47"/>
                     <a:stretch>
                       <a:fillRect/>
                     </a:stretch>
@@ -10662,7 +13794,7 @@
         <w:pStyle w:val="ImageCaption"/>
       </w:pPr>
       <w:r>
-        <w:t xml:space="preserve">Figure 1. Next-day price error and share of forecasts within 2%, by model</w:t>
+        <w:t xml:space="preserve">Figure 4. Next-day price error and share of forecasts within 2%, by model</w:t>
       </w:r>
     </w:p>
     <w:p>
@@ -10674,7 +13806,7 @@
           <wp:inline>
             <wp:extent cx="6120000" cy="3706627"/>
             <wp:effectExtent b="0" l="0" r="0" t="0"/>
-            <wp:docPr descr="Figure 2. AAPL one-day-ahead forecasts vs actual closing prices" title="" id="1" name="Picture"/>
+            <wp:docPr descr="Figure 5. AAPL one-day-ahead forecasts vs actual closing prices" title="" id="1" name="Picture"/>
             <a:graphic>
               <a:graphicData uri="http://schemas.openxmlformats.org/drawingml/2006/picture">
                 <pic:pic>
@@ -10685,7 +13817,7 @@
                     </pic:cNvPicPr>
                   </pic:nvPicPr>
                   <pic:blipFill>
-                    <a:blip r:embed="rId42"/>
+                    <a:blip r:embed="rId48"/>
                     <a:stretch>
                       <a:fillRect/>
                     </a:stretch>
@@ -10717,11 +13849,12 @@
         <w:pStyle w:val="ImageCaption"/>
       </w:pPr>
       <w:r>
-        <w:t xml:space="preserve">Figure 2. AAPL one-day-ahead forecasts vs actual closing prices</w:t>
-      </w:r>
-    </w:p>
-    <w:bookmarkEnd w:id="43"/>
-    <w:bookmarkStart w:id="47" w:name="rq2-what-drives-the-forecasts-shap"/>
+        <w:t xml:space="preserve">Figure 5. AAPL one-day-ahead forecasts vs actual closing prices</w:t>
+      </w:r>
+    </w:p>
+    <w:bookmarkEnd w:id="49"/>
+    <w:bookmarkEnd w:id="50"/>
+    <w:bookmarkStart w:id="54" w:name="rq2-what-drives-the-forecasts-shap"/>
     <w:p>
       <w:pPr>
         <w:pStyle w:val="Heading2"/>
@@ -11492,7 +14625,13 @@
         <w:t xml:space="preserve"> </w:t>
       </w:r>
       <w:r>
-        <w:t xml:space="preserve">(worst day of the COVID crash):</w:t>
+        <w:t xml:space="preserve">(worst day of the COVID crash). Contributions are</w:t>
+      </w:r>
+      <w:r>
+        <w:t xml:space="preserve"> </w:t>
+      </w:r>
+      <w:r>
+        <w:t xml:space="preserve">given in basis points of forecast return, the model’s own unit:</w:t>
       </w:r>
     </w:p>
     <w:p>
@@ -11504,7 +14643,42 @@
         <w:pStyle w:val="Compact"/>
       </w:pPr>
       <w:r>
-        <w:t xml:space="preserve">close $59.64 → forecast $59.82; actual next close $62.27;</w:t>
+        <w:t xml:space="preserve">forecast</w:t>
+      </w:r>
+      <w:r>
+        <w:t xml:space="preserve"> </w:t>
+      </w:r>
+      <w:r>
+        <w:rPr>
+          <w:bCs/>
+          <w:b/>
+        </w:rPr>
+        <w:t xml:space="preserve">+30 bp</w:t>
+      </w:r>
+      <w:r>
+        <w:t xml:space="preserve">; the stock actually rose</w:t>
+      </w:r>
+      <w:r>
+        <w:t xml:space="preserve"> </w:t>
+      </w:r>
+      <w:r>
+        <w:rPr>
+          <w:bCs/>
+          <w:b/>
+        </w:rPr>
+        <w:t xml:space="preserve">+430 bp</w:t>
+      </w:r>
+      <w:r>
+        <w:t xml:space="preserve"> </w:t>
+      </w:r>
+      <w:r>
+        <w:t xml:space="preserve">($59.64 → $59.82 forecast, $62.27</w:t>
+      </w:r>
+      <w:r>
+        <w:t xml:space="preserve"> </w:t>
+      </w:r>
+      <w:r>
+        <w:t xml:space="preserve">actual);</w:t>
       </w:r>
     </w:p>
     <w:p>
@@ -11526,13 +14700,33 @@
         <w:t xml:space="preserve"> </w:t>
       </w:r>
       <w:r>
-        <w:t xml:space="preserve">market volatility (+$0.08), the −17.8% 5-day market fall</w:t>
-      </w:r>
-      <w:r>
-        <w:t xml:space="preserve"> </w:t>
-      </w:r>
-      <w:r>
-        <w:t xml:space="preserve">(+$0.04);</w:t>
+        <w:t xml:space="preserve">market 20-day volatility (</w:t>
+      </w:r>
+      <w:r>
+        <w:rPr>
+          <w:bCs/>
+          <w:b/>
+        </w:rPr>
+        <w:t xml:space="preserve">+12.9 bp</w:t>
+      </w:r>
+      <w:r>
+        <w:t xml:space="preserve">), the −17.8% 5-day</w:t>
+      </w:r>
+      <w:r>
+        <w:t xml:space="preserve"> </w:t>
+      </w:r>
+      <w:r>
+        <w:t xml:space="preserve">market fall (</w:t>
+      </w:r>
+      <w:r>
+        <w:rPr>
+          <w:bCs/>
+          <w:b/>
+        </w:rPr>
+        <w:t xml:space="preserve">+7.4 bp</w:t>
+      </w:r>
+      <w:r>
+        <w:t xml:space="preserve">), the stock’s own −29% 20-day return (+1.9 bp);</w:t>
       </w:r>
     </w:p>
     <w:p>
@@ -11554,7 +14748,49 @@
         <w:t xml:space="preserve"> </w:t>
       </w:r>
       <w:r>
-        <w:t xml:space="preserve">the −13.7% market day (−$0.01) and the overnight gap (−$0.01).</w:t>
+        <w:t xml:space="preserve">the −13.7% market day (</w:t>
+      </w:r>
+      <w:r>
+        <w:rPr>
+          <w:bCs/>
+          <w:b/>
+        </w:rPr>
+        <w:t xml:space="preserve">−2.2 bp</w:t>
+      </w:r>
+      <w:r>
+        <w:t xml:space="preserve">) and the overnight gap (−1.7 bp).</w:t>
+      </w:r>
+    </w:p>
+    <w:p>
+      <w:pPr>
+        <w:pStyle w:val="FirstParagraph"/>
+      </w:pPr>
+      <w:r>
+        <w:t xml:space="preserve">The explanation is coherent — it is the reversal rule, correctly applied — and the direction</w:t>
+      </w:r>
+      <w:r>
+        <w:t xml:space="preserve"> </w:t>
+      </w:r>
+      <w:r>
+        <w:t xml:space="preserve">is right. But every contribution is an order of magnitude too small, which is the local view</w:t>
+      </w:r>
+      <w:r>
+        <w:t xml:space="preserve"> </w:t>
+      </w:r>
+      <w:r>
+        <w:t xml:space="preserve">of the same 23×-too-narrow dispersion found in §7.1.1. In dollars these contributions would</w:t>
+      </w:r>
+      <w:r>
+        <w:t xml:space="preserve"> </w:t>
+      </w:r>
+      <w:r>
+        <w:t xml:space="preserve">read as 8, 4 and 1 cents and look merely small; in return units it is clear that the whole</w:t>
+      </w:r>
+      <w:r>
+        <w:t xml:space="preserve"> </w:t>
+      </w:r>
+      <w:r>
+        <w:t xml:space="preserve">explanation accounts for one fourteenth of the move.</w:t>
       </w:r>
     </w:p>
     <w:p>
@@ -11566,7 +14802,7 @@
           <wp:inline>
             <wp:extent cx="6120000" cy="4258785"/>
             <wp:effectExtent b="0" l="0" r="0" t="0"/>
-            <wp:docPr descr="Figure 3. Top 15 features by mean |SHAP|" title="" id="1" name="Picture"/>
+            <wp:docPr descr="Figure 6. Top 15 features by mean |SHAP|" title="" id="1" name="Picture"/>
             <a:graphic>
               <a:graphicData uri="http://schemas.openxmlformats.org/drawingml/2006/picture">
                 <pic:pic>
@@ -11577,7 +14813,7 @@
                     </pic:cNvPicPr>
                   </pic:nvPicPr>
                   <pic:blipFill>
-                    <a:blip r:embed="rId44"/>
+                    <a:blip r:embed="rId51"/>
                     <a:stretch>
                       <a:fillRect/>
                     </a:stretch>
@@ -11609,7 +14845,7 @@
         <w:pStyle w:val="ImageCaption"/>
       </w:pPr>
       <w:r>
-        <w:t xml:space="preserve">Figure 3. Top 15 features by mean |SHAP|</w:t>
+        <w:t xml:space="preserve">Figure 6. Top 15 features by mean |SHAP|</w:t>
       </w:r>
     </w:p>
     <w:p>
@@ -11621,7 +14857,7 @@
           <wp:inline>
             <wp:extent cx="6120000" cy="2082689"/>
             <wp:effectExtent b="0" l="0" r="0" t="0"/>
-            <wp:docPr descr="Figure 4. How the top features move the forecast (SHAP dependence)" title="" id="1" name="Picture"/>
+            <wp:docPr descr="Figure 7. How the top features move the forecast (SHAP dependence)" title="" id="1" name="Picture"/>
             <a:graphic>
               <a:graphicData uri="http://schemas.openxmlformats.org/drawingml/2006/picture">
                 <pic:pic>
@@ -11632,7 +14868,7 @@
                     </pic:cNvPicPr>
                   </pic:nvPicPr>
                   <pic:blipFill>
-                    <a:blip r:embed="rId45"/>
+                    <a:blip r:embed="rId52"/>
                     <a:stretch>
                       <a:fillRect/>
                     </a:stretch>
@@ -11664,7 +14900,7 @@
         <w:pStyle w:val="ImageCaption"/>
       </w:pPr>
       <w:r>
-        <w:t xml:space="preserve">Figure 4. How the top features move the forecast (SHAP dependence)</w:t>
+        <w:t xml:space="preserve">Figure 7. How the top features move the forecast (SHAP dependence)</w:t>
       </w:r>
     </w:p>
     <w:p>
@@ -11674,9 +14910,9 @@
       <w:r>
         <w:drawing>
           <wp:inline>
-            <wp:extent cx="6120000" cy="1981315"/>
+            <wp:extent cx="6120000" cy="2237256"/>
             <wp:effectExtent b="0" l="0" r="0" t="0"/>
-            <wp:docPr descr="Figure 5. Local SHAP explanations in dollars for individual stock-days" title="" id="1" name="Picture"/>
+            <wp:docPr descr="Figure 8. Local SHAP explanations in basis points of forecast return for individual stock-days" title="" id="1" name="Picture"/>
             <a:graphic>
               <a:graphicData uri="http://schemas.openxmlformats.org/drawingml/2006/picture">
                 <pic:pic>
@@ -11687,7 +14923,7 @@
                     </pic:cNvPicPr>
                   </pic:nvPicPr>
                   <pic:blipFill>
-                    <a:blip r:embed="rId46"/>
+                    <a:blip r:embed="rId53"/>
                     <a:stretch>
                       <a:fillRect/>
                     </a:stretch>
@@ -11695,7 +14931,7 @@
                   <pic:spPr bwMode="auto">
                     <a:xfrm>
                       <a:off x="0" y="0"/>
-                      <a:ext cx="6120000" cy="1981315"/>
+                      <a:ext cx="6120000" cy="2237256"/>
                     </a:xfrm>
                     <a:prstGeom prst="rect">
                       <a:avLst/>
@@ -11719,11 +14955,11 @@
         <w:pStyle w:val="ImageCaption"/>
       </w:pPr>
       <w:r>
-        <w:t xml:space="preserve">Figure 5. Local SHAP explanations in dollars for individual stock-days</w:t>
-      </w:r>
-    </w:p>
-    <w:bookmarkEnd w:id="47"/>
-    <w:bookmarkStart w:id="50" w:name="Xdf9f32c9c79d6e2fbab815beb450110b5e161ac"/>
+        <w:t xml:space="preserve">Figure 8. Local SHAP explanations in basis points of forecast return for individual stock-days</w:t>
+      </w:r>
+    </w:p>
+    <w:bookmarkEnd w:id="54"/>
+    <w:bookmarkStart w:id="57" w:name="Xdf9f32c9c79d6e2fbab815beb450110b5e161ac"/>
     <w:p>
       <w:pPr>
         <w:pStyle w:val="Heading2"/>
@@ -12759,7 +15995,7 @@
           <wp:inline>
             <wp:extent cx="6120000" cy="3406506"/>
             <wp:effectExtent b="0" l="0" r="0" t="0"/>
-            <wp:docPr descr="Figure 6. Faithfulness: forecast change when top-SHAP vs random features are removed" title="" id="1" name="Picture"/>
+            <wp:docPr descr="Figure 9. Faithfulness: forecast change when top-SHAP vs random features are removed" title="" id="1" name="Picture"/>
             <a:graphic>
               <a:graphicData uri="http://schemas.openxmlformats.org/drawingml/2006/picture">
                 <pic:pic>
@@ -12770,7 +16006,7 @@
                     </pic:cNvPicPr>
                   </pic:nvPicPr>
                   <pic:blipFill>
-                    <a:blip r:embed="rId48"/>
+                    <a:blip r:embed="rId55"/>
                     <a:stretch>
                       <a:fillRect/>
                     </a:stretch>
@@ -12802,7 +16038,7 @@
         <w:pStyle w:val="ImageCaption"/>
       </w:pPr>
       <w:r>
-        <w:t xml:space="preserve">Figure 6. Faithfulness: forecast change when top-SHAP vs random features are removed</w:t>
+        <w:t xml:space="preserve">Figure 9. Faithfulness: forecast change when top-SHAP vs random features are removed</w:t>
       </w:r>
     </w:p>
     <w:p>
@@ -12814,7 +16050,7 @@
           <wp:inline>
             <wp:extent cx="6120000" cy="2418873"/>
             <wp:effectExtent b="0" l="0" r="0" t="0"/>
-            <wp:docPr descr="Figure 7. Stability across seeds and retraining, and comparison with no-signal models" title="" id="1" name="Picture"/>
+            <wp:docPr descr="Figure 10. Stability across seeds and retraining, and comparison with no-signal models" title="" id="1" name="Picture"/>
             <a:graphic>
               <a:graphicData uri="http://schemas.openxmlformats.org/drawingml/2006/picture">
                 <pic:pic>
@@ -12825,7 +16061,7 @@
                     </pic:cNvPicPr>
                   </pic:nvPicPr>
                   <pic:blipFill>
-                    <a:blip r:embed="rId49"/>
+                    <a:blip r:embed="rId56"/>
                     <a:stretch>
                       <a:fillRect/>
                     </a:stretch>
@@ -12857,11 +16093,11 @@
         <w:pStyle w:val="ImageCaption"/>
       </w:pPr>
       <w:r>
-        <w:t xml:space="preserve">Figure 7. Stability across seeds and retraining, and comparison with no-signal models</w:t>
-      </w:r>
-    </w:p>
-    <w:bookmarkEnd w:id="50"/>
-    <w:bookmarkStart w:id="53" w:name="rq4-regime-and-sector-drift"/>
+        <w:t xml:space="preserve">Figure 10. Stability across seeds and retraining, and comparison with no-signal models</w:t>
+      </w:r>
+    </w:p>
+    <w:bookmarkEnd w:id="57"/>
+    <w:bookmarkStart w:id="60" w:name="rq4-regime-and-sector-drift"/>
     <w:p>
       <w:pPr>
         <w:pStyle w:val="Heading2"/>
@@ -13803,7 +17039,7 @@
           <wp:inline>
             <wp:extent cx="6120000" cy="2319083"/>
             <wp:effectExtent b="0" l="0" r="0" t="0"/>
-            <wp:docPr descr="Figure 8. Share of SHAP attribution by feature family across market regimes" title="" id="1" name="Picture"/>
+            <wp:docPr descr="Figure 11. Share of SHAP attribution by feature family across market regimes" title="" id="1" name="Picture"/>
             <a:graphic>
               <a:graphicData uri="http://schemas.openxmlformats.org/drawingml/2006/picture">
                 <pic:pic>
@@ -13814,7 +17050,7 @@
                     </pic:cNvPicPr>
                   </pic:nvPicPr>
                   <pic:blipFill>
-                    <a:blip r:embed="rId51"/>
+                    <a:blip r:embed="rId58"/>
                     <a:stretch>
                       <a:fillRect/>
                     </a:stretch>
@@ -13846,7 +17082,7 @@
         <w:pStyle w:val="ImageCaption"/>
       </w:pPr>
       <w:r>
-        <w:t xml:space="preserve">Figure 8. Share of SHAP attribution by feature family across market regimes</w:t>
+        <w:t xml:space="preserve">Figure 11. Share of SHAP attribution by feature family across market regimes</w:t>
       </w:r>
     </w:p>
     <w:p>
@@ -13858,7 +17094,7 @@
           <wp:inline>
             <wp:extent cx="6120000" cy="3273568"/>
             <wp:effectExtent b="0" l="0" r="0" t="0"/>
-            <wp:docPr descr="Figure 9. Share of SHAP attribution by feature family and GICS sector" title="" id="1" name="Picture"/>
+            <wp:docPr descr="Figure 12. Share of SHAP attribution by feature family and GICS sector" title="" id="1" name="Picture"/>
             <a:graphic>
               <a:graphicData uri="http://schemas.openxmlformats.org/drawingml/2006/picture">
                 <pic:pic>
@@ -13869,7 +17105,7 @@
                     </pic:cNvPicPr>
                   </pic:nvPicPr>
                   <pic:blipFill>
-                    <a:blip r:embed="rId52"/>
+                    <a:blip r:embed="rId59"/>
                     <a:stretch>
                       <a:fillRect/>
                     </a:stretch>
@@ -13901,11 +17137,11 @@
         <w:pStyle w:val="ImageCaption"/>
       </w:pPr>
       <w:r>
-        <w:t xml:space="preserve">Figure 9. Share of SHAP attribution by feature family and GICS sector</w:t>
-      </w:r>
-    </w:p>
-    <w:bookmarkEnd w:id="53"/>
-    <w:bookmarkStart w:id="54" w:name="X3345dc99066252a5e56ae0d7ca240222d91f50d"/>
+        <w:t xml:space="preserve">Figure 12. Share of SHAP attribution by feature family and GICS sector</w:t>
+      </w:r>
+    </w:p>
+    <w:bookmarkEnd w:id="60"/>
+    <w:bookmarkStart w:id="61" w:name="X3345dc99066252a5e56ae0d7ca240222d91f50d"/>
     <w:p>
       <w:pPr>
         <w:pStyle w:val="Heading2"/>
@@ -14477,8 +17713,8 @@
         <w:t xml:space="preserve">timing reproduces 94% of the explanation magnitude and τ = 0.56 of the ranking.</w:t>
       </w:r>
     </w:p>
-    <w:bookmarkEnd w:id="54"/>
-    <w:bookmarkStart w:id="58" w:name="rq6-shap-vs-lime"/>
+    <w:bookmarkEnd w:id="61"/>
+    <w:bookmarkStart w:id="65" w:name="rq6-shap-vs-lime"/>
     <w:p>
       <w:pPr>
         <w:pStyle w:val="Heading2"/>
@@ -16001,7 +19237,7 @@
           <wp:inline>
             <wp:extent cx="6120000" cy="2253076"/>
             <wp:effectExtent b="0" l="0" r="0" t="0"/>
-            <wp:docPr descr="Figure 10. SHAP vs LIME explanations for the same forecasts" title="" id="1" name="Picture"/>
+            <wp:docPr descr="Figure 13. SHAP vs LIME explanations for the same forecasts" title="" id="1" name="Picture"/>
             <a:graphic>
               <a:graphicData uri="http://schemas.openxmlformats.org/drawingml/2006/picture">
                 <pic:pic>
@@ -16012,7 +19248,7 @@
                     </pic:cNvPicPr>
                   </pic:nvPicPr>
                   <pic:blipFill>
-                    <a:blip r:embed="rId55"/>
+                    <a:blip r:embed="rId62"/>
                     <a:stretch>
                       <a:fillRect/>
                     </a:stretch>
@@ -16044,7 +19280,7 @@
         <w:pStyle w:val="ImageCaption"/>
       </w:pPr>
       <w:r>
-        <w:t xml:space="preserve">Figure 10. SHAP vs LIME explanations for the same forecasts</w:t>
+        <w:t xml:space="preserve">Figure 13. SHAP vs LIME explanations for the same forecasts</w:t>
       </w:r>
     </w:p>
     <w:p>
@@ -16056,7 +19292,7 @@
           <wp:inline>
             <wp:extent cx="6120000" cy="2374831"/>
             <wp:effectExtent b="0" l="0" r="0" t="0"/>
-            <wp:docPr descr="Figure 11. LIME vs SHAP: run-to-run stability, faithfulness and local fit" title="" id="1" name="Picture"/>
+            <wp:docPr descr="Figure 14. LIME vs SHAP: run-to-run stability, faithfulness and local fit" title="" id="1" name="Picture"/>
             <a:graphic>
               <a:graphicData uri="http://schemas.openxmlformats.org/drawingml/2006/picture">
                 <pic:pic>
@@ -16067,7 +19303,7 @@
                     </pic:cNvPicPr>
                   </pic:nvPicPr>
                   <pic:blipFill>
-                    <a:blip r:embed="rId56"/>
+                    <a:blip r:embed="rId63"/>
                     <a:stretch>
                       <a:fillRect/>
                     </a:stretch>
@@ -16099,7 +19335,7 @@
         <w:pStyle w:val="ImageCaption"/>
       </w:pPr>
       <w:r>
-        <w:t xml:space="preserve">Figure 11. LIME vs SHAP: run-to-run stability, faithfulness and local fit</w:t>
+        <w:t xml:space="preserve">Figure 14. LIME vs SHAP: run-to-run stability, faithfulness and local fit</w:t>
       </w:r>
     </w:p>
     <w:p>
@@ -16111,7 +19347,7 @@
           <wp:inline>
             <wp:extent cx="6120000" cy="4577680"/>
             <wp:effectExtent b="0" l="0" r="0" t="0"/>
-            <wp:docPr descr="Figure 12. Feature importance ranks from TreeSHAP, LIME, permutation importance and MDI" title="" id="1" name="Picture"/>
+            <wp:docPr descr="Figure 15. Feature importance ranks from TreeSHAP, LIME, permutation importance and MDI" title="" id="1" name="Picture"/>
             <a:graphic>
               <a:graphicData uri="http://schemas.openxmlformats.org/drawingml/2006/picture">
                 <pic:pic>
@@ -16122,7 +19358,7 @@
                     </pic:cNvPicPr>
                   </pic:nvPicPr>
                   <pic:blipFill>
-                    <a:blip r:embed="rId57"/>
+                    <a:blip r:embed="rId64"/>
                     <a:stretch>
                       <a:fillRect/>
                     </a:stretch>
@@ -16154,7 +19390,7 @@
         <w:pStyle w:val="ImageCaption"/>
       </w:pPr>
       <w:r>
-        <w:t xml:space="preserve">Figure 12. Feature importance ranks from TreeSHAP, LIME, permutation importance and MDI</w:t>
+        <w:t xml:space="preserve">Figure 15. Feature importance ranks from TreeSHAP, LIME, permutation importance and MDI</w:t>
       </w:r>
     </w:p>
     <w:p>
@@ -16164,9 +19400,9 @@
         </w:pict>
       </w:r>
     </w:p>
-    <w:bookmarkEnd w:id="58"/>
-    <w:bookmarkEnd w:id="59"/>
-    <w:bookmarkStart w:id="60" w:name="discussion"/>
+    <w:bookmarkEnd w:id="65"/>
+    <w:bookmarkEnd w:id="66"/>
+    <w:bookmarkStart w:id="67" w:name="discussion"/>
     <w:p>
       <w:pPr>
         <w:pStyle w:val="Heading1"/>
@@ -16188,7 +19424,7 @@
           <w:bCs/>
           <w:b/>
         </w:rPr>
-        <w:t xml:space="preserve">High price accuracy needs a benchmark to mean anything.</w:t>
+        <w:t xml:space="preserve">Score the change, not the level.</w:t>
       </w:r>
     </w:p>
     <w:p>
@@ -16200,19 +19436,19 @@
         <w:pStyle w:val="Compact"/>
       </w:pPr>
       <w:r>
-        <w:t xml:space="preserve">The Random Forest’s 98.44% price accuracy is real, but naive persistence scores exactly</w:t>
-      </w:r>
-      <w:r>
-        <w:t xml:space="preserve"> </w:t>
-      </w:r>
-      <w:r>
-        <w:t xml:space="preserve">the same, and a price-level Random Forest with R² 0.993 is significantly worse than</w:t>
-      </w:r>
-      <w:r>
-        <w:t xml:space="preserve"> </w:t>
-      </w:r>
-      <w:r>
-        <w:t xml:space="preserve">naive.</w:t>
+        <w:t xml:space="preserve">One set of forecasts scores R² 0.9994 on the price and +0.00013 on the return. The first</w:t>
+      </w:r>
+      <w:r>
+        <w:t xml:space="preserve"> </w:t>
+      </w:r>
+      <w:r>
+        <w:t xml:space="preserve">number is a property of daily stock prices — naive persistence matches it exactly — and</w:t>
+      </w:r>
+      <w:r>
+        <w:t xml:space="preserve"> </w:t>
+      </w:r>
+      <w:r>
+        <w:t xml:space="preserve">only the second says anything about the model.</w:t>
       </w:r>
     </w:p>
     <w:p>
@@ -16224,13 +19460,83 @@
         <w:pStyle w:val="Compact"/>
       </w:pPr>
       <w:r>
-        <w:t xml:space="preserve">Accuracy claims without a persistence baseline cannot be interpreted. This matches</w:t>
-      </w:r>
-      <w:r>
-        <w:t xml:space="preserve"> </w:t>
-      </w:r>
-      <w:r>
-        <w:t xml:space="preserve">the weak signal Indra et al. (2025) found once returns were evaluated properly.</w:t>
+        <w:t xml:space="preserve">The forecasts themselves vary by 10.8 bp against a realised 245 bp: the model is</w:t>
+      </w:r>
+      <w:r>
+        <w:t xml:space="preserve"> </w:t>
+      </w:r>
+      <w:r>
+        <w:t xml:space="preserve">correctly refusing to commit, which is what produces the flattering price figures.</w:t>
+      </w:r>
+    </w:p>
+    <w:p>
+      <w:pPr>
+        <w:numPr>
+          <w:ilvl w:val="1"/>
+          <w:numId w:val="1037"/>
+        </w:numPr>
+        <w:pStyle w:val="Compact"/>
+      </w:pPr>
+      <w:r>
+        <w:t xml:space="preserve">A price-level Random Forest with R² 0.993 is significantly</w:t>
+      </w:r>
+      <w:r>
+        <w:t xml:space="preserve"> </w:t>
+      </w:r>
+      <w:r>
+        <w:rPr>
+          <w:iCs/>
+          <w:i/>
+        </w:rPr>
+        <w:t xml:space="preserve">worse</w:t>
+      </w:r>
+      <w:r>
+        <w:t xml:space="preserve"> </w:t>
+      </w:r>
+      <w:r>
+        <w:t xml:space="preserve">than naive in both</w:t>
+      </w:r>
+      <w:r>
+        <w:t xml:space="preserve"> </w:t>
+      </w:r>
+      <w:r>
+        <w:t xml:space="preserve">spaces. Accuracy claims reported in price units, without a persistence baseline, cannot</w:t>
+      </w:r>
+      <w:r>
+        <w:t xml:space="preserve"> </w:t>
+      </w:r>
+      <w:r>
+        <w:t xml:space="preserve">be interpreted at all. This matches the weak signal Indra et al. (2025) found once</w:t>
+      </w:r>
+      <w:r>
+        <w:t xml:space="preserve"> </w:t>
+      </w:r>
+      <w:r>
+        <w:t xml:space="preserve">returns were evaluated properly.</w:t>
+      </w:r>
+    </w:p>
+    <w:p>
+      <w:pPr>
+        <w:numPr>
+          <w:ilvl w:val="1"/>
+          <w:numId w:val="1037"/>
+        </w:numPr>
+        <w:pStyle w:val="Compact"/>
+      </w:pPr>
+      <w:r>
+        <w:t xml:space="preserve">Return space also localises what little skill exists: significant only in the 2020–21</w:t>
+      </w:r>
+      <w:r>
+        <w:t xml:space="preserve"> </w:t>
+      </w:r>
+      <w:r>
+        <w:t xml:space="preserve">recovery (R² +0.0067, DM p = 0.043) and inverted during the COVID crash (IC −0.073,</w:t>
+      </w:r>
+      <w:r>
+        <w:t xml:space="preserve"> </w:t>
+      </w:r>
+      <w:r>
+        <w:t xml:space="preserve">direction 34.7%). Neither is visible in the price-space numbers.</w:t>
       </w:r>
     </w:p>
     <w:p>
@@ -16466,8 +19772,8 @@
         </w:pict>
       </w:r>
     </w:p>
-    <w:bookmarkEnd w:id="60"/>
-    <w:bookmarkStart w:id="61" w:name="limitations"/>
+    <w:bookmarkEnd w:id="67"/>
+    <w:bookmarkStart w:id="68" w:name="limitations"/>
     <w:p>
       <w:pPr>
         <w:pStyle w:val="Heading1"/>
@@ -16633,7 +19939,19 @@
         <w:t xml:space="preserve"> </w:t>
       </w:r>
       <w:r>
-        <w:t xml:space="preserve">days. Transaction costs are not modelled.</w:t>
+        <w:t xml:space="preserve">days. The decile portfolio charges one flat 10 bp round-trip cost and ignores slippage,</w:t>
+      </w:r>
+      <w:r>
+        <w:t xml:space="preserve"> </w:t>
+      </w:r>
+      <w:r>
+        <w:t xml:space="preserve">market impact, shorting costs and capacity, so the net −1.8 bp/day figure is an optimistic</w:t>
+      </w:r>
+      <w:r>
+        <w:t xml:space="preserve"> </w:t>
+      </w:r>
+      <w:r>
+        <w:t xml:space="preserve">bound rather than a backtest.</w:t>
       </w:r>
     </w:p>
     <w:p>
@@ -16671,8 +19989,8 @@
         </w:pict>
       </w:r>
     </w:p>
-    <w:bookmarkEnd w:id="61"/>
-    <w:bookmarkStart w:id="62" w:name="conclusion"/>
+    <w:bookmarkEnd w:id="68"/>
+    <w:bookmarkStart w:id="69" w:name="conclusion"/>
     <w:p>
       <w:pPr>
         <w:pStyle w:val="Heading1"/>
@@ -16700,19 +20018,87 @@
         <w:t xml:space="preserve"> </w:t>
       </w:r>
       <w:r>
-        <w:t xml:space="preserve">A walk-forward Random Forest forecasts next-day closing prices for 474</w:t>
-      </w:r>
-      <w:r>
-        <w:t xml:space="preserve"> </w:t>
-      </w:r>
-      <w:r>
-        <w:t xml:space="preserve">S&amp;P 500 stocks with 98.44% price accuracy (MAPE 1.56%, R² 0.9994). That is statistically</w:t>
-      </w:r>
-      <w:r>
-        <w:t xml:space="preserve"> </w:t>
-      </w:r>
-      <w:r>
-        <w:t xml:space="preserve">identical to naive persistence, with 51.8% directional accuracy.</w:t>
+        <w:t xml:space="preserve">A walk-forward Random Forest predicts the next-day</w:t>
+      </w:r>
+      <w:r>
+        <w:t xml:space="preserve"> </w:t>
+      </w:r>
+      <w:r>
+        <w:rPr>
+          <w:bCs/>
+          <w:b/>
+        </w:rPr>
+        <w:t xml:space="preserve">return</w:t>
+      </w:r>
+      <w:r>
+        <w:t xml:space="preserve"> </w:t>
+      </w:r>
+      <w:r>
+        <w:t xml:space="preserve">for 474 S&amp;P</w:t>
+      </w:r>
+      <w:r>
+        <w:t xml:space="preserve"> </w:t>
+      </w:r>
+      <w:r>
+        <w:t xml:space="preserve">500 stocks with an out-of-sample R² of</w:t>
+      </w:r>
+      <w:r>
+        <w:t xml:space="preserve"> </w:t>
+      </w:r>
+      <w:r>
+        <w:rPr>
+          <w:bCs/>
+          <w:b/>
+        </w:rPr>
+        <w:t xml:space="preserve">+0.00013</w:t>
+      </w:r>
+      <w:r>
+        <w:t xml:space="preserve"> </w:t>
+      </w:r>
+      <w:r>
+        <w:t xml:space="preserve">— statistically indistinguishable from</w:t>
+      </w:r>
+      <w:r>
+        <w:t xml:space="preserve"> </w:t>
+      </w:r>
+      <w:r>
+        <w:t xml:space="preserve">predicting no change at all (DM p = 0.97) — and 51.8% directional accuracy, below the</w:t>
+      </w:r>
+      <w:r>
+        <w:t xml:space="preserve"> </w:t>
+      </w:r>
+      <w:r>
+        <w:t xml:space="preserve">52.8% majority rule. Converted to prices, the identical forecasts read as 98.44%</w:t>
+      </w:r>
+      <w:r>
+        <w:t xml:space="preserve"> </w:t>
+      </w:r>
+      <w:r>
+        <w:t xml:space="preserve">“</w:t>
+      </w:r>
+      <w:r>
+        <w:t xml:space="preserve">price</w:t>
+      </w:r>
+      <w:r>
+        <w:t xml:space="preserve"> </w:t>
+      </w:r>
+      <w:r>
+        <w:t xml:space="preserve">accuracy</w:t>
+      </w:r>
+      <w:r>
+        <w:t xml:space="preserve">”</w:t>
+      </w:r>
+      <w:r>
+        <w:t xml:space="preserve"> </w:t>
+      </w:r>
+      <w:r>
+        <w:t xml:space="preserve">(MAPE 1.56%, R² 0.9994), a figure naive persistence matches exactly. Its decile</w:t>
+      </w:r>
+      <w:r>
+        <w:t xml:space="preserve"> </w:t>
+      </w:r>
+      <w:r>
+        <w:t xml:space="preserve">ranking earns +8.2 bp/day gross (t = 1.53) and loses money after a 10 bp trading cost.</w:t>
       </w:r>
     </w:p>
     <w:p>
@@ -16884,6 +20270,42 @@
         <w:pStyle w:val="Compact"/>
       </w:pPr>
       <w:r>
+        <w:t xml:space="preserve">report skill in return space, and treat price-level R² and</w:t>
+      </w:r>
+      <w:r>
+        <w:t xml:space="preserve"> </w:t>
+      </w:r>
+      <w:r>
+        <w:t xml:space="preserve">“</w:t>
+      </w:r>
+      <w:r>
+        <w:t xml:space="preserve">accuracy %</w:t>
+      </w:r>
+      <w:r>
+        <w:t xml:space="preserve">”</w:t>
+      </w:r>
+      <w:r>
+        <w:t xml:space="preserve"> </w:t>
+      </w:r>
+      <w:r>
+        <w:t xml:space="preserve">as</w:t>
+      </w:r>
+      <w:r>
+        <w:t xml:space="preserve"> </w:t>
+      </w:r>
+      <w:r>
+        <w:t xml:space="preserve">descriptive statistics of the price series rather than as results;</w:t>
+      </w:r>
+    </w:p>
+    <w:p>
+      <w:pPr>
+        <w:numPr>
+          <w:ilvl w:val="1"/>
+          <w:numId w:val="1047"/>
+        </w:numPr>
+        <w:pStyle w:val="Compact"/>
+      </w:pPr>
+      <w:r>
         <w:t xml:space="preserve">test explanations for faithfulness, stability, sanity and regime drift before</w:t>
       </w:r>
       <w:r>
@@ -16900,8 +20322,8 @@
         </w:pict>
       </w:r>
     </w:p>
-    <w:bookmarkEnd w:id="62"/>
-    <w:bookmarkStart w:id="63" w:name="references"/>
+    <w:bookmarkEnd w:id="69"/>
+    <w:bookmarkStart w:id="70" w:name="references"/>
     <w:p>
       <w:pPr>
         <w:pStyle w:val="Heading1"/>
@@ -17227,7 +20649,7 @@
         <w:t xml:space="preserve">(source of the S&amp;P 500 dataset).</w:t>
       </w:r>
     </w:p>
-    <w:bookmarkEnd w:id="63"/>
+    <w:bookmarkEnd w:id="70"/>
     <w:sectPr>
       <w:pgSz w:w="11906" w:h="16838"/>
       <w:pgMar w:left="1134" w:right="1134" w:top="1134" w:bottom="1134"/>
@@ -18370,8 +21792,8 @@
     <w:name w:val="Verbatim Char"/>
     <w:basedOn w:val="BodyTextChar"/>
     <w:rPr>
-      <w:rFonts w:ascii="Consolas" w:hAnsi="Consolas"/>
-      <w:sz w:val="22"/>
+      <w:rFonts w:ascii="Menlo" w:hAnsi="Menlo"/>
+      <w:sz w:val="13"/>
     </w:rPr>
   </w:style>
   <w:style w:customStyle="1" w:styleId="SectionNumber" w:type="character">
@@ -18417,6 +21839,10 @@
     <w:pPr>
       <w:wordWrap w:val="off"/>
     </w:pPr>
+    <w:rPr>
+      <w:rFonts w:ascii="Menlo" w:hAnsi="Menlo"/>
+      <w:sz w:val="13"/>
+    </w:rPr>
   </w:style>
   <w:style w:type="character" w:customStyle="1" w:styleId="KeywordTok">
     <w:name w:val="KeywordTok"/>

--- a/REPORT.docx
+++ b/REPORT.docx
@@ -7801,6 +7801,115 @@
       </w:r>
       <w:r>
         <w:t xml:space="preserve">distribution.</w:t>
+      </w:r>
+    </w:p>
+    <w:p>
+      <w:pPr>
+        <w:numPr>
+          <w:ilvl w:val="0"/>
+          <w:numId w:val="1016"/>
+        </w:numPr>
+        <w:pStyle w:val="Compact"/>
+      </w:pPr>
+      <w:r>
+        <w:rPr>
+          <w:bCs/>
+          <w:b/>
+        </w:rPr>
+        <w:t xml:space="preserve">Seeding.</w:t>
+      </w:r>
+      <w:r>
+        <w:t xml:space="preserve"> </w:t>
+      </w:r>
+      <w:r>
+        <w:t xml:space="preserve">A fresh</w:t>
+      </w:r>
+      <w:r>
+        <w:t xml:space="preserve"> </w:t>
+      </w:r>
+      <w:r>
+        <w:rPr>
+          <w:rStyle w:val="VerbatimChar"/>
+        </w:rPr>
+        <w:t xml:space="preserve">LimeTabularExplainer</w:t>
+      </w:r>
+      <w:r>
+        <w:t xml:space="preserve"> </w:t>
+      </w:r>
+      <w:r>
+        <w:t xml:space="preserve">is constructed for every explanation, with the</w:t>
+      </w:r>
+      <w:r>
+        <w:t xml:space="preserve"> </w:t>
+      </w:r>
+      <w:r>
+        <w:t xml:space="preserve">seed that explanation will use. This matters: the class binds its</w:t>
+      </w:r>
+      <w:r>
+        <w:t xml:space="preserve"> </w:t>
+      </w:r>
+      <w:r>
+        <w:rPr>
+          <w:rStyle w:val="VerbatimChar"/>
+        </w:rPr>
+        <w:t xml:space="preserve">RandomState</w:t>
+      </w:r>
+      <w:r>
+        <w:t xml:space="preserve"> </w:t>
+      </w:r>
+      <w:r>
+        <w:t xml:space="preserve">into the</w:t>
+      </w:r>
+      <w:r>
+        <w:t xml:space="preserve"> </w:t>
+      </w:r>
+      <w:r>
+        <w:t xml:space="preserve">discretiser and the surrogate solver at construction, so reassigning</w:t>
+      </w:r>
+      <w:r>
+        <w:t xml:space="preserve"> </w:t>
+      </w:r>
+      <w:r>
+        <w:rPr>
+          <w:rStyle w:val="VerbatimChar"/>
+        </w:rPr>
+        <w:t xml:space="preserve">.random_state</w:t>
+      </w:r>
+      <w:r>
+        <w:t xml:space="preserve"> </w:t>
+      </w:r>
+      <w:r>
+        <w:t xml:space="preserve">on a</w:t>
+      </w:r>
+      <w:r>
+        <w:t xml:space="preserve"> </w:t>
+      </w:r>
+      <w:r>
+        <w:t xml:space="preserve">reused explainer controls only part of the sampling, and the same seed then returns a</w:t>
+      </w:r>
+      <w:r>
+        <w:t xml:space="preserve"> </w:t>
+      </w:r>
+      <w:r>
+        <w:t xml:space="preserve">different explanation on every call (measured here: Spearman 0.46–0.53 between repeats that</w:t>
+      </w:r>
+      <w:r>
+        <w:t xml:space="preserve"> </w:t>
+      </w:r>
+      <w:r>
+        <w:t xml:space="preserve">should have been identical). Building the explainer per seed costs 18 ms and makes each run</w:t>
+      </w:r>
+      <w:r>
+        <w:t xml:space="preserve"> </w:t>
+      </w:r>
+      <w:r>
+        <w:t xml:space="preserve">exactly reproducible, so the run-to-run figures below measure LIME’s own sampling</w:t>
+      </w:r>
+      <w:r>
+        <w:t xml:space="preserve"> </w:t>
+      </w:r>
+      <w:r>
+        <w:t xml:space="preserve">variability rather than leaked state.</w:t>
       </w:r>
     </w:p>
     <w:p>
@@ -17863,7 +17972,7 @@
                 <w:b/>
                 <w:sz w:val="18"/>
               </w:rPr>
-              <w:t xml:space="preserve">0.73</w:t>
+              <w:t xml:space="preserve">0.58</w:t>
             </w:r>
             <w:r>
               <w:rPr>
@@ -17977,23 +18086,23 @@
                 <w:rFonts w:ascii="Calibri" w:hAnsi="Calibri"/>
                 <w:sz w:val="18"/>
               </w:rPr>
-              <w:t xml:space="preserve">0.07 (3/5)</w:t>
-            </w:r>
-          </w:p>
-        </w:tc>
-        <w:tc>
-          <w:p>
-            <w:pPr>
-              <w:pStyle w:val="Compact"/>
-              <w:spacing w:after="40"/>
-              <w:jc w:val="left"/>
-            </w:pPr>
-            <w:r>
-              <w:rPr>
-                <w:rFonts w:ascii="Calibri" w:hAnsi="Calibri"/>
-                <w:sz w:val="18"/>
-              </w:rPr>
-              <w:t xml:space="preserve">0.69 (4/5)</w:t>
+              <w:t xml:space="preserve">0.18 (3/5)</w:t>
+            </w:r>
+          </w:p>
+        </w:tc>
+        <w:tc>
+          <w:p>
+            <w:pPr>
+              <w:pStyle w:val="Compact"/>
+              <w:spacing w:after="40"/>
+              <w:jc w:val="left"/>
+            </w:pPr>
+            <w:r>
+              <w:rPr>
+                <w:rFonts w:ascii="Calibri" w:hAnsi="Calibri"/>
+                <w:sz w:val="18"/>
+              </w:rPr>
+              <w:t xml:space="preserve">0.65 (4/5)</w:t>
             </w:r>
           </w:p>
         </w:tc>
@@ -18080,13 +18189,19 @@
           <w:bCs/>
           <w:b/>
         </w:rPr>
-        <w:t xml:space="preserve">Globally, SHAP and LIME agree well</w:t>
-      </w:r>
-      <w:r>
-        <w:t xml:space="preserve"> </w:t>
-      </w:r>
-      <w:r>
-        <w:t xml:space="preserve">(τ = 0.73), and both agree with MDI.</w:t>
+        <w:t xml:space="preserve">Globally, SHAP and LIME agree moderately</w:t>
+      </w:r>
+      <w:r>
+        <w:t xml:space="preserve"> </w:t>
+      </w:r>
+      <w:r>
+        <w:t xml:space="preserve">(τ = 0.58, sharing 4 of their top 5 features),</w:t>
+      </w:r>
+      <w:r>
+        <w:t xml:space="preserve"> </w:t>
+      </w:r>
+      <w:r>
+        <w:t xml:space="preserve">and both agree with MDI more closely than with each other.</w:t>
       </w:r>
     </w:p>
     <w:p>
@@ -18331,7 +18446,7 @@
                 <w:b/>
                 <w:sz w:val="18"/>
               </w:rPr>
-              <w:t xml:space="preserve">0.45</w:t>
+              <w:t xml:space="preserve">0.44</w:t>
             </w:r>
           </w:p>
         </w:tc>
@@ -18390,7 +18505,7 @@
                 <w:rFonts w:ascii="Calibri" w:hAnsi="Calibri"/>
                 <w:sz w:val="18"/>
               </w:rPr>
-              <w:t xml:space="preserve">66%</w:t>
+              <w:t xml:space="preserve">65%</w:t>
             </w:r>
           </w:p>
         </w:tc>
@@ -18585,7 +18700,7 @@
                 <w:b/>
                 <w:sz w:val="18"/>
               </w:rPr>
-              <w:t xml:space="preserve">0.48</w:t>
+              <w:t xml:space="preserve">0.45</w:t>
             </w:r>
           </w:p>
         </w:tc>
@@ -18644,7 +18759,7 @@
                 <w:rFonts w:ascii="Calibri" w:hAnsi="Calibri"/>
                 <w:sz w:val="18"/>
               </w:rPr>
-              <w:t xml:space="preserve">80%</w:t>
+              <w:t xml:space="preserve">79%</w:t>
             </w:r>
           </w:p>
         </w:tc>
@@ -18703,7 +18818,7 @@
                 <w:rFonts w:ascii="Calibri" w:hAnsi="Calibri"/>
                 <w:sz w:val="18"/>
               </w:rPr>
-              <w:t xml:space="preserve">92%</w:t>
+              <w:t xml:space="preserve">96%</w:t>
             </w:r>
           </w:p>
         </w:tc>
@@ -18832,7 +18947,7 @@
                 <w:rFonts w:ascii="Calibri" w:hAnsi="Calibri"/>
                 <w:sz w:val="18"/>
               </w:rPr>
-              <w:t xml:space="preserve">8.15</w:t>
+              <w:t xml:space="preserve">8.13</w:t>
             </w:r>
           </w:p>
         </w:tc>
@@ -18893,7 +19008,7 @@
                 <w:rFonts w:ascii="Calibri" w:hAnsi="Calibri"/>
                 <w:sz w:val="18"/>
               </w:rPr>
-              <w:t xml:space="preserve">6.50</w:t>
+              <w:t xml:space="preserve">6.53</w:t>
             </w:r>
           </w:p>
         </w:tc>
@@ -19017,7 +19132,7 @@
         <w:t xml:space="preserve"> </w:t>
       </w:r>
       <w:r>
-        <w:t xml:space="preserve">correlates only 0.48;</w:t>
+        <w:t xml:space="preserve">correlates only 0.45;</w:t>
       </w:r>
     </w:p>
     <w:p>
@@ -19628,13 +19743,19 @@
         <w:pStyle w:val="Compact"/>
       </w:pPr>
       <w:r>
-        <w:t xml:space="preserve">LIME agrees with SHAP globally (τ 0.73) but is unstable for individual forecasts (ρ</w:t>
-      </w:r>
-      <w:r>
-        <w:t xml:space="preserve"> </w:t>
-      </w:r>
-      <w:r>
-        <w:t xml:space="preserve">0.48 between runs), fits poorly (median R² 0.17), and can flip a feature’s sign.</w:t>
+        <w:t xml:space="preserve">LIME agrees with SHAP only moderately even globally (τ 0.58) and is unstable for</w:t>
+      </w:r>
+      <w:r>
+        <w:t xml:space="preserve"> </w:t>
+      </w:r>
+      <w:r>
+        <w:t xml:space="preserve">individual forecasts (ρ 0.45 between runs), fits poorly (median R² 0.17), and can flip a</w:t>
+      </w:r>
+      <w:r>
+        <w:t xml:space="preserve"> </w:t>
+      </w:r>
+      <w:r>
+        <w:t xml:space="preserve">feature’s sign.</w:t>
       </w:r>
     </w:p>
     <w:p>
@@ -20190,13 +20311,19 @@
         <w:t xml:space="preserve"> </w:t>
       </w:r>
       <w:r>
-        <w:t xml:space="preserve">agree with SHAP globally, but are unstable between runs, fit the</w:t>
-      </w:r>
-      <w:r>
-        <w:t xml:space="preserve"> </w:t>
-      </w:r>
-      <w:r>
-        <w:t xml:space="preserve">model poorly, and can contradict SHAP on individual forecasts.</w:t>
+        <w:t xml:space="preserve">agree with SHAP only moderately even globally (τ 0.58), are unstable</w:t>
+      </w:r>
+      <w:r>
+        <w:t xml:space="preserve"> </w:t>
+      </w:r>
+      <w:r>
+        <w:t xml:space="preserve">between runs (ρ 0.45), fit the model poorly (median R² 0.17), and name a different top</w:t>
+      </w:r>
+      <w:r>
+        <w:t xml:space="preserve"> </w:t>
+      </w:r>
+      <w:r>
+        <w:t xml:space="preserve">feature on 41% of forecasts.</w:t>
       </w:r>
     </w:p>
     <w:p>

--- a/REPORT.docx
+++ b/REPORT.docx
@@ -2694,6 +2694,77 @@
       </w:r>
     </w:p>
     <w:p>
+      <w:pPr>
+        <w:numPr>
+          <w:ilvl w:val="0"/>
+          <w:numId w:val="1008"/>
+        </w:numPr>
+        <w:pStyle w:val="Compact"/>
+      </w:pPr>
+      <w:r>
+        <w:rPr>
+          <w:bCs/>
+          <w:b/>
+        </w:rPr>
+        <w:t xml:space="preserve">A reproducibility defect in the common LIME usage pattern</w:t>
+      </w:r>
+      <w:r>
+        <w:t xml:space="preserve">, found, measured and fixed</w:t>
+      </w:r>
+      <w:r>
+        <w:t xml:space="preserve"> </w:t>
+      </w:r>
+      <w:r>
+        <w:t xml:space="preserve">(§6.4). Before the fix the global SHAP–LIME agreement read τ 0.73; after it, τ 0.58. The</w:t>
+      </w:r>
+      <w:r>
+        <w:t xml:space="preserve"> </w:t>
+      </w:r>
+      <w:r>
+        <w:t xml:space="preserve">higher figure was an artefact of LIME not being reproducible across repeats that were</w:t>
+      </w:r>
+      <w:r>
+        <w:t xml:space="preserve"> </w:t>
+      </w:r>
+      <w:r>
+        <w:t xml:space="preserve">intended to be identical.</w:t>
+      </w:r>
+    </w:p>
+    <w:p>
+      <w:pPr>
+        <w:numPr>
+          <w:ilvl w:val="0"/>
+          <w:numId w:val="1008"/>
+        </w:numPr>
+        <w:pStyle w:val="Compact"/>
+      </w:pPr>
+      <w:r>
+        <w:rPr>
+          <w:bCs/>
+          <w:b/>
+        </w:rPr>
+        <w:t xml:space="preserve">A working forecast-and-audit system</w:t>
+      </w:r>
+      <w:r>
+        <w:t xml:space="preserve"> </w:t>
+      </w:r>
+      <w:r>
+        <w:t xml:space="preserve">(§8): next-session forecasts for 431 currently</w:t>
+      </w:r>
+      <w:r>
+        <w:t xml:space="preserve"> </w:t>
+      </w:r>
+      <w:r>
+        <w:t xml:space="preserve">traded stocks, each explained by TreeSHAP and five LIME runs and audited live, served by</w:t>
+      </w:r>
+      <w:r>
+        <w:t xml:space="preserve"> </w:t>
+      </w:r>
+      <w:r>
+        <w:t xml:space="preserve">code that imports the study’s own explanation functions rather than reimplementing them.</w:t>
+      </w:r>
+    </w:p>
+    <w:p>
       <w:r>
         <w:pict>
           <v:rect style="width:0;height:1.5pt" o:hralign="center" o:hrstd="t" o:hr="t"/>
@@ -2851,7 +2922,7 @@
                 <w:rFonts w:ascii="Calibri" w:hAnsi="Calibri"/>
                 <w:sz w:val="18"/>
               </w:rPr>
-              <w:t xml:space="preserve">All code (8 scripts in</w:t>
+              <w:t xml:space="preserve">All code (11 Python modules in</w:t>
             </w:r>
             <w:r>
               <w:rPr>
@@ -3391,7 +3462,7 @@
                 <w:rFonts w:ascii="Calibri" w:hAnsi="Calibri"/>
                 <w:sz w:val="18"/>
               </w:rPr>
-              <w:t xml:space="preserve">All 12 figures</w:t>
+              <w:t xml:space="preserve">All 15 figures</w:t>
             </w:r>
           </w:p>
         </w:tc>
@@ -3451,6 +3522,139 @@
                 <w:sz w:val="18"/>
               </w:rPr>
               <w:t xml:space="preserve">Saved yearly Random Forest models</w:t>
+            </w:r>
+          </w:p>
+        </w:tc>
+      </w:tr>
+      <w:tr>
+        <w:tc>
+          <w:tcPr>
+            <w:tcW w:type="dxa" w:w="1270"/>
+          </w:tcPr>
+          <w:p>
+            <w:pPr>
+              <w:pStyle w:val="Compact"/>
+              <w:spacing w:after="40"/>
+              <w:jc w:val="left"/>
+            </w:pPr>
+            <w:r>
+              <w:rPr>
+                <w:rFonts w:ascii="Calibri" w:hAnsi="Calibri"/>
+                <w:sz w:val="18"/>
+              </w:rPr>
+              <w:t xml:space="preserve">Live prices</w:t>
+            </w:r>
+          </w:p>
+        </w:tc>
+        <w:tc>
+          <w:tcPr>
+            <w:tcW w:type="dxa" w:w="3885"/>
+          </w:tcPr>
+          <w:p>
+            <w:pPr>
+              <w:pStyle w:val="Compact"/>
+              <w:spacing w:after="40"/>
+              <w:jc w:val="left"/>
+            </w:pPr>
+            <w:r>
+              <w:rPr>
+                <w:rFonts w:ascii="Calibri" w:hAnsi="Calibri"/>
+                <w:sz w:val="18"/>
+              </w:rPr>
+              <w:t xml:space="preserve">yfinance 0.2.x</w:t>
+            </w:r>
+          </w:p>
+        </w:tc>
+        <w:tc>
+          <w:tcPr>
+            <w:tcW w:type="dxa" w:w="4483"/>
+          </w:tcPr>
+          <w:p>
+            <w:pPr>
+              <w:pStyle w:val="Compact"/>
+              <w:spacing w:after="40"/>
+              <w:jc w:val="left"/>
+            </w:pPr>
+            <w:r>
+              <w:rPr>
+                <w:rFonts w:ascii="Calibri" w:hAnsi="Calibri"/>
+                <w:sz w:val="18"/>
+              </w:rPr>
+              <w:t xml:space="preserve">Downloading current prices for the next-session forecast (§8.2)</w:t>
+            </w:r>
+          </w:p>
+        </w:tc>
+      </w:tr>
+      <w:tr>
+        <w:tc>
+          <w:tcPr>
+            <w:tcW w:type="dxa" w:w="1270"/>
+          </w:tcPr>
+          <w:p>
+            <w:pPr>
+              <w:pStyle w:val="Compact"/>
+              <w:spacing w:after="40"/>
+              <w:jc w:val="left"/>
+            </w:pPr>
+            <w:r>
+              <w:rPr>
+                <w:rFonts w:ascii="Calibri" w:hAnsi="Calibri"/>
+                <w:sz w:val="18"/>
+              </w:rPr>
+              <w:t xml:space="preserve">Demonstration</w:t>
+            </w:r>
+          </w:p>
+        </w:tc>
+        <w:tc>
+          <w:tcPr>
+            <w:tcW w:type="dxa" w:w="3885"/>
+          </w:tcPr>
+          <w:p>
+            <w:pPr>
+              <w:pStyle w:val="Compact"/>
+              <w:spacing w:after="40"/>
+              <w:jc w:val="left"/>
+            </w:pPr>
+            <w:r>
+              <w:rPr>
+                <w:rFonts w:ascii="Calibri" w:hAnsi="Calibri"/>
+                <w:sz w:val="18"/>
+              </w:rPr>
+              <w:t xml:space="preserve">Python standard library (</w:t>
+            </w:r>
+            <w:r>
+              <w:rPr>
+                <w:rStyle w:val="VerbatimChar"/>
+                <w:rFonts w:ascii="Calibri" w:hAnsi="Calibri"/>
+                <w:sz w:val="18"/>
+              </w:rPr>
+              <w:t xml:space="preserve">http.server</w:t>
+            </w:r>
+            <w:r>
+              <w:rPr>
+                <w:rFonts w:ascii="Calibri" w:hAnsi="Calibri"/>
+                <w:sz w:val="18"/>
+              </w:rPr>
+              <w:t xml:space="preserve">), inline SVG</w:t>
+            </w:r>
+          </w:p>
+        </w:tc>
+        <w:tc>
+          <w:tcPr>
+            <w:tcW w:type="dxa" w:w="4483"/>
+          </w:tcPr>
+          <w:p>
+            <w:pPr>
+              <w:pStyle w:val="Compact"/>
+              <w:spacing w:after="40"/>
+              <w:jc w:val="left"/>
+            </w:pPr>
+            <w:r>
+              <w:rPr>
+                <w:rFonts w:ascii="Calibri" w:hAnsi="Calibri"/>
+                <w:sz w:val="18"/>
+              </w:rPr>
+              <w:t xml:space="preserve">The interactive page (§8.3); no web framework</w:t>
             </w:r>
           </w:p>
         </w:tc>
@@ -3780,15 +3984,15 @@
         <w:tblLayout w:type="fixed"/>
       </w:tblPr>
       <w:tblGrid>
-        <w:gridCol w:w="1482"/>
-        <w:gridCol w:w="1482"/>
-        <w:gridCol w:w="3706"/>
-        <w:gridCol w:w="2965"/>
+        <w:gridCol w:w="1214"/>
+        <w:gridCol w:w="1214"/>
+        <w:gridCol w:w="4097"/>
+        <w:gridCol w:w="3111"/>
       </w:tblGrid>
       <w:tr>
         <w:tc>
           <w:tcPr>
-            <w:tcW w:type="dxa" w:w="1483"/>
+            <w:tcW w:type="dxa" w:w="1214"/>
             <w:shd w:val="clear" w:color="auto" w:fill="DCE6F1"/>
           </w:tcPr>
           <w:p>
@@ -3809,7 +4013,7 @@
         </w:tc>
         <w:tc>
           <w:tcPr>
-            <w:tcW w:type="dxa" w:w="1483"/>
+            <w:tcW w:type="dxa" w:w="1214"/>
             <w:shd w:val="clear" w:color="auto" w:fill="DCE6F1"/>
           </w:tcPr>
           <w:p>
@@ -3830,7 +4034,7 @@
         </w:tc>
         <w:tc>
           <w:tcPr>
-            <w:tcW w:type="dxa" w:w="3707"/>
+            <w:tcW w:type="dxa" w:w="4098"/>
             <w:shd w:val="clear" w:color="auto" w:fill="DCE6F1"/>
           </w:tcPr>
           <w:p>
@@ -3851,7 +4055,7 @@
         </w:tc>
         <w:tc>
           <w:tcPr>
-            <w:tcW w:type="dxa" w:w="2965"/>
+            <w:tcW w:type="dxa" w:w="3111"/>
             <w:shd w:val="clear" w:color="auto" w:fill="DCE6F1"/>
           </w:tcPr>
           <w:p>
@@ -3874,7 +4078,7 @@
       <w:tr>
         <w:tc>
           <w:tcPr>
-            <w:tcW w:type="dxa" w:w="1483"/>
+            <w:tcW w:type="dxa" w:w="1214"/>
           </w:tcPr>
           <w:p>
             <w:pPr>
@@ -3893,7 +4097,7 @@
         </w:tc>
         <w:tc>
           <w:tcPr>
-            <w:tcW w:type="dxa" w:w="1483"/>
+            <w:tcW w:type="dxa" w:w="1214"/>
           </w:tcPr>
           <w:p>
             <w:pPr>
@@ -3913,7 +4117,7 @@
         </w:tc>
         <w:tc>
           <w:tcPr>
-            <w:tcW w:type="dxa" w:w="3707"/>
+            <w:tcW w:type="dxa" w:w="4098"/>
           </w:tcPr>
           <w:p>
             <w:pPr>
@@ -3932,7 +4136,7 @@
         </w:tc>
         <w:tc>
           <w:tcPr>
-            <w:tcW w:type="dxa" w:w="2965"/>
+            <w:tcW w:type="dxa" w:w="3111"/>
           </w:tcPr>
           <w:p>
             <w:pPr>
@@ -3954,7 +4158,7 @@
       <w:tr>
         <w:tc>
           <w:tcPr>
-            <w:tcW w:type="dxa" w:w="1483"/>
+            <w:tcW w:type="dxa" w:w="1214"/>
           </w:tcPr>
           <w:p>
             <w:pPr>
@@ -3973,7 +4177,7 @@
         </w:tc>
         <w:tc>
           <w:tcPr>
-            <w:tcW w:type="dxa" w:w="1483"/>
+            <w:tcW w:type="dxa" w:w="1214"/>
           </w:tcPr>
           <w:p>
             <w:pPr>
@@ -3993,7 +4197,7 @@
         </w:tc>
         <w:tc>
           <w:tcPr>
-            <w:tcW w:type="dxa" w:w="3707"/>
+            <w:tcW w:type="dxa" w:w="4098"/>
           </w:tcPr>
           <w:p>
             <w:pPr>
@@ -4012,7 +4216,7 @@
         </w:tc>
         <w:tc>
           <w:tcPr>
-            <w:tcW w:type="dxa" w:w="2965"/>
+            <w:tcW w:type="dxa" w:w="3111"/>
           </w:tcPr>
           <w:p>
             <w:pPr>
@@ -4034,7 +4238,7 @@
       <w:tr>
         <w:tc>
           <w:tcPr>
-            <w:tcW w:type="dxa" w:w="1483"/>
+            <w:tcW w:type="dxa" w:w="1214"/>
           </w:tcPr>
           <w:p>
             <w:pPr>
@@ -4053,7 +4257,7 @@
         </w:tc>
         <w:tc>
           <w:tcPr>
-            <w:tcW w:type="dxa" w:w="1483"/>
+            <w:tcW w:type="dxa" w:w="1214"/>
           </w:tcPr>
           <w:p>
             <w:pPr>
@@ -4073,7 +4277,7 @@
         </w:tc>
         <w:tc>
           <w:tcPr>
-            <w:tcW w:type="dxa" w:w="3707"/>
+            <w:tcW w:type="dxa" w:w="4098"/>
           </w:tcPr>
           <w:p>
             <w:pPr>
@@ -4092,7 +4296,7 @@
         </w:tc>
         <w:tc>
           <w:tcPr>
-            <w:tcW w:type="dxa" w:w="2965"/>
+            <w:tcW w:type="dxa" w:w="3111"/>
           </w:tcPr>
           <w:p>
             <w:pPr>
@@ -4114,7 +4318,7 @@
       <w:tr>
         <w:tc>
           <w:tcPr>
-            <w:tcW w:type="dxa" w:w="1483"/>
+            <w:tcW w:type="dxa" w:w="1214"/>
           </w:tcPr>
           <w:p>
             <w:pPr>
@@ -4133,7 +4337,7 @@
         </w:tc>
         <w:tc>
           <w:tcPr>
-            <w:tcW w:type="dxa" w:w="1483"/>
+            <w:tcW w:type="dxa" w:w="1214"/>
           </w:tcPr>
           <w:p>
             <w:pPr>
@@ -4153,7 +4357,7 @@
         </w:tc>
         <w:tc>
           <w:tcPr>
-            <w:tcW w:type="dxa" w:w="3707"/>
+            <w:tcW w:type="dxa" w:w="4098"/>
           </w:tcPr>
           <w:p>
             <w:pPr>
@@ -4172,7 +4376,7 @@
         </w:tc>
         <w:tc>
           <w:tcPr>
-            <w:tcW w:type="dxa" w:w="2965"/>
+            <w:tcW w:type="dxa" w:w="3111"/>
           </w:tcPr>
           <w:p>
             <w:pPr>
@@ -4216,7 +4420,7 @@
       <w:tr>
         <w:tc>
           <w:tcPr>
-            <w:tcW w:type="dxa" w:w="1483"/>
+            <w:tcW w:type="dxa" w:w="1214"/>
           </w:tcPr>
           <w:p>
             <w:pPr>
@@ -4235,7 +4439,7 @@
         </w:tc>
         <w:tc>
           <w:tcPr>
-            <w:tcW w:type="dxa" w:w="1483"/>
+            <w:tcW w:type="dxa" w:w="1214"/>
           </w:tcPr>
           <w:p>
             <w:pPr>
@@ -4255,7 +4459,7 @@
         </w:tc>
         <w:tc>
           <w:tcPr>
-            <w:tcW w:type="dxa" w:w="3707"/>
+            <w:tcW w:type="dxa" w:w="4098"/>
           </w:tcPr>
           <w:p>
             <w:pPr>
@@ -4274,7 +4478,7 @@
         </w:tc>
         <w:tc>
           <w:tcPr>
-            <w:tcW w:type="dxa" w:w="2965"/>
+            <w:tcW w:type="dxa" w:w="3111"/>
           </w:tcPr>
           <w:p>
             <w:pPr>
@@ -4296,7 +4500,7 @@
       <w:tr>
         <w:tc>
           <w:tcPr>
-            <w:tcW w:type="dxa" w:w="1483"/>
+            <w:tcW w:type="dxa" w:w="1214"/>
           </w:tcPr>
           <w:p>
             <w:pPr>
@@ -4315,7 +4519,7 @@
         </w:tc>
         <w:tc>
           <w:tcPr>
-            <w:tcW w:type="dxa" w:w="1483"/>
+            <w:tcW w:type="dxa" w:w="1214"/>
           </w:tcPr>
           <w:p>
             <w:pPr>
@@ -4335,7 +4539,7 @@
         </w:tc>
         <w:tc>
           <w:tcPr>
-            <w:tcW w:type="dxa" w:w="3707"/>
+            <w:tcW w:type="dxa" w:w="4098"/>
           </w:tcPr>
           <w:p>
             <w:pPr>
@@ -4354,7 +4558,7 @@
         </w:tc>
         <w:tc>
           <w:tcPr>
-            <w:tcW w:type="dxa" w:w="2965"/>
+            <w:tcW w:type="dxa" w:w="3111"/>
           </w:tcPr>
           <w:p>
             <w:pPr>
@@ -4376,7 +4580,7 @@
       <w:tr>
         <w:tc>
           <w:tcPr>
-            <w:tcW w:type="dxa" w:w="1483"/>
+            <w:tcW w:type="dxa" w:w="1214"/>
           </w:tcPr>
           <w:p>
             <w:pPr>
@@ -4395,7 +4599,7 @@
         </w:tc>
         <w:tc>
           <w:tcPr>
-            <w:tcW w:type="dxa" w:w="1483"/>
+            <w:tcW w:type="dxa" w:w="1214"/>
           </w:tcPr>
           <w:p>
             <w:pPr>
@@ -4415,7 +4619,7 @@
         </w:tc>
         <w:tc>
           <w:tcPr>
-            <w:tcW w:type="dxa" w:w="3707"/>
+            <w:tcW w:type="dxa" w:w="4098"/>
           </w:tcPr>
           <w:p>
             <w:pPr>
@@ -4434,7 +4638,7 @@
         </w:tc>
         <w:tc>
           <w:tcPr>
-            <w:tcW w:type="dxa" w:w="2965"/>
+            <w:tcW w:type="dxa" w:w="3111"/>
           </w:tcPr>
           <w:p>
             <w:pPr>
@@ -4456,7 +4660,7 @@
       <w:tr>
         <w:tc>
           <w:tcPr>
-            <w:tcW w:type="dxa" w:w="1483"/>
+            <w:tcW w:type="dxa" w:w="1214"/>
           </w:tcPr>
           <w:p>
             <w:pPr>
@@ -4475,7 +4679,7 @@
         </w:tc>
         <w:tc>
           <w:tcPr>
-            <w:tcW w:type="dxa" w:w="1483"/>
+            <w:tcW w:type="dxa" w:w="1214"/>
           </w:tcPr>
           <w:p>
             <w:pPr>
@@ -4495,7 +4699,7 @@
         </w:tc>
         <w:tc>
           <w:tcPr>
-            <w:tcW w:type="dxa" w:w="3707"/>
+            <w:tcW w:type="dxa" w:w="4098"/>
           </w:tcPr>
           <w:p>
             <w:pPr>
@@ -4514,7 +4718,7 @@
         </w:tc>
         <w:tc>
           <w:tcPr>
-            <w:tcW w:type="dxa" w:w="2965"/>
+            <w:tcW w:type="dxa" w:w="3111"/>
           </w:tcPr>
           <w:p>
             <w:pPr>
@@ -4529,11 +4733,279 @@
                 <w:sz w:val="18"/>
               </w:rPr>
               <w:t xml:space="preserve">results/figures/</w:t>
+            </w:r>
+          </w:p>
+        </w:tc>
+      </w:tr>
+      <w:tr>
+        <w:tc>
+          <w:tcPr>
+            <w:tcW w:type="dxa" w:w="1214"/>
+          </w:tcPr>
+          <w:p>
+            <w:pPr>
+              <w:pStyle w:val="Compact"/>
+              <w:spacing w:after="40"/>
+              <w:jc w:val="left"/>
+            </w:pPr>
+            <w:r>
+              <w:rPr>
+                <w:rFonts w:ascii="Calibri" w:hAnsi="Calibri"/>
+                <w:sz w:val="18"/>
+              </w:rPr>
+              <w:t xml:space="preserve">9</w:t>
+            </w:r>
+          </w:p>
+        </w:tc>
+        <w:tc>
+          <w:tcPr>
+            <w:tcW w:type="dxa" w:w="1214"/>
+          </w:tcPr>
+          <w:p>
+            <w:pPr>
+              <w:pStyle w:val="Compact"/>
+              <w:spacing w:after="40"/>
+              <w:jc w:val="left"/>
+            </w:pPr>
+            <w:r>
+              <w:rPr>
+                <w:rStyle w:val="VerbatimChar"/>
+                <w:rFonts w:ascii="Calibri" w:hAnsi="Calibri"/>
+                <w:sz w:val="18"/>
+              </w:rPr>
+              <w:t xml:space="preserve">live.py</w:t>
+            </w:r>
+          </w:p>
+        </w:tc>
+        <w:tc>
+          <w:tcPr>
+            <w:tcW w:type="dxa" w:w="4098"/>
+          </w:tcPr>
+          <w:p>
+            <w:pPr>
+              <w:pStyle w:val="Compact"/>
+              <w:spacing w:after="40"/>
+              <w:jc w:val="left"/>
+            </w:pPr>
+            <w:r>
+              <w:rPr>
+                <w:rFonts w:ascii="Calibri" w:hAnsi="Calibri"/>
+                <w:sz w:val="18"/>
+              </w:rPr>
+              <w:t xml:space="preserve">Retrain to the latest close, forecast the next session</w:t>
+            </w:r>
+          </w:p>
+        </w:tc>
+        <w:tc>
+          <w:tcPr>
+            <w:tcW w:type="dxa" w:w="3111"/>
+          </w:tcPr>
+          <w:p>
+            <w:pPr>
+              <w:pStyle w:val="Compact"/>
+              <w:spacing w:after="40"/>
+              <w:jc w:val="left"/>
+            </w:pPr>
+            <w:r>
+              <w:rPr>
+                <w:rStyle w:val="VerbatimChar"/>
+                <w:rFonts w:ascii="Calibri" w:hAnsi="Calibri"/>
+                <w:sz w:val="18"/>
+              </w:rPr>
+              <w:t xml:space="preserve">results/live_forecast.pkl</w:t>
+            </w:r>
+            <w:r>
+              <w:rPr>
+                <w:rFonts w:ascii="Calibri" w:hAnsi="Calibri"/>
+                <w:sz w:val="18"/>
+              </w:rPr>
+              <w:t xml:space="preserve">,</w:t>
+            </w:r>
+            <w:r>
+              <w:rPr>
+                <w:rFonts w:ascii="Calibri" w:hAnsi="Calibri"/>
+                <w:sz w:val="18"/>
+              </w:rPr>
+              <w:t xml:space="preserve"> </w:t>
+            </w:r>
+            <w:r>
+              <w:rPr>
+                <w:rStyle w:val="VerbatimChar"/>
+                <w:rFonts w:ascii="Calibri" w:hAnsi="Calibri"/>
+                <w:sz w:val="18"/>
+              </w:rPr>
+              <w:t xml:space="preserve">live_meta.json</w:t>
+            </w:r>
+          </w:p>
+        </w:tc>
+      </w:tr>
+      <w:tr>
+        <w:tc>
+          <w:tcPr>
+            <w:tcW w:type="dxa" w:w="1214"/>
+          </w:tcPr>
+          <w:p>
+            <w:pPr>
+              <w:pStyle w:val="Compact"/>
+              <w:spacing w:after="40"/>
+              <w:jc w:val="left"/>
+            </w:pPr>
+            <w:r>
+              <w:rPr>
+                <w:rFonts w:ascii="Calibri" w:hAnsi="Calibri"/>
+                <w:sz w:val="18"/>
+              </w:rPr>
+              <w:t xml:space="preserve">10</w:t>
+            </w:r>
+          </w:p>
+        </w:tc>
+        <w:tc>
+          <w:tcPr>
+            <w:tcW w:type="dxa" w:w="1214"/>
+          </w:tcPr>
+          <w:p>
+            <w:pPr>
+              <w:pStyle w:val="Compact"/>
+              <w:spacing w:after="40"/>
+              <w:jc w:val="left"/>
+            </w:pPr>
+            <w:r>
+              <w:rPr>
+                <w:rStyle w:val="VerbatimChar"/>
+                <w:rFonts w:ascii="Calibri" w:hAnsi="Calibri"/>
+                <w:sz w:val="18"/>
+              </w:rPr>
+              <w:t xml:space="preserve">app.py</w:t>
+            </w:r>
+          </w:p>
+        </w:tc>
+        <w:tc>
+          <w:tcPr>
+            <w:tcW w:type="dxa" w:w="4098"/>
+          </w:tcPr>
+          <w:p>
+            <w:pPr>
+              <w:pStyle w:val="Compact"/>
+              <w:spacing w:after="40"/>
+              <w:jc w:val="left"/>
+            </w:pPr>
+            <w:r>
+              <w:rPr>
+                <w:rFonts w:ascii="Calibri" w:hAnsi="Calibri"/>
+                <w:sz w:val="18"/>
+              </w:rPr>
+              <w:t xml:space="preserve">Serve the interactive forecast-and-audit page</w:t>
+            </w:r>
+          </w:p>
+        </w:tc>
+        <w:tc>
+          <w:tcPr>
+            <w:tcW w:type="dxa" w:w="3111"/>
+          </w:tcPr>
+          <w:p>
+            <w:pPr>
+              <w:pStyle w:val="Compact"/>
+              <w:spacing w:after="40"/>
+              <w:jc w:val="left"/>
+            </w:pPr>
+            <w:r>
+              <w:rPr>
+                <w:rStyle w:val="VerbatimChar"/>
+                <w:rFonts w:ascii="Calibri" w:hAnsi="Calibri"/>
+                <w:sz w:val="18"/>
+              </w:rPr>
+              <w:t xml:space="preserve">http://127.0.0.1:8000</w:t>
             </w:r>
           </w:p>
         </w:tc>
       </w:tr>
     </w:tbl>
+    <w:p>
+      <w:pPr>
+        <w:pStyle w:val="BodyText"/>
+      </w:pPr>
+      <w:r>
+        <w:rPr>
+          <w:rStyle w:val="VerbatimChar"/>
+        </w:rPr>
+        <w:t xml:space="preserve">config.py</w:t>
+      </w:r>
+      <w:r>
+        <w:t xml:space="preserve"> </w:t>
+      </w:r>
+      <w:r>
+        <w:t xml:space="preserve">(paths, periods, regimes, seed) and</w:t>
+      </w:r>
+      <w:r>
+        <w:t xml:space="preserve"> </w:t>
+      </w:r>
+      <w:r>
+        <w:rPr>
+          <w:rStyle w:val="VerbatimChar"/>
+        </w:rPr>
+        <w:t xml:space="preserve">features.py</w:t>
+      </w:r>
+      <w:r>
+        <w:t xml:space="preserve"> </w:t>
+      </w:r>
+      <w:r>
+        <w:t xml:space="preserve">are imported rather than run</w:t>
+      </w:r>
+      <w:r>
+        <w:t xml:space="preserve"> </w:t>
+      </w:r>
+      <w:r>
+        <w:t xml:space="preserve">on their own;</w:t>
+      </w:r>
+      <w:r>
+        <w:t xml:space="preserve"> </w:t>
+      </w:r>
+      <w:r>
+        <w:rPr>
+          <w:rStyle w:val="VerbatimChar"/>
+        </w:rPr>
+        <w:t xml:space="preserve">features.build()</w:t>
+      </w:r>
+      <w:r>
+        <w:t xml:space="preserve"> </w:t>
+      </w:r>
+      <w:r>
+        <w:t xml:space="preserve">is called by both</w:t>
+      </w:r>
+      <w:r>
+        <w:t xml:space="preserve"> </w:t>
+      </w:r>
+      <w:r>
+        <w:rPr>
+          <w:rStyle w:val="VerbatimChar"/>
+        </w:rPr>
+        <w:t xml:space="preserve">features.py</w:t>
+      </w:r>
+      <w:r>
+        <w:t xml:space="preserve"> </w:t>
+      </w:r>
+      <w:r>
+        <w:t xml:space="preserve">and</w:t>
+      </w:r>
+      <w:r>
+        <w:t xml:space="preserve"> </w:t>
+      </w:r>
+      <w:r>
+        <w:rPr>
+          <w:rStyle w:val="VerbatimChar"/>
+        </w:rPr>
+        <w:t xml:space="preserve">live.py</w:t>
+      </w:r>
+      <w:r>
+        <w:t xml:space="preserve">, so the live</w:t>
+      </w:r>
+      <w:r>
+        <w:t xml:space="preserve"> </w:t>
+      </w:r>
+      <w:r>
+        <w:t xml:space="preserve">forecast is constructed from exactly the same 32 features as the study.</w:t>
+      </w:r>
+    </w:p>
     <w:p>
       <w:r>
         <w:pict>
@@ -16102,7 +16574,7 @@
       <w:r>
         <w:drawing>
           <wp:inline>
-            <wp:extent cx="6120000" cy="3406506"/>
+            <wp:extent cx="6120000" cy="3966351"/>
             <wp:effectExtent b="0" l="0" r="0" t="0"/>
             <wp:docPr descr="Figure 9. Faithfulness: forecast change when top-SHAP vs random features are removed" title="" id="1" name="Picture"/>
             <a:graphic>
@@ -16123,7 +16595,7 @@
                   <pic:spPr bwMode="auto">
                     <a:xfrm>
                       <a:off x="0" y="0"/>
-                      <a:ext cx="6120000" cy="3406506"/>
+                      <a:ext cx="6120000" cy="3966351"/>
                     </a:xfrm>
                     <a:prstGeom prst="rect">
                       <a:avLst/>
@@ -19517,13 +19989,1243 @@
     </w:p>
     <w:bookmarkEnd w:id="65"/>
     <w:bookmarkEnd w:id="66"/>
-    <w:bookmarkStart w:id="67" w:name="discussion"/>
+    <w:bookmarkStart w:id="72" w:name="demonstration-and-live-forecasting"/>
     <w:p>
       <w:pPr>
         <w:pStyle w:val="Heading1"/>
       </w:pPr>
       <w:r>
-        <w:t xml:space="preserve">8. Discussion</w:t>
+        <w:t xml:space="preserve">8. Demonstration and live forecasting</w:t>
+      </w:r>
+    </w:p>
+    <w:bookmarkStart w:id="67" w:name="Xa171918412e773058b0c2bc7ae33d5132a68c64"/>
+    <w:p>
+      <w:pPr>
+        <w:pStyle w:val="Heading2"/>
+      </w:pPr>
+      <w:r>
+        <w:t xml:space="preserve">8.1 Why forecasting the past is necessary, and why it is not sufficient</w:t>
+      </w:r>
+    </w:p>
+    <w:p>
+      <w:pPr>
+        <w:pStyle w:val="FirstParagraph"/>
+      </w:pPr>
+      <w:r>
+        <w:t xml:space="preserve">Every number in §7 comes from forecasting days whose outcome is already known. That is not</w:t>
+      </w:r>
+      <w:r>
+        <w:t xml:space="preserve"> </w:t>
+      </w:r>
+      <w:r>
+        <w:t xml:space="preserve">a weakness of the design; it is the only way a forecast can be scored. A model cannot be</w:t>
+      </w:r>
+      <w:r>
+        <w:t xml:space="preserve"> </w:t>
+      </w:r>
+      <w:r>
+        <w:t xml:space="preserve">shown to have an out-of-sample R² of +0.00013 unless 405,545 of its forecasts have been</w:t>
+      </w:r>
+      <w:r>
+        <w:t xml:space="preserve"> </w:t>
+      </w:r>
+      <w:r>
+        <w:t xml:space="preserve">compared against what actually happened.</w:t>
+      </w:r>
+    </w:p>
+    <w:p>
+      <w:pPr>
+        <w:pStyle w:val="BodyText"/>
+      </w:pPr>
+      <w:r>
+        <w:t xml:space="preserve">It does, however, leave an obvious question unanswered: does the pipeline work on a day that</w:t>
+      </w:r>
+      <w:r>
+        <w:t xml:space="preserve"> </w:t>
+      </w:r>
+      <w:r>
+        <w:t xml:space="preserve">has not happened? A backtest can be made to look good by construction — by a feature that</w:t>
+      </w:r>
+      <w:r>
+        <w:t xml:space="preserve"> </w:t>
+      </w:r>
+      <w:r>
+        <w:t xml:space="preserve">leaks, by a universe chosen after the fact, by hyperparameters tuned on the test period.</w:t>
+      </w:r>
+      <w:r>
+        <w:t xml:space="preserve"> </w:t>
+      </w:r>
+      <w:r>
+        <w:t xml:space="preserve">Running the identical code forward, on data that did not exist when the code was written,</w:t>
+      </w:r>
+      <w:r>
+        <w:t xml:space="preserve"> </w:t>
+      </w:r>
+      <w:r>
+        <w:t xml:space="preserve">removes all three possibilities at once. §8.2 does that, and §8.3 exposes both halves</w:t>
+      </w:r>
+      <w:r>
+        <w:t xml:space="preserve"> </w:t>
+      </w:r>
+      <w:r>
+        <w:t xml:space="preserve">through one interface so that the live forecast and the graded backtest can be inspected</w:t>
+      </w:r>
+      <w:r>
+        <w:t xml:space="preserve"> </w:t>
+      </w:r>
+      <w:r>
+        <w:t xml:space="preserve">side by side.</w:t>
+      </w:r>
+    </w:p>
+    <w:bookmarkEnd w:id="67"/>
+    <w:bookmarkStart w:id="68" w:name="live-forecasting-live.py"/>
+    <w:p>
+      <w:pPr>
+        <w:pStyle w:val="Heading2"/>
+      </w:pPr>
+      <w:r>
+        <w:t xml:space="preserve">8.2 Live forecasting:</w:t>
+      </w:r>
+      <w:r>
+        <w:t xml:space="preserve"> </w:t>
+      </w:r>
+      <w:r>
+        <w:rPr>
+          <w:rStyle w:val="VerbatimChar"/>
+        </w:rPr>
+        <w:t xml:space="preserve">live.py</w:t>
+      </w:r>
+    </w:p>
+    <w:p>
+      <w:pPr>
+        <w:pStyle w:val="FirstParagraph"/>
+      </w:pPr>
+      <w:r>
+        <w:rPr>
+          <w:rStyle w:val="VerbatimChar"/>
+        </w:rPr>
+        <w:t xml:space="preserve">live.py</w:t>
+      </w:r>
+      <w:r>
+        <w:t xml:space="preserve"> </w:t>
+      </w:r>
+      <w:r>
+        <w:t xml:space="preserve">downloads current prices for the study’s 474 tickers from Yahoo Finance, rebuilds</w:t>
+      </w:r>
+      <w:r>
+        <w:t xml:space="preserve"> </w:t>
+      </w:r>
+      <w:r>
+        <w:t xml:space="preserve">the 32 features by calling</w:t>
+      </w:r>
+      <w:r>
+        <w:t xml:space="preserve"> </w:t>
+      </w:r>
+      <w:r>
+        <w:rPr>
+          <w:rStyle w:val="VerbatimChar"/>
+        </w:rPr>
+        <w:t xml:space="preserve">features.build()</w:t>
+      </w:r>
+      <w:r>
+        <w:t xml:space="preserve">, retrains a Random Forest with the</w:t>
+      </w:r>
+      <w:r>
+        <w:t xml:space="preserve"> </w:t>
+      </w:r>
+      <w:r>
+        <w:t xml:space="preserve">hyperparameters already selected in §6.1, and forecasts the next trading session.</w:t>
+      </w:r>
+    </w:p>
+    <w:p>
+      <w:pPr>
+        <w:pStyle w:val="BodyText"/>
+      </w:pPr>
+      <w:r>
+        <w:t xml:space="preserve">The only substantive difference from</w:t>
+      </w:r>
+      <w:r>
+        <w:t xml:space="preserve"> </w:t>
+      </w:r>
+      <w:r>
+        <w:rPr>
+          <w:rStyle w:val="VerbatimChar"/>
+        </w:rPr>
+        <w:t xml:space="preserve">features.py</w:t>
+      </w:r>
+      <w:r>
+        <w:t xml:space="preserve"> </w:t>
+      </w:r>
+      <w:r>
+        <w:t xml:space="preserve">is one line. The study drops every row</w:t>
+      </w:r>
+      <w:r>
+        <w:t xml:space="preserve"> </w:t>
+      </w:r>
+      <w:r>
+        <w:t xml:space="preserve">with a missing</w:t>
+      </w:r>
+      <w:r>
+        <w:t xml:space="preserve"> </w:t>
+      </w:r>
+      <w:r>
+        <w:rPr>
+          <w:rStyle w:val="VerbatimChar"/>
+        </w:rPr>
+        <w:t xml:space="preserve">target_ret</w:t>
+      </w:r>
+      <w:r>
+        <w:t xml:space="preserve">, which necessarily discards the most recent day. The live path</w:t>
+      </w:r>
+      <w:r>
+        <w:t xml:space="preserve"> </w:t>
+      </w:r>
+      <w:r>
+        <w:t xml:space="preserve">keeps it:</w:t>
+      </w:r>
+    </w:p>
+    <w:p>
+      <w:pPr>
+        <w:pStyle w:val="SourceCode"/>
+      </w:pPr>
+      <w:r>
+        <w:rPr>
+          <w:rStyle w:val="NormalTok"/>
+        </w:rPr>
+        <w:t xml:space="preserve">df </w:t>
+      </w:r>
+      <w:r>
+        <w:rPr>
+          <w:rStyle w:val="OperatorTok"/>
+        </w:rPr>
+        <w:t xml:space="preserve">=</w:t>
+      </w:r>
+      <w:r>
+        <w:rPr>
+          <w:rStyle w:val="NormalTok"/>
+        </w:rPr>
+        <w:t xml:space="preserve"> df.dropna(subset</w:t>
+      </w:r>
+      <w:r>
+        <w:rPr>
+          <w:rStyle w:val="OperatorTok"/>
+        </w:rPr>
+        <w:t xml:space="preserve">=</w:t>
+      </w:r>
+      <w:r>
+        <w:rPr>
+          <w:rStyle w:val="NormalTok"/>
+        </w:rPr>
+        <w:t xml:space="preserve">FEATURES </w:t>
+      </w:r>
+      <w:r>
+        <w:rPr>
+          <w:rStyle w:val="OperatorTok"/>
+        </w:rPr>
+        <w:t xml:space="preserve">+</w:t>
+      </w:r>
+      <w:r>
+        <w:rPr>
+          <w:rStyle w:val="NormalTok"/>
+        </w:rPr>
+        <w:t xml:space="preserve"> [</w:t>
+      </w:r>
+      <w:r>
+        <w:rPr>
+          <w:rStyle w:val="StringTok"/>
+        </w:rPr>
+        <w:t xml:space="preserve">"close"</w:t>
+      </w:r>
+      <w:r>
+        <w:rPr>
+          <w:rStyle w:val="NormalTok"/>
+        </w:rPr>
+        <w:t xml:space="preserve">])   </w:t>
+      </w:r>
+      <w:r>
+        <w:rPr>
+          <w:rStyle w:val="CommentTok"/>
+        </w:rPr>
+        <w:t xml:space="preserve"># NOT on the target: the last day has none</w:t>
+      </w:r>
+      <w:r>
+        <w:br/>
+      </w:r>
+      <w:r>
+        <w:rPr>
+          <w:rStyle w:val="NormalTok"/>
+        </w:rPr>
+        <w:t xml:space="preserve">train </w:t>
+      </w:r>
+      <w:r>
+        <w:rPr>
+          <w:rStyle w:val="OperatorTok"/>
+        </w:rPr>
+        <w:t xml:space="preserve">=</w:t>
+      </w:r>
+      <w:r>
+        <w:rPr>
+          <w:rStyle w:val="NormalTok"/>
+        </w:rPr>
+        <w:t xml:space="preserve"> df.dropna(subset</w:t>
+      </w:r>
+      <w:r>
+        <w:rPr>
+          <w:rStyle w:val="OperatorTok"/>
+        </w:rPr>
+        <w:t xml:space="preserve">=</w:t>
+      </w:r>
+      <w:r>
+        <w:rPr>
+          <w:rStyle w:val="NormalTok"/>
+        </w:rPr>
+        <w:t xml:space="preserve">[</w:t>
+      </w:r>
+      <w:r>
+        <w:rPr>
+          <w:rStyle w:val="StringTok"/>
+        </w:rPr>
+        <w:t xml:space="preserve">"target_ret"</w:t>
+      </w:r>
+      <w:r>
+        <w:rPr>
+          <w:rStyle w:val="NormalTok"/>
+        </w:rPr>
+        <w:t xml:space="preserve">])      </w:t>
+      </w:r>
+      <w:r>
+        <w:rPr>
+          <w:rStyle w:val="CommentTok"/>
+        </w:rPr>
+        <w:t xml:space="preserve"># train on every day with a known outcome</w:t>
+      </w:r>
+      <w:r>
+        <w:br/>
+      </w:r>
+      <w:r>
+        <w:rPr>
+          <w:rStyle w:val="NormalTok"/>
+        </w:rPr>
+        <w:t xml:space="preserve">live  </w:t>
+      </w:r>
+      <w:r>
+        <w:rPr>
+          <w:rStyle w:val="OperatorTok"/>
+        </w:rPr>
+        <w:t xml:space="preserve">=</w:t>
+      </w:r>
+      <w:r>
+        <w:rPr>
+          <w:rStyle w:val="NormalTok"/>
+        </w:rPr>
+        <w:t xml:space="preserve"> df[df.date </w:t>
+      </w:r>
+      <w:r>
+        <w:rPr>
+          <w:rStyle w:val="OperatorTok"/>
+        </w:rPr>
+        <w:t xml:space="preserve">==</w:t>
+      </w:r>
+      <w:r>
+        <w:rPr>
+          <w:rStyle w:val="NormalTok"/>
+        </w:rPr>
+        <w:t xml:space="preserve"> last_day].copy()        </w:t>
+      </w:r>
+      <w:r>
+        <w:rPr>
+          <w:rStyle w:val="CommentTok"/>
+        </w:rPr>
+        <w:t xml:space="preserve"># forecast the one day with no outcome</w:t>
+      </w:r>
+      <w:r>
+        <w:br/>
+      </w:r>
+      <w:r>
+        <w:rPr>
+          <w:rStyle w:val="ControlFlowTok"/>
+        </w:rPr>
+        <w:t xml:space="preserve">assert</w:t>
+      </w:r>
+      <w:r>
+        <w:rPr>
+          <w:rStyle w:val="NormalTok"/>
+        </w:rPr>
+        <w:t xml:space="preserve"> live.target_ret.isna().</w:t>
+      </w:r>
+      <w:r>
+        <w:rPr>
+          <w:rStyle w:val="BuiltInTok"/>
+        </w:rPr>
+        <w:t xml:space="preserve">all</w:t>
+      </w:r>
+      <w:r>
+        <w:rPr>
+          <w:rStyle w:val="NormalTok"/>
+        </w:rPr>
+        <w:t xml:space="preserve">(), </w:t>
+      </w:r>
+      <w:r>
+        <w:rPr>
+          <w:rStyle w:val="StringTok"/>
+        </w:rPr>
+        <w:t xml:space="preserve">"the last day already has a known outcome - rerun after the close"</w:t>
+      </w:r>
+    </w:p>
+    <w:p>
+      <w:pPr>
+        <w:pStyle w:val="FirstParagraph"/>
+      </w:pPr>
+      <w:r>
+        <w:t xml:space="preserve">The assertion is a guard against the most tempting error in this kind of demonstration. If</w:t>
+      </w:r>
+      <w:r>
+        <w:t xml:space="preserve"> </w:t>
+      </w:r>
+      <w:r>
+        <w:t xml:space="preserve">the script is run while a session is still in progress, the last available day already has</w:t>
+      </w:r>
+      <w:r>
+        <w:t xml:space="preserve"> </w:t>
+      </w:r>
+      <w:r>
+        <w:t xml:space="preserve">an outcome, and the script stops rather than presenting a hindsight value as a forecast.</w:t>
+      </w:r>
+    </w:p>
+    <w:p>
+      <w:pPr>
+        <w:pStyle w:val="BodyText"/>
+      </w:pPr>
+      <w:r>
+        <w:t xml:space="preserve">A representative run, as of the close of 29 October 2026:</w:t>
+      </w:r>
+    </w:p>
+    <w:tbl>
+      <w:tblPr>
+        <w:tblStyle w:val="Table"/>
+        <w:jc w:val="center"/>
+        <w:tblLook w:firstRow="1" w:lastRow="0" w:firstColumn="0" w:lastColumn="0" w:noHBand="0" w:noVBand="0" w:val="0020"/>
+        <w:tblBorders>
+          <w:top w:val="single" w:sz="4" w:space="0" w:color="A6B1BF"/>
+          <w:left w:val="single" w:sz="4" w:space="0" w:color="A6B1BF"/>
+          <w:bottom w:val="single" w:sz="4" w:space="0" w:color="A6B1BF"/>
+          <w:right w:val="single" w:sz="4" w:space="0" w:color="A6B1BF"/>
+          <w:insideH w:val="single" w:sz="4" w:space="0" w:color="A6B1BF"/>
+          <w:insideV w:val="single" w:sz="4" w:space="0" w:color="A6B1BF"/>
+        </w:tblBorders>
+        <w:tblW w:w="9638" w:type="dxa"/>
+        <w:tblLayout w:type="fixed"/>
+      </w:tblPr>
+      <w:tblGrid>
+        <w:gridCol w:w="2834"/>
+        <w:gridCol w:w="6803"/>
+      </w:tblGrid>
+      <w:tr>
+        <w:tc>
+          <w:tcPr>
+            <w:tcW w:type="dxa" w:w="2835"/>
+            <w:shd w:val="clear" w:color="auto" w:fill="DCE6F1"/>
+          </w:tcPr>
+          <w:p>
+            <w:pPr>
+              <w:pStyle w:val="Compact"/>
+              <w:spacing w:after="40"/>
+              <w:jc w:val="left"/>
+            </w:pPr>
+            <w:r>
+              <w:rPr>
+                <w:rFonts w:ascii="Calibri" w:hAnsi="Calibri"/>
+                <w:b/>
+                <w:sz w:val="18"/>
+              </w:rPr>
+              <w:t xml:space="preserve">Quantity</w:t>
+            </w:r>
+          </w:p>
+        </w:tc>
+        <w:tc>
+          <w:tcPr>
+            <w:tcW w:type="dxa" w:w="6803"/>
+            <w:shd w:val="clear" w:color="auto" w:fill="DCE6F1"/>
+          </w:tcPr>
+          <w:p>
+            <w:pPr>
+              <w:pStyle w:val="Compact"/>
+              <w:spacing w:after="40"/>
+              <w:jc w:val="left"/>
+            </w:pPr>
+            <w:r>
+              <w:rPr>
+                <w:rFonts w:ascii="Calibri" w:hAnsi="Calibri"/>
+                <w:b/>
+                <w:sz w:val="18"/>
+              </w:rPr>
+              <w:t xml:space="preserve">Value</w:t>
+            </w:r>
+          </w:p>
+        </w:tc>
+      </w:tr>
+      <w:tr>
+        <w:tc>
+          <w:tcPr>
+            <w:tcW w:type="dxa" w:w="2835"/>
+          </w:tcPr>
+          <w:p>
+            <w:pPr>
+              <w:pStyle w:val="Compact"/>
+              <w:spacing w:after="40"/>
+              <w:jc w:val="left"/>
+            </w:pPr>
+            <w:r>
+              <w:rPr>
+                <w:rFonts w:ascii="Calibri" w:hAnsi="Calibri"/>
+                <w:sz w:val="18"/>
+              </w:rPr>
+              <w:t xml:space="preserve">Stocks forecast</w:t>
+            </w:r>
+          </w:p>
+        </w:tc>
+        <w:tc>
+          <w:tcPr>
+            <w:tcW w:type="dxa" w:w="6803"/>
+          </w:tcPr>
+          <w:p>
+            <w:pPr>
+              <w:pStyle w:val="Compact"/>
+              <w:spacing w:after="40"/>
+              <w:jc w:val="left"/>
+            </w:pPr>
+            <w:r>
+              <w:rPr>
+                <w:rFonts w:ascii="Calibri" w:hAnsi="Calibri"/>
+                <w:sz w:val="18"/>
+              </w:rPr>
+              <w:t xml:space="preserve">431</w:t>
+            </w:r>
+          </w:p>
+        </w:tc>
+      </w:tr>
+      <w:tr>
+        <w:tc>
+          <w:tcPr>
+            <w:tcW w:type="dxa" w:w="2835"/>
+          </w:tcPr>
+          <w:p>
+            <w:pPr>
+              <w:pStyle w:val="Compact"/>
+              <w:spacing w:after="40"/>
+              <w:jc w:val="left"/>
+            </w:pPr>
+            <w:r>
+              <w:rPr>
+                <w:rFonts w:ascii="Calibri" w:hAnsi="Calibri"/>
+                <w:sz w:val="18"/>
+              </w:rPr>
+              <w:t xml:space="preserve">Training rows</w:t>
+            </w:r>
+          </w:p>
+        </w:tc>
+        <w:tc>
+          <w:tcPr>
+            <w:tcW w:type="dxa" w:w="6803"/>
+          </w:tcPr>
+          <w:p>
+            <w:pPr>
+              <w:pStyle w:val="Compact"/>
+              <w:spacing w:after="40"/>
+              <w:jc w:val="left"/>
+            </w:pPr>
+            <w:r>
+              <w:rPr>
+                <w:rFonts w:ascii="Calibri" w:hAnsi="Calibri"/>
+                <w:sz w:val="18"/>
+              </w:rPr>
+              <w:t xml:space="preserve">1,473,486 stock-days, through 28 October 2026</w:t>
+            </w:r>
+          </w:p>
+        </w:tc>
+      </w:tr>
+      <w:tr>
+        <w:tc>
+          <w:tcPr>
+            <w:tcW w:type="dxa" w:w="2835"/>
+          </w:tcPr>
+          <w:p>
+            <w:pPr>
+              <w:pStyle w:val="Compact"/>
+              <w:spacing w:after="40"/>
+              <w:jc w:val="left"/>
+            </w:pPr>
+            <w:r>
+              <w:rPr>
+                <w:rFonts w:ascii="Calibri" w:hAnsi="Calibri"/>
+                <w:sz w:val="18"/>
+              </w:rPr>
+              <w:t xml:space="preserve">Hyperparameters</w:t>
+            </w:r>
+          </w:p>
+        </w:tc>
+        <w:tc>
+          <w:tcPr>
+            <w:tcW w:type="dxa" w:w="6803"/>
+          </w:tcPr>
+          <w:p>
+            <w:pPr>
+              <w:pStyle w:val="Compact"/>
+              <w:spacing w:after="40"/>
+              <w:jc w:val="left"/>
+            </w:pPr>
+            <w:r>
+              <w:rPr>
+                <w:rFonts w:ascii="Calibri" w:hAnsi="Calibri"/>
+                <w:sz w:val="18"/>
+              </w:rPr>
+              <w:t xml:space="preserve">unchanged from §6.1 (300 trees, leaf 5,000, max_features 0.3)</w:t>
+            </w:r>
+          </w:p>
+        </w:tc>
+      </w:tr>
+      <w:tr>
+        <w:tc>
+          <w:tcPr>
+            <w:tcW w:type="dxa" w:w="2835"/>
+          </w:tcPr>
+          <w:p>
+            <w:pPr>
+              <w:pStyle w:val="Compact"/>
+              <w:spacing w:after="40"/>
+              <w:jc w:val="left"/>
+            </w:pPr>
+            <w:r>
+              <w:rPr>
+                <w:rFonts w:ascii="Calibri" w:hAnsi="Calibri"/>
+                <w:sz w:val="18"/>
+              </w:rPr>
+              <w:t xml:space="preserve">Price source</w:t>
+            </w:r>
+          </w:p>
+        </w:tc>
+        <w:tc>
+          <w:tcPr>
+            <w:tcW w:type="dxa" w:w="6803"/>
+          </w:tcPr>
+          <w:p>
+            <w:pPr>
+              <w:pStyle w:val="Compact"/>
+              <w:spacing w:after="40"/>
+              <w:jc w:val="left"/>
+            </w:pPr>
+            <w:r>
+              <w:rPr>
+                <w:rFonts w:ascii="Calibri" w:hAnsi="Calibri"/>
+                <w:sz w:val="18"/>
+              </w:rPr>
+              <w:t xml:space="preserve">Yahoo Finance via</w:t>
+            </w:r>
+            <w:r>
+              <w:rPr>
+                <w:rFonts w:ascii="Calibri" w:hAnsi="Calibri"/>
+                <w:sz w:val="18"/>
+              </w:rPr>
+              <w:t xml:space="preserve"> </w:t>
+            </w:r>
+            <w:r>
+              <w:rPr>
+                <w:rStyle w:val="VerbatimChar"/>
+                <w:rFonts w:ascii="Calibri" w:hAnsi="Calibri"/>
+                <w:sz w:val="18"/>
+              </w:rPr>
+              <w:t xml:space="preserve">yfinance</w:t>
+            </w:r>
+            <w:r>
+              <w:rPr>
+                <w:rFonts w:ascii="Calibri" w:hAnsi="Calibri"/>
+                <w:sz w:val="18"/>
+              </w:rPr>
+              <w:t xml:space="preserve">, split- and dividend-adjusted</w:t>
+            </w:r>
+          </w:p>
+        </w:tc>
+      </w:tr>
+      <w:tr>
+        <w:tc>
+          <w:tcPr>
+            <w:tcW w:type="dxa" w:w="2835"/>
+          </w:tcPr>
+          <w:p>
+            <w:pPr>
+              <w:pStyle w:val="Compact"/>
+              <w:spacing w:after="40"/>
+              <w:jc w:val="left"/>
+            </w:pPr>
+            <w:r>
+              <w:rPr>
+                <w:rFonts w:ascii="Calibri" w:hAnsi="Calibri"/>
+                <w:sz w:val="18"/>
+              </w:rPr>
+              <w:t xml:space="preserve">Tickers no longer trading</w:t>
+            </w:r>
+          </w:p>
+        </w:tc>
+        <w:tc>
+          <w:tcPr>
+            <w:tcW w:type="dxa" w:w="6803"/>
+          </w:tcPr>
+          <w:p>
+            <w:pPr>
+              <w:pStyle w:val="Compact"/>
+              <w:spacing w:after="40"/>
+              <w:jc w:val="left"/>
+            </w:pPr>
+            <w:r>
+              <w:rPr>
+                <w:rFonts w:ascii="Calibri" w:hAnsi="Calibri"/>
+                <w:sz w:val="18"/>
+              </w:rPr>
+              <w:t xml:space="preserve">43 of the original 474</w:t>
+            </w:r>
+          </w:p>
+        </w:tc>
+      </w:tr>
+    </w:tbl>
+    <w:p>
+      <w:pPr>
+        <w:pStyle w:val="BodyText"/>
+      </w:pPr>
+      <w:r>
+        <w:t xml:space="preserve">Three caveats are reported by the system itself rather than left to the reader. First, 43 of</w:t>
+      </w:r>
+      <w:r>
+        <w:t xml:space="preserve"> </w:t>
+      </w:r>
+      <w:r>
+        <w:t xml:space="preserve">the original tickers have been acquired, merged or delisted, so the live universe is smaller</w:t>
+      </w:r>
+      <w:r>
+        <w:t xml:space="preserve"> </w:t>
+      </w:r>
+      <w:r>
+        <w:t xml:space="preserve">than the study universe and the market-context features are computed over the survivors —</w:t>
+      </w:r>
+      <w:r>
+        <w:t xml:space="preserve"> </w:t>
+      </w:r>
+      <w:r>
+        <w:t xml:space="preserve">the survivorship bias discussed in §10 made visible rather than hidden. Second, the prices</w:t>
+      </w:r>
+      <w:r>
+        <w:t xml:space="preserve"> </w:t>
+      </w:r>
+      <w:r>
+        <w:t xml:space="preserve">come from a different vendor than the study panel; both are adjusted, but they are not the</w:t>
+      </w:r>
+      <w:r>
+        <w:t xml:space="preserve"> </w:t>
+      </w:r>
+      <w:r>
+        <w:t xml:space="preserve">same series. Third, nothing in the live output is scored, because the outcome does not</w:t>
+      </w:r>
+      <w:r>
+        <w:t xml:space="preserve"> </w:t>
+      </w:r>
+      <w:r>
+        <w:t xml:space="preserve">exist yet; the live mode demonstrates that the mechanism runs forward, not that it is</w:t>
+      </w:r>
+      <w:r>
+        <w:t xml:space="preserve"> </w:t>
+      </w:r>
+      <w:r>
+        <w:t xml:space="preserve">accurate.</w:t>
+      </w:r>
+    </w:p>
+    <w:bookmarkEnd w:id="68"/>
+    <w:bookmarkStart w:id="69" w:name="the-interactive-demonstration-app.py"/>
+    <w:p>
+      <w:pPr>
+        <w:pStyle w:val="Heading2"/>
+      </w:pPr>
+      <w:r>
+        <w:t xml:space="preserve">8.3 The interactive demonstration:</w:t>
+      </w:r>
+      <w:r>
+        <w:t xml:space="preserve"> </w:t>
+      </w:r>
+      <w:r>
+        <w:rPr>
+          <w:rStyle w:val="VerbatimChar"/>
+        </w:rPr>
+        <w:t xml:space="preserve">app.py</w:t>
+      </w:r>
+    </w:p>
+    <w:p>
+      <w:pPr>
+        <w:pStyle w:val="FirstParagraph"/>
+      </w:pPr>
+      <w:r>
+        <w:rPr>
+          <w:rStyle w:val="VerbatimChar"/>
+        </w:rPr>
+        <w:t xml:space="preserve">app.py</w:t>
+      </w:r>
+      <w:r>
+        <w:t xml:space="preserve"> </w:t>
+      </w:r>
+      <w:r>
+        <w:t xml:space="preserve">serves a single page from the Python standard library’s</w:t>
+      </w:r>
+      <w:r>
+        <w:t xml:space="preserve"> </w:t>
+      </w:r>
+      <w:r>
+        <w:rPr>
+          <w:rStyle w:val="VerbatimChar"/>
+        </w:rPr>
+        <w:t xml:space="preserve">ThreadingHTTPServer</w:t>
+      </w:r>
+      <w:r>
+        <w:t xml:space="preserve">. It</w:t>
+      </w:r>
+      <w:r>
+        <w:t xml:space="preserve"> </w:t>
+      </w:r>
+      <w:r>
+        <w:t xml:space="preserve">loads the four walk-forward models from §6.1, a TreeSHAP explainer for each, the LIME</w:t>
+      </w:r>
+      <w:r>
+        <w:t xml:space="preserve"> </w:t>
+      </w:r>
+      <w:r>
+        <w:t xml:space="preserve">reference samples, the cleaned price history (2,526 days × 474 stocks) and, when present,</w:t>
+      </w:r>
+      <w:r>
+        <w:t xml:space="preserve"> </w:t>
+      </w:r>
+      <w:r>
+        <w:t xml:space="preserve">the live forecast and its retrained model.</w:t>
+      </w:r>
+    </w:p>
+    <w:p>
+      <w:pPr>
+        <w:pStyle w:val="BodyText"/>
+      </w:pPr>
+      <w:r>
+        <w:t xml:space="preserve">Three endpoints:</w:t>
+      </w:r>
+    </w:p>
+    <w:tbl>
+      <w:tblPr>
+        <w:tblStyle w:val="Table"/>
+        <w:jc w:val="center"/>
+        <w:tblLook w:firstRow="1" w:lastRow="0" w:firstColumn="0" w:lastColumn="0" w:noHBand="0" w:noVBand="0" w:val="0020"/>
+        <w:tblBorders>
+          <w:top w:val="single" w:sz="4" w:space="0" w:color="A6B1BF"/>
+          <w:left w:val="single" w:sz="4" w:space="0" w:color="A6B1BF"/>
+          <w:bottom w:val="single" w:sz="4" w:space="0" w:color="A6B1BF"/>
+          <w:right w:val="single" w:sz="4" w:space="0" w:color="A6B1BF"/>
+          <w:insideH w:val="single" w:sz="4" w:space="0" w:color="A6B1BF"/>
+          <w:insideV w:val="single" w:sz="4" w:space="0" w:color="A6B1BF"/>
+        </w:tblBorders>
+        <w:tblW w:w="9638" w:type="dxa"/>
+        <w:tblLayout w:type="fixed"/>
+      </w:tblPr>
+      <w:tblGrid>
+        <w:gridCol w:w="3544"/>
+        <w:gridCol w:w="6092"/>
+      </w:tblGrid>
+      <w:tr>
+        <w:tc>
+          <w:tcPr>
+            <w:tcW w:type="dxa" w:w="3545"/>
+            <w:shd w:val="clear" w:color="auto" w:fill="DCE6F1"/>
+          </w:tcPr>
+          <w:p>
+            <w:pPr>
+              <w:pStyle w:val="Compact"/>
+              <w:spacing w:after="40"/>
+              <w:jc w:val="left"/>
+            </w:pPr>
+            <w:r>
+              <w:rPr>
+                <w:rFonts w:ascii="Calibri" w:hAnsi="Calibri"/>
+                <w:b/>
+                <w:sz w:val="18"/>
+              </w:rPr>
+              <w:t xml:space="preserve">Endpoint</w:t>
+            </w:r>
+          </w:p>
+        </w:tc>
+        <w:tc>
+          <w:tcPr>
+            <w:tcW w:type="dxa" w:w="6093"/>
+            <w:shd w:val="clear" w:color="auto" w:fill="DCE6F1"/>
+          </w:tcPr>
+          <w:p>
+            <w:pPr>
+              <w:pStyle w:val="Compact"/>
+              <w:spacing w:after="40"/>
+              <w:jc w:val="left"/>
+            </w:pPr>
+            <w:r>
+              <w:rPr>
+                <w:rFonts w:ascii="Calibri" w:hAnsi="Calibri"/>
+                <w:b/>
+                <w:sz w:val="18"/>
+              </w:rPr>
+              <w:t xml:space="preserve">Returns</w:t>
+            </w:r>
+          </w:p>
+        </w:tc>
+      </w:tr>
+      <w:tr>
+        <w:tc>
+          <w:tcPr>
+            <w:tcW w:type="dxa" w:w="3545"/>
+          </w:tcPr>
+          <w:p>
+            <w:pPr>
+              <w:pStyle w:val="Compact"/>
+              <w:spacing w:after="40"/>
+              <w:jc w:val="left"/>
+            </w:pPr>
+            <w:r>
+              <w:rPr>
+                <w:rStyle w:val="VerbatimChar"/>
+                <w:rFonts w:ascii="Calibri" w:hAnsi="Calibri"/>
+                <w:sz w:val="18"/>
+              </w:rPr>
+              <w:t xml:space="preserve">GET /api/meta</w:t>
+            </w:r>
+          </w:p>
+        </w:tc>
+        <w:tc>
+          <w:tcPr>
+            <w:tcW w:type="dxa" w:w="6093"/>
+          </w:tcPr>
+          <w:p>
+            <w:pPr>
+              <w:pStyle w:val="Compact"/>
+              <w:spacing w:after="40"/>
+              <w:jc w:val="left"/>
+            </w:pPr>
+            <w:r>
+              <w:rPr>
+                <w:rFonts w:ascii="Calibri" w:hAnsi="Calibri"/>
+                <w:sz w:val="18"/>
+              </w:rPr>
+              <w:t xml:space="preserve">ticker list, date range, suggested cases, live metadata</w:t>
+            </w:r>
+          </w:p>
+        </w:tc>
+      </w:tr>
+      <w:tr>
+        <w:tc>
+          <w:tcPr>
+            <w:tcW w:type="dxa" w:w="3545"/>
+          </w:tcPr>
+          <w:p>
+            <w:pPr>
+              <w:pStyle w:val="Compact"/>
+              <w:spacing w:after="40"/>
+              <w:jc w:val="left"/>
+            </w:pPr>
+            <w:r>
+              <w:rPr>
+                <w:rStyle w:val="VerbatimChar"/>
+                <w:rFonts w:ascii="Calibri" w:hAnsi="Calibri"/>
+                <w:sz w:val="18"/>
+              </w:rPr>
+              <w:t xml:space="preserve">GET /api/dates?ticker=…</w:t>
+            </w:r>
+          </w:p>
+        </w:tc>
+        <w:tc>
+          <w:tcPr>
+            <w:tcW w:type="dxa" w:w="6093"/>
+          </w:tcPr>
+          <w:p>
+            <w:pPr>
+              <w:pStyle w:val="Compact"/>
+              <w:spacing w:after="40"/>
+              <w:jc w:val="left"/>
+            </w:pPr>
+            <w:r>
+              <w:rPr>
+                <w:rFonts w:ascii="Calibri" w:hAnsi="Calibri"/>
+                <w:sz w:val="18"/>
+              </w:rPr>
+              <w:t xml:space="preserve">the dates that stock can be explained on</w:t>
+            </w:r>
+          </w:p>
+        </w:tc>
+      </w:tr>
+      <w:tr>
+        <w:tc>
+          <w:tcPr>
+            <w:tcW w:type="dxa" w:w="3545"/>
+          </w:tcPr>
+          <w:p>
+            <w:pPr>
+              <w:pStyle w:val="Compact"/>
+              <w:spacing w:after="40"/>
+              <w:jc w:val="left"/>
+            </w:pPr>
+            <w:r>
+              <w:rPr>
+                <w:rStyle w:val="VerbatimChar"/>
+                <w:rFonts w:ascii="Calibri" w:hAnsi="Calibri"/>
+                <w:sz w:val="18"/>
+              </w:rPr>
+              <w:t xml:space="preserve">GET /api/explain?ticker=…&amp;date=…</w:t>
+            </w:r>
+          </w:p>
+        </w:tc>
+        <w:tc>
+          <w:tcPr>
+            <w:tcW w:type="dxa" w:w="6093"/>
+          </w:tcPr>
+          <w:p>
+            <w:pPr>
+              <w:pStyle w:val="Compact"/>
+              <w:spacing w:after="40"/>
+              <w:jc w:val="left"/>
+            </w:pPr>
+            <w:r>
+              <w:rPr>
+                <w:rFonts w:ascii="Calibri" w:hAnsi="Calibri"/>
+                <w:sz w:val="18"/>
+              </w:rPr>
+              <w:t xml:space="preserve">forecast, SHAP, five LIME runs, agreement, faithfulness</w:t>
+            </w:r>
+          </w:p>
+        </w:tc>
+      </w:tr>
+    </w:tbl>
+    <w:p>
+      <w:pPr>
+        <w:pStyle w:val="BodyText"/>
+      </w:pPr>
+      <w:r>
+        <w:t xml:space="preserve">Two design decisions matter for the credibility of the demonstration.</w:t>
+      </w:r>
+    </w:p>
+    <w:p>
+      <w:pPr>
+        <w:pStyle w:val="BodyText"/>
+      </w:pPr>
+      <w:r>
+        <w:t xml:space="preserve">Nothing is served from a cached result file. Each</w:t>
+      </w:r>
+      <w:r>
+        <w:t xml:space="preserve"> </w:t>
+      </w:r>
+      <w:r>
+        <w:rPr>
+          <w:rStyle w:val="VerbatimChar"/>
+        </w:rPr>
+        <w:t xml:space="preserve">/api/explain</w:t>
+      </w:r>
+      <w:r>
+        <w:t xml:space="preserve"> </w:t>
+      </w:r>
+      <w:r>
+        <w:t xml:space="preserve">request runs TreeSHAP once</w:t>
+      </w:r>
+      <w:r>
+        <w:t xml:space="preserve"> </w:t>
+      </w:r>
+      <w:r>
+        <w:t xml:space="preserve">and LIME five times, on the saved model, at request time. The page therefore shows what the</w:t>
+      </w:r>
+      <w:r>
+        <w:t xml:space="preserve"> </w:t>
+      </w:r>
+      <w:r>
+        <w:t xml:space="preserve">pipeline produces, not a transcription of §7.</w:t>
+      </w:r>
+    </w:p>
+    <w:p>
+      <w:pPr>
+        <w:pStyle w:val="BodyText"/>
+      </w:pPr>
+      <w:r>
+        <w:t xml:space="preserve">The live and historical paths share one function.</w:t>
+      </w:r>
+      <w:r>
+        <w:t xml:space="preserve"> </w:t>
+      </w:r>
+      <w:r>
+        <w:rPr>
+          <w:rStyle w:val="VerbatimChar"/>
+        </w:rPr>
+        <w:t xml:space="preserve">explain(ticker, date, live=False)</w:t>
+      </w:r>
+      <w:r>
+        <w:t xml:space="preserve"> </w:t>
+      </w:r>
+      <w:r>
+        <w:t xml:space="preserve">differs between the two modes only in which model and which feature row it selects; the</w:t>
+      </w:r>
+      <w:r>
+        <w:t xml:space="preserve"> </w:t>
+      </w:r>
+      <w:r>
+        <w:t xml:space="preserve">TreeSHAP call, the five LIME runs, the agreement statistics and the faithfulness probe are</w:t>
+      </w:r>
+      <w:r>
+        <w:t xml:space="preserve"> </w:t>
+      </w:r>
+      <w:r>
+        <w:t xml:space="preserve">the same lines of code.</w:t>
+      </w:r>
+      <w:r>
+        <w:t xml:space="preserve"> </w:t>
+      </w:r>
+      <w:r>
+        <w:rPr>
+          <w:rStyle w:val="VerbatimChar"/>
+        </w:rPr>
+        <w:t xml:space="preserve">app.py</w:t>
+      </w:r>
+      <w:r>
+        <w:t xml:space="preserve"> </w:t>
+      </w:r>
+      <w:r>
+        <w:t xml:space="preserve">imports</w:t>
+      </w:r>
+      <w:r>
+        <w:t xml:space="preserve"> </w:t>
+      </w:r>
+      <w:r>
+        <w:rPr>
+          <w:rStyle w:val="VerbatimChar"/>
+        </w:rPr>
+        <w:t xml:space="preserve">lime_weights</w:t>
+      </w:r>
+      <w:r>
+        <w:t xml:space="preserve"> </w:t>
+      </w:r>
+      <w:r>
+        <w:t xml:space="preserve">from</w:t>
+      </w:r>
+      <w:r>
+        <w:t xml:space="preserve"> </w:t>
+      </w:r>
+      <w:r>
+        <w:rPr>
+          <w:rStyle w:val="VerbatimChar"/>
+        </w:rPr>
+        <w:t xml:space="preserve">lime_explain.py</w:t>
+      </w:r>
+      <w:r>
+        <w:t xml:space="preserve"> </w:t>
+      </w:r>
+      <w:r>
+        <w:t xml:space="preserve">and</w:t>
+      </w:r>
+      <w:r>
+        <w:t xml:space="preserve"> </w:t>
+      </w:r>
+      <w:r>
+        <w:rPr>
+          <w:rStyle w:val="VerbatimChar"/>
+        </w:rPr>
+        <w:t xml:space="preserve">FEATURES</w:t>
+      </w:r>
+      <w:r>
+        <w:t xml:space="preserve"> </w:t>
+      </w:r>
+      <w:r>
+        <w:t xml:space="preserve">and</w:t>
+      </w:r>
+      <w:r>
+        <w:t xml:space="preserve"> </w:t>
+      </w:r>
+      <w:r>
+        <w:rPr>
+          <w:rStyle w:val="VerbatimChar"/>
+        </w:rPr>
+        <w:t xml:space="preserve">FAMILY_OF</w:t>
+      </w:r>
+      <w:r>
+        <w:t xml:space="preserve"> </w:t>
+      </w:r>
+      <w:r>
+        <w:t xml:space="preserve">from</w:t>
+      </w:r>
+      <w:r>
+        <w:t xml:space="preserve"> </w:t>
+      </w:r>
+      <w:r>
+        <w:rPr>
+          <w:rStyle w:val="VerbatimChar"/>
+        </w:rPr>
+        <w:t xml:space="preserve">features.py</w:t>
+      </w:r>
+      <w:r>
+        <w:t xml:space="preserve">, so the demonstration cannot drift into being</w:t>
+      </w:r>
+      <w:r>
+        <w:t xml:space="preserve"> </w:t>
+      </w:r>
+      <w:r>
+        <w:t xml:space="preserve">a more flattering version of the study.</w:t>
+      </w:r>
+    </w:p>
+    <w:p>
+      <w:pPr>
+        <w:pStyle w:val="BodyText"/>
+      </w:pPr>
+      <w:r>
+        <w:t xml:space="preserve">The faithfulness panel is the §6.5 R1 test reduced to a single forecast: SHAP’s top feature</w:t>
+      </w:r>
+      <w:r>
+        <w:t xml:space="preserve"> </w:t>
+      </w:r>
+      <w:r>
+        <w:t xml:space="preserve">is replaced with each of 32 background rows and the mean absolute change in the forecast is</w:t>
+      </w:r>
+      <w:r>
+        <w:t xml:space="preserve"> </w:t>
+      </w:r>
+      <w:r>
+        <w:t xml:space="preserve">recorded, then the same is done for eight randomly chosen features, and the ratio is</w:t>
+      </w:r>
+      <w:r>
+        <w:t xml:space="preserve"> </w:t>
+      </w:r>
+      <w:r>
+        <w:t xml:space="preserve">reported. For a forecast whose explanation is faithful the ratio is well above one.</w:t>
+      </w:r>
+    </w:p>
+    <w:bookmarkEnd w:id="69"/>
+    <w:bookmarkStart w:id="70" w:name="input-and-output"/>
+    <w:p>
+      <w:pPr>
+        <w:pStyle w:val="Heading2"/>
+      </w:pPr>
+      <w:r>
+        <w:t xml:space="preserve">8.4 Input and output</w:t>
+      </w:r>
+    </w:p>
+    <w:p>
+      <w:pPr>
+        <w:pStyle w:val="FirstParagraph"/>
+      </w:pPr>
+      <w:r>
+        <w:t xml:space="preserve">The user supplies two values: a stock (474 in historical mode, 431 in live mode) and either</w:t>
+      </w:r>
+      <w:r>
+        <w:t xml:space="preserve"> </w:t>
+      </w:r>
+      <w:r>
+        <w:t xml:space="preserve">a trading day between 2 January 2019 and 24 May 2022 or the next session.</w:t>
+      </w:r>
+    </w:p>
+    <w:p>
+      <w:pPr>
+        <w:pStyle w:val="BodyText"/>
+      </w:pPr>
+      <w:r>
+        <w:t xml:space="preserve">The page returns seven things.</w:t>
       </w:r>
     </w:p>
     <w:p>
@@ -19539,119 +21241,31 @@
           <w:bCs/>
           <w:b/>
         </w:rPr>
-        <w:t xml:space="preserve">Score the change, not the level.</w:t>
-      </w:r>
-    </w:p>
-    <w:p>
-      <w:pPr>
-        <w:numPr>
-          <w:ilvl w:val="1"/>
-          <w:numId w:val="1037"/>
-        </w:numPr>
-        <w:pStyle w:val="Compact"/>
-      </w:pPr>
-      <w:r>
-        <w:t xml:space="preserve">One set of forecasts scores R² 0.9994 on the price and +0.00013 on the return. The first</w:t>
-      </w:r>
-      <w:r>
-        <w:t xml:space="preserve"> </w:t>
-      </w:r>
-      <w:r>
-        <w:t xml:space="preserve">number is a property of daily stock prices — naive persistence matches it exactly — and</w:t>
-      </w:r>
-      <w:r>
-        <w:t xml:space="preserve"> </w:t>
-      </w:r>
-      <w:r>
-        <w:t xml:space="preserve">only the second says anything about the model.</w:t>
-      </w:r>
-    </w:p>
-    <w:p>
-      <w:pPr>
-        <w:numPr>
-          <w:ilvl w:val="1"/>
-          <w:numId w:val="1037"/>
-        </w:numPr>
-        <w:pStyle w:val="Compact"/>
-      </w:pPr>
-      <w:r>
-        <w:t xml:space="preserve">The forecasts themselves vary by 10.8 bp against a realised 245 bp: the model is</w:t>
-      </w:r>
-      <w:r>
-        <w:t xml:space="preserve"> </w:t>
-      </w:r>
-      <w:r>
-        <w:t xml:space="preserve">correctly refusing to commit, which is what produces the flattering price figures.</w:t>
-      </w:r>
-    </w:p>
-    <w:p>
-      <w:pPr>
-        <w:numPr>
-          <w:ilvl w:val="1"/>
-          <w:numId w:val="1037"/>
-        </w:numPr>
-        <w:pStyle w:val="Compact"/>
-      </w:pPr>
-      <w:r>
-        <w:t xml:space="preserve">A price-level Random Forest with R² 0.993 is significantly</w:t>
-      </w:r>
-      <w:r>
-        <w:t xml:space="preserve"> </w:t>
-      </w:r>
-      <w:r>
-        <w:rPr>
-          <w:iCs/>
-          <w:i/>
-        </w:rPr>
-        <w:t xml:space="preserve">worse</w:t>
-      </w:r>
-      <w:r>
-        <w:t xml:space="preserve"> </w:t>
-      </w:r>
-      <w:r>
-        <w:t xml:space="preserve">than naive in both</w:t>
-      </w:r>
-      <w:r>
-        <w:t xml:space="preserve"> </w:t>
-      </w:r>
-      <w:r>
-        <w:t xml:space="preserve">spaces. Accuracy claims reported in price units, without a persistence baseline, cannot</w:t>
-      </w:r>
-      <w:r>
-        <w:t xml:space="preserve"> </w:t>
-      </w:r>
-      <w:r>
-        <w:t xml:space="preserve">be interpreted at all. This matches the weak signal Indra et al. (2025) found once</w:t>
-      </w:r>
-      <w:r>
-        <w:t xml:space="preserve"> </w:t>
-      </w:r>
-      <w:r>
-        <w:t xml:space="preserve">returns were evaluated properly.</w:t>
-      </w:r>
-    </w:p>
-    <w:p>
-      <w:pPr>
-        <w:numPr>
-          <w:ilvl w:val="1"/>
-          <w:numId w:val="1037"/>
-        </w:numPr>
-        <w:pStyle w:val="Compact"/>
-      </w:pPr>
-      <w:r>
-        <w:t xml:space="preserve">Return space also localises what little skill exists: significant only in the 2020–21</w:t>
-      </w:r>
-      <w:r>
-        <w:t xml:space="preserve"> </w:t>
-      </w:r>
-      <w:r>
-        <w:t xml:space="preserve">recovery (R² +0.0067, DM p = 0.043) and inverted during the COVID crash (IC −0.073,</w:t>
-      </w:r>
-      <w:r>
-        <w:t xml:space="preserve"> </w:t>
-      </w:r>
-      <w:r>
-        <w:t xml:space="preserve">direction 34.7%). Neither is visible in the price-space numbers.</w:t>
+        <w:t xml:space="preserve">The forecast.</w:t>
+      </w:r>
+      <w:r>
+        <w:t xml:space="preserve"> </w:t>
+      </w:r>
+      <w:r>
+        <w:t xml:space="preserve">Predicted next-day return in basis points, the implied close in</w:t>
+      </w:r>
+      <w:r>
+        <w:t xml:space="preserve"> </w:t>
+      </w:r>
+      <w:r>
+        <w:t xml:space="preserve">dollars, and the Random Forest classifier’s probability that the day is up. In historical</w:t>
+      </w:r>
+      <w:r>
+        <w:t xml:space="preserve"> </w:t>
+      </w:r>
+      <w:r>
+        <w:t xml:space="preserve">mode the realised return and close are shown beside it, with the direction marked correct</w:t>
+      </w:r>
+      <w:r>
+        <w:t xml:space="preserve"> </w:t>
+      </w:r>
+      <w:r>
+        <w:t xml:space="preserve">or incorrect.</w:t>
       </w:r>
     </w:p>
     <w:p>
@@ -19667,55 +21281,43 @@
           <w:bCs/>
           <w:b/>
         </w:rPr>
-        <w:t xml:space="preserve">Faithful does not mean the market insight is real.</w:t>
-      </w:r>
-    </w:p>
-    <w:p>
-      <w:pPr>
-        <w:numPr>
-          <w:ilvl w:val="1"/>
-          <w:numId w:val="1038"/>
-        </w:numPr>
-        <w:pStyle w:val="Compact"/>
-      </w:pPr>
-      <w:r>
-        <w:t xml:space="preserve">SHAP is faithful (fidelity ≥ 0.98), seed-stable (τ = 0.85) and passes the sanity check.</w:t>
-      </w:r>
-    </w:p>
-    <w:p>
-      <w:pPr>
-        <w:numPr>
-          <w:ilvl w:val="1"/>
-          <w:numId w:val="1038"/>
-        </w:numPr>
-        <w:pStyle w:val="Compact"/>
-      </w:pPr>
-      <w:r>
-        <w:t xml:space="preserve">Yet SHAP, LIME and MDI all disagree with permutation importance (τ ≤ 0.15).</w:t>
-      </w:r>
-    </w:p>
-    <w:p>
-      <w:pPr>
-        <w:numPr>
-          <w:ilvl w:val="1"/>
-          <w:numId w:val="1038"/>
-        </w:numPr>
-        <w:pStyle w:val="Compact"/>
-      </w:pPr>
-      <w:r>
-        <w:t xml:space="preserve">Explanations describe how the model computes its forecast, not which relationships</w:t>
-      </w:r>
-      <w:r>
-        <w:t xml:space="preserve"> </w:t>
-      </w:r>
-      <w:r>
-        <w:t xml:space="preserve">actually predict prices. Presenting SHAP or LIME rankings as market insight, as in</w:t>
-      </w:r>
-      <w:r>
-        <w:t xml:space="preserve"> </w:t>
-      </w:r>
-      <w:r>
-        <w:t xml:space="preserve">papers 1 and 3, conflates the two.</w:t>
+        <w:t xml:space="preserve">The forecast in context.</w:t>
+      </w:r>
+      <w:r>
+        <w:t xml:space="preserve"> </w:t>
+      </w:r>
+      <w:r>
+        <w:t xml:space="preserve">The last 60 closes, a dashed segment to the forecast, and a</w:t>
+      </w:r>
+      <w:r>
+        <w:t xml:space="preserve"> </w:t>
+      </w:r>
+      <w:r>
+        <w:t xml:space="preserve">shaded band of one standard deviation of that stock’s recent daily moves. The band is the</w:t>
+      </w:r>
+      <w:r>
+        <w:t xml:space="preserve"> </w:t>
+      </w:r>
+      <w:r>
+        <w:t xml:space="preserve">point of the chart: for AAPL on 29 October 2026 the forecast is −4.05 bp against a ±87 bp</w:t>
+      </w:r>
+      <w:r>
+        <w:t xml:space="preserve"> </w:t>
+      </w:r>
+      <w:r>
+        <w:t xml:space="preserve">band, so the model is predicting a move roughly 22 times smaller than a normal day. The</w:t>
+      </w:r>
+      <w:r>
+        <w:t xml:space="preserve"> </w:t>
+      </w:r>
+      <w:r>
+        <w:t xml:space="preserve">near-zero dispersion reported in §7.1.1 is a summary statistic; this is the same fact</w:t>
+      </w:r>
+      <w:r>
+        <w:t xml:space="preserve"> </w:t>
+      </w:r>
+      <w:r>
+        <w:t xml:space="preserve">made visible on one stock.</w:t>
       </w:r>
     </w:p>
     <w:p>
@@ -19731,7 +21333,302 @@
           <w:bCs/>
           <w:b/>
         </w:rPr>
-        <w:t xml:space="preserve">For tree models, SHAP should be preferred over LIME for individual explanations.</w:t>
+        <w:t xml:space="preserve">A SHAP waterfall.</w:t>
+      </w:r>
+      <w:r>
+        <w:t xml:space="preserve"> </w:t>
+      </w:r>
+      <w:r>
+        <w:t xml:space="preserve">The base value (the model’s mean forecast), then each of the top</w:t>
+      </w:r>
+      <w:r>
+        <w:t xml:space="preserve"> </w:t>
+      </w:r>
+      <w:r>
+        <w:t xml:space="preserve">eight contributions in turn, then the remaining 24 features as one bar, ending exactly on</w:t>
+      </w:r>
+      <w:r>
+        <w:t xml:space="preserve"> </w:t>
+      </w:r>
+      <w:r>
+        <w:t xml:space="preserve">the forecast. The exactness is the demonstration of TreeSHAP’s additivity: the bars are</w:t>
+      </w:r>
+      <w:r>
+        <w:t xml:space="preserve"> </w:t>
+      </w:r>
+      <w:r>
+        <w:t xml:space="preserve">not an illustration of the forecast, they sum to it.</w:t>
+      </w:r>
+    </w:p>
+    <w:p>
+      <w:pPr>
+        <w:numPr>
+          <w:ilvl w:val="0"/>
+          <w:numId w:val="1036"/>
+        </w:numPr>
+        <w:pStyle w:val="Compact"/>
+      </w:pPr>
+      <w:r>
+        <w:rPr>
+          <w:bCs/>
+          <w:b/>
+        </w:rPr>
+        <w:t xml:space="preserve">Both explanations.</w:t>
+      </w:r>
+      <w:r>
+        <w:t xml:space="preserve"> </w:t>
+      </w:r>
+      <w:r>
+        <w:t xml:space="preserve">SHAP and LIME bar charts of the same forecast side by side, plus a</w:t>
+      </w:r>
+      <w:r>
+        <w:t xml:space="preserve"> </w:t>
+      </w:r>
+      <w:r>
+        <w:t xml:space="preserve">table of all 32 features with both attributions in basis points and the feature’s value.</w:t>
+      </w:r>
+    </w:p>
+    <w:p>
+      <w:pPr>
+        <w:numPr>
+          <w:ilvl w:val="0"/>
+          <w:numId w:val="1036"/>
+        </w:numPr>
+        <w:pStyle w:val="Compact"/>
+      </w:pPr>
+      <w:r>
+        <w:rPr>
+          <w:bCs/>
+          <w:b/>
+        </w:rPr>
+        <w:t xml:space="preserve">Agreement.</w:t>
+      </w:r>
+      <w:r>
+        <w:t xml:space="preserve"> </w:t>
+      </w:r>
+      <w:r>
+        <w:t xml:space="preserve">Spearman ρ between the two attribution vectors, top-5 overlap, whether</w:t>
+      </w:r>
+      <w:r>
+        <w:t xml:space="preserve"> </w:t>
+      </w:r>
+      <w:r>
+        <w:t xml:space="preserve">they name the same top feature, and sign agreement on SHAP’s top five.</w:t>
+      </w:r>
+    </w:p>
+    <w:p>
+      <w:pPr>
+        <w:numPr>
+          <w:ilvl w:val="0"/>
+          <w:numId w:val="1036"/>
+        </w:numPr>
+        <w:pStyle w:val="Compact"/>
+      </w:pPr>
+      <w:r>
+        <w:rPr>
+          <w:bCs/>
+          <w:b/>
+        </w:rPr>
+        <w:t xml:space="preserve">Stability.</w:t>
+      </w:r>
+      <w:r>
+        <w:t xml:space="preserve"> </w:t>
+      </w:r>
+      <w:r>
+        <w:t xml:space="preserve">The top feature from each of five LIME runs with different seeds, the mean</w:t>
+      </w:r>
+      <w:r>
+        <w:t xml:space="preserve"> </w:t>
+      </w:r>
+      <w:r>
+        <w:t xml:space="preserve">Spearman between runs, and the median surrogate R². TreeSHAP is labelled deterministic,</w:t>
+      </w:r>
+      <w:r>
+        <w:t xml:space="preserve"> </w:t>
+      </w:r>
+      <w:r>
+        <w:t xml:space="preserve">because re-running it on the same model returns identical values.</w:t>
+      </w:r>
+    </w:p>
+    <w:p>
+      <w:pPr>
+        <w:numPr>
+          <w:ilvl w:val="0"/>
+          <w:numId w:val="1036"/>
+        </w:numPr>
+        <w:pStyle w:val="Compact"/>
+      </w:pPr>
+      <w:r>
+        <w:rPr>
+          <w:bCs/>
+          <w:b/>
+        </w:rPr>
+        <w:t xml:space="preserve">Faithfulness.</w:t>
+      </w:r>
+      <w:r>
+        <w:t xml:space="preserve"> </w:t>
+      </w:r>
+      <w:r>
+        <w:t xml:space="preserve">The change in the forecast when SHAP’s top feature is deleted, the mean</w:t>
+      </w:r>
+      <w:r>
+        <w:t xml:space="preserve"> </w:t>
+      </w:r>
+      <w:r>
+        <w:t xml:space="preserve">change for eight random features, and the ratio.</w:t>
+      </w:r>
+    </w:p>
+    <w:p>
+      <w:pPr>
+        <w:pStyle w:val="FirstParagraph"/>
+      </w:pPr>
+      <w:r>
+        <w:t xml:space="preserve">The five preset cases are chosen to show both outcomes of the §7.6 comparison: two stock-days</w:t>
+      </w:r>
+      <w:r>
+        <w:t xml:space="preserve"> </w:t>
+      </w:r>
+      <w:r>
+        <w:t xml:space="preserve">where the explainers agree, and two where they name a different top feature — which happened</w:t>
+      </w:r>
+      <w:r>
+        <w:t xml:space="preserve"> </w:t>
+      </w:r>
+      <w:r>
+        <w:t xml:space="preserve">on 41% of the sampled stock-days — including one where LIME contradicts its own re-runs.</w:t>
+      </w:r>
+    </w:p>
+    <w:bookmarkEnd w:id="70"/>
+    <w:bookmarkStart w:id="71" w:name="guards-against-overclaiming"/>
+    <w:p>
+      <w:pPr>
+        <w:pStyle w:val="Heading2"/>
+      </w:pPr>
+      <w:r>
+        <w:t xml:space="preserve">8.5 Guards against overclaiming</w:t>
+      </w:r>
+    </w:p>
+    <w:p>
+      <w:pPr>
+        <w:pStyle w:val="FirstParagraph"/>
+      </w:pPr>
+      <w:r>
+        <w:t xml:space="preserve">The demonstration is the part of this project most likely to be mistaken for a trading</w:t>
+      </w:r>
+      <w:r>
+        <w:t xml:space="preserve"> </w:t>
+      </w:r>
+      <w:r>
+        <w:t xml:space="preserve">system, so three guards are built into it.</w:t>
+      </w:r>
+    </w:p>
+    <w:p>
+      <w:pPr>
+        <w:numPr>
+          <w:ilvl w:val="0"/>
+          <w:numId w:val="1037"/>
+        </w:numPr>
+        <w:pStyle w:val="Compact"/>
+      </w:pPr>
+      <w:r>
+        <w:t xml:space="preserve">The live forecast carries its age.</w:t>
+      </w:r>
+      <w:r>
+        <w:t xml:space="preserve"> </w:t>
+      </w:r>
+      <w:r>
+        <w:rPr>
+          <w:rStyle w:val="VerbatimChar"/>
+        </w:rPr>
+        <w:t xml:space="preserve">app.py</w:t>
+      </w:r>
+      <w:r>
+        <w:t xml:space="preserve"> </w:t>
+      </w:r>
+      <w:r>
+        <w:t xml:space="preserve">computes how many days have passed since the</w:t>
+      </w:r>
+      <w:r>
+        <w:t xml:space="preserve"> </w:t>
+      </w:r>
+      <w:r>
+        <w:t xml:space="preserve">close the forecast was made from, and the page displays a warning when that exceeds three</w:t>
+      </w:r>
+      <w:r>
+        <w:t xml:space="preserve"> </w:t>
+      </w:r>
+      <w:r>
+        <w:t xml:space="preserve">days, because a forecast for a session that has already traded is no longer a forecast.</w:t>
+      </w:r>
+    </w:p>
+    <w:p>
+      <w:pPr>
+        <w:numPr>
+          <w:ilvl w:val="0"/>
+          <w:numId w:val="1037"/>
+        </w:numPr>
+        <w:pStyle w:val="Compact"/>
+      </w:pPr>
+      <w:r>
+        <w:t xml:space="preserve">The 43 delisted tickers are listed on the page rather than silently dropped.</w:t>
+      </w:r>
+    </w:p>
+    <w:p>
+      <w:pPr>
+        <w:numPr>
+          <w:ilvl w:val="0"/>
+          <w:numId w:val="1037"/>
+        </w:numPr>
+        <w:pStyle w:val="Compact"/>
+      </w:pPr>
+      <w:r>
+        <w:t xml:space="preserve">The page states that the forecast has an out-of-sample R² of +0.00013 across 405,545</w:t>
+      </w:r>
+      <w:r>
+        <w:t xml:space="preserve"> </w:t>
+      </w:r>
+      <w:r>
+        <w:t xml:space="preserve">scored forecasts. The live mode demonstrates that the mechanism works; §7.1 remains the</w:t>
+      </w:r>
+      <w:r>
+        <w:t xml:space="preserve"> </w:t>
+      </w:r>
+      <w:r>
+        <w:t xml:space="preserve">statement of how well it works.</w:t>
+      </w:r>
+    </w:p>
+    <w:p>
+      <w:r>
+        <w:pict>
+          <v:rect style="width:0;height:1.5pt" o:hralign="center" o:hrstd="t" o:hr="t"/>
+        </w:pict>
+      </w:r>
+    </w:p>
+    <w:bookmarkEnd w:id="71"/>
+    <w:bookmarkEnd w:id="72"/>
+    <w:bookmarkStart w:id="73" w:name="discussion"/>
+    <w:p>
+      <w:pPr>
+        <w:pStyle w:val="Heading1"/>
+      </w:pPr>
+      <w:r>
+        <w:t xml:space="preserve">9. Discussion</w:t>
+      </w:r>
+    </w:p>
+    <w:p>
+      <w:pPr>
+        <w:numPr>
+          <w:ilvl w:val="0"/>
+          <w:numId w:val="1038"/>
+        </w:numPr>
+        <w:pStyle w:val="Compact"/>
+      </w:pPr>
+      <w:r>
+        <w:rPr>
+          <w:bCs/>
+          <w:b/>
+        </w:rPr>
+        <w:t xml:space="preserve">Score the change, not the level.</w:t>
       </w:r>
     </w:p>
     <w:p>
@@ -19743,19 +21640,19 @@
         <w:pStyle w:val="Compact"/>
       </w:pPr>
       <w:r>
-        <w:t xml:space="preserve">LIME agrees with SHAP only moderately even globally (τ 0.58) and is unstable for</w:t>
-      </w:r>
-      <w:r>
-        <w:t xml:space="preserve"> </w:t>
-      </w:r>
-      <w:r>
-        <w:t xml:space="preserve">individual forecasts (ρ 0.45 between runs), fits poorly (median R² 0.17), and can flip a</w:t>
-      </w:r>
-      <w:r>
-        <w:t xml:space="preserve"> </w:t>
-      </w:r>
-      <w:r>
-        <w:t xml:space="preserve">feature’s sign.</w:t>
+        <w:t xml:space="preserve">One set of forecasts scores R² 0.9994 on the price and +0.00013 on the return. The first</w:t>
+      </w:r>
+      <w:r>
+        <w:t xml:space="preserve"> </w:t>
+      </w:r>
+      <w:r>
+        <w:t xml:space="preserve">number is a property of daily stock prices — naive persistence matches it exactly — and</w:t>
+      </w:r>
+      <w:r>
+        <w:t xml:space="preserve"> </w:t>
+      </w:r>
+      <w:r>
+        <w:t xml:space="preserve">only the second says anything about the model.</w:t>
       </w:r>
     </w:p>
     <w:p>
@@ -19767,26 +21664,90 @@
         <w:pStyle w:val="Compact"/>
       </w:pPr>
       <w:r>
-        <w:t xml:space="preserve">Studies reporting a single LIME explanation per case (paper 3) risk reporting noise.</w:t>
-      </w:r>
-      <w:r>
-        <w:t xml:space="preserve"> </w:t>
-      </w:r>
-      <w:r>
-        <w:t xml:space="preserve">Like Song et al. (2026) for neural networks, this shows explanations must be</w:t>
-      </w:r>
-      <w:r>
-        <w:t xml:space="preserve"> </w:t>
-      </w:r>
-      <w:r>
-        <w:t xml:space="preserve">re-run before they are trusted.</w:t>
+        <w:t xml:space="preserve">The forecasts themselves vary by 10.8 bp against a realised 245 bp: the model is</w:t>
+      </w:r>
+      <w:r>
+        <w:t xml:space="preserve"> </w:t>
+      </w:r>
+      <w:r>
+        <w:t xml:space="preserve">correctly refusing to commit, which is what produces the flattering price figures.</w:t>
+      </w:r>
+    </w:p>
+    <w:p>
+      <w:pPr>
+        <w:numPr>
+          <w:ilvl w:val="1"/>
+          <w:numId w:val="1039"/>
+        </w:numPr>
+        <w:pStyle w:val="Compact"/>
+      </w:pPr>
+      <w:r>
+        <w:t xml:space="preserve">A price-level Random Forest with R² 0.993 is significantly</w:t>
+      </w:r>
+      <w:r>
+        <w:t xml:space="preserve"> </w:t>
+      </w:r>
+      <w:r>
+        <w:rPr>
+          <w:iCs/>
+          <w:i/>
+        </w:rPr>
+        <w:t xml:space="preserve">worse</w:t>
+      </w:r>
+      <w:r>
+        <w:t xml:space="preserve"> </w:t>
+      </w:r>
+      <w:r>
+        <w:t xml:space="preserve">than naive in both</w:t>
+      </w:r>
+      <w:r>
+        <w:t xml:space="preserve"> </w:t>
+      </w:r>
+      <w:r>
+        <w:t xml:space="preserve">spaces. Accuracy claims reported in price units, without a persistence baseline, cannot</w:t>
+      </w:r>
+      <w:r>
+        <w:t xml:space="preserve"> </w:t>
+      </w:r>
+      <w:r>
+        <w:t xml:space="preserve">be interpreted at all. This matches the weak signal Indra et al. (2025) found once</w:t>
+      </w:r>
+      <w:r>
+        <w:t xml:space="preserve"> </w:t>
+      </w:r>
+      <w:r>
+        <w:t xml:space="preserve">returns were evaluated properly.</w:t>
+      </w:r>
+    </w:p>
+    <w:p>
+      <w:pPr>
+        <w:numPr>
+          <w:ilvl w:val="1"/>
+          <w:numId w:val="1039"/>
+        </w:numPr>
+        <w:pStyle w:val="Compact"/>
+      </w:pPr>
+      <w:r>
+        <w:t xml:space="preserve">Return space also localises what little skill exists: significant only in the 2020–21</w:t>
+      </w:r>
+      <w:r>
+        <w:t xml:space="preserve"> </w:t>
+      </w:r>
+      <w:r>
+        <w:t xml:space="preserve">recovery (R² +0.0067, DM p = 0.043) and inverted during the COVID crash (IC −0.073,</w:t>
+      </w:r>
+      <w:r>
+        <w:t xml:space="preserve"> </w:t>
+      </w:r>
+      <w:r>
+        <w:t xml:space="preserve">direction 34.7%). Neither is visible in the price-space numbers.</w:t>
       </w:r>
     </w:p>
     <w:p>
       <w:pPr>
         <w:numPr>
           <w:ilvl w:val="0"/>
-          <w:numId w:val="1036"/>
+          <w:numId w:val="1038"/>
         </w:numPr>
         <w:pStyle w:val="Compact"/>
       </w:pPr>
@@ -19795,7 +21756,7 @@
           <w:bCs/>
           <w:b/>
         </w:rPr>
-        <w:t xml:space="preserve">Explanations are period- and sector-specific.</w:t>
+        <w:t xml:space="preserve">Faithful does not mean the market insight is real.</w:t>
       </w:r>
     </w:p>
     <w:p>
@@ -19807,19 +21768,7 @@
         <w:pStyle w:val="Compact"/>
       </w:pPr>
       <w:r>
-        <w:t xml:space="preserve">Regime drift (p = 0.003), sector drift (p = 0.001) and the drop in agreement after</w:t>
-      </w:r>
-      <w:r>
-        <w:t xml:space="preserve"> </w:t>
-      </w:r>
-      <w:r>
-        <w:t xml:space="preserve">retraining on COVID data (τ 0.44) mean an explanation from one period shouldn’t be</w:t>
-      </w:r>
-      <w:r>
-        <w:t xml:space="preserve"> </w:t>
-      </w:r>
-      <w:r>
-        <w:t xml:space="preserve">generalised.</w:t>
+        <w:t xml:space="preserve">SHAP is faithful (fidelity ≥ 0.98), seed-stable (τ = 0.85) and passes the sanity check.</w:t>
       </w:r>
     </w:p>
     <w:p>
@@ -19831,20 +21780,38 @@
         <w:pStyle w:val="Compact"/>
       </w:pPr>
       <w:r>
-        <w:t xml:space="preserve">This turns Pagliaro’s (2026) qualitative regime observation into formal tests on 474</w:t>
-      </w:r>
-      <w:r>
-        <w:t xml:space="preserve"> </w:t>
-      </w:r>
-      <w:r>
-        <w:t xml:space="preserve">stocks.</w:t>
+        <w:t xml:space="preserve">Yet SHAP, LIME and MDI all disagree with permutation importance (τ ≤ 0.15).</w:t>
+      </w:r>
+    </w:p>
+    <w:p>
+      <w:pPr>
+        <w:numPr>
+          <w:ilvl w:val="1"/>
+          <w:numId w:val="1040"/>
+        </w:numPr>
+        <w:pStyle w:val="Compact"/>
+      </w:pPr>
+      <w:r>
+        <w:t xml:space="preserve">Explanations describe how the model computes its forecast, not which relationships</w:t>
+      </w:r>
+      <w:r>
+        <w:t xml:space="preserve"> </w:t>
+      </w:r>
+      <w:r>
+        <w:t xml:space="preserve">actually predict prices. Presenting SHAP or LIME rankings as market insight, as in</w:t>
+      </w:r>
+      <w:r>
+        <w:t xml:space="preserve"> </w:t>
+      </w:r>
+      <w:r>
+        <w:t xml:space="preserve">papers 1 and 3, conflates the two.</w:t>
       </w:r>
     </w:p>
     <w:p>
       <w:pPr>
         <w:numPr>
           <w:ilvl w:val="0"/>
-          <w:numId w:val="1036"/>
+          <w:numId w:val="1038"/>
         </w:numPr>
         <w:pStyle w:val="Compact"/>
       </w:pPr>
@@ -19853,7 +21820,7 @@
           <w:bCs/>
           <w:b/>
         </w:rPr>
-        <w:t xml:space="preserve">What the model learned.</w:t>
+        <w:t xml:space="preserve">For tree models, SHAP should be preferred over LIME for individual explanations.</w:t>
       </w:r>
     </w:p>
     <w:p>
@@ -19865,7 +21832,19 @@
         <w:pStyle w:val="Compact"/>
       </w:pPr>
       <w:r>
-        <w:t xml:space="preserve">Mainly one market-wide rule: expect a small rebound after volatile sell-offs.</w:t>
+        <w:t xml:space="preserve">LIME agrees with SHAP only moderately even globally (τ 0.58) and is unstable for</w:t>
+      </w:r>
+      <w:r>
+        <w:t xml:space="preserve"> </w:t>
+      </w:r>
+      <w:r>
+        <w:t xml:space="preserve">individual forecasts (ρ 0.45 between runs), fits poorly (median R² 0.17), and can flip a</w:t>
+      </w:r>
+      <w:r>
+        <w:t xml:space="preserve"> </w:t>
+      </w:r>
+      <w:r>
+        <w:t xml:space="preserve">feature’s sign.</w:t>
       </w:r>
     </w:p>
     <w:p>
@@ -19877,46 +21856,93 @@
         <w:pStyle w:val="Compact"/>
       </w:pPr>
       <w:r>
-        <w:t xml:space="preserve">It failed in the COVID crash (35% direction accuracy), which is exactly when a user</w:t>
-      </w:r>
-      <w:r>
-        <w:t xml:space="preserve"> </w:t>
-      </w:r>
-      <w:r>
-        <w:t xml:space="preserve">would most rely on it.</w:t>
-      </w:r>
-    </w:p>
-    <w:p>
-      <w:r>
-        <w:pict>
-          <v:rect style="width:0;height:1.5pt" o:hralign="center" o:hrstd="t" o:hr="t"/>
-        </w:pict>
-      </w:r>
-    </w:p>
-    <w:bookmarkEnd w:id="67"/>
-    <w:bookmarkStart w:id="68" w:name="limitations"/>
-    <w:p>
-      <w:pPr>
-        <w:pStyle w:val="Heading1"/>
-      </w:pPr>
-      <w:r>
-        <w:t xml:space="preserve">9. Limitations</w:t>
+        <w:t xml:space="preserve">Studies reporting a single LIME explanation per case (paper 3) risk reporting noise.</w:t>
+      </w:r>
+      <w:r>
+        <w:t xml:space="preserve"> </w:t>
+      </w:r>
+      <w:r>
+        <w:t xml:space="preserve">Like Song et al. (2026) for neural networks, this shows explanations must be</w:t>
+      </w:r>
+      <w:r>
+        <w:t xml:space="preserve"> </w:t>
+      </w:r>
+      <w:r>
+        <w:t xml:space="preserve">re-run before they are trusted.</w:t>
       </w:r>
     </w:p>
     <w:p>
       <w:pPr>
         <w:numPr>
           <w:ilvl w:val="0"/>
+          <w:numId w:val="1038"/>
+        </w:numPr>
+        <w:pStyle w:val="Compact"/>
+      </w:pPr>
+      <w:r>
+        <w:rPr>
+          <w:bCs/>
+          <w:b/>
+        </w:rPr>
+        <w:t xml:space="preserve">Explanations are period- and sector-specific.</w:t>
+      </w:r>
+    </w:p>
+    <w:p>
+      <w:pPr>
+        <w:numPr>
+          <w:ilvl w:val="1"/>
           <w:numId w:val="1042"/>
         </w:numPr>
         <w:pStyle w:val="Compact"/>
       </w:pPr>
       <w:r>
+        <w:t xml:space="preserve">Regime drift (p = 0.003), sector drift (p = 0.001) and the drop in agreement after</w:t>
+      </w:r>
+      <w:r>
+        <w:t xml:space="preserve"> </w:t>
+      </w:r>
+      <w:r>
+        <w:t xml:space="preserve">retraining on COVID data (τ 0.44) mean an explanation from one period shouldn’t be</w:t>
+      </w:r>
+      <w:r>
+        <w:t xml:space="preserve"> </w:t>
+      </w:r>
+      <w:r>
+        <w:t xml:space="preserve">generalised.</w:t>
+      </w:r>
+    </w:p>
+    <w:p>
+      <w:pPr>
+        <w:numPr>
+          <w:ilvl w:val="1"/>
+          <w:numId w:val="1042"/>
+        </w:numPr>
+        <w:pStyle w:val="Compact"/>
+      </w:pPr>
+      <w:r>
+        <w:t xml:space="preserve">This turns Pagliaro’s (2026) qualitative regime observation into formal tests on 474</w:t>
+      </w:r>
+      <w:r>
+        <w:t xml:space="preserve"> </w:t>
+      </w:r>
+      <w:r>
+        <w:t xml:space="preserve">stocks.</w:t>
+      </w:r>
+    </w:p>
+    <w:p>
+      <w:pPr>
+        <w:numPr>
+          <w:ilvl w:val="0"/>
+          <w:numId w:val="1038"/>
+        </w:numPr>
+        <w:pStyle w:val="Compact"/>
+      </w:pPr>
+      <w:r>
         <w:rPr>
           <w:bCs/>
           <w:b/>
         </w:rPr>
-        <w:t xml:space="preserve">Data:</w:t>
+        <w:t xml:space="preserve">What the model learned.</w:t>
       </w:r>
     </w:p>
     <w:p>
@@ -19928,7 +21954,7 @@
         <w:pStyle w:val="Compact"/>
       </w:pPr>
       <w:r>
-        <w:t xml:space="preserve">price and volume only (no news, fundamentals or macroeconomic data);</w:t>
+        <w:t xml:space="preserve">Mainly one market-wide rule: expect a small rebound after volatile sell-offs.</w:t>
       </w:r>
     </w:p>
     <w:p>
@@ -19940,308 +21966,98 @@
         <w:pStyle w:val="Compact"/>
       </w:pPr>
       <w:r>
-        <w:t xml:space="preserve">the data ends May 2022;</w:t>
-      </w:r>
-    </w:p>
-    <w:p>
-      <w:pPr>
-        <w:numPr>
-          <w:ilvl w:val="1"/>
-          <w:numId w:val="1043"/>
-        </w:numPr>
-        <w:pStyle w:val="Compact"/>
-      </w:pPr>
-      <w:r>
-        <w:t xml:space="preserve">the 474 stocks were constituents when the dataset was built (survivorship bias).</w:t>
+        <w:t xml:space="preserve">It failed in the COVID crash (35% direction accuracy), which is exactly when a user</w:t>
+      </w:r>
+      <w:r>
+        <w:t xml:space="preserve"> </w:t>
+      </w:r>
+      <w:r>
+        <w:t xml:space="preserve">would most rely on it.</w:t>
+      </w:r>
+    </w:p>
+    <w:p>
+      <w:r>
+        <w:pict>
+          <v:rect style="width:0;height:1.5pt" o:hralign="center" o:hrstd="t" o:hr="t"/>
+        </w:pict>
+      </w:r>
+    </w:p>
+    <w:bookmarkEnd w:id="73"/>
+    <w:bookmarkStart w:id="74" w:name="limitations"/>
+    <w:p>
+      <w:pPr>
+        <w:pStyle w:val="Heading1"/>
+      </w:pPr>
+      <w:r>
+        <w:t xml:space="preserve">10. Limitations</w:t>
       </w:r>
     </w:p>
     <w:p>
       <w:pPr>
         <w:numPr>
           <w:ilvl w:val="0"/>
-          <w:numId w:val="1042"/>
-        </w:numPr>
-        <w:pStyle w:val="Compact"/>
-      </w:pPr>
-      <w:r>
-        <w:rPr>
-          <w:bCs/>
-          <w:b/>
-        </w:rPr>
-        <w:t xml:space="preserve">Explanation methods:</w:t>
-      </w:r>
-    </w:p>
-    <w:p>
-      <w:pPr>
-        <w:numPr>
-          <w:ilvl w:val="1"/>
           <w:numId w:val="1044"/>
         </w:numPr>
         <w:pStyle w:val="Compact"/>
       </w:pPr>
       <w:r>
-        <w:t xml:space="preserve">TreeSHAP uses the path-dependent algorithm; interventional SHAP could differ when</w:t>
-      </w:r>
-      <w:r>
-        <w:t xml:space="preserve"> </w:t>
-      </w:r>
-      <w:r>
-        <w:t xml:space="preserve">features are correlated;</w:t>
+        <w:rPr>
+          <w:bCs/>
+          <w:b/>
+        </w:rPr>
+        <w:t xml:space="preserve">Data:</w:t>
       </w:r>
     </w:p>
     <w:p>
       <w:pPr>
         <w:numPr>
           <w:ilvl w:val="1"/>
+          <w:numId w:val="1045"/>
+        </w:numPr>
+        <w:pStyle w:val="Compact"/>
+      </w:pPr>
+      <w:r>
+        <w:t xml:space="preserve">price and volume only (no news, fundamentals or macroeconomic data);</w:t>
+      </w:r>
+    </w:p>
+    <w:p>
+      <w:pPr>
+        <w:numPr>
+          <w:ilvl w:val="1"/>
+          <w:numId w:val="1045"/>
+        </w:numPr>
+        <w:pStyle w:val="Compact"/>
+      </w:pPr>
+      <w:r>
+        <w:t xml:space="preserve">the data ends May 2022;</w:t>
+      </w:r>
+    </w:p>
+    <w:p>
+      <w:pPr>
+        <w:numPr>
+          <w:ilvl w:val="1"/>
+          <w:numId w:val="1045"/>
+        </w:numPr>
+        <w:pStyle w:val="Compact"/>
+      </w:pPr>
+      <w:r>
+        <w:t xml:space="preserve">the 474 stocks were constituents when the dataset was built (survivorship bias).</w:t>
+      </w:r>
+    </w:p>
+    <w:p>
+      <w:pPr>
+        <w:numPr>
+          <w:ilvl w:val="0"/>
           <w:numId w:val="1044"/>
         </w:numPr>
         <w:pStyle w:val="Compact"/>
       </w:pPr>
       <w:r>
-        <w:t xml:space="preserve">LIME uses its default quartile discretisation and 5,000 samples; other settings could</w:t>
-      </w:r>
-      <w:r>
-        <w:t xml:space="preserve"> </w:t>
-      </w:r>
-      <w:r>
-        <w:t xml:space="preserve">change its stability.</w:t>
-      </w:r>
-    </w:p>
-    <w:p>
-      <w:pPr>
-        <w:numPr>
-          <w:ilvl w:val="0"/>
-          <w:numId w:val="1042"/>
-        </w:numPr>
-        <w:pStyle w:val="Compact"/>
-      </w:pPr>
-      <w:r>
         <w:rPr>
           <w:bCs/>
           <w:b/>
         </w:rPr>
-        <w:t xml:space="preserve">Faithfulness test:</w:t>
-      </w:r>
-      <w:r>
-        <w:t xml:space="preserve"> </w:t>
-      </w:r>
-      <w:r>
-        <w:t xml:space="preserve">it replaces features with values from random training rows, which</w:t>
-      </w:r>
-      <w:r>
-        <w:t xml:space="preserve"> </w:t>
-      </w:r>
-      <w:r>
-        <w:t xml:space="preserve">can create unrealistic feature combinations.</w:t>
-      </w:r>
-    </w:p>
-    <w:p>
-      <w:pPr>
-        <w:numPr>
-          <w:ilvl w:val="0"/>
-          <w:numId w:val="1042"/>
-        </w:numPr>
-        <w:pStyle w:val="Compact"/>
-      </w:pPr>
-      <w:r>
-        <w:rPr>
-          <w:bCs/>
-          <w:b/>
-        </w:rPr>
-        <w:t xml:space="preserve">Regimes and costs:</w:t>
-      </w:r>
-      <w:r>
-        <w:t xml:space="preserve"> </w:t>
-      </w:r>
-      <w:r>
-        <w:t xml:space="preserve">regimes are calendar-defined; the COVID crash has only 23 trading</w:t>
-      </w:r>
-      <w:r>
-        <w:t xml:space="preserve"> </w:t>
-      </w:r>
-      <w:r>
-        <w:t xml:space="preserve">days. The decile portfolio charges one flat 10 bp round-trip cost and ignores slippage,</w:t>
-      </w:r>
-      <w:r>
-        <w:t xml:space="preserve"> </w:t>
-      </w:r>
-      <w:r>
-        <w:t xml:space="preserve">market impact, shorting costs and capacity, so the net −1.8 bp/day figure is an optimistic</w:t>
-      </w:r>
-      <w:r>
-        <w:t xml:space="preserve"> </w:t>
-      </w:r>
-      <w:r>
-        <w:t xml:space="preserve">bound rather than a backtest.</w:t>
-      </w:r>
-    </w:p>
-    <w:p>
-      <w:pPr>
-        <w:numPr>
-          <w:ilvl w:val="0"/>
-          <w:numId w:val="1042"/>
-        </w:numPr>
-        <w:pStyle w:val="Compact"/>
-      </w:pPr>
-      <w:r>
-        <w:rPr>
-          <w:bCs/>
-          <w:b/>
-        </w:rPr>
-        <w:t xml:space="preserve">Literature gaps:</w:t>
-      </w:r>
-      <w:r>
-        <w:t xml:space="preserve"> </w:t>
-      </w:r>
-      <w:r>
-        <w:t xml:space="preserve">stated from abstracts and public details; verify against full</w:t>
-      </w:r>
-      <w:r>
-        <w:t xml:space="preserve"> </w:t>
-      </w:r>
-      <w:r>
-        <w:t xml:space="preserve">texts before submission.</w:t>
-      </w:r>
-    </w:p>
-    <w:p>
-      <w:r>
-        <w:pict>
-          <v:rect style="width:0;height:1.5pt" o:hralign="center" o:hrstd="t" o:hr="t"/>
-        </w:pict>
-      </w:r>
-    </w:p>
-    <w:bookmarkEnd w:id="68"/>
-    <w:bookmarkStart w:id="69" w:name="conclusion"/>
-    <w:p>
-      <w:pPr>
-        <w:pStyle w:val="Heading1"/>
-      </w:pPr>
-      <w:r>
-        <w:t xml:space="preserve">10. Conclusion</w:t>
-      </w:r>
-    </w:p>
-    <w:p>
-      <w:pPr>
-        <w:numPr>
-          <w:ilvl w:val="0"/>
-          <w:numId w:val="1045"/>
-        </w:numPr>
-        <w:pStyle w:val="Compact"/>
-      </w:pPr>
-      <w:r>
-        <w:rPr>
-          <w:bCs/>
-          <w:b/>
-        </w:rPr>
-        <w:t xml:space="preserve">Accuracy.</w:t>
-      </w:r>
-      <w:r>
-        <w:t xml:space="preserve"> </w:t>
-      </w:r>
-      <w:r>
-        <w:t xml:space="preserve">A walk-forward Random Forest predicts the next-day</w:t>
-      </w:r>
-      <w:r>
-        <w:t xml:space="preserve"> </w:t>
-      </w:r>
-      <w:r>
-        <w:rPr>
-          <w:bCs/>
-          <w:b/>
-        </w:rPr>
-        <w:t xml:space="preserve">return</w:t>
-      </w:r>
-      <w:r>
-        <w:t xml:space="preserve"> </w:t>
-      </w:r>
-      <w:r>
-        <w:t xml:space="preserve">for 474 S&amp;P</w:t>
-      </w:r>
-      <w:r>
-        <w:t xml:space="preserve"> </w:t>
-      </w:r>
-      <w:r>
-        <w:t xml:space="preserve">500 stocks with an out-of-sample R² of</w:t>
-      </w:r>
-      <w:r>
-        <w:t xml:space="preserve"> </w:t>
-      </w:r>
-      <w:r>
-        <w:rPr>
-          <w:bCs/>
-          <w:b/>
-        </w:rPr>
-        <w:t xml:space="preserve">+0.00013</w:t>
-      </w:r>
-      <w:r>
-        <w:t xml:space="preserve"> </w:t>
-      </w:r>
-      <w:r>
-        <w:t xml:space="preserve">— statistically indistinguishable from</w:t>
-      </w:r>
-      <w:r>
-        <w:t xml:space="preserve"> </w:t>
-      </w:r>
-      <w:r>
-        <w:t xml:space="preserve">predicting no change at all (DM p = 0.97) — and 51.8% directional accuracy, below the</w:t>
-      </w:r>
-      <w:r>
-        <w:t xml:space="preserve"> </w:t>
-      </w:r>
-      <w:r>
-        <w:t xml:space="preserve">52.8% majority rule. Converted to prices, the identical forecasts read as 98.44%</w:t>
-      </w:r>
-      <w:r>
-        <w:t xml:space="preserve"> </w:t>
-      </w:r>
-      <w:r>
-        <w:t xml:space="preserve">“</w:t>
-      </w:r>
-      <w:r>
-        <w:t xml:space="preserve">price</w:t>
-      </w:r>
-      <w:r>
-        <w:t xml:space="preserve"> </w:t>
-      </w:r>
-      <w:r>
-        <w:t xml:space="preserve">accuracy</w:t>
-      </w:r>
-      <w:r>
-        <w:t xml:space="preserve">”</w:t>
-      </w:r>
-      <w:r>
-        <w:t xml:space="preserve"> </w:t>
-      </w:r>
-      <w:r>
-        <w:t xml:space="preserve">(MAPE 1.56%, R² 0.9994), a figure naive persistence matches exactly. Its decile</w:t>
-      </w:r>
-      <w:r>
-        <w:t xml:space="preserve"> </w:t>
-      </w:r>
-      <w:r>
-        <w:t xml:space="preserve">ranking earns +8.2 bp/day gross (t = 1.53) and loses money after a 10 bp trading cost.</w:t>
-      </w:r>
-    </w:p>
-    <w:p>
-      <w:pPr>
-        <w:numPr>
-          <w:ilvl w:val="0"/>
-          <w:numId w:val="1045"/>
-        </w:numPr>
-        <w:pStyle w:val="Compact"/>
-      </w:pPr>
-      <w:r>
-        <w:rPr>
-          <w:bCs/>
-          <w:b/>
-        </w:rPr>
-        <w:t xml:space="preserve">SHAP explanations</w:t>
-      </w:r>
-      <w:r>
-        <w:t xml:space="preserve"> </w:t>
-      </w:r>
-      <w:r>
-        <w:t xml:space="preserve">are:</w:t>
+        <w:t xml:space="preserve">Explanation methods:</w:t>
       </w:r>
     </w:p>
     <w:p>
@@ -20253,7 +22069,13 @@
         <w:pStyle w:val="Compact"/>
       </w:pPr>
       <w:r>
-        <w:t xml:space="preserve">faithful and seed-stable;</w:t>
+        <w:t xml:space="preserve">TreeSHAP uses the path-dependent algorithm; interventional SHAP could differ when</w:t>
+      </w:r>
+      <w:r>
+        <w:t xml:space="preserve"> </w:t>
+      </w:r>
+      <w:r>
+        <w:t xml:space="preserve">features are correlated;</w:t>
       </w:r>
     </w:p>
     <w:p>
@@ -20265,38 +22087,88 @@
         <w:pStyle w:val="Compact"/>
       </w:pPr>
       <w:r>
-        <w:t xml:space="preserve">clearly different from a no-signal model;</w:t>
+        <w:t xml:space="preserve">LIME uses its default quartile discretisation and 5,000 samples; other settings could</w:t>
+      </w:r>
+      <w:r>
+        <w:t xml:space="preserve"> </w:t>
+      </w:r>
+      <w:r>
+        <w:t xml:space="preserve">change its stability.</w:t>
       </w:r>
     </w:p>
     <w:p>
       <w:pPr>
         <w:numPr>
-          <w:ilvl w:val="1"/>
-          <w:numId w:val="1046"/>
+          <w:ilvl w:val="0"/>
+          <w:numId w:val="1044"/>
         </w:numPr>
         <w:pStyle w:val="Compact"/>
       </w:pPr>
       <w:r>
-        <w:t xml:space="preserve">mostly about market-wide timing;</w:t>
+        <w:rPr>
+          <w:bCs/>
+          <w:b/>
+        </w:rPr>
+        <w:t xml:space="preserve">Faithfulness test:</w:t>
+      </w:r>
+      <w:r>
+        <w:t xml:space="preserve"> </w:t>
+      </w:r>
+      <w:r>
+        <w:t xml:space="preserve">it replaces features with values from random training rows, which</w:t>
+      </w:r>
+      <w:r>
+        <w:t xml:space="preserve"> </w:t>
+      </w:r>
+      <w:r>
+        <w:t xml:space="preserve">can create unrealistic feature combinations.</w:t>
       </w:r>
     </w:p>
     <w:p>
       <w:pPr>
         <w:numPr>
-          <w:ilvl w:val="1"/>
-          <w:numId w:val="1046"/>
+          <w:ilvl w:val="0"/>
+          <w:numId w:val="1044"/>
         </w:numPr>
         <w:pStyle w:val="Compact"/>
       </w:pPr>
       <w:r>
-        <w:t xml:space="preserve">significantly different across market regimes and sectors, and after retraining.</w:t>
+        <w:rPr>
+          <w:bCs/>
+          <w:b/>
+        </w:rPr>
+        <w:t xml:space="preserve">Regimes and costs:</w:t>
+      </w:r>
+      <w:r>
+        <w:t xml:space="preserve"> </w:t>
+      </w:r>
+      <w:r>
+        <w:t xml:space="preserve">regimes are calendar-defined; the COVID crash has only 23 trading</w:t>
+      </w:r>
+      <w:r>
+        <w:t xml:space="preserve"> </w:t>
+      </w:r>
+      <w:r>
+        <w:t xml:space="preserve">days. The decile portfolio charges one flat 10 bp round-trip cost and ignores slippage,</w:t>
+      </w:r>
+      <w:r>
+        <w:t xml:space="preserve"> </w:t>
+      </w:r>
+      <w:r>
+        <w:t xml:space="preserve">market impact, shorting costs and capacity, so the net −1.8 bp/day figure is an optimistic</w:t>
+      </w:r>
+      <w:r>
+        <w:t xml:space="preserve"> </w:t>
+      </w:r>
+      <w:r>
+        <w:t xml:space="preserve">bound rather than a backtest.</w:t>
       </w:r>
     </w:p>
     <w:p>
       <w:pPr>
         <w:numPr>
           <w:ilvl w:val="0"/>
-          <w:numId w:val="1045"/>
+          <w:numId w:val="1044"/>
         </w:numPr>
         <w:pStyle w:val="Compact"/>
       </w:pPr>
@@ -20305,32 +22177,38 @@
           <w:bCs/>
           <w:b/>
         </w:rPr>
-        <w:t xml:space="preserve">LIME explanations</w:t>
-      </w:r>
-      <w:r>
-        <w:t xml:space="preserve"> </w:t>
-      </w:r>
-      <w:r>
-        <w:t xml:space="preserve">agree with SHAP only moderately even globally (τ 0.58), are unstable</w:t>
-      </w:r>
-      <w:r>
-        <w:t xml:space="preserve"> </w:t>
-      </w:r>
-      <w:r>
-        <w:t xml:space="preserve">between runs (ρ 0.45), fit the model poorly (median R² 0.17), and name a different top</w:t>
-      </w:r>
-      <w:r>
-        <w:t xml:space="preserve"> </w:t>
-      </w:r>
-      <w:r>
-        <w:t xml:space="preserve">feature on 41% of forecasts.</w:t>
+        <w:t xml:space="preserve">Live demonstration (§8):</w:t>
+      </w:r>
+      <w:r>
+        <w:t xml:space="preserve"> </w:t>
+      </w:r>
+      <w:r>
+        <w:t xml:space="preserve">its prices come from Yahoo Finance rather than the study</w:t>
+      </w:r>
+      <w:r>
+        <w:t xml:space="preserve"> </w:t>
+      </w:r>
+      <w:r>
+        <w:t xml:space="preserve">panel, its universe is the 431 survivors of the original 474, and none of its forecasts</w:t>
+      </w:r>
+      <w:r>
+        <w:t xml:space="preserve"> </w:t>
+      </w:r>
+      <w:r>
+        <w:t xml:space="preserve">are scored, because their outcomes do not exist yet. It evidences that the pipeline runs</w:t>
+      </w:r>
+      <w:r>
+        <w:t xml:space="preserve"> </w:t>
+      </w:r>
+      <w:r>
+        <w:t xml:space="preserve">forward; it is not additional evidence of accuracy.</w:t>
       </w:r>
     </w:p>
     <w:p>
       <w:pPr>
         <w:numPr>
           <w:ilvl w:val="0"/>
-          <w:numId w:val="1045"/>
+          <w:numId w:val="1044"/>
         </w:numPr>
         <w:pStyle w:val="Compact"/>
       </w:pPr>
@@ -20339,100 +22217,467 @@
           <w:bCs/>
           <w:b/>
         </w:rPr>
-        <w:t xml:space="preserve">Neither</w:t>
-      </w:r>
-      <w:r>
-        <w:t xml:space="preserve"> </w:t>
-      </w:r>
-      <w:r>
-        <w:t xml:space="preserve">SHAP nor LIME identifies the features that actually improve accuracy.</w:t>
+        <w:t xml:space="preserve">Literature gaps:</w:t>
+      </w:r>
+      <w:r>
+        <w:t xml:space="preserve"> </w:t>
+      </w:r>
+      <w:r>
+        <w:t xml:space="preserve">stated from abstracts and public details; verify against full</w:t>
+      </w:r>
+      <w:r>
+        <w:t xml:space="preserve"> </w:t>
+      </w:r>
+      <w:r>
+        <w:t xml:space="preserve">texts before submission.</w:t>
+      </w:r>
+    </w:p>
+    <w:p>
+      <w:r>
+        <w:pict>
+          <v:rect style="width:0;height:1.5pt" o:hralign="center" o:hrstd="t" o:hr="t"/>
+        </w:pict>
+      </w:r>
+    </w:p>
+    <w:bookmarkEnd w:id="74"/>
+    <w:bookmarkStart w:id="75" w:name="conclusion"/>
+    <w:p>
+      <w:pPr>
+        <w:pStyle w:val="Heading1"/>
+      </w:pPr>
+      <w:r>
+        <w:t xml:space="preserve">11. Conclusion</w:t>
       </w:r>
     </w:p>
     <w:p>
       <w:pPr>
         <w:numPr>
           <w:ilvl w:val="0"/>
-          <w:numId w:val="1045"/>
-        </w:numPr>
-        <w:pStyle w:val="Compact"/>
-      </w:pPr>
-      <w:r>
-        <w:rPr>
-          <w:bCs/>
-          <w:b/>
-        </w:rPr>
-        <w:t xml:space="preserve">Recommendations for stock-forecasting studies:</w:t>
-      </w:r>
-    </w:p>
-    <w:p>
-      <w:pPr>
-        <w:numPr>
-          <w:ilvl w:val="1"/>
           <w:numId w:val="1047"/>
         </w:numPr>
         <w:pStyle w:val="Compact"/>
       </w:pPr>
       <w:r>
-        <w:t xml:space="preserve">benchmark accuracy against persistence;</w:t>
+        <w:rPr>
+          <w:bCs/>
+          <w:b/>
+        </w:rPr>
+        <w:t xml:space="preserve">Accuracy.</w:t>
+      </w:r>
+      <w:r>
+        <w:t xml:space="preserve"> </w:t>
+      </w:r>
+      <w:r>
+        <w:t xml:space="preserve">A walk-forward Random Forest predicts the next-day</w:t>
+      </w:r>
+      <w:r>
+        <w:t xml:space="preserve"> </w:t>
+      </w:r>
+      <w:r>
+        <w:rPr>
+          <w:bCs/>
+          <w:b/>
+        </w:rPr>
+        <w:t xml:space="preserve">return</w:t>
+      </w:r>
+      <w:r>
+        <w:t xml:space="preserve"> </w:t>
+      </w:r>
+      <w:r>
+        <w:t xml:space="preserve">for 474 S&amp;P</w:t>
+      </w:r>
+      <w:r>
+        <w:t xml:space="preserve"> </w:t>
+      </w:r>
+      <w:r>
+        <w:t xml:space="preserve">500 stocks with an out-of-sample R² of</w:t>
+      </w:r>
+      <w:r>
+        <w:t xml:space="preserve"> </w:t>
+      </w:r>
+      <w:r>
+        <w:rPr>
+          <w:bCs/>
+          <w:b/>
+        </w:rPr>
+        <w:t xml:space="preserve">+0.00013</w:t>
+      </w:r>
+      <w:r>
+        <w:t xml:space="preserve"> </w:t>
+      </w:r>
+      <w:r>
+        <w:t xml:space="preserve">— statistically indistinguishable from</w:t>
+      </w:r>
+      <w:r>
+        <w:t xml:space="preserve"> </w:t>
+      </w:r>
+      <w:r>
+        <w:t xml:space="preserve">predicting no change at all (DM p = 0.97) — and 51.8% directional accuracy, below the</w:t>
+      </w:r>
+      <w:r>
+        <w:t xml:space="preserve"> </w:t>
+      </w:r>
+      <w:r>
+        <w:t xml:space="preserve">52.8% majority rule. Converted to prices, the identical forecasts read as 98.44%</w:t>
+      </w:r>
+      <w:r>
+        <w:t xml:space="preserve"> </w:t>
+      </w:r>
+      <w:r>
+        <w:t xml:space="preserve">“</w:t>
+      </w:r>
+      <w:r>
+        <w:t xml:space="preserve">price</w:t>
+      </w:r>
+      <w:r>
+        <w:t xml:space="preserve"> </w:t>
+      </w:r>
+      <w:r>
+        <w:t xml:space="preserve">accuracy</w:t>
+      </w:r>
+      <w:r>
+        <w:t xml:space="preserve">”</w:t>
+      </w:r>
+      <w:r>
+        <w:t xml:space="preserve"> </w:t>
+      </w:r>
+      <w:r>
+        <w:t xml:space="preserve">(MAPE 1.56%, R² 0.9994), a figure naive persistence matches exactly. Its decile</w:t>
+      </w:r>
+      <w:r>
+        <w:t xml:space="preserve"> </w:t>
+      </w:r>
+      <w:r>
+        <w:t xml:space="preserve">ranking earns +8.2 bp/day gross (t = 1.53) and loses money after a 10 bp trading cost.</w:t>
       </w:r>
     </w:p>
     <w:p>
       <w:pPr>
         <w:numPr>
-          <w:ilvl w:val="1"/>
+          <w:ilvl w:val="0"/>
           <w:numId w:val="1047"/>
         </w:numPr>
         <w:pStyle w:val="Compact"/>
       </w:pPr>
       <w:r>
-        <w:t xml:space="preserve">prefer TreeSHAP to single LIME runs for tree models;</w:t>
+        <w:rPr>
+          <w:bCs/>
+          <w:b/>
+        </w:rPr>
+        <w:t xml:space="preserve">SHAP explanations</w:t>
+      </w:r>
+      <w:r>
+        <w:t xml:space="preserve"> </w:t>
+      </w:r>
+      <w:r>
+        <w:t xml:space="preserve">are:</w:t>
       </w:r>
     </w:p>
     <w:p>
       <w:pPr>
         <w:numPr>
           <w:ilvl w:val="1"/>
+          <w:numId w:val="1048"/>
+        </w:numPr>
+        <w:pStyle w:val="Compact"/>
+      </w:pPr>
+      <w:r>
+        <w:t xml:space="preserve">faithful and seed-stable;</w:t>
+      </w:r>
+    </w:p>
+    <w:p>
+      <w:pPr>
+        <w:numPr>
+          <w:ilvl w:val="1"/>
+          <w:numId w:val="1048"/>
+        </w:numPr>
+        <w:pStyle w:val="Compact"/>
+      </w:pPr>
+      <w:r>
+        <w:t xml:space="preserve">clearly different from a no-signal model;</w:t>
+      </w:r>
+    </w:p>
+    <w:p>
+      <w:pPr>
+        <w:numPr>
+          <w:ilvl w:val="1"/>
+          <w:numId w:val="1048"/>
+        </w:numPr>
+        <w:pStyle w:val="Compact"/>
+      </w:pPr>
+      <w:r>
+        <w:t xml:space="preserve">mostly about market-wide timing;</w:t>
+      </w:r>
+    </w:p>
+    <w:p>
+      <w:pPr>
+        <w:numPr>
+          <w:ilvl w:val="1"/>
+          <w:numId w:val="1048"/>
+        </w:numPr>
+        <w:pStyle w:val="Compact"/>
+      </w:pPr>
+      <w:r>
+        <w:t xml:space="preserve">significantly different across market regimes and sectors, and after retraining.</w:t>
+      </w:r>
+    </w:p>
+    <w:p>
+      <w:pPr>
+        <w:numPr>
+          <w:ilvl w:val="0"/>
           <w:numId w:val="1047"/>
         </w:numPr>
         <w:pStyle w:val="Compact"/>
       </w:pPr>
       <w:r>
-        <w:t xml:space="preserve">report skill in return space, and treat price-level R² and</w:t>
-      </w:r>
-      <w:r>
-        <w:t xml:space="preserve"> </w:t>
-      </w:r>
-      <w:r>
-        <w:t xml:space="preserve">“</w:t>
-      </w:r>
-      <w:r>
-        <w:t xml:space="preserve">accuracy %</w:t>
-      </w:r>
-      <w:r>
-        <w:t xml:space="preserve">”</w:t>
-      </w:r>
-      <w:r>
-        <w:t xml:space="preserve"> </w:t>
-      </w:r>
-      <w:r>
-        <w:t xml:space="preserve">as</w:t>
-      </w:r>
-      <w:r>
-        <w:t xml:space="preserve"> </w:t>
-      </w:r>
-      <w:r>
-        <w:t xml:space="preserve">descriptive statistics of the price series rather than as results;</w:t>
+        <w:rPr>
+          <w:bCs/>
+          <w:b/>
+        </w:rPr>
+        <w:t xml:space="preserve">LIME explanations</w:t>
+      </w:r>
+      <w:r>
+        <w:t xml:space="preserve"> </w:t>
+      </w:r>
+      <w:r>
+        <w:t xml:space="preserve">agree with SHAP only moderately even globally (τ 0.58), are unstable</w:t>
+      </w:r>
+      <w:r>
+        <w:t xml:space="preserve"> </w:t>
+      </w:r>
+      <w:r>
+        <w:t xml:space="preserve">between runs (ρ 0.45), fit the model poorly (median R² 0.17), and name a different top</w:t>
+      </w:r>
+      <w:r>
+        <w:t xml:space="preserve"> </w:t>
+      </w:r>
+      <w:r>
+        <w:t xml:space="preserve">feature on 41% of forecasts.</w:t>
       </w:r>
     </w:p>
     <w:p>
       <w:pPr>
         <w:numPr>
-          <w:ilvl w:val="1"/>
+          <w:ilvl w:val="0"/>
           <w:numId w:val="1047"/>
         </w:numPr>
         <w:pStyle w:val="Compact"/>
       </w:pPr>
       <w:r>
+        <w:rPr>
+          <w:bCs/>
+          <w:b/>
+        </w:rPr>
+        <w:t xml:space="preserve">Neither</w:t>
+      </w:r>
+      <w:r>
+        <w:t xml:space="preserve"> </w:t>
+      </w:r>
+      <w:r>
+        <w:t xml:space="preserve">SHAP nor LIME identifies the features that actually improve accuracy.</w:t>
+      </w:r>
+    </w:p>
+    <w:p>
+      <w:pPr>
+        <w:numPr>
+          <w:ilvl w:val="0"/>
+          <w:numId w:val="1047"/>
+        </w:numPr>
+        <w:pStyle w:val="Compact"/>
+      </w:pPr>
+      <w:r>
+        <w:rPr>
+          <w:bCs/>
+          <w:b/>
+        </w:rPr>
+        <w:t xml:space="preserve">The audit found a defect in the audit tool.</w:t>
+      </w:r>
+      <w:r>
+        <w:t xml:space="preserve"> </w:t>
+      </w:r>
+      <w:r>
+        <w:rPr>
+          <w:rStyle w:val="VerbatimChar"/>
+        </w:rPr>
+        <w:t xml:space="preserve">LimeTabularExplainer</w:t>
+      </w:r>
+      <w:r>
+        <w:t xml:space="preserve"> </w:t>
+      </w:r>
+      <w:r>
+        <w:t xml:space="preserve">binds its random</w:t>
+      </w:r>
+      <w:r>
+        <w:t xml:space="preserve"> </w:t>
+      </w:r>
+      <w:r>
+        <w:t xml:space="preserve">state at construction, so the natural usage pattern — reassigning</w:t>
+      </w:r>
+      <w:r>
+        <w:t xml:space="preserve"> </w:t>
+      </w:r>
+      <w:r>
+        <w:rPr>
+          <w:rStyle w:val="VerbatimChar"/>
+        </w:rPr>
+        <w:t xml:space="preserve">.random_state</w:t>
+      </w:r>
+      <w:r>
+        <w:t xml:space="preserve"> </w:t>
+      </w:r>
+      <w:r>
+        <w:t xml:space="preserve">between</w:t>
+      </w:r>
+      <w:r>
+        <w:t xml:space="preserve"> </w:t>
+      </w:r>
+      <w:r>
+        <w:t xml:space="preserve">runs — leaves repeats non-identical (measured ρ 0.46–0.53 where it should be 1.000).</w:t>
+      </w:r>
+      <w:r>
+        <w:t xml:space="preserve"> </w:t>
+      </w:r>
+      <w:r>
+        <w:t xml:space="preserve">Correcting it moved the headline SHAP–LIME agreement from τ 0.73 to τ 0.58. A reliability</w:t>
+      </w:r>
+      <w:r>
+        <w:t xml:space="preserve"> </w:t>
+      </w:r>
+      <w:r>
+        <w:t xml:space="preserve">study that does not check its own tooling can report the inflated figure without ever</w:t>
+      </w:r>
+      <w:r>
+        <w:t xml:space="preserve"> </w:t>
+      </w:r>
+      <w:r>
+        <w:t xml:space="preserve">seeing it.</w:t>
+      </w:r>
+    </w:p>
+    <w:p>
+      <w:pPr>
+        <w:numPr>
+          <w:ilvl w:val="0"/>
+          <w:numId w:val="1047"/>
+        </w:numPr>
+        <w:pStyle w:val="Compact"/>
+      </w:pPr>
+      <w:r>
+        <w:rPr>
+          <w:bCs/>
+          <w:b/>
+        </w:rPr>
+        <w:t xml:space="preserve">The pipeline runs forward.</w:t>
+      </w:r>
+      <w:r>
+        <w:t xml:space="preserve"> </w:t>
+      </w:r>
+      <w:r>
+        <w:t xml:space="preserve">The same features, hyperparameters and explanation code</w:t>
+      </w:r>
+      <w:r>
+        <w:t xml:space="preserve"> </w:t>
+      </w:r>
+      <w:r>
+        <w:t xml:space="preserve">produce next-session forecasts for 431 currently traded stocks, explained and audited at</w:t>
+      </w:r>
+      <w:r>
+        <w:t xml:space="preserve"> </w:t>
+      </w:r>
+      <w:r>
+        <w:t xml:space="preserve">request time (§8). This demonstrates that no step depends on knowing the outcome; it does</w:t>
+      </w:r>
+      <w:r>
+        <w:t xml:space="preserve"> </w:t>
+      </w:r>
+      <w:r>
+        <w:t xml:space="preserve">not improve the accuracy reported above, and the system says so on the page.</w:t>
+      </w:r>
+    </w:p>
+    <w:p>
+      <w:pPr>
+        <w:numPr>
+          <w:ilvl w:val="0"/>
+          <w:numId w:val="1047"/>
+        </w:numPr>
+        <w:pStyle w:val="Compact"/>
+      </w:pPr>
+      <w:r>
+        <w:rPr>
+          <w:bCs/>
+          <w:b/>
+        </w:rPr>
+        <w:t xml:space="preserve">Recommendations for stock-forecasting studies:</w:t>
+      </w:r>
+    </w:p>
+    <w:p>
+      <w:pPr>
+        <w:numPr>
+          <w:ilvl w:val="1"/>
+          <w:numId w:val="1049"/>
+        </w:numPr>
+        <w:pStyle w:val="Compact"/>
+      </w:pPr>
+      <w:r>
+        <w:t xml:space="preserve">benchmark accuracy against persistence;</w:t>
+      </w:r>
+    </w:p>
+    <w:p>
+      <w:pPr>
+        <w:numPr>
+          <w:ilvl w:val="1"/>
+          <w:numId w:val="1049"/>
+        </w:numPr>
+        <w:pStyle w:val="Compact"/>
+      </w:pPr>
+      <w:r>
+        <w:t xml:space="preserve">prefer TreeSHAP to single LIME runs for tree models;</w:t>
+      </w:r>
+    </w:p>
+    <w:p>
+      <w:pPr>
+        <w:numPr>
+          <w:ilvl w:val="1"/>
+          <w:numId w:val="1049"/>
+        </w:numPr>
+        <w:pStyle w:val="Compact"/>
+      </w:pPr>
+      <w:r>
+        <w:t xml:space="preserve">report skill in return space, and treat price-level R² and</w:t>
+      </w:r>
+      <w:r>
+        <w:t xml:space="preserve"> </w:t>
+      </w:r>
+      <w:r>
+        <w:t xml:space="preserve">“</w:t>
+      </w:r>
+      <w:r>
+        <w:t xml:space="preserve">accuracy %</w:t>
+      </w:r>
+      <w:r>
+        <w:t xml:space="preserve">”</w:t>
+      </w:r>
+      <w:r>
+        <w:t xml:space="preserve"> </w:t>
+      </w:r>
+      <w:r>
+        <w:t xml:space="preserve">as</w:t>
+      </w:r>
+      <w:r>
+        <w:t xml:space="preserve"> </w:t>
+      </w:r>
+      <w:r>
+        <w:t xml:space="preserve">descriptive statistics of the price series rather than as results;</w:t>
+      </w:r>
+    </w:p>
+    <w:p>
+      <w:pPr>
+        <w:numPr>
+          <w:ilvl w:val="1"/>
+          <w:numId w:val="1049"/>
+        </w:numPr>
+        <w:pStyle w:val="Compact"/>
+      </w:pPr>
+      <w:r>
         <w:t xml:space="preserve">test explanations for faithfulness, stability, sanity and regime drift before</w:t>
       </w:r>
       <w:r>
@@ -20449,14 +22694,14 @@
         </w:pict>
       </w:r>
     </w:p>
-    <w:bookmarkEnd w:id="69"/>
-    <w:bookmarkStart w:id="70" w:name="references"/>
+    <w:bookmarkEnd w:id="75"/>
+    <w:bookmarkStart w:id="76" w:name="references"/>
     <w:p>
       <w:pPr>
         <w:pStyle w:val="Heading1"/>
       </w:pPr>
       <w:r>
-        <w:t xml:space="preserve">11. References</w:t>
+        <w:t xml:space="preserve">12. References</w:t>
       </w:r>
     </w:p>
     <w:p>
@@ -20475,7 +22720,7 @@
       <w:pPr>
         <w:numPr>
           <w:ilvl w:val="0"/>
-          <w:numId w:val="1048"/>
+          <w:numId w:val="1050"/>
         </w:numPr>
         <w:pStyle w:val="Compact"/>
       </w:pPr>
@@ -20500,7 +22745,7 @@
       <w:pPr>
         <w:numPr>
           <w:ilvl w:val="0"/>
-          <w:numId w:val="1048"/>
+          <w:numId w:val="1050"/>
         </w:numPr>
         <w:pStyle w:val="Compact"/>
       </w:pPr>
@@ -20525,7 +22770,7 @@
       <w:pPr>
         <w:numPr>
           <w:ilvl w:val="0"/>
-          <w:numId w:val="1048"/>
+          <w:numId w:val="1050"/>
         </w:numPr>
         <w:pStyle w:val="Compact"/>
       </w:pPr>
@@ -20550,7 +22795,7 @@
       <w:pPr>
         <w:numPr>
           <w:ilvl w:val="0"/>
-          <w:numId w:val="1048"/>
+          <w:numId w:val="1050"/>
         </w:numPr>
         <w:pStyle w:val="Compact"/>
       </w:pPr>
@@ -20575,7 +22820,7 @@
       <w:pPr>
         <w:numPr>
           <w:ilvl w:val="0"/>
-          <w:numId w:val="1048"/>
+          <w:numId w:val="1050"/>
         </w:numPr>
         <w:pStyle w:val="Compact"/>
       </w:pPr>
@@ -20612,7 +22857,7 @@
       <w:pPr>
         <w:numPr>
           <w:ilvl w:val="0"/>
-          <w:numId w:val="1049"/>
+          <w:numId w:val="1051"/>
         </w:numPr>
         <w:pStyle w:val="Compact"/>
       </w:pPr>
@@ -20637,7 +22882,7 @@
       <w:pPr>
         <w:numPr>
           <w:ilvl w:val="0"/>
-          <w:numId w:val="1049"/>
+          <w:numId w:val="1051"/>
         </w:numPr>
         <w:pStyle w:val="Compact"/>
       </w:pPr>
@@ -20662,7 +22907,7 @@
       <w:pPr>
         <w:numPr>
           <w:ilvl w:val="0"/>
-          <w:numId w:val="1049"/>
+          <w:numId w:val="1051"/>
         </w:numPr>
         <w:pStyle w:val="Compact"/>
       </w:pPr>
@@ -20702,7 +22947,7 @@
       <w:pPr>
         <w:numPr>
           <w:ilvl w:val="0"/>
-          <w:numId w:val="1049"/>
+          <w:numId w:val="1051"/>
         </w:numPr>
         <w:pStyle w:val="Compact"/>
       </w:pPr>
@@ -20727,7 +22972,7 @@
       <w:pPr>
         <w:numPr>
           <w:ilvl w:val="0"/>
-          <w:numId w:val="1049"/>
+          <w:numId w:val="1051"/>
         </w:numPr>
         <w:pStyle w:val="Compact"/>
       </w:pPr>
@@ -20752,7 +22997,7 @@
       <w:pPr>
         <w:numPr>
           <w:ilvl w:val="0"/>
-          <w:numId w:val="1049"/>
+          <w:numId w:val="1051"/>
         </w:numPr>
         <w:pStyle w:val="Compact"/>
       </w:pPr>
@@ -20776,7 +23021,7 @@
         <w:t xml:space="preserve">(source of the S&amp;P 500 dataset).</w:t>
       </w:r>
     </w:p>
-    <w:bookmarkEnd w:id="70"/>
+    <w:bookmarkEnd w:id="76"/>
     <w:sectPr>
       <w:pgSz w:w="11906" w:h="16838"/>
       <w:pgMar w:left="1134" w:right="1134" w:top="1134" w:bottom="1134"/>
@@ -21355,33 +23600,6 @@
     <w:abstractNumId w:val="991"/>
   </w:num>
   <w:num w:numId="1038">
-    <w:abstractNumId w:val="991"/>
-  </w:num>
-  <w:num w:numId="1039">
-    <w:abstractNumId w:val="991"/>
-  </w:num>
-  <w:num w:numId="1040">
-    <w:abstractNumId w:val="991"/>
-  </w:num>
-  <w:num w:numId="1041">
-    <w:abstractNumId w:val="991"/>
-  </w:num>
-  <w:num w:numId="1042">
-    <w:abstractNumId w:val="991"/>
-  </w:num>
-  <w:num w:numId="1043">
-    <w:abstractNumId w:val="991"/>
-  </w:num>
-  <w:num w:numId="1044">
-    <w:abstractNumId w:val="991"/>
-  </w:num>
-  <w:num w:numId="1045">
-    <w:abstractNumId w:val="991"/>
-  </w:num>
-  <w:num w:numId="1046">
-    <w:abstractNumId w:val="991"/>
-  </w:num>
-  <w:num w:numId="1047">
     <w:abstractNumId w:val="99411"/>
     <w:lvlOverride w:ilvl="0">
       <w:startOverride w:val="1"/>
@@ -21411,7 +23629,37 @@
       <w:startOverride w:val="1"/>
     </w:lvlOverride>
   </w:num>
+  <w:num w:numId="1039">
+    <w:abstractNumId w:val="991"/>
+  </w:num>
+  <w:num w:numId="1040">
+    <w:abstractNumId w:val="991"/>
+  </w:num>
+  <w:num w:numId="1041">
+    <w:abstractNumId w:val="991"/>
+  </w:num>
+  <w:num w:numId="1042">
+    <w:abstractNumId w:val="991"/>
+  </w:num>
+  <w:num w:numId="1043">
+    <w:abstractNumId w:val="991"/>
+  </w:num>
+  <w:num w:numId="1044">
+    <w:abstractNumId w:val="991"/>
+  </w:num>
+  <w:num w:numId="1045">
+    <w:abstractNumId w:val="991"/>
+  </w:num>
+  <w:num w:numId="1046">
+    <w:abstractNumId w:val="991"/>
+  </w:num>
+  <w:num w:numId="1047">
+    <w:abstractNumId w:val="991"/>
+  </w:num>
   <w:num w:numId="1048">
+    <w:abstractNumId w:val="991"/>
+  </w:num>
+  <w:num w:numId="1049">
     <w:abstractNumId w:val="99411"/>
     <w:lvlOverride w:ilvl="0">
       <w:startOverride w:val="1"/>
@@ -21441,7 +23689,37 @@
       <w:startOverride w:val="1"/>
     </w:lvlOverride>
   </w:num>
-  <w:num w:numId="1049">
+  <w:num w:numId="1050">
+    <w:abstractNumId w:val="99411"/>
+    <w:lvlOverride w:ilvl="0">
+      <w:startOverride w:val="1"/>
+    </w:lvlOverride>
+    <w:lvlOverride w:ilvl="1">
+      <w:startOverride w:val="1"/>
+    </w:lvlOverride>
+    <w:lvlOverride w:ilvl="2">
+      <w:startOverride w:val="1"/>
+    </w:lvlOverride>
+    <w:lvlOverride w:ilvl="3">
+      <w:startOverride w:val="1"/>
+    </w:lvlOverride>
+    <w:lvlOverride w:ilvl="4">
+      <w:startOverride w:val="1"/>
+    </w:lvlOverride>
+    <w:lvlOverride w:ilvl="5">
+      <w:startOverride w:val="1"/>
+    </w:lvlOverride>
+    <w:lvlOverride w:ilvl="6">
+      <w:startOverride w:val="1"/>
+    </w:lvlOverride>
+    <w:lvlOverride w:ilvl="7">
+      <w:startOverride w:val="1"/>
+    </w:lvlOverride>
+    <w:lvlOverride w:ilvl="8">
+      <w:startOverride w:val="1"/>
+    </w:lvlOverride>
+  </w:num>
+  <w:num w:numId="1051">
     <w:abstractNumId w:val="99416"/>
     <w:lvlOverride w:ilvl="0">
       <w:startOverride w:val="6"/>
